--- a/report/EV_Lab_Report_2026.docx
+++ b/report/EV_Lab_Report_2026.docx
@@ -2,260 +2,6 @@
 <file path=word/document.xml><?xml version="1.0" encoding="utf-8"?>
 <w:document xmlns:w="http://schemas.openxmlformats.org/wordprocessingml/2006/main" xmlns:m="http://schemas.openxmlformats.org/officeDocument/2006/math" xmlns:r="http://schemas.openxmlformats.org/officeDocument/2006/relationships" xmlns:o="urn:schemas-microsoft-com:office:office" xmlns:v="urn:schemas-microsoft-com:vml" xmlns:w10="urn:schemas-microsoft-com:office:word" xmlns:a="http://schemas.openxmlformats.org/drawingml/2006/main" xmlns:pic="http://schemas.openxmlformats.org/drawingml/2006/picture" xmlns:wp="http://schemas.openxmlformats.org/drawingml/2006/wordprocessingDrawing">
   <w:body>
-    <w:p>
-      <w:pPr>
-        <w:pStyle w:val="Title"/>
-      </w:pPr>
-      <w:r>
-        <w:t xml:space="preserve">Electric</w:t>
-      </w:r>
-      <w:r>
-        <w:t xml:space="preserve"> </w:t>
-      </w:r>
-      <w:r>
-        <w:t xml:space="preserve">Vehicles</w:t>
-      </w:r>
-      <w:r>
-        <w:t xml:space="preserve"> </w:t>
-      </w:r>
-      <w:r>
-        <w:t xml:space="preserve">in</w:t>
-      </w:r>
-      <w:r>
-        <w:t xml:space="preserve"> </w:t>
-      </w:r>
-      <w:r>
-        <w:t xml:space="preserve">Jamaica:</w:t>
-      </w:r>
-      <w:r>
-        <w:t xml:space="preserve"> </w:t>
-      </w:r>
-      <w:r>
-        <w:t xml:space="preserve">Cost,</w:t>
-      </w:r>
-      <w:r>
-        <w:t xml:space="preserve"> </w:t>
-      </w:r>
-      <w:r>
-        <w:t xml:space="preserve">Emissions</w:t>
-      </w:r>
-      <w:r>
-        <w:t xml:space="preserve"> </w:t>
-      </w:r>
-      <w:r>
-        <w:t xml:space="preserve">and</w:t>
-      </w:r>
-      <w:r>
-        <w:t xml:space="preserve"> </w:t>
-      </w:r>
-      <w:r>
-        <w:t xml:space="preserve">Policy</w:t>
-      </w:r>
-      <w:r>
-        <w:t xml:space="preserve"> </w:t>
-      </w:r>
-      <w:r>
-        <w:t xml:space="preserve">Implementation</w:t>
-      </w:r>
-    </w:p>
-    <w:p>
-      <w:pPr>
-        <w:pStyle w:val="Subtitle"/>
-      </w:pPr>
-      <w:r>
-        <w:t xml:space="preserve">An</w:t>
-      </w:r>
-      <w:r>
-        <w:t xml:space="preserve"> </w:t>
-      </w:r>
-      <w:r>
-        <w:t xml:space="preserve">eight-week</w:t>
-      </w:r>
-      <w:r>
-        <w:t xml:space="preserve"> </w:t>
-      </w:r>
-      <w:r>
-        <w:t xml:space="preserve">quantitative</w:t>
-      </w:r>
-      <w:r>
-        <w:t xml:space="preserve"> </w:t>
-      </w:r>
-      <w:r>
-        <w:t xml:space="preserve">study</w:t>
-      </w:r>
-      <w:r>
-        <w:t xml:space="preserve"> </w:t>
-      </w:r>
-      <w:r>
-        <w:t xml:space="preserve">with</w:t>
-      </w:r>
-      <w:r>
-        <w:t xml:space="preserve"> </w:t>
-      </w:r>
-      <w:r>
-        <w:t xml:space="preserve">an</w:t>
-      </w:r>
-      <w:r>
-        <w:t xml:space="preserve"> </w:t>
-      </w:r>
-      <w:r>
-        <w:t xml:space="preserve">interactive</w:t>
-      </w:r>
-      <w:r>
-        <w:t xml:space="preserve"> </w:t>
-      </w:r>
-      <w:r>
-        <w:t xml:space="preserve">decision-support</w:t>
-      </w:r>
-      <w:r>
-        <w:t xml:space="preserve"> </w:t>
-      </w:r>
-      <w:r>
-        <w:t xml:space="preserve">dashboard</w:t>
-      </w:r>
-    </w:p>
-    <w:p>
-      <w:pPr>
-        <w:pStyle w:val="Author"/>
-      </w:pPr>
-      <w:r>
-        <w:t xml:space="preserve">Andrew</w:t>
-      </w:r>
-      <w:r>
-        <w:t xml:space="preserve"> </w:t>
-      </w:r>
-      <w:r>
-        <w:t xml:space="preserve">Smart</w:t>
-      </w:r>
-      <w:r>
-        <w:t xml:space="preserve"> </w:t>
-      </w:r>
-      <w:r>
-        <w:t xml:space="preserve">|</w:t>
-      </w:r>
-      <w:r>
-        <w:t xml:space="preserve"> </w:t>
-      </w:r>
-      <w:r>
-        <w:t xml:space="preserve">Supervisor:</w:t>
-      </w:r>
-      <w:r>
-        <w:t xml:space="preserve"> </w:t>
-      </w:r>
-      <w:r>
-        <w:t xml:space="preserve">Dr</w:t>
-      </w:r>
-      <w:r>
-        <w:t xml:space="preserve"> </w:t>
-      </w:r>
-      <w:r>
-        <w:t xml:space="preserve">Louis-Ray</w:t>
-      </w:r>
-      <w:r>
-        <w:t xml:space="preserve"> </w:t>
-      </w:r>
-      <w:r>
-        <w:t xml:space="preserve">Harris</w:t>
-      </w:r>
-      <w:r>
-        <w:t xml:space="preserve"> </w:t>
-      </w:r>
-      <w:r>
-        <w:t xml:space="preserve">|</w:t>
-      </w:r>
-      <w:r>
-        <w:t xml:space="preserve"> </w:t>
-      </w:r>
-      <w:r>
-        <w:t xml:space="preserve">Department</w:t>
-      </w:r>
-      <w:r>
-        <w:t xml:space="preserve"> </w:t>
-      </w:r>
-      <w:r>
-        <w:t xml:space="preserve">of</w:t>
-      </w:r>
-      <w:r>
-        <w:t xml:space="preserve"> </w:t>
-      </w:r>
-      <w:r>
-        <w:t xml:space="preserve">Physics,</w:t>
-      </w:r>
-      <w:r>
-        <w:t xml:space="preserve"> </w:t>
-      </w:r>
-      <w:r>
-        <w:t xml:space="preserve">University</w:t>
-      </w:r>
-      <w:r>
-        <w:t xml:space="preserve"> </w:t>
-      </w:r>
-      <w:r>
-        <w:t xml:space="preserve">of</w:t>
-      </w:r>
-      <w:r>
-        <w:t xml:space="preserve"> </w:t>
-      </w:r>
-      <w:r>
-        <w:t xml:space="preserve">the</w:t>
-      </w:r>
-      <w:r>
-        <w:t xml:space="preserve"> </w:t>
-      </w:r>
-      <w:r>
-        <w:t xml:space="preserve">West</w:t>
-      </w:r>
-      <w:r>
-        <w:t xml:space="preserve"> </w:t>
-      </w:r>
-      <w:r>
-        <w:t xml:space="preserve">Indies,</w:t>
-      </w:r>
-      <w:r>
-        <w:t xml:space="preserve"> </w:t>
-      </w:r>
-      <w:r>
-        <w:t xml:space="preserve">Mona</w:t>
-      </w:r>
-    </w:p>
-    <w:p>
-      <w:pPr>
-        <w:pStyle w:val="Date"/>
-      </w:pPr>
-      <w:r>
-        <w:t xml:space="preserve">8</w:t>
-      </w:r>
-      <w:r>
-        <w:t xml:space="preserve"> </w:t>
-      </w:r>
-      <w:r>
-        <w:t xml:space="preserve">June</w:t>
-      </w:r>
-      <w:r>
-        <w:t xml:space="preserve"> </w:t>
-      </w:r>
-      <w:r>
-        <w:t xml:space="preserve">-</w:t>
-      </w:r>
-      <w:r>
-        <w:t xml:space="preserve"> </w:t>
-      </w:r>
-      <w:r>
-        <w:t xml:space="preserve">3</w:t>
-      </w:r>
-      <w:r>
-        <w:t xml:space="preserve"> </w:t>
-      </w:r>
-      <w:r>
-        <w:t xml:space="preserve">August</w:t>
-      </w:r>
-      <w:r>
-        <w:t xml:space="preserve"> </w:t>
-      </w:r>
-      <w:r>
-        <w:t xml:space="preserve">2026</w:t>
-      </w:r>
-    </w:p>
     <w:sdt>
       <w:sdtPr>
         <w:docPartObj>
@@ -789,12 +535,6 @@
         </w:rPr>
         <w:t xml:space="preserve">Next section: Section 2, Background and Literature Review</w:t>
       </w:r>
-      <w:r>
-        <w:t xml:space="preserve"> </w:t>
-      </w:r>
-      <w:r>
-        <w:t xml:space="preserve"># Section 2: Background and Literature Review</w:t>
-      </w:r>
     </w:p>
     <w:p>
       <w:r>
@@ -805,282 +545,13 @@
     </w:p>
     <w:p>
       <w:pPr>
-        <w:pStyle w:val="Heading2"/>
-      </w:pPr>
-      <w:bookmarkStart w:id="27" w:name="jamaicas-structural-fuel-dependency"/>
-      <w:r>
-        <w:t xml:space="preserve">2.1 Jamaica’s Structural Fuel Dependency</w:t>
+        <w:pStyle w:val="Heading1"/>
+      </w:pPr>
+      <w:bookmarkStart w:id="27" w:name="X93c3d8b980516410f366e620dcd566b2cd2663a"/>
+      <w:r>
+        <w:t xml:space="preserve">Section 2: Background and Literature Review</w:t>
       </w:r>
       <w:bookmarkEnd w:id="27"/>
-    </w:p>
-    <w:p>
-      <w:pPr>
-        <w:pStyle w:val="FirstParagraph"/>
-      </w:pPr>
-      <w:r>
-        <w:t xml:space="preserve">Jamaica’s exposure to imported petroleum is not a recent development or the consequence of any single event. It is a decades-long structural feature of the economy. Transport accounts for 34.4% of national petroleum consumption and 21.3% of greenhouse gas emissions (Government of Jamaica, 2023), which means the fuel import bill and the emissions inventory are substantially the same problem viewed from two directions.</w:t>
-      </w:r>
-    </w:p>
-    <w:p>
-      <w:pPr>
-        <w:pStyle w:val="BodyText"/>
-      </w:pPr>
-      <w:r>
-        <w:t xml:space="preserve">The events of 2026 around the Strait of Hormuz are best understood as the latest instance of that structural vulnerability rather than as its cause. Regional pump prices rose across most CARICOM markets between July 2025 and May 2026, with the CARICOM average moving from US$1.32 to US$1.41 per litre, an increase of about 6.9%. The global average in the same dataset rose from US$1.19 to US$1.45, an increase of about 21.8% (Energy Chamber of Trinidad and Tobago, 2026). That the regional increase was smaller than the global one reflects the varying use of subsidies, fixed pricing and tax caps across the region, not any reduction in underlying exposure.</w:t>
-      </w:r>
-    </w:p>
-    <w:p>
-      <w:pPr>
-        <w:pStyle w:val="BodyText"/>
-      </w:pPr>
-      <w:r>
-        <w:t xml:space="preserve">The relevant literature point is that fuel price volatility affects an importing island economy through a different mechanism than it affects a producer. For Jamaica, a price shock is a balance-of-payments event before it is a consumer event.</w:t>
-      </w:r>
-    </w:p>
-    <w:p>
-      <w:pPr>
-        <w:pStyle w:val="Heading2"/>
-      </w:pPr>
-      <w:bookmarkStart w:id="28" w:name="Xa6fb0a3ff569dd0ed8c5375d22b1adbea90d7c5"/>
-      <w:r>
-        <w:t xml:space="preserve">2.2 Life-Cycle Emissions of Electric Vehicles</w:t>
-      </w:r>
-      <w:bookmarkEnd w:id="28"/>
-    </w:p>
-    <w:p>
-      <w:pPr>
-        <w:pStyle w:val="FirstParagraph"/>
-      </w:pPr>
-      <w:r>
-        <w:t xml:space="preserve">The claim that an electric vehicle is cleaner than a petrol equivalent is conditional, not absolute, and the conditions are the grid it charges from and the emissions incurred manufacturing its battery.</w:t>
-      </w:r>
-    </w:p>
-    <w:p>
-      <w:pPr>
-        <w:pStyle w:val="BodyText"/>
-      </w:pPr>
-      <w:r>
-        <w:t xml:space="preserve">Bieker (2021) provides the standard global comparison, assessing life-cycle emissions across Europe, the United States, China and India. Two elements of that work are used directly in this study. First, battery production carbon intensity, reported as approximately 60 kg CO₂e per kWh for European and United States supply chains and 68 kg CO₂e per kWh for China and India. Second, the finding that the bulk of life-cycle emissions arise from fuel and electricity production and consumption rather than from vehicle manufacture, which is what makes grid intensity the dominant variable.</w:t>
-      </w:r>
-    </w:p>
-    <w:p>
-      <w:pPr>
-        <w:pStyle w:val="BodyText"/>
-      </w:pPr>
-      <w:r>
-        <w:t xml:space="preserve">The methodological point that matters for this project is the distinction between a vehicle’s total cradle-to-gate manufacturing emissions and the</w:t>
-      </w:r>
-      <w:r>
-        <w:t xml:space="preserve"> </w:t>
-      </w:r>
-      <w:r>
-        <w:rPr>
-          <w:i/>
-        </w:rPr>
-        <w:t xml:space="preserve">premium</w:t>
-      </w:r>
-      <w:r>
-        <w:t xml:space="preserve"> </w:t>
-      </w:r>
-      <w:r>
-        <w:t xml:space="preserve">of a battery electric vehicle over an equivalent combustion vehicle. Carbon payback analysis requires the second quantity, not the first. Section 5 sets out how this study derives it, and Section 6.4 describes what happened when the two were previously conflated.</w:t>
-      </w:r>
-    </w:p>
-    <w:p>
-      <w:pPr>
-        <w:pStyle w:val="Heading2"/>
-      </w:pPr>
-      <w:bookmarkStart w:id="29" w:name="electric-bus-energy-consumption"/>
-      <w:r>
-        <w:t xml:space="preserve">2.3 Electric Bus Energy Consumption</w:t>
-      </w:r>
-      <w:bookmarkEnd w:id="29"/>
-    </w:p>
-    <w:p>
-      <w:pPr>
-        <w:pStyle w:val="FirstParagraph"/>
-      </w:pPr>
-      <w:r>
-        <w:t xml:space="preserve">Public transport electrification is treated separately in the literature because bus energy consumption differs from passenger car consumption by roughly an order of magnitude, and applying car figures to buses produces results that are not merely imprecise but directionally wrong.</w:t>
-      </w:r>
-    </w:p>
-    <w:p>
-      <w:pPr>
-        <w:pStyle w:val="BodyText"/>
-      </w:pPr>
-      <w:r>
-        <w:t xml:space="preserve">Gao et al. (2017), working at Oak Ridge National Laboratory, simulated electric bus operation against real Knoxville Area Transit route data and standardised drive cycles. They report electric bus consumption of 1.35 kWh/km as a real-world average, with a range of 1.24 to 2.48 kWh/km across standardised cycles, against 1.7 to 3.3 kWh/km of mechanical energy for the diesel equivalent. Critically for comparison purposes, they also report diesel</w:t>
-      </w:r>
-      <w:r>
-        <w:t xml:space="preserve"> </w:t>
-      </w:r>
-      <w:r>
-        <w:rPr>
-          <w:i/>
-        </w:rPr>
-        <w:t xml:space="preserve">fuel</w:t>
-      </w:r>
-      <w:r>
-        <w:t xml:space="preserve"> </w:t>
-      </w:r>
-      <w:r>
-        <w:t xml:space="preserve">energy of 5.52 kWh/km at 32.5% engine efficiency, which converts to approximately 55.5 litres per 100 km. They further find that regenerative braking accounts for roughly 29% of the electric bus energy saving.</w:t>
-      </w:r>
-    </w:p>
-    <w:p>
-      <w:pPr>
-        <w:pStyle w:val="BodyText"/>
-      </w:pPr>
-      <w:r>
-        <w:t xml:space="preserve">This paper is the source for both figures used in the public transport stream of this study’s fleet model. Its applicability rests on the vehicle class matching: the bus piloted by the Jamaica Urban Transit Company is a 12-metre transit bus seating 35 with standing room for 20, which is the class the study models.</w:t>
-      </w:r>
-    </w:p>
-    <w:p>
-      <w:pPr>
-        <w:pStyle w:val="Heading2"/>
-      </w:pPr>
-      <w:bookmarkStart w:id="30" w:name="caribbean-electric-vehicle-adoption"/>
-      <w:r>
-        <w:t xml:space="preserve">2.4 Caribbean Electric Vehicle Adoption</w:t>
-      </w:r>
-      <w:bookmarkEnd w:id="30"/>
-    </w:p>
-    <w:p>
-      <w:pPr>
-        <w:pStyle w:val="FirstParagraph"/>
-      </w:pPr>
-      <w:r>
-        <w:t xml:space="preserve">The regional literature is thinner than the global literature and unevenly distributed. UNEP (2025) provides the most useful recent overview of Caribbean e-mobility, covering Antigua and Barbuda, Barbados, Grenada, Jamaica, Saint Kitts and Nevis, and Saint Lucia, and situating national programmes within GEF-funded regional support.</w:t>
-      </w:r>
-    </w:p>
-    <w:p>
-      <w:pPr>
-        <w:pStyle w:val="BodyText"/>
-      </w:pPr>
-      <w:r>
-        <w:t xml:space="preserve">Three regional observations recur and are relevant to this study’s comparative work. First, small island states face charging network economics that differ fundamentally from continental markets, because short average trip distances reduce the range problem while small populations weaken the commercial case for dense infrastructure. Second, several Caribbean states have adopted fiscal incentives of comparable generosity with markedly different adoption outcomes, which suggests fiscal policy is necessary but not sufficient. Third, the CCREEE position paper on Caribbean e-mobility identifies a distinctive regional barrier in the prevalence of unofficial vehicle imports, which arrive without manufacturer warranty or spare parts access.</w:t>
-      </w:r>
-    </w:p>
-    <w:p>
-      <w:pPr>
-        <w:pStyle w:val="BodyText"/>
-      </w:pPr>
-      <w:r>
-        <w:t xml:space="preserve">The comparative analysis in Section 6.2 tests the second of these observations directly using Barbados, which shares Jamaica’s headline import duty rate.</w:t>
-      </w:r>
-    </w:p>
-    <w:p>
-      <w:pPr>
-        <w:pStyle w:val="Heading2"/>
-      </w:pPr>
-      <w:bookmarkStart w:id="31" w:name="X52c7f33ed95ce1672d841c67387bbeefa0b10fb"/>
-      <w:r>
-        <w:t xml:space="preserve">2.5 Electrification of Small-Scale Public Transport</w:t>
-      </w:r>
-      <w:bookmarkEnd w:id="31"/>
-    </w:p>
-    <w:p>
-      <w:pPr>
-        <w:pStyle w:val="FirstParagraph"/>
-      </w:pPr>
-      <w:r>
-        <w:t xml:space="preserve">Chile provides the most directly relevant programme evidence for the taxi question this study addresses. The Agencia de Sostenibilidad Energética, with the Ministry of Energy and GEF funding, has run two programmes,</w:t>
-      </w:r>
-      <w:r>
-        <w:t xml:space="preserve"> </w:t>
-      </w:r>
-      <w:r>
-        <w:rPr>
-          <w:i/>
-        </w:rPr>
-        <w:t xml:space="preserve">Mi Taxi Eléctrico</w:t>
-      </w:r>
-      <w:r>
-        <w:t xml:space="preserve"> </w:t>
-      </w:r>
-      <w:r>
-        <w:t xml:space="preserve">and</w:t>
-      </w:r>
-      <w:r>
-        <w:t xml:space="preserve"> </w:t>
-      </w:r>
-      <w:r>
-        <w:rPr>
-          <w:i/>
-        </w:rPr>
-        <w:t xml:space="preserve">Más Transporte Eléctrico</w:t>
-      </w:r>
-      <w:r>
-        <w:t xml:space="preserve">, placing 405 electric vehicles into small-scale public transport across ten regions (Agencia de Sostenibilidad Energética &amp; Centro de Movilidad Sostenible, 2026).</w:t>
-      </w:r>
-    </w:p>
-    <w:p>
-      <w:pPr>
-        <w:pStyle w:val="BodyText"/>
-      </w:pPr>
-      <w:r>
-        <w:t xml:space="preserve">The reported outcomes provide external benchmarks against which this study’s modelled results can be sanity-checked: average savings exceeding 3 million Chilean pesos per driver per year from lower operating costs, and more than 3,900 tonnes of CO₂ avoided annually across the replaced fleet, equivalent to roughly 9.6 tonnes per vehicle.</w:t>
-      </w:r>
-    </w:p>
-    <w:p>
-      <w:pPr>
-        <w:pStyle w:val="BodyText"/>
-      </w:pPr>
-      <w:r>
-        <w:t xml:space="preserve">The barriers the Chilean study identifies are as useful as its outcomes, and all four have Jamaican analogues: delays by distribution companies in connecting residential chargers, driver distrust of the technology, digital exclusion in application processes given the age profile of drivers, and an absence of locally trained charging infrastructure installers.</w:t>
-      </w:r>
-    </w:p>
-    <w:p>
-      <w:pPr>
-        <w:pStyle w:val="Heading2"/>
-      </w:pPr>
-      <w:bookmarkStart w:id="32" w:name="Xf15566a97aaa181011c035503da2be4b1d4511f"/>
-      <w:r>
-        <w:t xml:space="preserve">2.6 Battery End-of-Life in the Caribbean Context</w:t>
-      </w:r>
-      <w:bookmarkEnd w:id="32"/>
-    </w:p>
-    <w:p>
-      <w:pPr>
-        <w:pStyle w:val="FirstParagraph"/>
-      </w:pPr>
-      <w:r>
-        <w:t xml:space="preserve">Turnbull (2024), working in the same department, reviewed Jamaica’s legislative framework for electric vehicle battery management and found that no existing Act classifies electric vehicle batteries as hazardous waste. The National Solid Waste Management Act (2001) is assessed as the most relevant instrument but lacks specific provision for them, while the Transport Authority Act, Road Traffic Act and Public Health Act each address only fragments of the problem. The study recommends amendment to classify electric vehicle batteries as hazardous waste and the introduction of Extended Producer Responsibility to shift end-of-life costs from the state to importers and manufacturers.</w:t>
-      </w:r>
-    </w:p>
-    <w:p>
-      <w:pPr>
-        <w:pStyle w:val="BodyText"/>
-      </w:pPr>
-      <w:r>
-        <w:t xml:space="preserve">That legislative finding is used in Section 4 of this report and corroborates, from an independent direction, the policy gaps this study identifies through implementation tracking.</w:t>
-      </w:r>
-    </w:p>
-    <w:p>
-      <w:pPr>
-        <w:pStyle w:val="Heading2"/>
-      </w:pPr>
-      <w:bookmarkStart w:id="33" w:name="where-this-study-sits"/>
-      <w:r>
-        <w:t xml:space="preserve">2.7 Where This Study Sits</w:t>
-      </w:r>
-      <w:bookmarkEnd w:id="33"/>
-    </w:p>
-    <w:p>
-      <w:pPr>
-        <w:pStyle w:val="FirstParagraph"/>
-      </w:pPr>
-      <w:r>
-        <w:t xml:space="preserve">The existing literature establishes that electric vehicle benefits are conditional on grid intensity and battery manufacture, that Caribbean adoption varies widely under similar fiscal regimes, and that Jamaica’s battery end-of-life framework is not yet fit for purpose.</w:t>
-      </w:r>
-    </w:p>
-    <w:p>
-      <w:pPr>
-        <w:pStyle w:val="BodyText"/>
-      </w:pPr>
-      <w:r>
-        <w:t xml:space="preserve">What it does not provide is a Jamaica-specific, current-price, user-adjustable quantification of those conditions. The prevailing analyses either apply regional averages to Jamaica or use figures that have since gone stale. This study addresses that gap by building the comparison from Jamaican price data collected during the study period, by making the assumptions visible and adjustable rather than fixed, and by stating explicitly which inputs are measured and which are estimated.</w:t>
-      </w:r>
     </w:p>
     <w:p>
       <w:r>
@@ -1093,9 +564,262 @@
       <w:pPr>
         <w:pStyle w:val="Heading2"/>
       </w:pPr>
-      <w:bookmarkStart w:id="34" w:name="references-1"/>
-      <w:r>
-        <w:t xml:space="preserve">References</w:t>
+      <w:bookmarkStart w:id="28" w:name="jamaicas-structural-fuel-dependency"/>
+      <w:r>
+        <w:t xml:space="preserve">2.1 Jamaica’s Structural Fuel Dependency</w:t>
+      </w:r>
+      <w:bookmarkEnd w:id="28"/>
+    </w:p>
+    <w:p>
+      <w:pPr>
+        <w:pStyle w:val="FirstParagraph"/>
+      </w:pPr>
+      <w:r>
+        <w:t xml:space="preserve">Jamaica’s exposure to imported petroleum is not a recent development or the consequence of any single event. It is a decades-long structural feature of the economy. Transport accounts for 34.4% of national petroleum consumption and 21.3% of greenhouse gas emissions (Government of Jamaica, 2023), which means the fuel import bill and the emissions inventory are substantially the same problem viewed from two directions.</w:t>
+      </w:r>
+    </w:p>
+    <w:p>
+      <w:pPr>
+        <w:pStyle w:val="BodyText"/>
+      </w:pPr>
+      <w:r>
+        <w:t xml:space="preserve">The events of 2026 around the Strait of Hormuz are best understood as the latest instance of that structural vulnerability rather than as its cause. Regional pump prices rose across most CARICOM markets between July 2025 and May 2026, with the CARICOM average moving from US$1.32 to US$1.41 per litre, an increase of about 6.9%. The global average in the same dataset rose from US$1.19 to US$1.45, an increase of about 21.8% (Energy Chamber of Trinidad and Tobago, 2026). That the regional increase was smaller than the global one reflects the varying use of subsidies, fixed pricing and tax caps across the region, not any reduction in underlying exposure.</w:t>
+      </w:r>
+    </w:p>
+    <w:p>
+      <w:pPr>
+        <w:pStyle w:val="BodyText"/>
+      </w:pPr>
+      <w:r>
+        <w:t xml:space="preserve">The relevant literature point is that fuel price volatility affects an importing island economy through a different mechanism than it affects a producer. For Jamaica, a price shock is a balance-of-payments event before it is a consumer event.</w:t>
+      </w:r>
+    </w:p>
+    <w:p>
+      <w:pPr>
+        <w:pStyle w:val="Heading2"/>
+      </w:pPr>
+      <w:bookmarkStart w:id="29" w:name="Xa6fb0a3ff569dd0ed8c5375d22b1adbea90d7c5"/>
+      <w:r>
+        <w:t xml:space="preserve">2.2 Life-Cycle Emissions of Electric Vehicles</w:t>
+      </w:r>
+      <w:bookmarkEnd w:id="29"/>
+    </w:p>
+    <w:p>
+      <w:pPr>
+        <w:pStyle w:val="FirstParagraph"/>
+      </w:pPr>
+      <w:r>
+        <w:t xml:space="preserve">The claim that an electric vehicle is cleaner than a petrol equivalent is conditional, not absolute, and the conditions are the grid it charges from and the emissions incurred manufacturing its battery.</w:t>
+      </w:r>
+    </w:p>
+    <w:p>
+      <w:pPr>
+        <w:pStyle w:val="BodyText"/>
+      </w:pPr>
+      <w:r>
+        <w:t xml:space="preserve">Bieker (2021) provides the standard global comparison, assessing life-cycle emissions across Europe, the United States, China and India. Two elements of that work are used directly in this study. First, battery production carbon intensity, reported as approximately 60 kg CO₂e per kWh for European and United States supply chains and 68 kg CO₂e per kWh for China and India. Second, the finding that the bulk of life-cycle emissions arise from fuel and electricity production and consumption rather than from vehicle manufacture, which is what makes grid intensity the dominant variable.</w:t>
+      </w:r>
+    </w:p>
+    <w:p>
+      <w:pPr>
+        <w:pStyle w:val="BodyText"/>
+      </w:pPr>
+      <w:r>
+        <w:t xml:space="preserve">The methodological point that matters for this project is the distinction between a vehicle’s total cradle-to-gate manufacturing emissions and the</w:t>
+      </w:r>
+      <w:r>
+        <w:t xml:space="preserve"> </w:t>
+      </w:r>
+      <w:r>
+        <w:rPr>
+          <w:i/>
+        </w:rPr>
+        <w:t xml:space="preserve">premium</w:t>
+      </w:r>
+      <w:r>
+        <w:t xml:space="preserve"> </w:t>
+      </w:r>
+      <w:r>
+        <w:t xml:space="preserve">of a battery electric vehicle over an equivalent combustion vehicle. Carbon payback analysis requires the second quantity, not the first. Section 5 sets out how this study derives it, and Section 6.4 describes what happened when the two were previously conflated.</w:t>
+      </w:r>
+    </w:p>
+    <w:p>
+      <w:pPr>
+        <w:pStyle w:val="Heading2"/>
+      </w:pPr>
+      <w:bookmarkStart w:id="30" w:name="electric-bus-energy-consumption"/>
+      <w:r>
+        <w:t xml:space="preserve">2.3 Electric Bus Energy Consumption</w:t>
+      </w:r>
+      <w:bookmarkEnd w:id="30"/>
+    </w:p>
+    <w:p>
+      <w:pPr>
+        <w:pStyle w:val="FirstParagraph"/>
+      </w:pPr>
+      <w:r>
+        <w:t xml:space="preserve">Public transport electrification is treated separately in the literature because bus energy consumption differs from passenger car consumption by roughly an order of magnitude, and applying car figures to buses produces results that are not merely imprecise but directionally wrong.</w:t>
+      </w:r>
+    </w:p>
+    <w:p>
+      <w:pPr>
+        <w:pStyle w:val="BodyText"/>
+      </w:pPr>
+      <w:r>
+        <w:t xml:space="preserve">Gao et al. (2017), working at Oak Ridge National Laboratory, simulated electric bus operation against real Knoxville Area Transit route data and standardised drive cycles. They report electric bus consumption of 1.35 kWh/km as a real-world average, with a range of 1.24 to 2.48 kWh/km across standardised cycles, against 1.7 to 3.3 kWh/km of mechanical energy for the diesel equivalent. Critically for comparison purposes, they also report diesel</w:t>
+      </w:r>
+      <w:r>
+        <w:t xml:space="preserve"> </w:t>
+      </w:r>
+      <w:r>
+        <w:rPr>
+          <w:i/>
+        </w:rPr>
+        <w:t xml:space="preserve">fuel</w:t>
+      </w:r>
+      <w:r>
+        <w:t xml:space="preserve"> </w:t>
+      </w:r>
+      <w:r>
+        <w:t xml:space="preserve">energy of 5.52 kWh/km at 32.5% engine efficiency, which converts to approximately 55.5 litres per 100 km. They further find that regenerative braking accounts for roughly 29% of the electric bus energy saving.</w:t>
+      </w:r>
+    </w:p>
+    <w:p>
+      <w:pPr>
+        <w:pStyle w:val="BodyText"/>
+      </w:pPr>
+      <w:r>
+        <w:t xml:space="preserve">This paper is the source for both figures used in the public transport stream of this study’s fleet model. Its applicability rests on the vehicle class matching: the bus piloted by the Jamaica Urban Transit Company is a 12-metre transit bus seating 35 with standing room for 20, which is the class the study models.</w:t>
+      </w:r>
+    </w:p>
+    <w:p>
+      <w:pPr>
+        <w:pStyle w:val="Heading2"/>
+      </w:pPr>
+      <w:bookmarkStart w:id="31" w:name="caribbean-electric-vehicle-adoption"/>
+      <w:r>
+        <w:t xml:space="preserve">2.4 Caribbean Electric Vehicle Adoption</w:t>
+      </w:r>
+      <w:bookmarkEnd w:id="31"/>
+    </w:p>
+    <w:p>
+      <w:pPr>
+        <w:pStyle w:val="FirstParagraph"/>
+      </w:pPr>
+      <w:r>
+        <w:t xml:space="preserve">The regional literature is thinner than the global literature and unevenly distributed. UNEP (2025) provides the most useful recent overview of Caribbean e-mobility, covering Antigua and Barbuda, Barbados, Grenada, Jamaica, Saint Kitts and Nevis, and Saint Lucia, and situating national programmes within GEF-funded regional support.</w:t>
+      </w:r>
+    </w:p>
+    <w:p>
+      <w:pPr>
+        <w:pStyle w:val="BodyText"/>
+      </w:pPr>
+      <w:r>
+        <w:t xml:space="preserve">Three regional observations recur and are relevant to this study’s comparative work. First, small island states face charging network economics that differ fundamentally from continental markets, because short average trip distances reduce the range problem while small populations weaken the commercial case for dense infrastructure. Second, several Caribbean states have adopted fiscal incentives of comparable generosity with markedly different adoption outcomes, which suggests fiscal policy is necessary but not sufficient. Third, the CCREEE position paper on Caribbean e-mobility identifies a distinctive regional barrier in the prevalence of unofficial vehicle imports, which arrive without manufacturer warranty or spare parts access.</w:t>
+      </w:r>
+    </w:p>
+    <w:p>
+      <w:pPr>
+        <w:pStyle w:val="BodyText"/>
+      </w:pPr>
+      <w:r>
+        <w:t xml:space="preserve">The comparative analysis in Section 6.2 tests the second of these observations directly using Barbados, which shares Jamaica’s headline import duty rate.</w:t>
+      </w:r>
+    </w:p>
+    <w:p>
+      <w:pPr>
+        <w:pStyle w:val="Heading2"/>
+      </w:pPr>
+      <w:bookmarkStart w:id="32" w:name="X52c7f33ed95ce1672d841c67387bbeefa0b10fb"/>
+      <w:r>
+        <w:t xml:space="preserve">2.5 Electrification of Small-Scale Public Transport</w:t>
+      </w:r>
+      <w:bookmarkEnd w:id="32"/>
+    </w:p>
+    <w:p>
+      <w:pPr>
+        <w:pStyle w:val="FirstParagraph"/>
+      </w:pPr>
+      <w:r>
+        <w:t xml:space="preserve">Chile provides the most directly relevant programme evidence for the taxi question this study addresses. The Agencia de Sostenibilidad Energética, with the Ministry of Energy and GEF funding, has run two programmes,</w:t>
+      </w:r>
+      <w:r>
+        <w:t xml:space="preserve"> </w:t>
+      </w:r>
+      <w:r>
+        <w:rPr>
+          <w:i/>
+        </w:rPr>
+        <w:t xml:space="preserve">Mi Taxi Eléctrico</w:t>
+      </w:r>
+      <w:r>
+        <w:t xml:space="preserve"> </w:t>
+      </w:r>
+      <w:r>
+        <w:t xml:space="preserve">and</w:t>
+      </w:r>
+      <w:r>
+        <w:t xml:space="preserve"> </w:t>
+      </w:r>
+      <w:r>
+        <w:rPr>
+          <w:i/>
+        </w:rPr>
+        <w:t xml:space="preserve">Más Transporte Eléctrico</w:t>
+      </w:r>
+      <w:r>
+        <w:t xml:space="preserve">, placing 405 electric vehicles into small-scale public transport across ten regions (Agencia de Sostenibilidad Energética &amp; Centro de Movilidad Sostenible, 2026).</w:t>
+      </w:r>
+    </w:p>
+    <w:p>
+      <w:pPr>
+        <w:pStyle w:val="BodyText"/>
+      </w:pPr>
+      <w:r>
+        <w:t xml:space="preserve">The reported outcomes provide external benchmarks against which this study’s modelled results can be sanity-checked: average savings exceeding 3 million Chilean pesos per driver per year from lower operating costs, and more than 3,900 tonnes of CO₂ avoided annually across the replaced fleet, equivalent to roughly 9.6 tonnes per vehicle.</w:t>
+      </w:r>
+    </w:p>
+    <w:p>
+      <w:pPr>
+        <w:pStyle w:val="BodyText"/>
+      </w:pPr>
+      <w:r>
+        <w:t xml:space="preserve">The barriers the Chilean study identifies are as useful as its outcomes, and all four have Jamaican analogues: delays by distribution companies in connecting residential chargers, driver distrust of the technology, digital exclusion in application processes given the age profile of drivers, and an absence of locally trained charging infrastructure installers.</w:t>
+      </w:r>
+    </w:p>
+    <w:p>
+      <w:pPr>
+        <w:pStyle w:val="Heading2"/>
+      </w:pPr>
+      <w:bookmarkStart w:id="33" w:name="Xf15566a97aaa181011c035503da2be4b1d4511f"/>
+      <w:r>
+        <w:t xml:space="preserve">2.6 Battery End-of-Life in the Caribbean Context</w:t>
+      </w:r>
+      <w:bookmarkEnd w:id="33"/>
+    </w:p>
+    <w:p>
+      <w:pPr>
+        <w:pStyle w:val="FirstParagraph"/>
+      </w:pPr>
+      <w:r>
+        <w:t xml:space="preserve">Turnbull (2024), working in the same department, reviewed Jamaica’s legislative framework for electric vehicle battery management and found that no existing Act classifies electric vehicle batteries as hazardous waste. The National Solid Waste Management Act (2001) is assessed as the most relevant instrument but lacks specific provision for them, while the Transport Authority Act, Road Traffic Act and Public Health Act each address only fragments of the problem. The study recommends amendment to classify electric vehicle batteries as hazardous waste and the introduction of Extended Producer Responsibility to shift end-of-life costs from the state to importers and manufacturers.</w:t>
+      </w:r>
+    </w:p>
+    <w:p>
+      <w:pPr>
+        <w:pStyle w:val="BodyText"/>
+      </w:pPr>
+      <w:r>
+        <w:t xml:space="preserve">That legislative finding is used in Section 4 of this report and corroborates, from an independent direction, the policy gaps this study identifies through implementation tracking.</w:t>
+      </w:r>
+    </w:p>
+    <w:p>
+      <w:pPr>
+        <w:pStyle w:val="Heading2"/>
+      </w:pPr>
+      <w:bookmarkStart w:id="34" w:name="where-this-study-sits"/>
+      <w:r>
+        <w:t xml:space="preserve">2.7 Where This Study Sits</w:t>
       </w:r>
       <w:bookmarkEnd w:id="34"/>
     </w:p>
@@ -1104,171 +828,15 @@
         <w:pStyle w:val="FirstParagraph"/>
       </w:pPr>
       <w:r>
-        <w:t xml:space="preserve">Agencia de Sostenibilidad Energética &amp; Centro de Movilidad Sostenible. (2026).</w:t>
-      </w:r>
-      <w:r>
-        <w:t xml:space="preserve"> </w:t>
-      </w:r>
-      <w:r>
-        <w:rPr>
-          <w:i/>
-        </w:rPr>
-        <w:t xml:space="preserve">Electromovilidad en el transporte público menor: resultados, impacto y lecciones de los programas Mi Taxi Eléctrico y Más Transporte Eléctrico</w:t>
-      </w:r>
-      <w:r>
-        <w:t xml:space="preserve">.</w:t>
-      </w:r>
-    </w:p>
-    <w:p>
-      <w:pPr>
-        <w:pStyle w:val="BodyText"/>
-      </w:pPr>
-      <w:r>
-        <w:t xml:space="preserve">Bieker, G. (2021).</w:t>
-      </w:r>
-      <w:r>
-        <w:t xml:space="preserve"> </w:t>
-      </w:r>
-      <w:r>
-        <w:rPr>
-          <w:i/>
-        </w:rPr>
-        <w:t xml:space="preserve">A global comparison of the life-cycle greenhouse gas emissions of combustion engine and electric passenger cars</w:t>
-      </w:r>
-      <w:r>
-        <w:t xml:space="preserve">. International Council on Clean Transportation.</w:t>
-      </w:r>
-    </w:p>
-    <w:p>
-      <w:pPr>
-        <w:pStyle w:val="BodyText"/>
-      </w:pPr>
-      <w:r>
-        <w:t xml:space="preserve">Caribbean Centre for Renewable Energy and Energy Efficiency. (n.d.).</w:t>
-      </w:r>
-      <w:r>
-        <w:t xml:space="preserve"> </w:t>
-      </w:r>
-      <w:r>
-        <w:rPr>
-          <w:i/>
-        </w:rPr>
-        <w:t xml:space="preserve">The future of e-mobility in the Caribbean</w:t>
-      </w:r>
-      <w:r>
-        <w:t xml:space="preserve"> </w:t>
-      </w:r>
-      <w:r>
-        <w:t xml:space="preserve">[Position paper].</w:t>
-      </w:r>
-    </w:p>
-    <w:p>
-      <w:pPr>
-        <w:pStyle w:val="BodyText"/>
-      </w:pPr>
-      <w:r>
-        <w:t xml:space="preserve">Energy Chamber of Trinidad and Tobago. (2026, May 21).</w:t>
-      </w:r>
-      <w:r>
-        <w:t xml:space="preserve"> </w:t>
-      </w:r>
-      <w:r>
-        <w:rPr>
-          <w:i/>
-        </w:rPr>
-        <w:t xml:space="preserve">Gasoline prices rise across most of CARICOM</w:t>
-      </w:r>
-      <w:r>
-        <w:t xml:space="preserve">.</w:t>
-      </w:r>
-    </w:p>
-    <w:p>
-      <w:pPr>
-        <w:pStyle w:val="BodyText"/>
-      </w:pPr>
-      <w:r>
-        <w:t xml:space="preserve">Gao, Z., Lin, Z., LaClair, T. J., Liu, C., Li, J.-M., Birky, A. K., &amp; Ward, J. (2017). Battery capacity and recharging needs for electric buses in city transit service.</w:t>
-      </w:r>
-      <w:r>
-        <w:t xml:space="preserve"> </w:t>
-      </w:r>
-      <w:r>
-        <w:rPr>
-          <w:i/>
-        </w:rPr>
-        <w:t xml:space="preserve">Energy, 122</w:t>
-      </w:r>
-      <w:r>
-        <w:t xml:space="preserve">, 588–600.</w:t>
-      </w:r>
-    </w:p>
-    <w:p>
-      <w:pPr>
-        <w:pStyle w:val="BodyText"/>
-      </w:pPr>
-      <w:r>
-        <w:t xml:space="preserve">Government of Jamaica. (2023).</w:t>
-      </w:r>
-      <w:r>
-        <w:t xml:space="preserve"> </w:t>
-      </w:r>
-      <w:r>
-        <w:rPr>
-          <w:i/>
-        </w:rPr>
-        <w:t xml:space="preserve">National electric vehicle policy</w:t>
-      </w:r>
-      <w:r>
-        <w:t xml:space="preserve">. Ministry of Energy, Telecommunications and Transport.</w:t>
-      </w:r>
-    </w:p>
-    <w:p>
-      <w:pPr>
-        <w:pStyle w:val="BodyText"/>
-      </w:pPr>
-      <w:r>
-        <w:t xml:space="preserve">Turnbull, K. (2024).</w:t>
-      </w:r>
-      <w:r>
-        <w:t xml:space="preserve"> </w:t>
-      </w:r>
-      <w:r>
-        <w:rPr>
-          <w:i/>
-        </w:rPr>
-        <w:t xml:space="preserve">Pioneering electric mobility: A framework for EV battery management in the Caribbean</w:t>
-      </w:r>
-      <w:r>
-        <w:t xml:space="preserve"> </w:t>
-      </w:r>
-      <w:r>
-        <w:t xml:space="preserve">[Final report]. Department of Physics, University of the West Indies, Mona.</w:t>
-      </w:r>
-    </w:p>
-    <w:p>
-      <w:pPr>
-        <w:pStyle w:val="BodyText"/>
-      </w:pPr>
-      <w:r>
-        <w:t xml:space="preserve">United Nations Environment Programme. (2025, April 7).</w:t>
-      </w:r>
-      <w:r>
-        <w:t xml:space="preserve"> </w:t>
-      </w:r>
-      <w:r>
-        <w:rPr>
-          <w:i/>
-        </w:rPr>
-        <w:t xml:space="preserve">Caribbean leading the charge to electric mobility</w:t>
-      </w:r>
-      <w:r>
-        <w:t xml:space="preserve">.</w:t>
-      </w:r>
-      <w:r>
-        <w:t xml:space="preserve"> </w:t>
-      </w:r>
-      <w:r>
-        <w:t xml:space="preserve"># Section 3: Data Sources and Stakeholders</w:t>
+        <w:t xml:space="preserve">The existing literature establishes that electric vehicle benefits are conditional on grid intensity and battery manufacture, that Caribbean adoption varies widely under similar fiscal regimes, and that Jamaica’s battery end-of-life framework is not yet fit for purpose.</w:t>
+      </w:r>
+    </w:p>
+    <w:p>
+      <w:pPr>
+        <w:pStyle w:val="BodyText"/>
+      </w:pPr>
+      <w:r>
+        <w:t xml:space="preserve">What it does not provide is a Jamaica-specific, current-price, user-adjustable quantification of those conditions. The prevailing analyses either apply regional averages to Jamaica or use figures that have since gone stale. This study addresses that gap by building the comparison from Jamaican price data collected during the study period, by making the assumptions visible and adjustable rather than fixed, and by stating explicitly which inputs are measured and which are estimated.</w:t>
       </w:r>
     </w:p>
     <w:p>
@@ -1282,11 +850,211 @@
       <w:pPr>
         <w:pStyle w:val="Heading2"/>
       </w:pPr>
-      <w:bookmarkStart w:id="35" w:name="approach"/>
+      <w:bookmarkStart w:id="35" w:name="references-1"/>
+      <w:r>
+        <w:t xml:space="preserve">References</w:t>
+      </w:r>
+      <w:bookmarkEnd w:id="35"/>
+    </w:p>
+    <w:p>
+      <w:pPr>
+        <w:pStyle w:val="FirstParagraph"/>
+      </w:pPr>
+      <w:r>
+        <w:t xml:space="preserve">Agencia de Sostenibilidad Energética &amp; Centro de Movilidad Sostenible. (2026).</w:t>
+      </w:r>
+      <w:r>
+        <w:t xml:space="preserve"> </w:t>
+      </w:r>
+      <w:r>
+        <w:rPr>
+          <w:i/>
+        </w:rPr>
+        <w:t xml:space="preserve">Electromovilidad en el transporte público menor: resultados, impacto y lecciones de los programas Mi Taxi Eléctrico y Más Transporte Eléctrico</w:t>
+      </w:r>
+      <w:r>
+        <w:t xml:space="preserve">.</w:t>
+      </w:r>
+    </w:p>
+    <w:p>
+      <w:pPr>
+        <w:pStyle w:val="BodyText"/>
+      </w:pPr>
+      <w:r>
+        <w:t xml:space="preserve">Bieker, G. (2021).</w:t>
+      </w:r>
+      <w:r>
+        <w:t xml:space="preserve"> </w:t>
+      </w:r>
+      <w:r>
+        <w:rPr>
+          <w:i/>
+        </w:rPr>
+        <w:t xml:space="preserve">A global comparison of the life-cycle greenhouse gas emissions of combustion engine and electric passenger cars</w:t>
+      </w:r>
+      <w:r>
+        <w:t xml:space="preserve">. International Council on Clean Transportation.</w:t>
+      </w:r>
+    </w:p>
+    <w:p>
+      <w:pPr>
+        <w:pStyle w:val="BodyText"/>
+      </w:pPr>
+      <w:r>
+        <w:t xml:space="preserve">Caribbean Centre for Renewable Energy and Energy Efficiency. (n.d.).</w:t>
+      </w:r>
+      <w:r>
+        <w:t xml:space="preserve"> </w:t>
+      </w:r>
+      <w:r>
+        <w:rPr>
+          <w:i/>
+        </w:rPr>
+        <w:t xml:space="preserve">The future of e-mobility in the Caribbean</w:t>
+      </w:r>
+      <w:r>
+        <w:t xml:space="preserve"> </w:t>
+      </w:r>
+      <w:r>
+        <w:t xml:space="preserve">[Position paper].</w:t>
+      </w:r>
+    </w:p>
+    <w:p>
+      <w:pPr>
+        <w:pStyle w:val="BodyText"/>
+      </w:pPr>
+      <w:r>
+        <w:t xml:space="preserve">Energy Chamber of Trinidad and Tobago. (2026, May 21).</w:t>
+      </w:r>
+      <w:r>
+        <w:t xml:space="preserve"> </w:t>
+      </w:r>
+      <w:r>
+        <w:rPr>
+          <w:i/>
+        </w:rPr>
+        <w:t xml:space="preserve">Gasoline prices rise across most of CARICOM</w:t>
+      </w:r>
+      <w:r>
+        <w:t xml:space="preserve">.</w:t>
+      </w:r>
+    </w:p>
+    <w:p>
+      <w:pPr>
+        <w:pStyle w:val="BodyText"/>
+      </w:pPr>
+      <w:r>
+        <w:t xml:space="preserve">Gao, Z., Lin, Z., LaClair, T. J., Liu, C., Li, J.-M., Birky, A. K., &amp; Ward, J. (2017). Battery capacity and recharging needs for electric buses in city transit service.</w:t>
+      </w:r>
+      <w:r>
+        <w:t xml:space="preserve"> </w:t>
+      </w:r>
+      <w:r>
+        <w:rPr>
+          <w:i/>
+        </w:rPr>
+        <w:t xml:space="preserve">Energy, 122</w:t>
+      </w:r>
+      <w:r>
+        <w:t xml:space="preserve">, 588–600.</w:t>
+      </w:r>
+    </w:p>
+    <w:p>
+      <w:pPr>
+        <w:pStyle w:val="BodyText"/>
+      </w:pPr>
+      <w:r>
+        <w:t xml:space="preserve">Government of Jamaica. (2023).</w:t>
+      </w:r>
+      <w:r>
+        <w:t xml:space="preserve"> </w:t>
+      </w:r>
+      <w:r>
+        <w:rPr>
+          <w:i/>
+        </w:rPr>
+        <w:t xml:space="preserve">National electric vehicle policy</w:t>
+      </w:r>
+      <w:r>
+        <w:t xml:space="preserve">. Ministry of Energy, Telecommunications and Transport.</w:t>
+      </w:r>
+    </w:p>
+    <w:p>
+      <w:pPr>
+        <w:pStyle w:val="BodyText"/>
+      </w:pPr>
+      <w:r>
+        <w:t xml:space="preserve">Turnbull, K. (2024).</w:t>
+      </w:r>
+      <w:r>
+        <w:t xml:space="preserve"> </w:t>
+      </w:r>
+      <w:r>
+        <w:rPr>
+          <w:i/>
+        </w:rPr>
+        <w:t xml:space="preserve">Pioneering electric mobility: A framework for EV battery management in the Caribbean</w:t>
+      </w:r>
+      <w:r>
+        <w:t xml:space="preserve"> </w:t>
+      </w:r>
+      <w:r>
+        <w:t xml:space="preserve">[Final report]. Department of Physics, University of the West Indies, Mona.</w:t>
+      </w:r>
+    </w:p>
+    <w:p>
+      <w:pPr>
+        <w:pStyle w:val="BodyText"/>
+      </w:pPr>
+      <w:r>
+        <w:t xml:space="preserve">United Nations Environment Programme. (2025, April 7).</w:t>
+      </w:r>
+      <w:r>
+        <w:t xml:space="preserve"> </w:t>
+      </w:r>
+      <w:r>
+        <w:rPr>
+          <w:i/>
+        </w:rPr>
+        <w:t xml:space="preserve">Caribbean leading the charge to electric mobility</w:t>
+      </w:r>
+      <w:r>
+        <w:t xml:space="preserve">.</w:t>
+      </w:r>
+    </w:p>
+    <w:p>
+      <w:r>
+        <w:pict>
+          <v:rect style="width:0;height:1.5pt" o:hralign="center" o:hrstd="t" o:hr="t"/>
+        </w:pict>
+      </w:r>
+    </w:p>
+    <w:p>
+      <w:pPr>
+        <w:pStyle w:val="Heading1"/>
+      </w:pPr>
+      <w:bookmarkStart w:id="36" w:name="section-3-data-sources-and-stakeholders"/>
+      <w:r>
+        <w:t xml:space="preserve">Section 3: Data Sources and Stakeholders</w:t>
+      </w:r>
+      <w:bookmarkEnd w:id="36"/>
+    </w:p>
+    <w:p>
+      <w:r>
+        <w:pict>
+          <v:rect style="width:0;height:1.5pt" o:hralign="center" o:hrstd="t" o:hr="t"/>
+        </w:pict>
+      </w:r>
+    </w:p>
+    <w:p>
+      <w:pPr>
+        <w:pStyle w:val="Heading2"/>
+      </w:pPr>
+      <w:bookmarkStart w:id="37" w:name="approach"/>
       <w:r>
         <w:t xml:space="preserve">3.1 Approach</w:t>
       </w:r>
-      <w:bookmarkEnd w:id="35"/>
+      <w:bookmarkEnd w:id="37"/>
     </w:p>
     <w:p>
       <w:pPr>
@@ -1473,11 +1241,11 @@
       <w:pPr>
         <w:pStyle w:val="Heading2"/>
       </w:pPr>
-      <w:bookmarkStart w:id="36" w:name="measured-data"/>
+      <w:bookmarkStart w:id="38" w:name="measured-data"/>
       <w:r>
         <w:t xml:space="preserve">3.2 Measured Data</w:t>
       </w:r>
-      <w:bookmarkEnd w:id="36"/>
+      <w:bookmarkEnd w:id="38"/>
     </w:p>
     <w:p>
       <w:pPr>
@@ -1566,11 +1334,11 @@
       <w:pPr>
         <w:pStyle w:val="Heading2"/>
       </w:pPr>
-      <w:bookmarkStart w:id="37" w:name="data-supplied-by-organisations"/>
+      <w:bookmarkStart w:id="39" w:name="data-supplied-by-organisations"/>
       <w:r>
         <w:t xml:space="preserve">3.3 Data Supplied by Organisations</w:t>
       </w:r>
-      <w:bookmarkEnd w:id="37"/>
+      <w:bookmarkEnd w:id="39"/>
     </w:p>
     <w:p>
       <w:pPr>
@@ -1642,11 +1410,11 @@
       <w:pPr>
         <w:pStyle w:val="Heading2"/>
       </w:pPr>
-      <w:bookmarkStart w:id="38" w:name="published-institutional-sources"/>
+      <w:bookmarkStart w:id="40" w:name="published-institutional-sources"/>
       <w:r>
         <w:t xml:space="preserve">3.4 Published Institutional Sources</w:t>
       </w:r>
-      <w:bookmarkEnd w:id="38"/>
+      <w:bookmarkEnd w:id="40"/>
     </w:p>
     <w:p>
       <w:pPr>
@@ -1803,11 +1571,11 @@
       <w:pPr>
         <w:pStyle w:val="Heading2"/>
       </w:pPr>
-      <w:bookmarkStart w:id="39" w:name="institutional-requests-outcomes"/>
+      <w:bookmarkStart w:id="41" w:name="institutional-requests-outcomes"/>
       <w:r>
         <w:t xml:space="preserve">3.5 Institutional Requests: Outcomes</w:t>
       </w:r>
-      <w:bookmarkEnd w:id="39"/>
+      <w:bookmarkEnd w:id="41"/>
     </w:p>
     <w:tbl>
       <w:tblPr>
@@ -2193,11 +1961,107 @@
       <w:pPr>
         <w:pStyle w:val="Heading2"/>
       </w:pPr>
-      <w:bookmarkStart w:id="40" w:name="data-not-obtained"/>
-      <w:r>
-        <w:t xml:space="preserve">3.6 Data Not Obtained</w:t>
-      </w:r>
-      <w:bookmarkEnd w:id="40"/>
+      <w:bookmarkStart w:id="42" w:name="X43de3c633c857736c04599b62b2903b7d9c9467"/>
+      <w:r>
+        <w:t xml:space="preserve">3.6 Fuel Prices: Published but Not Machine-Readable</w:t>
+      </w:r>
+      <w:bookmarkEnd w:id="42"/>
+    </w:p>
+    <w:p>
+      <w:pPr>
+        <w:pStyle w:val="FirstParagraph"/>
+      </w:pPr>
+      <w:r>
+        <w:t xml:space="preserve">Petrojam publishes its weekly ex-refinery reference prices as an HTML table at petrojam.com/price/, covering ten products across 59 pages of history. The figures are public, and the price series underpinning every fuel cost in this dashboard comes from them.</w:t>
+      </w:r>
+    </w:p>
+    <w:p>
+      <w:pPr>
+        <w:pStyle w:val="BodyText"/>
+      </w:pPr>
+      <w:r>
+        <w:t xml:space="preserve">They cannot be collected automatically. Requests from a plainly identified research client are refused with HTTP 403 by an AWS load balancer, on every path tried including /robots.txt itself. The refusal is not a crawling policy: the site’s robots.txt reads</w:t>
+      </w:r>
+      <w:r>
+        <w:t xml:space="preserve"> </w:t>
+      </w:r>
+      <w:r>
+        <w:rPr>
+          <w:rStyle w:val="VerbatimChar"/>
+        </w:rPr>
+        <w:t xml:space="preserve">User-agent: * / Disallow:</w:t>
+      </w:r>
+      <w:r>
+        <w:t xml:space="preserve">, which permits automated access, and the price page carries</w:t>
+      </w:r>
+      <w:r>
+        <w:t xml:space="preserve"> </w:t>
+      </w:r>
+      <w:r>
+        <w:rPr>
+          <w:rStyle w:val="VerbatimChar"/>
+        </w:rPr>
+        <w:t xml:space="preserve">meta-robots: index, follow</w:t>
+      </w:r>
+      <w:r>
+        <w:t xml:space="preserve">. The block sits in front of the site rather than in it, and appears to reject clients that do not present as a browser.</w:t>
+      </w:r>
+    </w:p>
+    <w:p>
+      <w:pPr>
+        <w:pStyle w:val="BodyText"/>
+      </w:pPr>
+      <w:r>
+        <w:t xml:space="preserve">Getting past it would require the request to misrepresent itself as a browser. That was not done. A state-owned public body returning 403 to an identified client is declining, and the appropriate response to a decline is to ask rather than to change costume until the answer changes. A request has been drafted to Petrojam’s public enquiries address, with the Access to Information Act as the fallback route, and it names the specific technical finding so the operator can act on it.</w:t>
+      </w:r>
+    </w:p>
+    <w:p>
+      <w:pPr>
+        <w:pStyle w:val="BodyText"/>
+      </w:pPr>
+      <w:r>
+        <w:t xml:space="preserve">Two consequences follow. The price series is maintained by manual entry, with a validated paste tool and the same range and duplicate checks the automated path would have applied. And the freshness of the series depends on a person, which is recorded in Section 8 as a maintenance risk rather than presented as solved.</w:t>
+      </w:r>
+    </w:p>
+    <w:p>
+      <w:pPr>
+        <w:pStyle w:val="BodyText"/>
+      </w:pPr>
+      <w:r>
+        <w:t xml:space="preserve">A separate observation is worth recording for anyone repeating this. A plain client and a browser were served</w:t>
+      </w:r>
+      <w:r>
+        <w:t xml:space="preserve"> </w:t>
+      </w:r>
+      <w:r>
+        <w:rPr>
+          <w:i/>
+        </w:rPr>
+        <w:t xml:space="preserve">different</w:t>
+      </w:r>
+      <w:r>
+        <w:t xml:space="preserve"> </w:t>
+      </w:r>
+      <w:r>
+        <w:t xml:space="preserve">copies of the same page on the same day: the browser showed prices to 30 July 2026, while a plain request returned a cached copy ending 16 July. Any future automated collection needs a staleness check comparing the newest row served against the newest row already held, or it will silently collect nothing while appearing to succeed.</w:t>
+      </w:r>
+    </w:p>
+    <w:p>
+      <w:r>
+        <w:pict>
+          <v:rect style="width:0;height:1.5pt" o:hralign="center" o:hrstd="t" o:hr="t"/>
+        </w:pict>
+      </w:r>
+    </w:p>
+    <w:p>
+      <w:pPr>
+        <w:pStyle w:val="Heading2"/>
+      </w:pPr>
+      <w:bookmarkStart w:id="43" w:name="data-not-obtained"/>
+      <w:r>
+        <w:t xml:space="preserve">3.7 Data Not Obtained</w:t>
+      </w:r>
+      <w:bookmarkEnd w:id="43"/>
     </w:p>
     <w:p>
       <w:pPr>
@@ -2286,12 +2150,6 @@
       <w:r>
         <w:t xml:space="preserve">Each absence has a consequence recorded in Section 8.</w:t>
       </w:r>
-      <w:r>
-        <w:t xml:space="preserve"> </w:t>
-      </w:r>
-      <w:r>
-        <w:t xml:space="preserve"># Section 4: EV Policy Gap Analysis</w:t>
-      </w:r>
     </w:p>
     <w:p>
       <w:r>
@@ -2302,13 +2160,30 @@
     </w:p>
     <w:p>
       <w:pPr>
+        <w:pStyle w:val="Heading1"/>
+      </w:pPr>
+      <w:bookmarkStart w:id="44" w:name="section-4-ev-policy-gap-analysis"/>
+      <w:r>
+        <w:t xml:space="preserve">Section 4: EV Policy Gap Analysis</w:t>
+      </w:r>
+      <w:bookmarkEnd w:id="44"/>
+    </w:p>
+    <w:p>
+      <w:r>
+        <w:pict>
+          <v:rect style="width:0;height:1.5pt" o:hralign="center" o:hrstd="t" o:hr="t"/>
+        </w:pict>
+      </w:r>
+    </w:p>
+    <w:p>
+      <w:pPr>
         <w:pStyle w:val="Heading2"/>
       </w:pPr>
-      <w:bookmarkStart w:id="41" w:name="method"/>
+      <w:bookmarkStart w:id="45" w:name="method"/>
       <w:r>
         <w:t xml:space="preserve">4.1 Method</w:t>
       </w:r>
-      <w:bookmarkEnd w:id="41"/>
+      <w:bookmarkEnd w:id="45"/>
     </w:p>
     <w:p>
       <w:pPr>
@@ -2583,11 +2458,11 @@
       <w:pPr>
         <w:pStyle w:val="Heading2"/>
       </w:pPr>
-      <w:bookmarkStart w:id="42" w:name="overall-position"/>
+      <w:bookmarkStart w:id="46" w:name="overall-position"/>
       <w:r>
         <w:t xml:space="preserve">4.2 Overall Position</w:t>
       </w:r>
-      <w:bookmarkEnd w:id="42"/>
+      <w:bookmarkEnd w:id="46"/>
     </w:p>
     <w:p>
       <w:pPr>
@@ -2800,11 +2675,11 @@
       <w:pPr>
         <w:pStyle w:val="Heading2"/>
       </w:pPr>
-      <w:bookmarkStart w:id="43" w:name="goal-by-goal"/>
+      <w:bookmarkStart w:id="47" w:name="goal-by-goal"/>
       <w:r>
         <w:t xml:space="preserve">4.3 Goal-by-Goal</w:t>
       </w:r>
-      <w:bookmarkEnd w:id="43"/>
+      <w:bookmarkEnd w:id="47"/>
     </w:p>
     <w:p>
       <w:pPr>
@@ -2938,11 +2813,11 @@
       <w:pPr>
         <w:pStyle w:val="Heading2"/>
       </w:pPr>
-      <w:bookmarkStart w:id="44" w:name="the-four-structural-gaps"/>
+      <w:bookmarkStart w:id="48" w:name="the-four-structural-gaps"/>
       <w:r>
         <w:t xml:space="preserve">4.4 The Four Structural Gaps</w:t>
       </w:r>
-      <w:bookmarkEnd w:id="44"/>
+      <w:bookmarkEnd w:id="48"/>
     </w:p>
     <w:p>
       <w:pPr>
@@ -3039,11 +2914,11 @@
       <w:pPr>
         <w:pStyle w:val="Heading2"/>
       </w:pPr>
-      <w:bookmarkStart w:id="45" w:name="what-can-actually-be-measured"/>
+      <w:bookmarkStart w:id="49" w:name="what-can-actually-be-measured"/>
       <w:r>
         <w:t xml:space="preserve">4.5 What Can Actually Be Measured</w:t>
       </w:r>
-      <w:bookmarkEnd w:id="45"/>
+      <w:bookmarkEnd w:id="49"/>
     </w:p>
     <w:p>
       <w:pPr>
@@ -3150,11 +3025,11 @@
       <w:pPr>
         <w:pStyle w:val="Heading2"/>
       </w:pPr>
-      <w:bookmarkStart w:id="46" w:name="assessment"/>
+      <w:bookmarkStart w:id="50" w:name="assessment"/>
       <w:r>
         <w:t xml:space="preserve">4.6 Assessment</w:t>
       </w:r>
-      <w:bookmarkEnd w:id="46"/>
+      <w:bookmarkEnd w:id="50"/>
     </w:p>
     <w:p>
       <w:pPr>
@@ -3190,12 +3065,6 @@
       </w:pPr>
       <w:r>
         <w:t xml:space="preserve">That pattern, rather than the aggregate count of incomplete actions, is the substantive finding of this section.</w:t>
-      </w:r>
-      <w:r>
-        <w:t xml:space="preserve"> </w:t>
-      </w:r>
-      <w:r>
-        <w:t xml:space="preserve"># Section 5: Methods</w:t>
       </w:r>
     </w:p>
     <w:p>
@@ -3207,480 +3076,13 @@
     </w:p>
     <w:p>
       <w:pPr>
-        <w:pStyle w:val="Heading2"/>
-      </w:pPr>
-      <w:bookmarkStart w:id="47" w:name="currency-and-price-basis"/>
-      <w:r>
-        <w:t xml:space="preserve">5.1 Currency and Price Basis</w:t>
-      </w:r>
-      <w:bookmarkEnd w:id="47"/>
-    </w:p>
-    <w:p>
-      <w:pPr>
-        <w:pStyle w:val="FirstParagraph"/>
-      </w:pPr>
-      <w:r>
-        <w:t xml:space="preserve">All Jamaican calculations are performed in Jamaican dollars, because every underlying source is natively JMD: Petrojam prices, the station survey, charging tariffs, dealer prices and loan terms. Converting to USD internally would introduce an exchange rate into calculations that do not require one.</w:t>
-      </w:r>
-    </w:p>
-    <w:p>
-      <w:pPr>
-        <w:pStyle w:val="BodyText"/>
-      </w:pPr>
-      <w:r>
-        <w:t xml:space="preserve">Cross-country comparisons are presented in</w:t>
-      </w:r>
-      <w:r>
-        <w:t xml:space="preserve"> </w:t>
-      </w:r>
-      <w:r>
-        <w:rPr>
-          <w:b/>
-        </w:rPr>
-        <w:t xml:space="preserve">US dollars</w:t>
-      </w:r>
-      <w:r>
-        <w:t xml:space="preserve">, for the opposite reason. Comparing Uruguay with Brazil through the Jamaican exchange rate would make every foreign figure move whenever the JMD moved. The regional module therefore uses USD throughout.</w:t>
-      </w:r>
-    </w:p>
-    <w:p>
-      <w:pPr>
-        <w:pStyle w:val="BodyText"/>
-      </w:pPr>
-      <w:r>
-        <w:rPr>
-          <w:b/>
-        </w:rPr>
-        <w:t xml:space="preserve">Effective retail fuel price</w:t>
-      </w:r>
-      <w:r>
-        <w:t xml:space="preserve"> </w:t>
-      </w:r>
-      <w:r>
-        <w:t xml:space="preserve">is the quantity used in every cost calculation:</w:t>
-      </w:r>
-    </w:p>
-    <w:p>
-      <w:pPr>
-        <w:pStyle w:val="SourceCode"/>
-      </w:pPr>
-      <w:r>
-        <w:rPr>
-          <w:rStyle w:val="VerbatimChar"/>
-        </w:rPr>
-        <w:t xml:space="preserve">retail price = Petrojam reference price + station markup</w:t>
-      </w:r>
-    </w:p>
-    <w:p>
-      <w:pPr>
-        <w:pStyle w:val="FirstParagraph"/>
-      </w:pPr>
-      <w:r>
-        <w:t xml:space="preserve">The Petrojam reference already includes Special Consumption Tax. Markup is taken either from the user’s own entered pump price, a specific surveyed station, or the Kingston survey average. For 90 octane in mid-2026 this gives approximately J$247 per litre against a Petrojam reference of J$213.</w:t>
-      </w:r>
-    </w:p>
-    <w:p>
-      <w:pPr>
-        <w:pStyle w:val="Heading2"/>
-      </w:pPr>
-      <w:bookmarkStart w:id="48" w:name="total-cost-of-ownership"/>
-      <w:r>
-        <w:t xml:space="preserve">5.2 Total Cost of Ownership</w:t>
-      </w:r>
-      <w:bookmarkEnd w:id="48"/>
-    </w:p>
-    <w:p>
-      <w:pPr>
-        <w:pStyle w:val="FirstParagraph"/>
-      </w:pPr>
-      <w:r>
-        <w:t xml:space="preserve">For each vehicle and each year</w:t>
-      </w:r>
-      <w:r>
-        <w:t xml:space="preserve"> </w:t>
-      </w:r>
-      <w:r>
-        <w:rPr>
-          <w:i/>
-        </w:rPr>
-        <w:t xml:space="preserve">y</w:t>
-      </w:r>
-      <w:r>
-        <w:t xml:space="preserve"> </w:t>
-      </w:r>
-      <w:r>
-        <w:t xml:space="preserve">of ownership:</w:t>
-      </w:r>
-    </w:p>
-    <w:p>
-      <w:pPr>
-        <w:pStyle w:val="SourceCode"/>
-      </w:pPr>
-      <w:r>
-        <w:rPr>
-          <w:rStyle w:val="VerbatimChar"/>
-        </w:rPr>
-        <w:t xml:space="preserve">cumulative cost(y) = depreciation to date + (annual energy + annual maintenance) × y</w:t>
-      </w:r>
-    </w:p>
-    <w:p>
-      <w:pPr>
-        <w:pStyle w:val="FirstParagraph"/>
-      </w:pPr>
-      <w:r>
-        <w:t xml:space="preserve">Depreciation applies a first-year rate and a subsequent-year rate to the purchase price. Annual energy cost is distance × consumption × the applicable price per unit. Where a mixture of home and public charging is specified, the effective electricity price is weighted accordingly.</w:t>
-      </w:r>
-    </w:p>
-    <w:p>
-      <w:pPr>
-        <w:pStyle w:val="BodyText"/>
-      </w:pPr>
-      <w:r>
-        <w:t xml:space="preserve">The</w:t>
-      </w:r>
-      <w:r>
-        <w:t xml:space="preserve"> </w:t>
-      </w:r>
-      <w:r>
-        <w:rPr>
-          <w:b/>
-        </w:rPr>
-        <w:t xml:space="preserve">crossover point</w:t>
-      </w:r>
-      <w:r>
-        <w:t xml:space="preserve"> </w:t>
-      </w:r>
-      <w:r>
-        <w:t xml:space="preserve">is found by linear interpolation between the years bracketing the sign change in the cost difference, and reported in years and months.</w:t>
-      </w:r>
-    </w:p>
-    <w:p>
-      <w:pPr>
-        <w:pStyle w:val="Heading2"/>
-      </w:pPr>
-      <w:bookmarkStart w:id="49" w:name="emissions"/>
-      <w:r>
-        <w:t xml:space="preserve">5.3 Emissions</w:t>
-      </w:r>
-      <w:bookmarkEnd w:id="49"/>
-    </w:p>
-    <w:p>
-      <w:pPr>
-        <w:pStyle w:val="FirstParagraph"/>
-      </w:pPr>
-      <w:r>
-        <w:t xml:space="preserve">Tailpipe and grid emissions:</w:t>
-      </w:r>
-    </w:p>
-    <w:p>
-      <w:pPr>
-        <w:pStyle w:val="SourceCode"/>
-      </w:pPr>
-      <w:r>
-        <w:rPr>
-          <w:rStyle w:val="VerbatimChar"/>
-        </w:rPr>
-        <w:t xml:space="preserve">annual ICE CO₂ = distance × (L/100km ÷ 100) × 2.31 kg/L</w:t>
-      </w:r>
-      <w:r>
-        <w:br/>
-      </w:r>
-      <w:r>
-        <w:rPr>
-          <w:rStyle w:val="VerbatimChar"/>
-        </w:rPr>
-        <w:t xml:space="preserve">annual BEV CO₂ = distance × (kWh/100km ÷ 100) × grid intensity</w:t>
-      </w:r>
-    </w:p>
-    <w:p>
-      <w:pPr>
-        <w:pStyle w:val="FirstParagraph"/>
-      </w:pPr>
-      <w:r>
-        <w:t xml:space="preserve">using 2.31 kg CO₂ per litre for petrol and 2.68 for automotive diesel, with grid intensity selected from the three IRP scenarios.</w:t>
-      </w:r>
-    </w:p>
-    <w:p>
-      <w:pPr>
-        <w:pStyle w:val="Heading3"/>
-      </w:pPr>
-      <w:bookmarkStart w:id="50" w:name="battery-manufacturing-premium"/>
-      <w:r>
-        <w:t xml:space="preserve">5.3.1 Battery Manufacturing Premium</w:t>
-      </w:r>
-      <w:bookmarkEnd w:id="50"/>
-    </w:p>
-    <w:p>
-      <w:pPr>
-        <w:pStyle w:val="FirstParagraph"/>
-      </w:pPr>
-      <w:r>
-        <w:t xml:space="preserve">Carbon payback requires the</w:t>
-      </w:r>
-      <w:r>
-        <w:t xml:space="preserve"> </w:t>
-      </w:r>
-      <w:r>
-        <w:rPr>
-          <w:i/>
-        </w:rPr>
-        <w:t xml:space="preserve">difference</w:t>
-      </w:r>
-      <w:r>
-        <w:t xml:space="preserve"> </w:t>
-      </w:r>
-      <w:r>
-        <w:t xml:space="preserve">in manufacturing emissions between an electric vehicle and the combustion vehicle it replaces, not the electric vehicle’s total. Under the standard simplifying assumption that the body shell of a BEV and an equivalent ICE vehicle carry comparable production emissions, and that the electric motor and inverter approximately offset the engine, gearbox, exhaust and fuel system they replace, the difference reduces to the battery pack:</w:t>
-      </w:r>
-    </w:p>
-    <w:p>
-      <w:pPr>
-        <w:pStyle w:val="SourceCode"/>
-      </w:pPr>
-      <w:r>
-        <w:rPr>
-          <w:rStyle w:val="VerbatimChar"/>
-        </w:rPr>
-        <w:t xml:space="preserve">manufacturing premium (tonnes) = battery capacity (kWh) × intensity (kg CO₂e/kWh) ÷ 1000</w:t>
-      </w:r>
-    </w:p>
-    <w:p>
-      <w:pPr>
-        <w:pStyle w:val="FirstParagraph"/>
-      </w:pPr>
-      <w:r>
-        <w:t xml:space="preserve">Intensity is 68 kg CO₂e/kWh for China-manufactured packs and 60 for Europe and the United States, from Bieker (2021). Japanese and Korean packs are assigned the 60 figure as the nearest published analogue, which is an assumption rather than a sourced value.</w:t>
-      </w:r>
-    </w:p>
-    <w:p>
-      <w:pPr>
-        <w:pStyle w:val="BodyText"/>
-      </w:pPr>
-      <w:r>
-        <w:t xml:space="preserve">This yields, for example, 3.39 tonnes for a 49.92 kWh BYD Yuan Plus.</w:t>
-      </w:r>
-    </w:p>
-    <w:p>
-      <w:pPr>
-        <w:pStyle w:val="BodyText"/>
-      </w:pPr>
-      <w:r>
-        <w:rPr>
-          <w:b/>
-        </w:rPr>
-        <w:t xml:space="preserve">Limitation.</w:t>
-      </w:r>
-      <w:r>
-        <w:t xml:space="preserve"> </w:t>
-      </w:r>
-      <w:r>
-        <w:t xml:space="preserve">The glider-parity assumption is a simplification. Electric vehicles are typically heavier and use more aluminium, so the true premium is somewhat above the battery-only figure. These values should be read as a lower bound.</w:t>
-      </w:r>
-    </w:p>
-    <w:p>
-      <w:pPr>
-        <w:pStyle w:val="BodyText"/>
-      </w:pPr>
-      <w:r>
-        <w:rPr>
-          <w:b/>
-        </w:rPr>
-        <w:t xml:space="preserve">Used vehicles.</w:t>
-      </w:r>
-      <w:r>
-        <w:t xml:space="preserve"> </w:t>
-      </w:r>
-      <w:r>
-        <w:t xml:space="preserve">Manufacturing emissions for a used import are amortised by remaining service life, on an assumed 15-year vehicle life, on the reasoning that a 2019 vehicle imported in 2026 did not cause its battery to be manufactured in 2026. A seven-year-old Nissan Leaf therefore carries 8/15 of its full 2.40 tonne premium, or 1.28 tonnes. Fleet-level calculations use the unamortised figure, because those vehicles are being newly manufactured somewhere in the world.</w:t>
-      </w:r>
-    </w:p>
-    <w:p>
-      <w:pPr>
-        <w:pStyle w:val="Heading2"/>
-      </w:pPr>
-      <w:bookmarkStart w:id="51" w:name="taxi-feasibility"/>
-      <w:r>
-        <w:t xml:space="preserve">5.4 Taxi Feasibility</w:t>
+        <w:pStyle w:val="Heading1"/>
+      </w:pPr>
+      <w:bookmarkStart w:id="51" w:name="section-5-methods"/>
+      <w:r>
+        <w:t xml:space="preserve">Section 5: Methods</w:t>
       </w:r>
       <w:bookmarkEnd w:id="51"/>
-    </w:p>
-    <w:p>
-      <w:pPr>
-        <w:pStyle w:val="FirstParagraph"/>
-      </w:pPr>
-      <w:r>
-        <w:t xml:space="preserve">Annual revenue is trips per day × fare × working days per week × 52. Against it are set energy cost, maintenance and loan repayment, with the loan amortised by standard monthly payment formula and the deposit charged at year zero. Cumulative net income is tracked year by year, and crossover against a petrol baseline calculated as in 5.2.</w:t>
-      </w:r>
-    </w:p>
-    <w:p>
-      <w:pPr>
-        <w:pStyle w:val="BodyText"/>
-      </w:pPr>
-      <w:r>
-        <w:rPr>
-          <w:b/>
-        </w:rPr>
-        <w:t xml:space="preserve">Consumption basis.</w:t>
-      </w:r>
-      <w:r>
-        <w:t xml:space="preserve"> </w:t>
-      </w:r>
-      <w:r>
-        <w:t xml:space="preserve">All figures in this module are urban-basis, because Kingston route taxi work is stop-and-go by definition, whereas the vehicle database is combined-basis for private-buyer comparison. Where a real urban measurement exists it is used directly. Where none exists, the combined figure is scaled by an uplift derived from the vehicles that have both: 1.41 for petrol, from inCarDoc Toyota Probox data, and 1.15 for electric, averaging the BYD Yuan Plus and Nissan Leaf observations.</w:t>
-      </w:r>
-    </w:p>
-    <w:p>
-      <w:pPr>
-        <w:pStyle w:val="BodyText"/>
-      </w:pPr>
-      <w:r>
-        <w:rPr>
-          <w:b/>
-        </w:rPr>
-        <w:t xml:space="preserve">These uplifts are assumptions</w:t>
-      </w:r>
-      <w:r>
-        <w:t xml:space="preserve">, and the petrol factor rests on a single vehicle. Nine of twelve vehicles in this module carry derived rather than measured consumption, and are marked as such in the interface with dotted rather than solid plot lines.</w:t>
-      </w:r>
-    </w:p>
-    <w:p>
-      <w:pPr>
-        <w:pStyle w:val="Heading2"/>
-      </w:pPr>
-      <w:bookmarkStart w:id="52" w:name="national-fleet-projection"/>
-      <w:r>
-        <w:t xml:space="preserve">5.5 National Fleet Projection</w:t>
-      </w:r>
-      <w:bookmarkEnd w:id="52"/>
-    </w:p>
-    <w:p>
-      <w:pPr>
-        <w:pStyle w:val="FirstParagraph"/>
-      </w:pPr>
-      <w:r>
-        <w:t xml:space="preserve">Adoption follows a logistic S-curve parameterised by steepness and midpoint year, applied separately to three streams with their own fleet sizes, distances, consumption figures and 2030 targets. Emissions avoided is the difference between the all-combustion counterfactual and the mixed fleet. Revenue foregone is new electric vehicles multiplied by the per-vehicle difference in import revenue.</w:t>
-      </w:r>
-    </w:p>
-    <w:p>
-      <w:pPr>
-        <w:pStyle w:val="BodyText"/>
-      </w:pPr>
-      <w:r>
-        <w:t xml:space="preserve">The three streams use different fuel chemistry: petrol at 2.31 kg CO₂/L for private and government, diesel at 2.68 for public transport, and separate consumption figures for each. Section 6.4 explains why this matters more than it appears to.</w:t>
-      </w:r>
-    </w:p>
-    <w:p>
-      <w:pPr>
-        <w:pStyle w:val="Heading2"/>
-      </w:pPr>
-      <w:bookmarkStart w:id="53" w:name="fleet-emissions-counterfactual"/>
-      <w:r>
-        <w:t xml:space="preserve">5.6 Fleet Emissions Counterfactual</w:t>
-      </w:r>
-      <w:bookmarkEnd w:id="53"/>
-    </w:p>
-    <w:p>
-      <w:pPr>
-        <w:pStyle w:val="FirstParagraph"/>
-      </w:pPr>
-      <w:r>
-        <w:t xml:space="preserve">A separate calculation asks what emissions would be at any chosen level of private fleet electrification, in both directions.</w:t>
-      </w:r>
-    </w:p>
-    <w:p>
-      <w:pPr>
-        <w:pStyle w:val="BodyText"/>
-      </w:pPr>
-      <w:r>
-        <w:rPr>
-          <w:b/>
-        </w:rPr>
-        <w:t xml:space="preserve">Retrospective</w:t>
-      </w:r>
-      <w:r>
-        <w:t xml:space="preserve">, 2015 to 2026, interpolates fleet size between the 2015 CEIC/OICA anchor of 190,000 and the current estimate, and values avoided fuel at each year’s actual Petrojam annual mean, giving a monetary result grounded in real historic prices rather than an assumption.</w:t>
-      </w:r>
-    </w:p>
-    <w:p>
-      <w:pPr>
-        <w:pStyle w:val="BodyText"/>
-      </w:pPr>
-      <w:r>
-        <w:rPr>
-          <w:b/>
-        </w:rPr>
-        <w:t xml:space="preserve">Forward</w:t>
-      </w:r>
-      <w:r>
-        <w:t xml:space="preserve">, 2026 to 2035, grows the fleet at 2.5% annually and holds fuel price flat, because this study has no defensible fuel price forecast.</w:t>
-      </w:r>
-    </w:p>
-    <w:p>
-      <w:pPr>
-        <w:pStyle w:val="BodyText"/>
-      </w:pPr>
-      <w:r>
-        <w:t xml:space="preserve">Battery manufacturing is charged as a one-off at period start, using an assumed 55 kWh average pack.</w:t>
-      </w:r>
-    </w:p>
-    <w:p>
-      <w:pPr>
-        <w:pStyle w:val="BodyText"/>
-      </w:pPr>
-      <w:r>
-        <w:rPr>
-          <w:b/>
-        </w:rPr>
-        <w:t xml:space="preserve">Limitation.</w:t>
-      </w:r>
-      <w:r>
-        <w:t xml:space="preserve"> </w:t>
-      </w:r>
-      <w:r>
-        <w:t xml:space="preserve">Grid intensity is held at the 2022 value of 0.474 for all pre-2022 years, because no year-by-year Jamaican series was obtained. The pre-LNG grid was dirtier, so retrospective avoided emissions are an upper bound. A UNEP DTU and OLADE study places Jamaica’s 2015 grid at 0.7324 t CO₂/MWh on an operating-margin basis; substituting a declining series reduces avoided emissions by approximately 13%.</w:t>
-      </w:r>
-    </w:p>
-    <w:p>
-      <w:pPr>
-        <w:pStyle w:val="Heading2"/>
-      </w:pPr>
-      <w:bookmarkStart w:id="54" w:name="regional-comparison"/>
-      <w:r>
-        <w:t xml:space="preserve">5.7 Regional Comparison</w:t>
-      </w:r>
-      <w:bookmarkEnd w:id="54"/>
-    </w:p>
-    <w:p>
-      <w:pPr>
-        <w:pStyle w:val="FirstParagraph"/>
-      </w:pPr>
-      <w:r>
-        <w:t xml:space="preserve">Nineteen countries, fourteen Caribbean. Fields are left empty rather than estimated where no source exists, which is why nine countries appear in the summary table but not on the charts. Caribbean fuel prices all come from a single May 2026 compilation, because pump prices are only comparable if collected on the same date on the same basis.</w:t>
-      </w:r>
-    </w:p>
-    <w:p>
-      <w:pPr>
-        <w:pStyle w:val="Heading2"/>
-      </w:pPr>
-      <w:bookmarkStart w:id="55" w:name="implementation"/>
-      <w:r>
-        <w:t xml:space="preserve">5.8 Implementation</w:t>
-      </w:r>
-      <w:bookmarkEnd w:id="55"/>
-    </w:p>
-    <w:p>
-      <w:pPr>
-        <w:pStyle w:val="FirstParagraph"/>
-      </w:pPr>
-      <w:r>
-        <w:t xml:space="preserve">Python 3.11 with Plotly Dash. Vehicle data is held in a single module so that prices, battery capacities and maintenance figures cannot drift between modules. Derived quantities such as the manufacturing premium are computed by function rather than stored, so that correcting an input propagates automatically.</w:t>
-      </w:r>
-      <w:r>
-        <w:t xml:space="preserve"> </w:t>
-      </w:r>
-      <w:r>
-        <w:t xml:space="preserve"># Section 6: Results</w:t>
-      </w:r>
     </w:p>
     <w:p>
       <w:r>
@@ -3693,11 +3095,506 @@
       <w:pPr>
         <w:pStyle w:val="Heading2"/>
       </w:pPr>
-      <w:bookmarkStart w:id="56" w:name="consumer-cost-comparison"/>
+      <w:bookmarkStart w:id="52" w:name="currency-and-price-basis"/>
+      <w:r>
+        <w:t xml:space="preserve">5.1 Currency and Price Basis</w:t>
+      </w:r>
+      <w:bookmarkEnd w:id="52"/>
+    </w:p>
+    <w:p>
+      <w:pPr>
+        <w:pStyle w:val="FirstParagraph"/>
+      </w:pPr>
+      <w:r>
+        <w:t xml:space="preserve">All Jamaican calculations are performed in Jamaican dollars, because every underlying source is natively JMD: Petrojam prices, the station survey, charging tariffs, dealer prices and loan terms. Converting to USD internally would introduce an exchange rate into calculations that do not require one.</w:t>
+      </w:r>
+    </w:p>
+    <w:p>
+      <w:pPr>
+        <w:pStyle w:val="BodyText"/>
+      </w:pPr>
+      <w:r>
+        <w:t xml:space="preserve">Cross-country comparisons are presented in</w:t>
+      </w:r>
+      <w:r>
+        <w:t xml:space="preserve"> </w:t>
+      </w:r>
+      <w:r>
+        <w:rPr>
+          <w:b/>
+        </w:rPr>
+        <w:t xml:space="preserve">US dollars</w:t>
+      </w:r>
+      <w:r>
+        <w:t xml:space="preserve">, for the opposite reason. Comparing Uruguay with Brazil through the Jamaican exchange rate would make every foreign figure move whenever the JMD moved. The regional module therefore uses USD throughout.</w:t>
+      </w:r>
+    </w:p>
+    <w:p>
+      <w:pPr>
+        <w:pStyle w:val="BodyText"/>
+      </w:pPr>
+      <w:r>
+        <w:rPr>
+          <w:b/>
+        </w:rPr>
+        <w:t xml:space="preserve">Effective retail fuel price</w:t>
+      </w:r>
+      <w:r>
+        <w:t xml:space="preserve"> </w:t>
+      </w:r>
+      <w:r>
+        <w:t xml:space="preserve">is the quantity used in every cost calculation:</w:t>
+      </w:r>
+    </w:p>
+    <w:p>
+      <w:pPr>
+        <w:pStyle w:val="SourceCode"/>
+      </w:pPr>
+      <w:r>
+        <w:rPr>
+          <w:rStyle w:val="VerbatimChar"/>
+        </w:rPr>
+        <w:t xml:space="preserve">retail price = Petrojam reference price + station markup</w:t>
+      </w:r>
+    </w:p>
+    <w:p>
+      <w:pPr>
+        <w:pStyle w:val="FirstParagraph"/>
+      </w:pPr>
+      <w:r>
+        <w:t xml:space="preserve">The Petrojam reference already includes Special Consumption Tax. Markup is taken either from the user’s own entered pump price, a specific surveyed station, or the Kingston survey average. For 90 octane in mid-2026 this gives approximately J$247 per litre against a Petrojam reference of J$213.</w:t>
+      </w:r>
+    </w:p>
+    <w:p>
+      <w:pPr>
+        <w:pStyle w:val="Heading2"/>
+      </w:pPr>
+      <w:bookmarkStart w:id="53" w:name="total-cost-of-ownership"/>
+      <w:r>
+        <w:t xml:space="preserve">5.2 Total Cost of Ownership</w:t>
+      </w:r>
+      <w:bookmarkEnd w:id="53"/>
+    </w:p>
+    <w:p>
+      <w:pPr>
+        <w:pStyle w:val="FirstParagraph"/>
+      </w:pPr>
+      <w:r>
+        <w:t xml:space="preserve">For each vehicle and each year</w:t>
+      </w:r>
+      <w:r>
+        <w:t xml:space="preserve"> </w:t>
+      </w:r>
+      <w:r>
+        <w:rPr>
+          <w:i/>
+        </w:rPr>
+        <w:t xml:space="preserve">y</w:t>
+      </w:r>
+      <w:r>
+        <w:t xml:space="preserve"> </w:t>
+      </w:r>
+      <w:r>
+        <w:t xml:space="preserve">of ownership:</w:t>
+      </w:r>
+    </w:p>
+    <w:p>
+      <w:pPr>
+        <w:pStyle w:val="SourceCode"/>
+      </w:pPr>
+      <w:r>
+        <w:rPr>
+          <w:rStyle w:val="VerbatimChar"/>
+        </w:rPr>
+        <w:t xml:space="preserve">cumulative cost(y) = depreciation to date + (annual energy + annual maintenance) × y</w:t>
+      </w:r>
+    </w:p>
+    <w:p>
+      <w:pPr>
+        <w:pStyle w:val="FirstParagraph"/>
+      </w:pPr>
+      <w:r>
+        <w:t xml:space="preserve">Depreciation applies a first-year rate and a subsequent-year rate to the purchase price. Annual energy cost is distance × consumption × the applicable price per unit. Where a mixture of home and public charging is specified, the effective electricity price is weighted accordingly.</w:t>
+      </w:r>
+    </w:p>
+    <w:p>
+      <w:pPr>
+        <w:pStyle w:val="BodyText"/>
+      </w:pPr>
+      <w:r>
+        <w:t xml:space="preserve">The</w:t>
+      </w:r>
+      <w:r>
+        <w:t xml:space="preserve"> </w:t>
+      </w:r>
+      <w:r>
+        <w:rPr>
+          <w:b/>
+        </w:rPr>
+        <w:t xml:space="preserve">crossover point</w:t>
+      </w:r>
+      <w:r>
+        <w:t xml:space="preserve"> </w:t>
+      </w:r>
+      <w:r>
+        <w:t xml:space="preserve">is found by linear interpolation between the years bracketing the sign change in the cost difference, and reported in years and months.</w:t>
+      </w:r>
+    </w:p>
+    <w:p>
+      <w:pPr>
+        <w:pStyle w:val="Heading2"/>
+      </w:pPr>
+      <w:bookmarkStart w:id="54" w:name="emissions"/>
+      <w:r>
+        <w:t xml:space="preserve">5.3 Emissions</w:t>
+      </w:r>
+      <w:bookmarkEnd w:id="54"/>
+    </w:p>
+    <w:p>
+      <w:pPr>
+        <w:pStyle w:val="FirstParagraph"/>
+      </w:pPr>
+      <w:r>
+        <w:t xml:space="preserve">Tailpipe and grid emissions:</w:t>
+      </w:r>
+    </w:p>
+    <w:p>
+      <w:pPr>
+        <w:pStyle w:val="SourceCode"/>
+      </w:pPr>
+      <w:r>
+        <w:rPr>
+          <w:rStyle w:val="VerbatimChar"/>
+        </w:rPr>
+        <w:t xml:space="preserve">annual ICE CO₂ = distance × (L/100km ÷ 100) × 2.31 kg/L</w:t>
+      </w:r>
+      <w:r>
+        <w:br/>
+      </w:r>
+      <w:r>
+        <w:rPr>
+          <w:rStyle w:val="VerbatimChar"/>
+        </w:rPr>
+        <w:t xml:space="preserve">annual BEV CO₂ = distance × (kWh/100km ÷ 100) × grid intensity</w:t>
+      </w:r>
+    </w:p>
+    <w:p>
+      <w:pPr>
+        <w:pStyle w:val="FirstParagraph"/>
+      </w:pPr>
+      <w:r>
+        <w:t xml:space="preserve">using 2.31 kg CO₂ per litre for petrol and 2.68 for automotive diesel, with grid intensity selected from the three IRP scenarios.</w:t>
+      </w:r>
+    </w:p>
+    <w:p>
+      <w:pPr>
+        <w:pStyle w:val="Heading3"/>
+      </w:pPr>
+      <w:bookmarkStart w:id="55" w:name="battery-manufacturing-premium"/>
+      <w:r>
+        <w:t xml:space="preserve">5.3.1 Battery Manufacturing Premium</w:t>
+      </w:r>
+      <w:bookmarkEnd w:id="55"/>
+    </w:p>
+    <w:p>
+      <w:pPr>
+        <w:pStyle w:val="FirstParagraph"/>
+      </w:pPr>
+      <w:r>
+        <w:t xml:space="preserve">Carbon payback requires the</w:t>
+      </w:r>
+      <w:r>
+        <w:t xml:space="preserve"> </w:t>
+      </w:r>
+      <w:r>
+        <w:rPr>
+          <w:i/>
+        </w:rPr>
+        <w:t xml:space="preserve">difference</w:t>
+      </w:r>
+      <w:r>
+        <w:t xml:space="preserve"> </w:t>
+      </w:r>
+      <w:r>
+        <w:t xml:space="preserve">in manufacturing emissions between an electric vehicle and the combustion vehicle it replaces, not the electric vehicle’s total. Under the standard simplifying assumption that the body shell of a BEV and an equivalent ICE vehicle carry comparable production emissions, and that the electric motor and inverter approximately offset the engine, gearbox, exhaust and fuel system they replace, the difference reduces to the battery pack:</w:t>
+      </w:r>
+    </w:p>
+    <w:p>
+      <w:pPr>
+        <w:pStyle w:val="SourceCode"/>
+      </w:pPr>
+      <w:r>
+        <w:rPr>
+          <w:rStyle w:val="VerbatimChar"/>
+        </w:rPr>
+        <w:t xml:space="preserve">manufacturing premium (tonnes) = battery capacity (kWh) × intensity (kg CO₂e/kWh) ÷ 1000</w:t>
+      </w:r>
+    </w:p>
+    <w:p>
+      <w:pPr>
+        <w:pStyle w:val="FirstParagraph"/>
+      </w:pPr>
+      <w:r>
+        <w:t xml:space="preserve">Intensity is 68 kg CO₂e/kWh for China-manufactured packs and 60 for Europe and the United States, from Bieker (2021). Japanese and Korean packs are assigned the 60 figure as the nearest published analogue, which is an assumption rather than a sourced value.</w:t>
+      </w:r>
+    </w:p>
+    <w:p>
+      <w:pPr>
+        <w:pStyle w:val="BodyText"/>
+      </w:pPr>
+      <w:r>
+        <w:t xml:space="preserve">This yields, for example, 3.39 tonnes for a 49.92 kWh BYD Yuan Plus.</w:t>
+      </w:r>
+    </w:p>
+    <w:p>
+      <w:pPr>
+        <w:pStyle w:val="BodyText"/>
+      </w:pPr>
+      <w:r>
+        <w:rPr>
+          <w:b/>
+        </w:rPr>
+        <w:t xml:space="preserve">Limitation.</w:t>
+      </w:r>
+      <w:r>
+        <w:t xml:space="preserve"> </w:t>
+      </w:r>
+      <w:r>
+        <w:t xml:space="preserve">The glider-parity assumption is a simplification. Electric vehicles are typically heavier and use more aluminium, so the true premium is somewhat above the battery-only figure. These values should be read as a lower bound.</w:t>
+      </w:r>
+    </w:p>
+    <w:p>
+      <w:pPr>
+        <w:pStyle w:val="BodyText"/>
+      </w:pPr>
+      <w:r>
+        <w:rPr>
+          <w:b/>
+        </w:rPr>
+        <w:t xml:space="preserve">Used vehicles.</w:t>
+      </w:r>
+      <w:r>
+        <w:t xml:space="preserve"> </w:t>
+      </w:r>
+      <w:r>
+        <w:t xml:space="preserve">Manufacturing emissions for a used import are amortised by remaining service life, on an assumed 15-year vehicle life, on the reasoning that a 2019 vehicle imported in 2026 did not cause its battery to be manufactured in 2026. A seven-year-old Nissan Leaf therefore carries 8/15 of its full 2.40 tonne premium, or 1.28 tonnes. Fleet-level calculations use the unamortised figure, because those vehicles are being newly manufactured somewhere in the world.</w:t>
+      </w:r>
+    </w:p>
+    <w:p>
+      <w:pPr>
+        <w:pStyle w:val="Heading2"/>
+      </w:pPr>
+      <w:bookmarkStart w:id="56" w:name="taxi-feasibility"/>
+      <w:r>
+        <w:t xml:space="preserve">5.4 Taxi Feasibility</w:t>
+      </w:r>
+      <w:bookmarkEnd w:id="56"/>
+    </w:p>
+    <w:p>
+      <w:pPr>
+        <w:pStyle w:val="FirstParagraph"/>
+      </w:pPr>
+      <w:r>
+        <w:t xml:space="preserve">Annual revenue is trips per day × fare × working days per week × 52. Against it are set energy cost, maintenance and loan repayment, with the loan amortised by standard monthly payment formula and the deposit charged at year zero. Cumulative net income is tracked year by year, and crossover against a petrol baseline calculated as in 5.2.</w:t>
+      </w:r>
+    </w:p>
+    <w:p>
+      <w:pPr>
+        <w:pStyle w:val="BodyText"/>
+      </w:pPr>
+      <w:r>
+        <w:rPr>
+          <w:b/>
+        </w:rPr>
+        <w:t xml:space="preserve">Consumption basis.</w:t>
+      </w:r>
+      <w:r>
+        <w:t xml:space="preserve"> </w:t>
+      </w:r>
+      <w:r>
+        <w:t xml:space="preserve">All figures in this module are urban-basis, because Kingston route taxi work is stop-and-go by definition, whereas the vehicle database is combined-basis for private-buyer comparison. Where a real urban measurement exists it is used directly. Where none exists, the combined figure is scaled by an uplift derived from the vehicles that have both: 1.41 for petrol, from inCarDoc Toyota Probox data, and 1.15 for electric, averaging the BYD Yuan Plus and Nissan Leaf observations.</w:t>
+      </w:r>
+    </w:p>
+    <w:p>
+      <w:pPr>
+        <w:pStyle w:val="BodyText"/>
+      </w:pPr>
+      <w:r>
+        <w:rPr>
+          <w:b/>
+        </w:rPr>
+        <w:t xml:space="preserve">These uplifts are assumptions</w:t>
+      </w:r>
+      <w:r>
+        <w:t xml:space="preserve">, and the petrol factor rests on a single vehicle. Nine of twelve vehicles in this module carry derived rather than measured consumption, and are marked as such in the interface with dotted rather than solid plot lines.</w:t>
+      </w:r>
+    </w:p>
+    <w:p>
+      <w:pPr>
+        <w:pStyle w:val="Heading2"/>
+      </w:pPr>
+      <w:bookmarkStart w:id="57" w:name="national-fleet-projection"/>
+      <w:r>
+        <w:t xml:space="preserve">5.5 National Fleet Projection</w:t>
+      </w:r>
+      <w:bookmarkEnd w:id="57"/>
+    </w:p>
+    <w:p>
+      <w:pPr>
+        <w:pStyle w:val="FirstParagraph"/>
+      </w:pPr>
+      <w:r>
+        <w:t xml:space="preserve">Adoption follows a logistic S-curve parameterised by steepness and midpoint year, applied separately to three streams with their own fleet sizes, distances, consumption figures and 2030 targets. Emissions avoided is the difference between the all-combustion counterfactual and the mixed fleet. Revenue foregone is new electric vehicles multiplied by the per-vehicle difference in import revenue.</w:t>
+      </w:r>
+    </w:p>
+    <w:p>
+      <w:pPr>
+        <w:pStyle w:val="BodyText"/>
+      </w:pPr>
+      <w:r>
+        <w:t xml:space="preserve">The three streams use different fuel chemistry: petrol at 2.31 kg CO₂/L for private and government, diesel at 2.68 for public transport, and separate consumption figures for each. Section 6.4 explains why this matters more than it appears to.</w:t>
+      </w:r>
+    </w:p>
+    <w:p>
+      <w:pPr>
+        <w:pStyle w:val="Heading2"/>
+      </w:pPr>
+      <w:bookmarkStart w:id="58" w:name="fleet-emissions-counterfactual"/>
+      <w:r>
+        <w:t xml:space="preserve">5.6 Fleet Emissions Counterfactual</w:t>
+      </w:r>
+      <w:bookmarkEnd w:id="58"/>
+    </w:p>
+    <w:p>
+      <w:pPr>
+        <w:pStyle w:val="FirstParagraph"/>
+      </w:pPr>
+      <w:r>
+        <w:t xml:space="preserve">A separate calculation asks what emissions would be at any chosen level of private fleet electrification, in both directions.</w:t>
+      </w:r>
+    </w:p>
+    <w:p>
+      <w:pPr>
+        <w:pStyle w:val="BodyText"/>
+      </w:pPr>
+      <w:r>
+        <w:rPr>
+          <w:b/>
+        </w:rPr>
+        <w:t xml:space="preserve">Retrospective</w:t>
+      </w:r>
+      <w:r>
+        <w:t xml:space="preserve">, 2015 to 2026, interpolates fleet size between the 2015 CEIC/OICA anchor of 190,000 and the current estimate, and values avoided fuel at each year’s actual Petrojam annual mean, giving a monetary result grounded in real historic prices rather than an assumption.</w:t>
+      </w:r>
+    </w:p>
+    <w:p>
+      <w:pPr>
+        <w:pStyle w:val="BodyText"/>
+      </w:pPr>
+      <w:r>
+        <w:rPr>
+          <w:b/>
+        </w:rPr>
+        <w:t xml:space="preserve">Forward</w:t>
+      </w:r>
+      <w:r>
+        <w:t xml:space="preserve">, 2026 to 2035, grows the fleet at 2.5% annually and holds fuel price flat, because this study has no defensible fuel price forecast.</w:t>
+      </w:r>
+    </w:p>
+    <w:p>
+      <w:pPr>
+        <w:pStyle w:val="BodyText"/>
+      </w:pPr>
+      <w:r>
+        <w:t xml:space="preserve">Battery manufacturing is charged as a one-off at period start, using an assumed 55 kWh average pack.</w:t>
+      </w:r>
+    </w:p>
+    <w:p>
+      <w:pPr>
+        <w:pStyle w:val="BodyText"/>
+      </w:pPr>
+      <w:r>
+        <w:rPr>
+          <w:b/>
+        </w:rPr>
+        <w:t xml:space="preserve">Limitation.</w:t>
+      </w:r>
+      <w:r>
+        <w:t xml:space="preserve"> </w:t>
+      </w:r>
+      <w:r>
+        <w:t xml:space="preserve">Grid intensity is held at the 2022 value of 0.474 for all pre-2022 years, because no year-by-year Jamaican series was obtained. The pre-LNG grid was dirtier, so retrospective avoided emissions are an upper bound. A UNEP DTU and OLADE study places Jamaica’s 2015 grid at 0.7324 t CO₂/MWh on an operating-margin basis; substituting a declining series reduces avoided emissions by approximately 13%.</w:t>
+      </w:r>
+    </w:p>
+    <w:p>
+      <w:pPr>
+        <w:pStyle w:val="Heading2"/>
+      </w:pPr>
+      <w:bookmarkStart w:id="59" w:name="regional-comparison"/>
+      <w:r>
+        <w:t xml:space="preserve">5.7 Regional Comparison</w:t>
+      </w:r>
+      <w:bookmarkEnd w:id="59"/>
+    </w:p>
+    <w:p>
+      <w:pPr>
+        <w:pStyle w:val="FirstParagraph"/>
+      </w:pPr>
+      <w:r>
+        <w:t xml:space="preserve">Nineteen countries, fourteen Caribbean. Fields are left empty rather than estimated where no source exists, which is why nine countries appear in the summary table but not on the charts. Caribbean fuel prices all come from a single May 2026 compilation, because pump prices are only comparable if collected on the same date on the same basis.</w:t>
+      </w:r>
+    </w:p>
+    <w:p>
+      <w:pPr>
+        <w:pStyle w:val="Heading2"/>
+      </w:pPr>
+      <w:bookmarkStart w:id="60" w:name="implementation"/>
+      <w:r>
+        <w:t xml:space="preserve">5.8 Implementation</w:t>
+      </w:r>
+      <w:bookmarkEnd w:id="60"/>
+    </w:p>
+    <w:p>
+      <w:pPr>
+        <w:pStyle w:val="FirstParagraph"/>
+      </w:pPr>
+      <w:r>
+        <w:t xml:space="preserve">Python 3.11 with Plotly Dash. Vehicle data is held in a single module so that prices, battery capacities and maintenance figures cannot drift between modules. Derived quantities such as the manufacturing premium are computed by function rather than stored, so that correcting an input propagates automatically.</w:t>
+      </w:r>
+    </w:p>
+    <w:p>
+      <w:r>
+        <w:pict>
+          <v:rect style="width:0;height:1.5pt" o:hralign="center" o:hrstd="t" o:hr="t"/>
+        </w:pict>
+      </w:r>
+    </w:p>
+    <w:p>
+      <w:pPr>
+        <w:pStyle w:val="Heading1"/>
+      </w:pPr>
+      <w:bookmarkStart w:id="61" w:name="section-6-results"/>
+      <w:r>
+        <w:t xml:space="preserve">Section 6: Results</w:t>
+      </w:r>
+      <w:bookmarkEnd w:id="61"/>
+    </w:p>
+    <w:p>
+      <w:r>
+        <w:pict>
+          <v:rect style="width:0;height:1.5pt" o:hralign="center" o:hrstd="t" o:hr="t"/>
+        </w:pict>
+      </w:r>
+    </w:p>
+    <w:p>
+      <w:pPr>
+        <w:pStyle w:val="Heading2"/>
+      </w:pPr>
+      <w:bookmarkStart w:id="62" w:name="consumer-cost-comparison"/>
       <w:r>
         <w:t xml:space="preserve">6.1 Consumer Cost Comparison</w:t>
       </w:r>
-      <w:bookmarkEnd w:id="56"/>
+      <w:bookmarkEnd w:id="62"/>
     </w:p>
     <w:p>
       <w:pPr>
@@ -3790,11 +3687,11 @@
       <w:pPr>
         <w:pStyle w:val="Heading2"/>
       </w:pPr>
-      <w:bookmarkStart w:id="57" w:name="regional-comparison-1"/>
+      <w:bookmarkStart w:id="63" w:name="regional-comparison-1"/>
       <w:r>
         <w:t xml:space="preserve">6.2 Regional Comparison</w:t>
       </w:r>
-      <w:bookmarkEnd w:id="57"/>
+      <w:bookmarkEnd w:id="63"/>
     </w:p>
     <w:p>
       <w:pPr>
@@ -3881,11 +3778,11 @@
       <w:pPr>
         <w:pStyle w:val="Heading2"/>
       </w:pPr>
-      <w:bookmarkStart w:id="58" w:name="taxi-feasibility-1"/>
+      <w:bookmarkStart w:id="64" w:name="taxi-feasibility-1"/>
       <w:r>
         <w:t xml:space="preserve">6.3 Taxi Feasibility</w:t>
       </w:r>
-      <w:bookmarkEnd w:id="58"/>
+      <w:bookmarkEnd w:id="64"/>
     </w:p>
     <w:p>
       <w:pPr>
@@ -3999,7 +3896,7 @@
               <w:rPr>
                 <w:b/>
               </w:rPr>
-              <w:t xml:space="preserve">+J$779,352</w:t>
+              <w:t xml:space="preserve">+J$4,367,089</w:t>
             </w:r>
           </w:p>
         </w:tc>
@@ -4034,7 +3931,7 @@
               <w:jc w:val="left"/>
             </w:pPr>
             <w:r>
-              <w:t xml:space="preserve">+J$366,910</w:t>
+              <w:t xml:space="preserve">+J$3,954,647</w:t>
             </w:r>
           </w:p>
         </w:tc>
@@ -4069,7 +3966,7 @@
               <w:jc w:val="left"/>
             </w:pPr>
             <w:r>
-              <w:t xml:space="preserve">−J$1,966,872</w:t>
+              <w:t xml:space="preserve">+J$1,620,865</w:t>
             </w:r>
           </w:p>
         </w:tc>
@@ -4104,7 +4001,7 @@
               <w:jc w:val="left"/>
             </w:pPr>
             <w:r>
-              <w:t xml:space="preserve">−J$3,728,015</w:t>
+              <w:t xml:space="preserve">−J$140,278</w:t>
             </w:r>
           </w:p>
         </w:tc>
@@ -4129,35 +4026,148 @@
         <w:pStyle w:val="BodyText"/>
       </w:pPr>
       <w:r>
-        <w:t xml:space="preserve">Only the two cheapest arrangements are profitable at all. A driver charging on the JPS evening peak pays 2.6 times what the same driver pays overnight on the same network, and 36% more than Evergo’s flat rate.</w:t>
-      </w:r>
-    </w:p>
-    <w:p>
-      <w:pPr>
-        <w:pStyle w:val="BodyText"/>
-      </w:pPr>
-      <w:r>
-        <w:t xml:space="preserve">The petrol baseline remains ahead: a used Toyota Probox returns J$2,065,890 over the same period. Notably, a</w:t>
-      </w:r>
-      <w:r>
-        <w:t xml:space="preserve"> </w:t>
-      </w:r>
-      <w:r>
-        <w:rPr>
-          <w:b/>
-        </w:rPr>
-        <w:t xml:space="preserve">late-model Probox at J$2.3 million returns only J$1,320,960</w:t>
-      </w:r>
-      <w:r>
-        <w:t xml:space="preserve">, less than the older unit, because the additional J$650,000 of purchase price is not recovered by lower servicing within five years. Buying a fresher petrol taxi is not a better decision than keeping an older one.</w:t>
-      </w:r>
-    </w:p>
-    <w:p>
-      <w:pPr>
-        <w:pStyle w:val="BodyText"/>
-      </w:pPr>
-      <w:r>
-        <w:t xml:space="preserve">The conclusion for this audience is therefore specific: an electric taxi in Jamaica is viable only with depot or home charging and disciplined overnight scheduling, and even then does not yet beat a used Probox on a five-year horizon.</w:t>
+        <w:t xml:space="preserve">A driver charging on the JPS evening peak pays 2.6 times what the same driver pays overnight on the same network, and 36% more than Evergo’s flat rate.</w:t>
+      </w:r>
+    </w:p>
+    <w:p>
+      <w:pPr>
+        <w:pStyle w:val="BodyText"/>
+      </w:pPr>
+      <w:r>
+        <w:t xml:space="preserve">Petrol comparison: a used Toyota Probox returns J$3,018,547 over the same period. A</w:t>
+      </w:r>
+      <w:r>
+        <w:t xml:space="preserve"> </w:t>
+      </w:r>
+      <w:r>
+        <w:rPr>
+          <w:b/>
+        </w:rPr>
+        <w:t xml:space="preserve">late-model Probox at J$2.3 million returns J$2,533,140</w:t>
+      </w:r>
+      <w:r>
+        <w:t xml:space="preserve">, less than the older unit, because the additional J$650,000 of purchase price is not recovered by lower servicing and slower depreciation within five years. Buying a fresher petrol taxi is not a better decision than keeping an older one.</w:t>
+      </w:r>
+    </w:p>
+    <w:p>
+      <w:pPr>
+        <w:pStyle w:val="Heading3"/>
+      </w:pPr>
+      <w:bookmarkStart w:id="65" w:name="Xfde343e0d5803c22425cdab2a6a7cf198614b22"/>
+      <w:r>
+        <w:t xml:space="preserve">A correction that changed two conclusions</w:t>
+      </w:r>
+      <w:bookmarkEnd w:id="65"/>
+    </w:p>
+    <w:p>
+      <w:pPr>
+        <w:pStyle w:val="FirstParagraph"/>
+      </w:pPr>
+      <w:r>
+        <w:t xml:space="preserve">The figures above are restated. An earlier version of the taxi model tracked cash flow only and therefore treated the vehicle as worthless on the last day of the ownership period. Adding the resale value, less any loan still outstanding, raises every electric figure by J$3,587,737 and the Probox figures by J$952,657 and J$1,212,180 respectively.</w:t>
+      </w:r>
+    </w:p>
+    <w:p>
+      <w:pPr>
+        <w:pStyle w:val="BodyText"/>
+      </w:pPr>
+      <w:r>
+        <w:t xml:space="preserve">Two conclusions reverse.</w:t>
+      </w:r>
+    </w:p>
+    <w:p>
+      <w:pPr>
+        <w:pStyle w:val="BodyText"/>
+      </w:pPr>
+      <w:r>
+        <w:rPr>
+          <w:b/>
+        </w:rPr>
+        <w:t xml:space="preserve">Evergo becomes viable.</w:t>
+      </w:r>
+      <w:r>
+        <w:t xml:space="preserve"> </w:t>
+      </w:r>
+      <w:r>
+        <w:t xml:space="preserve">At a flat J$96/kWh the operator was previously J$1,966,872 down over five years. Counting the asset they still own, they are J$1,620,865 up. The earlier claim that only the two cheapest arrangements are profitable was an artefact of the omission. Only the JPS evening peak now loses money, and it loses only J$140,278, which is close enough to breakeven that it should be read as</w:t>
+      </w:r>
+      <w:r>
+        <w:t xml:space="preserve"> </w:t>
+      </w:r>
+      <w:r>
+        <w:t xml:space="preserve">“</w:t>
+      </w:r>
+      <w:r>
+        <w:t xml:space="preserve">no better than not doing it</w:t>
+      </w:r>
+      <w:r>
+        <w:t xml:space="preserve">”</w:t>
+      </w:r>
+      <w:r>
+        <w:t xml:space="preserve"> </w:t>
+      </w:r>
+      <w:r>
+        <w:t xml:space="preserve">rather than as a clear loss.</w:t>
+      </w:r>
+    </w:p>
+    <w:p>
+      <w:pPr>
+        <w:pStyle w:val="BodyText"/>
+      </w:pPr>
+      <w:r>
+        <w:rPr>
+          <w:b/>
+        </w:rPr>
+        <w:t xml:space="preserve">The electric taxi overtakes the Probox.</w:t>
+      </w:r>
+      <w:r>
+        <w:t xml:space="preserve"> </w:t>
+      </w:r>
+      <w:r>
+        <w:t xml:space="preserve">On home charging the BYD Yuan Plus returns J$4,367,089 against the used Probox’s J$3,018,547, a margin of J$1,348,542. The earlier finding that an electric taxi</w:t>
+      </w:r>
+      <w:r>
+        <w:t xml:space="preserve"> </w:t>
+      </w:r>
+      <w:r>
+        <w:t xml:space="preserve">“</w:t>
+      </w:r>
+      <w:r>
+        <w:t xml:space="preserve">does not yet beat a used Probox over five years</w:t>
+      </w:r>
+      <w:r>
+        <w:t xml:space="preserve">”</w:t>
+      </w:r>
+      <w:r>
+        <w:t xml:space="preserve"> </w:t>
+      </w:r>
+      <w:r>
+        <w:t xml:space="preserve">was wrong, and wrong in a specific direction: the omission penalised whichever vehicle cost more, and the electric vehicle costs 4.6 times the Probox.</w:t>
+      </w:r>
+    </w:p>
+    <w:p>
+      <w:pPr>
+        <w:pStyle w:val="BodyText"/>
+      </w:pPr>
+      <w:r>
+        <w:rPr>
+          <w:b/>
+        </w:rPr>
+        <w:t xml:space="preserve">What did not change is the headline.</w:t>
+      </w:r>
+      <w:r>
+        <w:t xml:space="preserve"> </w:t>
+      </w:r>
+      <w:r>
+        <w:t xml:space="preserve">The swing between best and worst charging arrangement is J$4,507,367 before the correction and J$4,507,367 after it, to the dollar. Resale value does not depend on when the operator charges, so it adds the same constant to all four rows. The study’s clearest finding is unaffected by its most consequential error, which is worth stating plainly because it would be easy to present the correction as either more or less damaging than it was.</w:t>
+      </w:r>
+    </w:p>
+    <w:p>
+      <w:pPr>
+        <w:pStyle w:val="BodyText"/>
+      </w:pPr>
+      <w:r>
+        <w:t xml:space="preserve">The revised conclusion for this audience: an electric taxi in Jamaica is profitable over five years on any charging arrangement except the evening peak, beats the used Probox baseline when charged at home or overnight, and remains acutely sensitive to charging discipline. The case for depot or home charging rests on the size of the swing, not on the alternatives being unprofitable.</w:t>
       </w:r>
     </w:p>
     <w:p>
@@ -4196,21 +4206,21 @@
       <w:pPr>
         <w:pStyle w:val="Heading2"/>
       </w:pPr>
-      <w:bookmarkStart w:id="59" w:name="emissions-and-a-correction"/>
+      <w:bookmarkStart w:id="66" w:name="emissions-and-a-correction"/>
       <w:r>
         <w:t xml:space="preserve">6.4 Emissions, and a Correction</w:t>
       </w:r>
-      <w:bookmarkEnd w:id="59"/>
+      <w:bookmarkEnd w:id="66"/>
     </w:p>
     <w:p>
       <w:pPr>
         <w:pStyle w:val="Heading3"/>
       </w:pPr>
-      <w:bookmarkStart w:id="60" w:name="carbon-payback"/>
+      <w:bookmarkStart w:id="67" w:name="carbon-payback"/>
       <w:r>
         <w:t xml:space="preserve">6.4.1 Carbon Payback</w:t>
       </w:r>
-      <w:bookmarkEnd w:id="60"/>
+      <w:bookmarkEnd w:id="67"/>
     </w:p>
     <w:p>
       <w:pPr>
@@ -4351,11 +4361,11 @@
       <w:pPr>
         <w:pStyle w:val="Heading3"/>
       </w:pPr>
-      <w:bookmarkStart w:id="61" w:name="a-corrected-finding"/>
+      <w:bookmarkStart w:id="68" w:name="a-corrected-finding"/>
       <w:r>
         <w:t xml:space="preserve">6.4.2 A Corrected Finding</w:t>
       </w:r>
-      <w:bookmarkEnd w:id="61"/>
+      <w:bookmarkEnd w:id="68"/>
     </w:p>
     <w:p>
       <w:pPr>
@@ -4559,11 +4569,11 @@
       <w:pPr>
         <w:pStyle w:val="Heading2"/>
       </w:pPr>
-      <w:bookmarkStart w:id="62" w:name="national-fleet-counterfactual"/>
+      <w:bookmarkStart w:id="69" w:name="national-fleet-counterfactual"/>
       <w:r>
         <w:t xml:space="preserve">6.5 National Fleet Counterfactual</w:t>
       </w:r>
-      <w:bookmarkEnd w:id="62"/>
+      <w:bookmarkEnd w:id="69"/>
     </w:p>
     <w:p>
       <w:pPr>
@@ -4719,11 +4729,11 @@
       <w:pPr>
         <w:pStyle w:val="Heading2"/>
       </w:pPr>
-      <w:bookmarkStart w:id="63" w:name="charging-infrastructure"/>
+      <w:bookmarkStart w:id="70" w:name="charging-infrastructure"/>
       <w:r>
         <w:t xml:space="preserve">6.6 Charging Infrastructure</w:t>
       </w:r>
-      <w:bookmarkEnd w:id="63"/>
+      <w:bookmarkEnd w:id="70"/>
     </w:p>
     <w:p>
       <w:pPr>
@@ -4794,11 +4804,11 @@
       <w:pPr>
         <w:pStyle w:val="Heading2"/>
       </w:pPr>
-      <w:bookmarkStart w:id="64" w:name="policy-implementation"/>
+      <w:bookmarkStart w:id="71" w:name="policy-implementation"/>
       <w:r>
         <w:t xml:space="preserve">6.7 Policy Implementation</w:t>
       </w:r>
-      <w:bookmarkEnd w:id="64"/>
+      <w:bookmarkEnd w:id="71"/>
     </w:p>
     <w:p>
       <w:pPr>
@@ -4814,12 +4824,6 @@
       </w:pPr>
       <w:r>
         <w:t xml:space="preserve">The single measurable target stands at approximately 0.014% against a 16% goal.</w:t>
-      </w:r>
-      <w:r>
-        <w:t xml:space="preserve"> </w:t>
-      </w:r>
-      <w:r>
-        <w:t xml:space="preserve"># Section 7: Discussion</w:t>
       </w:r>
     </w:p>
     <w:p>
@@ -4831,13 +4835,30 @@
     </w:p>
     <w:p>
       <w:pPr>
+        <w:pStyle w:val="Heading1"/>
+      </w:pPr>
+      <w:bookmarkStart w:id="72" w:name="section-7-discussion"/>
+      <w:r>
+        <w:t xml:space="preserve">Section 7: Discussion</w:t>
+      </w:r>
+      <w:bookmarkEnd w:id="72"/>
+    </w:p>
+    <w:p>
+      <w:r>
+        <w:pict>
+          <v:rect style="width:0;height:1.5pt" o:hralign="center" o:hrstd="t" o:hr="t"/>
+        </w:pict>
+      </w:r>
+    </w:p>
+    <w:p>
+      <w:pPr>
         <w:pStyle w:val="Heading2"/>
       </w:pPr>
-      <w:bookmarkStart w:id="65" w:name="the-central-argument"/>
+      <w:bookmarkStart w:id="73" w:name="the-central-argument"/>
       <w:r>
         <w:t xml:space="preserve">7.1 The Central Argument</w:t>
       </w:r>
-      <w:bookmarkEnd w:id="65"/>
+      <w:bookmarkEnd w:id="73"/>
     </w:p>
     <w:p>
       <w:pPr>
@@ -4895,11 +4916,11 @@
       <w:pPr>
         <w:pStyle w:val="Heading2"/>
       </w:pPr>
-      <w:bookmarkStart w:id="66" w:name="why-fiscal-policy-alone-has-not-worked"/>
+      <w:bookmarkStart w:id="74" w:name="why-fiscal-policy-alone-has-not-worked"/>
       <w:r>
         <w:t xml:space="preserve">7.2 Why Fiscal Policy Alone Has Not Worked</w:t>
       </w:r>
-      <w:bookmarkEnd w:id="66"/>
+      <w:bookmarkEnd w:id="74"/>
     </w:p>
     <w:p>
       <w:pPr>
@@ -4995,11 +5016,11 @@
       <w:pPr>
         <w:pStyle w:val="Heading2"/>
       </w:pPr>
-      <w:bookmarkStart w:id="67" w:name="the-charging-finding-and-what-it-implies"/>
+      <w:bookmarkStart w:id="75" w:name="the-charging-finding-and-what-it-implies"/>
       <w:r>
         <w:t xml:space="preserve">7.3 The Charging Finding and What It Implies</w:t>
       </w:r>
-      <w:bookmarkEnd w:id="67"/>
+      <w:bookmarkEnd w:id="75"/>
     </w:p>
     <w:p>
       <w:pPr>
@@ -5081,11 +5102,11 @@
       <w:pPr>
         <w:pStyle w:val="Heading2"/>
       </w:pPr>
-      <w:bookmarkStart w:id="68" w:name="emissions-conditional-not-categorical"/>
+      <w:bookmarkStart w:id="76" w:name="emissions-conditional-not-categorical"/>
       <w:r>
         <w:t xml:space="preserve">7.4 Emissions: Conditional, Not Categorical</w:t>
       </w:r>
-      <w:bookmarkEnd w:id="68"/>
+      <w:bookmarkEnd w:id="76"/>
     </w:p>
     <w:p>
       <w:pPr>
@@ -5115,11 +5136,11 @@
       <w:pPr>
         <w:pStyle w:val="Heading2"/>
       </w:pPr>
-      <w:bookmarkStart w:id="69" w:name="measurement-as-a-policy-failure"/>
+      <w:bookmarkStart w:id="77" w:name="measurement-as-a-policy-failure"/>
       <w:r>
         <w:t xml:space="preserve">7.5 Measurement as a Policy Failure</w:t>
       </w:r>
-      <w:bookmarkEnd w:id="69"/>
+      <w:bookmarkEnd w:id="77"/>
     </w:p>
     <w:p>
       <w:pPr>
@@ -5164,11 +5185,11 @@
       <w:pPr>
         <w:pStyle w:val="Heading2"/>
       </w:pPr>
-      <w:bookmarkStart w:id="70" w:name="recommendations"/>
+      <w:bookmarkStart w:id="78" w:name="recommendations"/>
       <w:r>
         <w:t xml:space="preserve">7.6 Recommendations</w:t>
       </w:r>
-      <w:bookmarkEnd w:id="70"/>
+      <w:bookmarkEnd w:id="78"/>
     </w:p>
     <w:p>
       <w:pPr>
@@ -5292,11 +5313,11 @@
       <w:pPr>
         <w:pStyle w:val="Heading2"/>
       </w:pPr>
-      <w:bookmarkStart w:id="71" w:name="contribution"/>
+      <w:bookmarkStart w:id="79" w:name="contribution"/>
       <w:r>
         <w:t xml:space="preserve">7.7 Contribution</w:t>
       </w:r>
-      <w:bookmarkEnd w:id="71"/>
+      <w:bookmarkEnd w:id="79"/>
     </w:p>
     <w:p>
       <w:pPr>
@@ -5312,12 +5333,6 @@
       </w:pPr>
       <w:r>
         <w:t xml:space="preserve">Its more durable contribution may be methodological. Several widely circulated Jamaican electric vehicle figures do not withstand checking: the 6,606 import figure is routinely presented as a fleet count, JUTC bus numbers vary between sources, and a stale Trinidad fuel price of US$0.40 supported an entirely false conclusion until corrected against a May 2026 compilation. Two errors within this project’s own analysis were caught the same way, by checking a figure against its source rather than accepting it because it was already in the dataset.</w:t>
-      </w:r>
-      <w:r>
-        <w:t xml:space="preserve"> </w:t>
-      </w:r>
-      <w:r>
-        <w:t xml:space="preserve"># Section 8: Limitations, Conclusions and Further Work</w:t>
       </w:r>
     </w:p>
     <w:p>
@@ -5329,23 +5344,40 @@
     </w:p>
     <w:p>
       <w:pPr>
+        <w:pStyle w:val="Heading1"/>
+      </w:pPr>
+      <w:bookmarkStart w:id="80" w:name="X6291264e401b692de12f182321f53311e958791"/>
+      <w:r>
+        <w:t xml:space="preserve">Section 8: Limitations, Conclusions and Further Work</w:t>
+      </w:r>
+      <w:bookmarkEnd w:id="80"/>
+    </w:p>
+    <w:p>
+      <w:r>
+        <w:pict>
+          <v:rect style="width:0;height:1.5pt" o:hralign="center" o:hrstd="t" o:hr="t"/>
+        </w:pict>
+      </w:r>
+    </w:p>
+    <w:p>
+      <w:pPr>
         <w:pStyle w:val="Heading2"/>
       </w:pPr>
-      <w:bookmarkStart w:id="72" w:name="limitations"/>
+      <w:bookmarkStart w:id="81" w:name="limitations"/>
       <w:r>
         <w:t xml:space="preserve">8.1 Limitations</w:t>
       </w:r>
-      <w:bookmarkEnd w:id="72"/>
+      <w:bookmarkEnd w:id="81"/>
     </w:p>
     <w:p>
       <w:pPr>
         <w:pStyle w:val="Heading3"/>
       </w:pPr>
-      <w:bookmarkStart w:id="73" w:name="unverified-vehicle-prices"/>
+      <w:bookmarkStart w:id="82" w:name="unverified-vehicle-prices"/>
       <w:r>
         <w:t xml:space="preserve">8.1.1 Unverified Vehicle Prices</w:t>
       </w:r>
-      <w:bookmarkEnd w:id="73"/>
+      <w:bookmarkEnd w:id="82"/>
     </w:p>
     <w:p>
       <w:pPr>
@@ -5412,11 +5444,11 @@
       <w:pPr>
         <w:pStyle w:val="Heading3"/>
       </w:pPr>
-      <w:bookmarkStart w:id="74" w:name="derived-consumption-figures"/>
+      <w:bookmarkStart w:id="83" w:name="derived-consumption-figures"/>
       <w:r>
         <w:t xml:space="preserve">8.1.2 Derived Consumption Figures</w:t>
       </w:r>
-      <w:bookmarkEnd w:id="74"/>
+      <w:bookmarkEnd w:id="83"/>
     </w:p>
     <w:p>
       <w:pPr>
@@ -5447,11 +5479,11 @@
       <w:pPr>
         <w:pStyle w:val="Heading3"/>
       </w:pPr>
-      <w:bookmarkStart w:id="75" w:name="missing-denominators"/>
+      <w:bookmarkStart w:id="84" w:name="missing-denominators"/>
       <w:r>
         <w:t xml:space="preserve">8.1.3 Missing Denominators</w:t>
       </w:r>
-      <w:bookmarkEnd w:id="75"/>
+      <w:bookmarkEnd w:id="84"/>
     </w:p>
     <w:p>
       <w:pPr>
@@ -5477,11 +5509,11 @@
       <w:pPr>
         <w:pStyle w:val="Heading3"/>
       </w:pPr>
-      <w:bookmarkStart w:id="76" w:name="remaining-estimates-in-live-calculations"/>
+      <w:bookmarkStart w:id="85" w:name="remaining-estimates-in-live-calculations"/>
       <w:r>
         <w:t xml:space="preserve">8.1.4 Remaining Estimates in Live Calculations</w:t>
       </w:r>
-      <w:bookmarkEnd w:id="76"/>
+      <w:bookmarkEnd w:id="85"/>
     </w:p>
     <w:tbl>
       <w:tblPr>
@@ -5706,17 +5738,51 @@
       <w:pPr>
         <w:pStyle w:val="Heading3"/>
       </w:pPr>
-      <w:bookmarkStart w:id="77" w:name="methodological-limitations"/>
-      <w:r>
-        <w:t xml:space="preserve">8.1.5 Methodological Limitations</w:t>
-      </w:r>
-      <w:bookmarkEnd w:id="77"/>
+      <w:bookmarkStart w:id="86" w:name="X5937f68ff4f85586a7df059535b42eac29f692b"/>
+      <w:r>
+        <w:t xml:space="preserve">8.1.5 Maintenance Risk in the Fuel Price Series</w:t>
+      </w:r>
+      <w:bookmarkEnd w:id="86"/>
     </w:p>
     <w:p>
       <w:pPr>
         <w:pStyle w:val="FirstParagraph"/>
       </w:pPr>
       <w:r>
+        <w:t xml:space="preserve">The fuel price series cannot be collected automatically, for the reasons set out in Section 3.6, and is maintained by manual weekly entry. This is a limitation of a different kind from the others here: it does not bias any result, but it will silently degrade the dashboard if nobody performs it.</w:t>
+      </w:r>
+    </w:p>
+    <w:p>
+      <w:pPr>
+        <w:pStyle w:val="BodyText"/>
+      </w:pPr>
+      <w:r>
+        <w:t xml:space="preserve">The risk is concrete. Every running-cost figure in every module derives from the most recent price in that series. A dashboard left unattended will not display an error; it will display confident figures based on a price that is months old. Two mitigations are in place. The startup log states the source and date of the price and exchange rate it loaded, so a stale series is visible to anyone who starts the application. And entry runs through a validation tool applying the same date, range and duplicate checks the automated path would have used, so manual entry is not a lower standard of care than automated collection, only a slower one.</w:t>
+      </w:r>
+    </w:p>
+    <w:p>
+      <w:pPr>
+        <w:pStyle w:val="BodyText"/>
+      </w:pPr>
+      <w:r>
+        <w:t xml:space="preserve">The dependency ends if Petrojam grants access or supplies the series directly. Until then it should be treated as a standing obligation attached to the dashboard rather than as a solved problem.</w:t>
+      </w:r>
+    </w:p>
+    <w:p>
+      <w:pPr>
+        <w:pStyle w:val="Heading3"/>
+      </w:pPr>
+      <w:bookmarkStart w:id="87" w:name="methodological-limitations"/>
+      <w:r>
+        <w:t xml:space="preserve">8.1.6 Methodological Limitations</w:t>
+      </w:r>
+      <w:bookmarkEnd w:id="87"/>
+    </w:p>
+    <w:p>
+      <w:pPr>
+        <w:pStyle w:val="FirstParagraph"/>
+      </w:pPr>
+      <w:r>
         <w:rPr>
           <w:b/>
         </w:rPr>
@@ -5781,11 +5847,11 @@
       <w:pPr>
         <w:pStyle w:val="Heading3"/>
       </w:pPr>
-      <w:bookmarkStart w:id="78" w:name="regional-data-sparsity"/>
-      <w:r>
-        <w:t xml:space="preserve">8.1.6 Regional Data Sparsity</w:t>
-      </w:r>
-      <w:bookmarkEnd w:id="78"/>
+      <w:bookmarkStart w:id="88" w:name="regional-data-sparsity"/>
+      <w:r>
+        <w:t xml:space="preserve">8.1.7 Regional Data Sparsity</w:t>
+      </w:r>
+      <w:bookmarkEnd w:id="88"/>
     </w:p>
     <w:p>
       <w:pPr>
@@ -5799,11 +5865,11 @@
       <w:pPr>
         <w:pStyle w:val="Heading3"/>
       </w:pPr>
-      <w:bookmarkStart w:id="79" w:name="Xb07c9d3b4ffa89405384fffaab1ca42c61be216"/>
-      <w:r>
-        <w:t xml:space="preserve">8.1.7 Errors Identified and Corrected During the Study</w:t>
-      </w:r>
-      <w:bookmarkEnd w:id="79"/>
+      <w:bookmarkStart w:id="89" w:name="Xb07c9d3b4ffa89405384fffaab1ca42c61be216"/>
+      <w:r>
+        <w:t xml:space="preserve">8.1.8 Errors Identified and Corrected During the Study</w:t>
+      </w:r>
+      <w:bookmarkEnd w:id="89"/>
     </w:p>
     <w:p>
       <w:pPr>
@@ -5895,7 +5961,92 @@
         <w:pStyle w:val="BodyText"/>
       </w:pPr>
       <w:r>
-        <w:t xml:space="preserve">Three of these four were caught by checking a figure against its source rather than accepting it because it was already in the dataset.</w:t>
+        <w:rPr>
+          <w:b/>
+        </w:rPr>
+        <w:t xml:space="preserve">Corrupt scraped fuel prices.</w:t>
+      </w:r>
+      <w:r>
+        <w:t xml:space="preserve"> </w:t>
+      </w:r>
+      <w:r>
+        <w:t xml:space="preserve">The original price scraper matched</w:t>
+      </w:r>
+      <w:r>
+        <w:t xml:space="preserve"> </w:t>
+      </w:r>
+      <w:r>
+        <w:rPr>
+          <w:rStyle w:val="VerbatimChar"/>
+        </w:rPr>
+        <w:t xml:space="preserve">Label: value</w:t>
+      </w:r>
+      <w:r>
+        <w:t xml:space="preserve"> </w:t>
+      </w:r>
+      <w:r>
+        <w:t xml:space="preserve">patterns over the prose of Petrojam’s weekly announcement pages. It produced two rows in July 2026 in which the 87 and 90 octane figures were exactly right while the diesel figure was low by about J$57.50 and the date was wrong by six to eight days. A regex for</w:t>
+      </w:r>
+      <w:r>
+        <w:t xml:space="preserve"> </w:t>
+      </w:r>
+      <w:r>
+        <w:t xml:space="preserve">“</w:t>
+      </w:r>
+      <w:r>
+        <w:t xml:space="preserve">Diesel</w:t>
+      </w:r>
+      <w:r>
+        <w:t xml:space="preserve">”</w:t>
+      </w:r>
+      <w:r>
+        <w:t xml:space="preserve"> </w:t>
+      </w:r>
+      <w:r>
+        <w:t xml:space="preserve">over prose can match any of several diesel products, and the date it finds may be a publication date rather than the price week. The rows were removed and the collector rewritten to read the structured price table by column header, which removes the ambiguity rather than patching around it.</w:t>
+      </w:r>
+      <w:r>
+        <w:t xml:space="preserve"> </w:t>
+      </w:r>
+      <w:r>
+        <w:rPr>
+          <w:b/>
+        </w:rPr>
+        <w:t xml:space="preserve">Partially correct output is the hardest kind to notice: two of the four fields were right, which is exactly what makes the other two easy to accept.</w:t>
+      </w:r>
+    </w:p>
+    <w:p>
+      <w:pPr>
+        <w:pStyle w:val="BodyText"/>
+      </w:pPr>
+      <w:r>
+        <w:rPr>
+          <w:b/>
+        </w:rPr>
+        <w:t xml:space="preserve">Omitted resale value in the taxi model.</w:t>
+      </w:r>
+      <w:r>
+        <w:t xml:space="preserve"> </w:t>
+      </w:r>
+      <w:r>
+        <w:t xml:space="preserve">The taxi feasibility module tracked cash flow only, so at the end of the ownership period the vehicle was treated as worthless. This understated every option and understated them unequally, because the more expensive the vehicle the more capital was silently written off. At five years the surveyed combustion van gave up J$952,657 of unrecorded residual value against J$2,867,792 for the new electric SUV and J$1,847,578 for the used electric hatchback: an average of roughly J$1.4 million more surrendered by the electric vehicles than by the combustion vehicle, in a module whose sole purpose is to compare them. Corrected by adding the residual value on the same declining-balance basis used elsewhere in the dashboard, less any loan still outstanding at the point of sale.</w:t>
+      </w:r>
+      <w:r>
+        <w:t xml:space="preserve"> </w:t>
+      </w:r>
+      <w:r>
+        <w:rPr>
+          <w:b/>
+        </w:rPr>
+        <w:t xml:space="preserve">The omission favoured no vehicle deliberately; it simply penalised whichever cost more, which in this comparison is always the electric one.</w:t>
+      </w:r>
+    </w:p>
+    <w:p>
+      <w:pPr>
+        <w:pStyle w:val="BodyText"/>
+      </w:pPr>
+      <w:r>
+        <w:t xml:space="preserve">Five of these six were caught by checking a figure against its source, or by asking what a model leaves out, rather than accepting a number because it was already in the dataset.</w:t>
       </w:r>
     </w:p>
     <w:p>
@@ -5909,11 +6060,11 @@
       <w:pPr>
         <w:pStyle w:val="Heading2"/>
       </w:pPr>
-      <w:bookmarkStart w:id="80" w:name="conclusions"/>
+      <w:bookmarkStart w:id="90" w:name="conclusions"/>
       <w:r>
         <w:t xml:space="preserve">8.2 Conclusions</w:t>
       </w:r>
-      <w:bookmarkEnd w:id="80"/>
+      <w:bookmarkEnd w:id="90"/>
     </w:p>
     <w:p>
       <w:pPr>
@@ -5946,7 +6097,7 @@
         <w:t xml:space="preserve"> </w:t>
       </w:r>
       <w:r>
-        <w:t xml:space="preserve">For the taxi operator the answer is specific and actionable. Charging arrangement produces a J$4.5 million five-year swing, larger than any vehicle price difference. Only home charging and JPS overnight are profitable. An electric taxi without depot or home charging is not currently viable, and even with it does not yet beat a used Probox over five years.</w:t>
+        <w:t xml:space="preserve">For the taxi operator the answer is specific and actionable. Charging arrangement produces a J$4,507,367 five-year swing, larger than the price difference between any two vehicles in the database. Counting resale value, an electric taxi is profitable over five years on every charging arrangement except the JPS evening peak, and on home or overnight charging it beats the used Probox baseline by roughly J$1.35 million. The case for depot or home charging rests on the size of the swing rather than on the alternatives losing money. See Section 6.3: an earlier version of this conclusion, produced before resale value was counted, held that only the two cheapest arrangements were profitable and that the electric taxi did not beat the Probox. Both statements were artefacts of the omission.</w:t>
       </w:r>
     </w:p>
     <w:p>
@@ -6028,11 +6179,11 @@
       <w:pPr>
         <w:pStyle w:val="Heading2"/>
       </w:pPr>
-      <w:bookmarkStart w:id="81" w:name="further-work"/>
+      <w:bookmarkStart w:id="91" w:name="further-work"/>
       <w:r>
         <w:t xml:space="preserve">8.3 Further Work</w:t>
       </w:r>
-      <w:bookmarkEnd w:id="81"/>
+      <w:bookmarkEnd w:id="91"/>
     </w:p>
     <w:p>
       <w:pPr>
@@ -6160,18 +6311,6 @@
         <w:pStyle w:val="Compact"/>
       </w:pPr>
       <w:r>
-        <w:t xml:space="preserve">Add depreciation and resale value to the taxi module. Their absence currently penalises the electric case in a five-year comparison.</w:t>
-      </w:r>
-    </w:p>
-    <w:p>
-      <w:pPr>
-        <w:numPr>
-          <w:ilvl w:val="0"/>
-          <w:numId w:val="1010"/>
-        </w:numPr>
-        <w:pStyle w:val="Compact"/>
-      </w:pPr>
-      <w:r>
         <w:t xml:space="preserve">Add the Chilean benchmark of 9.6 tonnes CO₂ avoided per taxi per year as a validation reference.</w:t>
       </w:r>
     </w:p>
@@ -6233,11 +6372,11 @@
       <w:pPr>
         <w:pStyle w:val="Heading2"/>
       </w:pPr>
-      <w:bookmarkStart w:id="82" w:name="closing"/>
+      <w:bookmarkStart w:id="92" w:name="closing"/>
       <w:r>
         <w:t xml:space="preserve">8.4 Closing</w:t>
       </w:r>
-      <w:bookmarkEnd w:id="82"/>
+      <w:bookmarkEnd w:id="92"/>
     </w:p>
     <w:p>
       <w:pPr>
@@ -6253,378 +6392,6 @@
       </w:pPr>
       <w:r>
         <w:t xml:space="preserve">They are limited by a bounded incentive, by administrative commitments that have not been delivered, and by an inability to measure progress at all. The most consequential single finding is not any cost or emissions figure. It is that two of the three targets Jamaica set itself cannot be evaluated from anything Jamaica publishes.</w:t>
-      </w:r>
-    </w:p>
-    <w:p>
-      <w:r>
-        <w:pict>
-          <v:rect style="width:0;height:1.5pt" o:hralign="center" o:hrstd="t" o:hr="t"/>
-        </w:pict>
-      </w:r>
-    </w:p>
-    <w:p>
-      <w:pPr>
-        <w:pStyle w:val="Heading1"/>
-      </w:pPr>
-      <w:bookmarkStart w:id="83" w:name="references-2"/>
-      <w:r>
-        <w:t xml:space="preserve">References</w:t>
-      </w:r>
-      <w:bookmarkEnd w:id="83"/>
-    </w:p>
-    <w:p>
-      <w:pPr>
-        <w:pStyle w:val="FirstParagraph"/>
-      </w:pPr>
-      <w:r>
-        <w:t xml:space="preserve">Agencia de Sostenibilidad Energética &amp; Centro de Movilidad Sostenible. (2026).</w:t>
-      </w:r>
-      <w:r>
-        <w:t xml:space="preserve"> </w:t>
-      </w:r>
-      <w:r>
-        <w:rPr>
-          <w:i/>
-        </w:rPr>
-        <w:t xml:space="preserve">Electromovilidad en el transporte público menor: resultados, impacto y lecciones de los programas Mi Taxi Eléctrico y Más Transporte Eléctrico</w:t>
-      </w:r>
-      <w:r>
-        <w:t xml:space="preserve">. https://cmsostenible.org/</w:t>
-      </w:r>
-    </w:p>
-    <w:p>
-      <w:pPr>
-        <w:pStyle w:val="BodyText"/>
-      </w:pPr>
-      <w:r>
-        <w:t xml:space="preserve">Bieker, G. (2021).</w:t>
-      </w:r>
-      <w:r>
-        <w:t xml:space="preserve"> </w:t>
-      </w:r>
-      <w:r>
-        <w:rPr>
-          <w:i/>
-        </w:rPr>
-        <w:t xml:space="preserve">A global comparison of the life-cycle greenhouse gas emissions of combustion engine and electric passenger cars</w:t>
-      </w:r>
-      <w:r>
-        <w:t xml:space="preserve">. International Council on Clean Transportation. https://theicct.org/publication/a-global-comparison-of-the-life-cycle-greenhouse-gas-emissions-of-combustion-engine-and-electric-passenger-cars/</w:t>
-      </w:r>
-    </w:p>
-    <w:p>
-      <w:pPr>
-        <w:pStyle w:val="BodyText"/>
-      </w:pPr>
-      <w:r>
-        <w:t xml:space="preserve">Caribbean Centre for Renewable Energy and Energy Efficiency. (n.d.).</w:t>
-      </w:r>
-      <w:r>
-        <w:t xml:space="preserve"> </w:t>
-      </w:r>
-      <w:r>
-        <w:rPr>
-          <w:i/>
-        </w:rPr>
-        <w:t xml:space="preserve">The future of e-mobility in the Caribbean</w:t>
-      </w:r>
-      <w:r>
-        <w:t xml:space="preserve"> </w:t>
-      </w:r>
-      <w:r>
-        <w:t xml:space="preserve">[Position paper].</w:t>
-      </w:r>
-    </w:p>
-    <w:p>
-      <w:pPr>
-        <w:pStyle w:val="BodyText"/>
-      </w:pPr>
-      <w:r>
-        <w:t xml:space="preserve">Energy Chamber of Trinidad and Tobago. (2026, May 21).</w:t>
-      </w:r>
-      <w:r>
-        <w:t xml:space="preserve"> </w:t>
-      </w:r>
-      <w:r>
-        <w:rPr>
-          <w:i/>
-        </w:rPr>
-        <w:t xml:space="preserve">Gasoline prices rise across most of CARICOM</w:t>
-      </w:r>
-      <w:r>
-        <w:t xml:space="preserve">. https://energynow.tt/blog/gasoline-prices-rise-across-most-of-caricom</w:t>
-      </w:r>
-    </w:p>
-    <w:p>
-      <w:pPr>
-        <w:pStyle w:val="BodyText"/>
-      </w:pPr>
-      <w:r>
-        <w:t xml:space="preserve">Gao, Z., Lin, Z., LaClair, T. J., Liu, C., Li, J.-M., Birky, A. K., &amp; Ward, J. (2017). Battery capacity and recharging needs for electric buses in city transit service.</w:t>
-      </w:r>
-      <w:r>
-        <w:t xml:space="preserve"> </w:t>
-      </w:r>
-      <w:r>
-        <w:rPr>
-          <w:i/>
-        </w:rPr>
-        <w:t xml:space="preserve">Energy, 122</w:t>
-      </w:r>
-      <w:r>
-        <w:t xml:space="preserve">, 588-600. https://doi.org/10.1016/j.energy.2017.01.101</w:t>
-      </w:r>
-    </w:p>
-    <w:p>
-      <w:pPr>
-        <w:pStyle w:val="BodyText"/>
-      </w:pPr>
-      <w:r>
-        <w:t xml:space="preserve">Government of Jamaica. (2023).</w:t>
-      </w:r>
-      <w:r>
-        <w:t xml:space="preserve"> </w:t>
-      </w:r>
-      <w:r>
-        <w:rPr>
-          <w:i/>
-        </w:rPr>
-        <w:t xml:space="preserve">National electric vehicle policy</w:t>
-      </w:r>
-      <w:r>
-        <w:t xml:space="preserve">. Ministry of Energy, Telecommunications and Transport.</w:t>
-      </w:r>
-    </w:p>
-    <w:p>
-      <w:pPr>
-        <w:pStyle w:val="BodyText"/>
-      </w:pPr>
-      <w:r>
-        <w:t xml:space="preserve">Jamaica Customs Agency. (n.d.).</w:t>
-      </w:r>
-      <w:r>
-        <w:t xml:space="preserve"> </w:t>
-      </w:r>
-      <w:r>
-        <w:rPr>
-          <w:i/>
-        </w:rPr>
-        <w:t xml:space="preserve">Are electric motor vehicles exempt from payment of General Consumption Tax (GCT)?</w:t>
-      </w:r>
-      <w:r>
-        <w:t xml:space="preserve"> </w:t>
-      </w:r>
-      <w:r>
-        <w:t xml:space="preserve">https://jca.gov.jm/faq/are-electric-motor-vehicles-exempt-from-payment-of-general-consumption-tax-gct/</w:t>
-      </w:r>
-    </w:p>
-    <w:p>
-      <w:pPr>
-        <w:pStyle w:val="BodyText"/>
-      </w:pPr>
-      <w:r>
-        <w:t xml:space="preserve">Jamaica Information Service. (2024, December).</w:t>
-      </w:r>
-      <w:r>
-        <w:t xml:space="preserve"> </w:t>
-      </w:r>
-      <w:r>
-        <w:rPr>
-          <w:i/>
-        </w:rPr>
-        <w:t xml:space="preserve">Import duty on electric bikes lowered to 10 per cent</w:t>
-      </w:r>
-      <w:r>
-        <w:t xml:space="preserve">. https://jis.gov.jm/import-duty-on-electric-bikes-lowered-to10-per-cent/</w:t>
-      </w:r>
-    </w:p>
-    <w:p>
-      <w:pPr>
-        <w:pStyle w:val="BodyText"/>
-      </w:pPr>
-      <w:r>
-        <w:t xml:space="preserve">Jamaica Observer. (2024, January 24).</w:t>
-      </w:r>
-      <w:r>
-        <w:t xml:space="preserve"> </w:t>
-      </w:r>
-      <w:r>
-        <w:rPr>
-          <w:i/>
-        </w:rPr>
-        <w:t xml:space="preserve">EV imports soar to $9-b a year after Gov’t incentive</w:t>
-      </w:r>
-      <w:r>
-        <w:t xml:space="preserve">. https://www.jamaicaobserver.com/2024/01/24/ev-imports-soar-9-b-year-govt-incentive/</w:t>
-      </w:r>
-    </w:p>
-    <w:p>
-      <w:pPr>
-        <w:pStyle w:val="BodyText"/>
-      </w:pPr>
-      <w:r>
-        <w:t xml:space="preserve">Jamaica Observer. (2024, June 3).</w:t>
-      </w:r>
-      <w:r>
-        <w:t xml:space="preserve"> </w:t>
-      </w:r>
-      <w:r>
-        <w:rPr>
-          <w:i/>
-        </w:rPr>
-        <w:t xml:space="preserve">Gov’t moves to prevent influx of substandard lithium-ion batteries</w:t>
-      </w:r>
-      <w:r>
-        <w:t xml:space="preserve">. https://www.jamaicaobserver.com/2024/06/03/govt-moves-prevent-influx-substandard-lithium-ion-batteries/</w:t>
-      </w:r>
-    </w:p>
-    <w:p>
-      <w:pPr>
-        <w:pStyle w:val="BodyText"/>
-      </w:pPr>
-      <w:r>
-        <w:t xml:space="preserve">Jamaica Public Service Company. (2023).</w:t>
-      </w:r>
-      <w:r>
-        <w:t xml:space="preserve"> </w:t>
-      </w:r>
-      <w:r>
-        <w:rPr>
-          <w:i/>
-        </w:rPr>
-        <w:t xml:space="preserve">200 persons to be trained as EV technicians: Applications now open for JPS Foundation’s Project eDrive electric vehicle training</w:t>
-      </w:r>
-      <w:r>
-        <w:t xml:space="preserve">. https://www.jpsco.com/</w:t>
-      </w:r>
-    </w:p>
-    <w:p>
-      <w:pPr>
-        <w:pStyle w:val="BodyText"/>
-      </w:pPr>
-      <w:r>
-        <w:t xml:space="preserve">Jamaica Urban Transit Company. (2022, December 14).</w:t>
-      </w:r>
-      <w:r>
-        <w:t xml:space="preserve"> </w:t>
-      </w:r>
-      <w:r>
-        <w:rPr>
-          <w:i/>
-        </w:rPr>
-        <w:t xml:space="preserve">JUTC to test first electric bus on Jamaican roads</w:t>
-      </w:r>
-      <w:r>
-        <w:t xml:space="preserve"> </w:t>
-      </w:r>
-      <w:r>
-        <w:t xml:space="preserve">[Reported in Our Today]. https://our.today/jutc-to-test-first-electric-bus-on-jamaican-roads/</w:t>
-      </w:r>
-    </w:p>
-    <w:p>
-      <w:pPr>
-        <w:pStyle w:val="BodyText"/>
-      </w:pPr>
-      <w:r>
-        <w:t xml:space="preserve">Ministry of Energy, Telecommunications and Transport. (2023).</w:t>
-      </w:r>
-      <w:r>
-        <w:t xml:space="preserve"> </w:t>
-      </w:r>
-      <w:r>
-        <w:rPr>
-          <w:i/>
-        </w:rPr>
-        <w:t xml:space="preserve">2022 Jamaica integrated resource plan</w:t>
-      </w:r>
-      <w:r>
-        <w:t xml:space="preserve">.</w:t>
-      </w:r>
-    </w:p>
-    <w:p>
-      <w:pPr>
-        <w:pStyle w:val="BodyText"/>
-      </w:pPr>
-      <w:r>
-        <w:t xml:space="preserve">National Environment and Planning Agency. (2025).</w:t>
-      </w:r>
-      <w:r>
-        <w:t xml:space="preserve"> </w:t>
-      </w:r>
-      <w:r>
-        <w:rPr>
-          <w:i/>
-        </w:rPr>
-        <w:t xml:space="preserve">Jamaica to strengthen control of e-waste exports</w:t>
-      </w:r>
-      <w:r>
-        <w:t xml:space="preserve">. https://www.nepa.gov.jm/</w:t>
-      </w:r>
-    </w:p>
-    <w:p>
-      <w:pPr>
-        <w:pStyle w:val="BodyText"/>
-      </w:pPr>
-      <w:r>
-        <w:t xml:space="preserve">Planning Institute of Jamaica. (2023).</w:t>
-      </w:r>
-      <w:r>
-        <w:t xml:space="preserve"> </w:t>
-      </w:r>
-      <w:r>
-        <w:rPr>
-          <w:i/>
-        </w:rPr>
-        <w:t xml:space="preserve">Economic and social survey Jamaica 2022</w:t>
-      </w:r>
-      <w:r>
-        <w:t xml:space="preserve"> </w:t>
-      </w:r>
-      <w:r>
-        <w:t xml:space="preserve">[Reported in Jamaica Gleaner, 13 August 2023]. https://jamaica-gleaner.com/article/news/20230813/jamaica-records-26-jump-motor-vehicle-imports-2022</w:t>
-      </w:r>
-    </w:p>
-    <w:p>
-      <w:pPr>
-        <w:pStyle w:val="BodyText"/>
-      </w:pPr>
-      <w:r>
-        <w:t xml:space="preserve">Turnbull, K. (2024).</w:t>
-      </w:r>
-      <w:r>
-        <w:t xml:space="preserve"> </w:t>
-      </w:r>
-      <w:r>
-        <w:rPr>
-          <w:i/>
-        </w:rPr>
-        <w:t xml:space="preserve">Pioneering electric mobility: A framework for EV battery management in the Caribbean</w:t>
-      </w:r>
-      <w:r>
-        <w:t xml:space="preserve"> </w:t>
-      </w:r>
-      <w:r>
-        <w:t xml:space="preserve">[Final report]. Department of Physics, University of the West Indies, Mona.</w:t>
-      </w:r>
-    </w:p>
-    <w:p>
-      <w:pPr>
-        <w:pStyle w:val="BodyText"/>
-      </w:pPr>
-      <w:r>
-        <w:t xml:space="preserve">United Nations Environment Programme. (2025, April 7).</w:t>
-      </w:r>
-      <w:r>
-        <w:t xml:space="preserve"> </w:t>
-      </w:r>
-      <w:r>
-        <w:rPr>
-          <w:i/>
-        </w:rPr>
-        <w:t xml:space="preserve">Caribbean leading the charge to electric mobility</w:t>
-      </w:r>
-      <w:r>
-        <w:t xml:space="preserve">. https://www.unep.org/technical-highlight/caribbean-leading-charge-electric-mobility</w:t>
       </w:r>
     </w:p>
     <w:sectPr/>

--- a/report/EV_Lab_Report_2026.docx
+++ b/report/EV_Lab_Report_2026.docx
@@ -382,7 +382,7 @@
         <w:t xml:space="preserve"> </w:t>
       </w:r>
       <w:r>
-        <w:t xml:space="preserve">of eight modules built in Python using Plotly Dash, covering policy tracking, regional comparison, consumer cost comparison, taxi feasibility, national fleet projection, emissions, and historic fuel prices. Seven modules are complete; a route cost map remains unbuilt and is discussed in Section 8.</w:t>
+        <w:t xml:space="preserve">of seven modules built in Python using Plotly Dash, covering policy tracking, regional comparison, consumer cost comparison, taxi feasibility, national fleet projection, emissions, and historic fuel prices. A route cost map was scoped early in the project but was not built, for the reasons given in Section 8.3, and does not form part of the delivered dashboard.</w:t>
       </w:r>
     </w:p>
     <w:p>
@@ -6299,7 +6299,7 @@
         <w:pStyle w:val="Compact"/>
       </w:pPr>
       <w:r>
-        <w:t xml:space="preserve">Complete the Route Cost Map, the one unbuilt module. Corridor data has been identified: Half Way Tree to Papine, Red Hills, Three Miles, Downtown Crossroads, Manor Park, and Backgate to Spanish Town.</w:t>
+        <w:t xml:space="preserve">Build the Route Cost Map, which was scoped in week 2 as an eighth module and subsequently dropped rather than shipped empty. It was to show operating cost per kilometre across six Kingston route-taxi corridors: Half Way Tree to Papine, Red Hills, Three Miles, Downtown Crossroads, Manor Park, and Backgate to Spanish Town. Two things blocked it. No mapping data source was agreed, and no measured corridor distances were ever collected, so the module could not have been populated without inventing the distances it displayed. The underlying cost per kilometre arithmetic already exists in the Taxi Feasibility Tool, so the work needed is data collection rather than modelling.</w:t>
       </w:r>
     </w:p>
     <w:p>

--- a/report/EV_Lab_Report_2026.docx
+++ b/report/EV_Lab_Report_2026.docx
@@ -28,15 +28,14 @@
         </w:p>
       </w:sdtContent>
     </w:sdt>
+    <w:bookmarkStart w:id="26" w:name="section-1-project-overview"/>
     <w:p>
       <w:pPr>
         <w:pStyle w:val="Heading1"/>
       </w:pPr>
-      <w:bookmarkStart w:id="20" w:name="section-1-project-overview"/>
       <w:r>
         <w:t xml:space="preserve">Section 1: Project Overview</w:t>
       </w:r>
-      <w:bookmarkEnd w:id="20"/>
     </w:p>
     <w:p>
       <w:pPr>
@@ -44,6 +43,7 @@
       </w:pPr>
       <w:r>
         <w:rPr>
+          <w:bCs/>
           <w:b/>
         </w:rPr>
         <w:t xml:space="preserve">Author:</w:t>
@@ -59,6 +59,7 @@
       </w:r>
       <w:r>
         <w:rPr>
+          <w:bCs/>
           <w:b/>
         </w:rPr>
         <w:t xml:space="preserve">Institution:</w:t>
@@ -74,6 +75,7 @@
       </w:r>
       <w:r>
         <w:rPr>
+          <w:bCs/>
           <w:b/>
         </w:rPr>
         <w:t xml:space="preserve">Supervisor:</w:t>
@@ -89,6 +91,7 @@
       </w:r>
       <w:r>
         <w:rPr>
+          <w:bCs/>
           <w:b/>
         </w:rPr>
         <w:t xml:space="preserve">Period:</w:t>
@@ -104,6 +107,7 @@
       </w:r>
       <w:r>
         <w:rPr>
+          <w:bCs/>
           <w:b/>
         </w:rPr>
         <w:t xml:space="preserve">Status:</w:t>
@@ -122,15 +126,14 @@
         </w:pict>
       </w:r>
     </w:p>
+    <w:bookmarkStart w:id="20" w:name="background"/>
     <w:p>
       <w:pPr>
         <w:pStyle w:val="Heading2"/>
       </w:pPr>
-      <w:bookmarkStart w:id="21" w:name="background"/>
       <w:r>
         <w:t xml:space="preserve">1.1 Background</w:t>
       </w:r>
-      <w:bookmarkEnd w:id="21"/>
     </w:p>
     <w:p>
       <w:pPr>
@@ -163,15 +166,15 @@
         </w:pict>
       </w:r>
     </w:p>
+    <w:bookmarkEnd w:id="20"/>
+    <w:bookmarkStart w:id="21" w:name="research-objectives"/>
     <w:p>
       <w:pPr>
         <w:pStyle w:val="Heading2"/>
       </w:pPr>
-      <w:bookmarkStart w:id="22" w:name="research-objectives"/>
       <w:r>
         <w:t xml:space="preserve">1.2 Research Objectives</w:t>
       </w:r>
-      <w:bookmarkEnd w:id="22"/>
     </w:p>
     <w:p>
       <w:pPr>
@@ -259,6 +262,7 @@
       </w:pPr>
       <w:r>
         <w:rPr>
+          <w:bCs/>
           <w:b/>
         </w:rPr>
         <w:t xml:space="preserve">Scope exclusion.</w:t>
@@ -295,15 +299,15 @@
         </w:pict>
       </w:r>
     </w:p>
+    <w:bookmarkEnd w:id="21"/>
+    <w:bookmarkStart w:id="22" w:name="who-this-research-is-for"/>
     <w:p>
       <w:pPr>
         <w:pStyle w:val="Heading2"/>
       </w:pPr>
-      <w:bookmarkStart w:id="23" w:name="who-this-research-is-for"/>
       <w:r>
         <w:t xml:space="preserve">1.3 Who This Research Is For</w:t>
       </w:r>
-      <w:bookmarkEnd w:id="23"/>
     </w:p>
     <w:p>
       <w:pPr>
@@ -319,6 +323,7 @@
       </w:pPr>
       <w:r>
         <w:rPr>
+          <w:bCs/>
           <w:b/>
         </w:rPr>
         <w:t xml:space="preserve">Private car owners</w:t>
@@ -336,6 +341,7 @@
       </w:pPr>
       <w:r>
         <w:rPr>
+          <w:bCs/>
           <w:b/>
         </w:rPr>
         <w:t xml:space="preserve">Public and fleet transit operators</w:t>
@@ -354,15 +360,15 @@
         </w:pict>
       </w:r>
     </w:p>
+    <w:bookmarkEnd w:id="22"/>
+    <w:bookmarkStart w:id="23" w:name="deliverables"/>
     <w:p>
       <w:pPr>
         <w:pStyle w:val="Heading2"/>
       </w:pPr>
-      <w:bookmarkStart w:id="24" w:name="deliverables"/>
       <w:r>
         <w:t xml:space="preserve">1.4 Deliverables</w:t>
       </w:r>
-      <w:bookmarkEnd w:id="24"/>
     </w:p>
     <w:p>
       <w:pPr>
@@ -374,6 +380,7 @@
       </w:pPr>
       <w:r>
         <w:rPr>
+          <w:bCs/>
           <w:b/>
         </w:rPr>
         <w:t xml:space="preserve">An interactive dashboard</w:t>
@@ -382,7 +389,7 @@
         <w:t xml:space="preserve"> </w:t>
       </w:r>
       <w:r>
-        <w:t xml:space="preserve">of seven modules built in Python using Plotly Dash, covering policy tracking, regional comparison, consumer cost comparison, taxi feasibility, national fleet projection, emissions, and historic fuel prices. A route cost map was scoped early in the project but was not built, for the reasons given in Section 8.3, and does not form part of the delivered dashboard.</w:t>
+        <w:t xml:space="preserve">of eight modules built in Python using Plotly Dash, covering policy tracking, regional comparison, consumer cost comparison, taxi feasibility, route cost mapping, national fleet projection, emissions, and historic fuel prices. The route cost map was scoped early, set aside when no measured corridor distances existed to populate it, and built once sixteen measured route-taxi runs had been collected. Section 8.3 records what remains open on it.</w:t>
       </w:r>
     </w:p>
     <w:p>
@@ -395,6 +402,7 @@
       </w:pPr>
       <w:r>
         <w:rPr>
+          <w:bCs/>
           <w:b/>
         </w:rPr>
         <w:t xml:space="preserve">A user guide</w:t>
@@ -416,6 +424,7 @@
       </w:pPr>
       <w:r>
         <w:rPr>
+          <w:bCs/>
           <w:b/>
         </w:rPr>
         <w:t xml:space="preserve">This report</w:t>
@@ -439,15 +448,15 @@
         </w:pict>
       </w:r>
     </w:p>
+    <w:bookmarkEnd w:id="23"/>
+    <w:bookmarkStart w:id="24" w:name="scope-and-approach-to-uncertainty"/>
     <w:p>
       <w:pPr>
         <w:pStyle w:val="Heading2"/>
       </w:pPr>
-      <w:bookmarkStart w:id="25" w:name="scope-and-approach-to-uncertainty"/>
       <w:r>
         <w:t xml:space="preserve">1.5 Scope and Approach to Uncertainty</w:t>
       </w:r>
-      <w:bookmarkEnd w:id="25"/>
     </w:p>
     <w:p>
       <w:pPr>
@@ -488,15 +497,15 @@
         </w:pict>
       </w:r>
     </w:p>
+    <w:bookmarkEnd w:id="24"/>
+    <w:bookmarkStart w:id="25" w:name="references"/>
     <w:p>
       <w:pPr>
         <w:pStyle w:val="Heading2"/>
       </w:pPr>
-      <w:bookmarkStart w:id="26" w:name="references"/>
       <w:r>
         <w:t xml:space="preserve">References</w:t>
       </w:r>
-      <w:bookmarkEnd w:id="26"/>
     </w:p>
     <w:p>
       <w:pPr>
@@ -510,6 +519,7 @@
       </w:r>
       <w:r>
         <w:rPr>
+          <w:iCs/>
           <w:i/>
         </w:rPr>
         <w:t xml:space="preserve">National electric vehicle policy</w:t>
@@ -531,6 +541,7 @@
       </w:pPr>
       <w:r>
         <w:rPr>
+          <w:iCs/>
           <w:i/>
         </w:rPr>
         <w:t xml:space="preserve">Next section: Section 2, Background and Literature Review</w:t>
@@ -543,15 +554,16 @@
         </w:pict>
       </w:r>
     </w:p>
+    <w:bookmarkEnd w:id="25"/>
+    <w:bookmarkEnd w:id="26"/>
+    <w:bookmarkStart w:id="35" w:name="X93c3d8b980516410f366e620dcd566b2cd2663a"/>
     <w:p>
       <w:pPr>
         <w:pStyle w:val="Heading1"/>
       </w:pPr>
-      <w:bookmarkStart w:id="27" w:name="X93c3d8b980516410f366e620dcd566b2cd2663a"/>
       <w:r>
         <w:t xml:space="preserve">Section 2: Background and Literature Review</w:t>
       </w:r>
-      <w:bookmarkEnd w:id="27"/>
     </w:p>
     <w:p>
       <w:r>
@@ -560,15 +572,14 @@
         </w:pict>
       </w:r>
     </w:p>
+    <w:bookmarkStart w:id="27" w:name="jamaicas-structural-fuel-dependency"/>
     <w:p>
       <w:pPr>
         <w:pStyle w:val="Heading2"/>
       </w:pPr>
-      <w:bookmarkStart w:id="28" w:name="jamaicas-structural-fuel-dependency"/>
       <w:r>
         <w:t xml:space="preserve">2.1 Jamaica’s Structural Fuel Dependency</w:t>
       </w:r>
-      <w:bookmarkEnd w:id="28"/>
     </w:p>
     <w:p>
       <w:pPr>
@@ -594,15 +605,15 @@
         <w:t xml:space="preserve">The relevant literature point is that fuel price volatility affects an importing island economy through a different mechanism than it affects a producer. For Jamaica, a price shock is a balance-of-payments event before it is a consumer event.</w:t>
       </w:r>
     </w:p>
+    <w:bookmarkEnd w:id="27"/>
+    <w:bookmarkStart w:id="28" w:name="Xa6fb0a3ff569dd0ed8c5375d22b1adbea90d7c5"/>
     <w:p>
       <w:pPr>
         <w:pStyle w:val="Heading2"/>
       </w:pPr>
-      <w:bookmarkStart w:id="29" w:name="Xa6fb0a3ff569dd0ed8c5375d22b1adbea90d7c5"/>
       <w:r>
         <w:t xml:space="preserve">2.2 Life-Cycle Emissions of Electric Vehicles</w:t>
       </w:r>
-      <w:bookmarkEnd w:id="29"/>
     </w:p>
     <w:p>
       <w:pPr>
@@ -632,6 +643,7 @@
       </w:r>
       <w:r>
         <w:rPr>
+          <w:iCs/>
           <w:i/>
         </w:rPr>
         <w:t xml:space="preserve">premium</w:t>
@@ -643,15 +655,15 @@
         <w:t xml:space="preserve">of a battery electric vehicle over an equivalent combustion vehicle. Carbon payback analysis requires the second quantity, not the first. Section 5 sets out how this study derives it, and Section 6.4 describes what happened when the two were previously conflated.</w:t>
       </w:r>
     </w:p>
+    <w:bookmarkEnd w:id="28"/>
+    <w:bookmarkStart w:id="29" w:name="electric-bus-energy-consumption"/>
     <w:p>
       <w:pPr>
         <w:pStyle w:val="Heading2"/>
       </w:pPr>
-      <w:bookmarkStart w:id="30" w:name="electric-bus-energy-consumption"/>
       <w:r>
         <w:t xml:space="preserve">2.3 Electric Bus Energy Consumption</w:t>
       </w:r>
-      <w:bookmarkEnd w:id="30"/>
     </w:p>
     <w:p>
       <w:pPr>
@@ -673,6 +685,7 @@
       </w:r>
       <w:r>
         <w:rPr>
+          <w:iCs/>
           <w:i/>
         </w:rPr>
         <w:t xml:space="preserve">fuel</w:t>
@@ -692,15 +705,15 @@
         <w:t xml:space="preserve">This paper is the source for both figures used in the public transport stream of this study’s fleet model. Its applicability rests on the vehicle class matching: the bus piloted by the Jamaica Urban Transit Company is a 12-metre transit bus seating 35 with standing room for 20, which is the class the study models.</w:t>
       </w:r>
     </w:p>
+    <w:bookmarkEnd w:id="29"/>
+    <w:bookmarkStart w:id="30" w:name="caribbean-electric-vehicle-adoption"/>
     <w:p>
       <w:pPr>
         <w:pStyle w:val="Heading2"/>
       </w:pPr>
-      <w:bookmarkStart w:id="31" w:name="caribbean-electric-vehicle-adoption"/>
       <w:r>
         <w:t xml:space="preserve">2.4 Caribbean Electric Vehicle Adoption</w:t>
       </w:r>
-      <w:bookmarkEnd w:id="31"/>
     </w:p>
     <w:p>
       <w:pPr>
@@ -726,15 +739,15 @@
         <w:t xml:space="preserve">The comparative analysis in Section 6.2 tests the second of these observations directly using Barbados, which shares Jamaica’s headline import duty rate.</w:t>
       </w:r>
     </w:p>
+    <w:bookmarkEnd w:id="30"/>
+    <w:bookmarkStart w:id="31" w:name="X52c7f33ed95ce1672d841c67387bbeefa0b10fb"/>
     <w:p>
       <w:pPr>
         <w:pStyle w:val="Heading2"/>
       </w:pPr>
-      <w:bookmarkStart w:id="32" w:name="X52c7f33ed95ce1672d841c67387bbeefa0b10fb"/>
       <w:r>
         <w:t xml:space="preserve">2.5 Electrification of Small-Scale Public Transport</w:t>
       </w:r>
-      <w:bookmarkEnd w:id="32"/>
     </w:p>
     <w:p>
       <w:pPr>
@@ -748,6 +761,7 @@
       </w:r>
       <w:r>
         <w:rPr>
+          <w:iCs/>
           <w:i/>
         </w:rPr>
         <w:t xml:space="preserve">Mi Taxi Eléctrico</w:t>
@@ -763,6 +777,7 @@
       </w:r>
       <w:r>
         <w:rPr>
+          <w:iCs/>
           <w:i/>
         </w:rPr>
         <w:t xml:space="preserve">Más Transporte Eléctrico</w:t>
@@ -787,15 +802,15 @@
         <w:t xml:space="preserve">The barriers the Chilean study identifies are as useful as its outcomes, and all four have Jamaican analogues: delays by distribution companies in connecting residential chargers, driver distrust of the technology, digital exclusion in application processes given the age profile of drivers, and an absence of locally trained charging infrastructure installers.</w:t>
       </w:r>
     </w:p>
+    <w:bookmarkEnd w:id="31"/>
+    <w:bookmarkStart w:id="32" w:name="Xf15566a97aaa181011c035503da2be4b1d4511f"/>
     <w:p>
       <w:pPr>
         <w:pStyle w:val="Heading2"/>
       </w:pPr>
-      <w:bookmarkStart w:id="33" w:name="Xf15566a97aaa181011c035503da2be4b1d4511f"/>
       <w:r>
         <w:t xml:space="preserve">2.6 Battery End-of-Life in the Caribbean Context</w:t>
       </w:r>
-      <w:bookmarkEnd w:id="33"/>
     </w:p>
     <w:p>
       <w:pPr>
@@ -813,15 +828,15 @@
         <w:t xml:space="preserve">That legislative finding is used in Section 4 of this report and corroborates, from an independent direction, the policy gaps this study identifies through implementation tracking.</w:t>
       </w:r>
     </w:p>
+    <w:bookmarkEnd w:id="32"/>
+    <w:bookmarkStart w:id="33" w:name="where-this-study-sits"/>
     <w:p>
       <w:pPr>
         <w:pStyle w:val="Heading2"/>
       </w:pPr>
-      <w:bookmarkStart w:id="34" w:name="where-this-study-sits"/>
       <w:r>
         <w:t xml:space="preserve">2.7 Where This Study Sits</w:t>
       </w:r>
-      <w:bookmarkEnd w:id="34"/>
     </w:p>
     <w:p>
       <w:pPr>
@@ -846,15 +861,15 @@
         </w:pict>
       </w:r>
     </w:p>
+    <w:bookmarkEnd w:id="33"/>
+    <w:bookmarkStart w:id="34" w:name="references-1"/>
     <w:p>
       <w:pPr>
         <w:pStyle w:val="Heading2"/>
       </w:pPr>
-      <w:bookmarkStart w:id="35" w:name="references-1"/>
       <w:r>
         <w:t xml:space="preserve">References</w:t>
       </w:r>
-      <w:bookmarkEnd w:id="35"/>
     </w:p>
     <w:p>
       <w:pPr>
@@ -868,6 +883,7 @@
       </w:r>
       <w:r>
         <w:rPr>
+          <w:iCs/>
           <w:i/>
         </w:rPr>
         <w:t xml:space="preserve">Electromovilidad en el transporte público menor: resultados, impacto y lecciones de los programas Mi Taxi Eléctrico y Más Transporte Eléctrico</w:t>
@@ -888,6 +904,7 @@
       </w:r>
       <w:r>
         <w:rPr>
+          <w:iCs/>
           <w:i/>
         </w:rPr>
         <w:t xml:space="preserve">A global comparison of the life-cycle greenhouse gas emissions of combustion engine and electric passenger cars</w:t>
@@ -908,6 +925,7 @@
       </w:r>
       <w:r>
         <w:rPr>
+          <w:iCs/>
           <w:i/>
         </w:rPr>
         <w:t xml:space="preserve">The future of e-mobility in the Caribbean</w:t>
@@ -931,6 +949,7 @@
       </w:r>
       <w:r>
         <w:rPr>
+          <w:iCs/>
           <w:i/>
         </w:rPr>
         <w:t xml:space="preserve">Gasoline prices rise across most of CARICOM</w:t>
@@ -944,6 +963,30 @@
         <w:pStyle w:val="BodyText"/>
       </w:pPr>
       <w:r>
+        <w:t xml:space="preserve">EVRange. (2026).</w:t>
+      </w:r>
+      <w:r>
+        <w:t xml:space="preserve"> </w:t>
+      </w:r>
+      <w:r>
+        <w:rPr>
+          <w:iCs/>
+          <w:i/>
+        </w:rPr>
+        <w:t xml:space="preserve">Physics-based EV range model calibrated on the Jamaican road network</w:t>
+      </w:r>
+      <w:r>
+        <w:t xml:space="preserve"> </w:t>
+      </w:r>
+      <w:r>
+        <w:t xml:space="preserve">[Unpublished computer software]. Route energy estimates via /api/routing/calculate.</w:t>
+      </w:r>
+    </w:p>
+    <w:p>
+      <w:pPr>
+        <w:pStyle w:val="BodyText"/>
+      </w:pPr>
+      <w:r>
         <w:t xml:space="preserve">Gao, Z., Lin, Z., LaClair, T. J., Liu, C., Li, J.-M., Birky, A. K., &amp; Ward, J. (2017). Battery capacity and recharging needs for electric buses in city transit service.</w:t>
       </w:r>
       <w:r>
@@ -951,6 +994,7 @@
       </w:r>
       <w:r>
         <w:rPr>
+          <w:iCs/>
           <w:i/>
         </w:rPr>
         <w:t xml:space="preserve">Energy, 122</w:t>
@@ -971,6 +1015,7 @@
       </w:r>
       <w:r>
         <w:rPr>
+          <w:iCs/>
           <w:i/>
         </w:rPr>
         <w:t xml:space="preserve">National electric vehicle policy</w:t>
@@ -984,6 +1029,51 @@
         <w:pStyle w:val="BodyText"/>
       </w:pPr>
       <w:r>
+        <w:t xml:space="preserve">Jamaica Observer. (2026, July 24).</w:t>
+      </w:r>
+      <w:r>
+        <w:t xml:space="preserve"> </w:t>
+      </w:r>
+      <w:r>
+        <w:rPr>
+          <w:iCs/>
+          <w:i/>
+        </w:rPr>
+        <w:t xml:space="preserve">TransJamaican Highway toll rates to increase from August 1</w:t>
+      </w:r>
+      <w:r>
+        <w:t xml:space="preserve">. https://www.jamaicaobserver.com/2026/07/24/transjamaican-highway-toll-rates-increase-august-1/</w:t>
+      </w:r>
+    </w:p>
+    <w:p>
+      <w:pPr>
+        <w:pStyle w:val="BodyText"/>
+      </w:pPr>
+      <w:r>
+        <w:t xml:space="preserve">TransJamaican Highway. (2026).</w:t>
+      </w:r>
+      <w:r>
+        <w:t xml:space="preserve"> </w:t>
+      </w:r>
+      <w:r>
+        <w:rPr>
+          <w:iCs/>
+          <w:i/>
+        </w:rPr>
+        <w:t xml:space="preserve">Rates</w:t>
+      </w:r>
+      <w:r>
+        <w:t xml:space="preserve"> </w:t>
+      </w:r>
+      <w:r>
+        <w:t xml:space="preserve">[Toll rates effective August 1, 2026]. https://www.transjamhighways.com/toll_rates/</w:t>
+      </w:r>
+    </w:p>
+    <w:p>
+      <w:pPr>
+        <w:pStyle w:val="BodyText"/>
+      </w:pPr>
+      <w:r>
         <w:t xml:space="preserve">Turnbull, K. (2024).</w:t>
       </w:r>
       <w:r>
@@ -991,6 +1081,7 @@
       </w:r>
       <w:r>
         <w:rPr>
+          <w:iCs/>
           <w:i/>
         </w:rPr>
         <w:t xml:space="preserve">Pioneering electric mobility: A framework for EV battery management in the Caribbean</w:t>
@@ -1014,6 +1105,7 @@
       </w:r>
       <w:r>
         <w:rPr>
+          <w:iCs/>
           <w:i/>
         </w:rPr>
         <w:t xml:space="preserve">Caribbean leading the charge to electric mobility</w:t>
@@ -1029,15 +1121,16 @@
         </w:pict>
       </w:r>
     </w:p>
+    <w:bookmarkEnd w:id="34"/>
+    <w:bookmarkEnd w:id="35"/>
+    <w:bookmarkStart w:id="43" w:name="section-3-data-sources-and-stakeholders"/>
     <w:p>
       <w:pPr>
         <w:pStyle w:val="Heading1"/>
       </w:pPr>
-      <w:bookmarkStart w:id="36" w:name="section-3-data-sources-and-stakeholders"/>
       <w:r>
         <w:t xml:space="preserve">Section 3: Data Sources and Stakeholders</w:t>
       </w:r>
-      <w:bookmarkEnd w:id="36"/>
     </w:p>
     <w:p>
       <w:r>
@@ -1046,15 +1139,14 @@
         </w:pict>
       </w:r>
     </w:p>
+    <w:bookmarkStart w:id="36" w:name="approach"/>
     <w:p>
       <w:pPr>
         <w:pStyle w:val="Heading2"/>
       </w:pPr>
-      <w:bookmarkStart w:id="37" w:name="approach"/>
       <w:r>
         <w:t xml:space="preserve">3.1 Approach</w:t>
       </w:r>
-      <w:bookmarkEnd w:id="37"/>
     </w:p>
     <w:p>
       <w:pPr>
@@ -1067,8 +1159,9 @@
     <w:tbl>
       <w:tblPr>
         <w:tblStyle w:val="Table"/>
-        <w:tblW w:type="pct" w:w="5000.0"/>
-        <w:tblLook w:firstRow="1"/>
+        <w:tblW w:type="pct" w:w="5000"/>
+        <w:tblLook w:firstRow="1" w:lastRow="0" w:firstColumn="0" w:lastColumn="0" w:noHBand="0" w:noVBand="0" w:val="0020"/>
+        <w:jc w:val="start"/>
       </w:tblPr>
       <w:tblGrid>
         <w:gridCol w:w="3960"/>
@@ -1076,15 +1169,10 @@
       </w:tblGrid>
       <w:tr>
         <w:trPr>
-          <w:cnfStyle w:firstRow="1"/>
+          <w:tblHeader w:val="true"/>
         </w:trPr>
         <w:tc>
-          <w:tcPr>
-            <w:tcBorders>
-              <w:bottom w:val="single"/>
-            </w:tcBorders>
-            <w:vAlign w:val="bottom"/>
-          </w:tcPr>
+          <w:tcPr/>
           <w:p>
             <w:pPr>
               <w:pStyle w:val="Compact"/>
@@ -1096,12 +1184,7 @@
           </w:p>
         </w:tc>
         <w:tc>
-          <w:tcPr>
-            <w:tcBorders>
-              <w:bottom w:val="single"/>
-            </w:tcBorders>
-            <w:vAlign w:val="bottom"/>
-          </w:tcPr>
+          <w:tcPr/>
           <w:p>
             <w:pPr>
               <w:pStyle w:val="Compact"/>
@@ -1115,6 +1198,7 @@
       </w:tr>
       <w:tr>
         <w:tc>
+          <w:tcPr/>
           <w:p>
             <w:pPr>
               <w:pStyle w:val="Compact"/>
@@ -1122,6 +1206,7 @@
             </w:pPr>
             <w:r>
               <w:rPr>
+                <w:bCs/>
                 <w:b/>
               </w:rPr>
               <w:t xml:space="preserve">Measured</w:t>
@@ -1129,6 +1214,7 @@
           </w:p>
         </w:tc>
         <w:tc>
+          <w:tcPr/>
           <w:p>
             <w:pPr>
               <w:pStyle w:val="Compact"/>
@@ -1142,6 +1228,7 @@
       </w:tr>
       <w:tr>
         <w:tc>
+          <w:tcPr/>
           <w:p>
             <w:pPr>
               <w:pStyle w:val="Compact"/>
@@ -1149,6 +1236,7 @@
             </w:pPr>
             <w:r>
               <w:rPr>
+                <w:bCs/>
                 <w:b/>
               </w:rPr>
               <w:t xml:space="preserve">Published</w:t>
@@ -1156,6 +1244,7 @@
           </w:p>
         </w:tc>
         <w:tc>
+          <w:tcPr/>
           <w:p>
             <w:pPr>
               <w:pStyle w:val="Compact"/>
@@ -1169,6 +1258,7 @@
       </w:tr>
       <w:tr>
         <w:tc>
+          <w:tcPr/>
           <w:p>
             <w:pPr>
               <w:pStyle w:val="Compact"/>
@@ -1176,6 +1266,7 @@
             </w:pPr>
             <w:r>
               <w:rPr>
+                <w:bCs/>
                 <w:b/>
               </w:rPr>
               <w:t xml:space="preserve">Derived</w:t>
@@ -1183,6 +1274,7 @@
           </w:p>
         </w:tc>
         <w:tc>
+          <w:tcPr/>
           <w:p>
             <w:pPr>
               <w:pStyle w:val="Compact"/>
@@ -1196,6 +1288,7 @@
       </w:tr>
       <w:tr>
         <w:tc>
+          <w:tcPr/>
           <w:p>
             <w:pPr>
               <w:pStyle w:val="Compact"/>
@@ -1203,6 +1296,7 @@
             </w:pPr>
             <w:r>
               <w:rPr>
+                <w:bCs/>
                 <w:b/>
               </w:rPr>
               <w:t xml:space="preserve">Estimated</w:t>
@@ -1210,6 +1304,7 @@
           </w:p>
         </w:tc>
         <w:tc>
+          <w:tcPr/>
           <w:p>
             <w:pPr>
               <w:pStyle w:val="Compact"/>
@@ -1237,15 +1332,15 @@
         </w:pict>
       </w:r>
     </w:p>
+    <w:bookmarkEnd w:id="36"/>
+    <w:bookmarkStart w:id="37" w:name="measured-data"/>
     <w:p>
       <w:pPr>
         <w:pStyle w:val="Heading2"/>
       </w:pPr>
-      <w:bookmarkStart w:id="38" w:name="measured-data"/>
       <w:r>
         <w:t xml:space="preserve">3.2 Measured Data</w:t>
       </w:r>
-      <w:bookmarkEnd w:id="38"/>
     </w:p>
     <w:p>
       <w:pPr>
@@ -1253,6 +1348,7 @@
       </w:pPr>
       <w:r>
         <w:rPr>
+          <w:bCs/>
           <w:b/>
         </w:rPr>
         <w:t xml:space="preserve">Petrojam reference fuel prices.</w:t>
@@ -1261,15 +1357,16 @@
         <w:t xml:space="preserve"> </w:t>
       </w:r>
       <w:r>
-        <w:t xml:space="preserve">A 600-row weekly series covering January 2015 to June 2026 for 87 octane, 90 octane and automotive diesel. This is the ex-refinery reference price and already includes Special Consumption Tax. It is the base for all fuel cost calculations and for the historic price module.</w:t>
-      </w:r>
-    </w:p>
-    <w:p>
-      <w:pPr>
-        <w:pStyle w:val="BodyText"/>
-      </w:pPr>
-      <w:r>
-        <w:rPr>
+        <w:t xml:space="preserve">A 611-row weekly series covering January 2015 to August 2026 for 87 octane, 90 octane and automotive diesel. This is the ex-refinery reference price and already includes Special Consumption Tax. It is the base for all fuel cost calculations and for the historic price module.</w:t>
+      </w:r>
+    </w:p>
+    <w:p>
+      <w:pPr>
+        <w:pStyle w:val="BodyText"/>
+      </w:pPr>
+      <w:r>
+        <w:rPr>
+          <w:bCs/>
           <w:b/>
         </w:rPr>
         <w:t xml:space="preserve">Kingston retail markup survey.</w:t>
@@ -1295,6 +1392,7 @@
       </w:pPr>
       <w:r>
         <w:rPr>
+          <w:bCs/>
           <w:b/>
         </w:rPr>
         <w:t xml:space="preserve">BYD Yuan Plus field consumption.</w:t>
@@ -1312,6 +1410,7 @@
       </w:pPr>
       <w:r>
         <w:rPr>
+          <w:bCs/>
           <w:b/>
         </w:rPr>
         <w:t xml:space="preserve">JPS Charge ’n Go tariff schedule.</w:t>
@@ -1330,15 +1429,15 @@
         </w:pict>
       </w:r>
     </w:p>
+    <w:bookmarkEnd w:id="37"/>
+    <w:bookmarkStart w:id="38" w:name="data-supplied-by-organisations"/>
     <w:p>
       <w:pPr>
         <w:pStyle w:val="Heading2"/>
       </w:pPr>
-      <w:bookmarkStart w:id="39" w:name="data-supplied-by-organisations"/>
       <w:r>
         <w:t xml:space="preserve">3.3 Data Supplied by Organisations</w:t>
       </w:r>
-      <w:bookmarkEnd w:id="39"/>
     </w:p>
     <w:p>
       <w:pPr>
@@ -1346,6 +1445,7 @@
       </w:pPr>
       <w:r>
         <w:rPr>
+          <w:bCs/>
           <w:b/>
         </w:rPr>
         <w:t xml:space="preserve">Evergo.</w:t>
@@ -1371,6 +1471,7 @@
       </w:pPr>
       <w:r>
         <w:rPr>
+          <w:bCs/>
           <w:b/>
         </w:rPr>
         <w:t xml:space="preserve">ATL Automotive.</w:t>
@@ -1388,6 +1489,7 @@
       </w:pPr>
       <w:r>
         <w:rPr>
+          <w:bCs/>
           <w:b/>
         </w:rPr>
         <w:t xml:space="preserve">JUTC.</w:t>
@@ -1397,6 +1499,24 @@
       </w:r>
       <w:r>
         <w:t xml:space="preserve">Electric bus count of five units, four operational, supplied through the supervisor. The company did not publish energy consumption data from its pilot despite consumption being a stated aim of the trial.</w:t>
+      </w:r>
+    </w:p>
+    <w:p>
+      <w:pPr>
+        <w:pStyle w:val="BodyText"/>
+      </w:pPr>
+      <w:r>
+        <w:rPr>
+          <w:bCs/>
+          <w:b/>
+        </w:rPr>
+        <w:t xml:space="preserve">EVRange.</w:t>
+      </w:r>
+      <w:r>
+        <w:t xml:space="preserve"> </w:t>
+      </w:r>
+      <w:r>
+        <w:t xml:space="preserve">A physics-based electric vehicle range model built by a colleague from the same field runs, calibrated on BYD Yuan Plus measurements over the T1 highway, Red Hills and Spur Tree Hill (EVRange, 2026). It supplies the distance, duration and energy consumption for each corridor in the Route Cost Map; the cost layer on top of it is this study’s. The model is unpublished and runs on its author’s own hardware, so the dashboard serves cached responses rather than depending on it being reachable. Its author also supplied start and end coordinates for three measured corridors and a written description of the model, reproduced in Appendix A. Section 5.8 sets out how it is used and what its calibration does and does not cover.</w:t>
       </w:r>
     </w:p>
     <w:p>
@@ -1406,15 +1526,15 @@
         </w:pict>
       </w:r>
     </w:p>
+    <w:bookmarkEnd w:id="38"/>
+    <w:bookmarkStart w:id="39" w:name="published-institutional-sources"/>
     <w:p>
       <w:pPr>
         <w:pStyle w:val="Heading2"/>
       </w:pPr>
-      <w:bookmarkStart w:id="40" w:name="published-institutional-sources"/>
       <w:r>
         <w:t xml:space="preserve">3.4 Published Institutional Sources</w:t>
       </w:r>
-      <w:bookmarkEnd w:id="40"/>
     </w:p>
     <w:p>
       <w:pPr>
@@ -1422,6 +1542,7 @@
       </w:pPr>
       <w:r>
         <w:rPr>
+          <w:bCs/>
           <w:b/>
         </w:rPr>
         <w:t xml:space="preserve">Planning Institute of Jamaica.</w:t>
@@ -1437,6 +1558,7 @@
       </w:r>
       <w:r>
         <w:rPr>
+          <w:iCs/>
           <w:i/>
         </w:rPr>
         <w:t xml:space="preserve">Economic and Social Survey Jamaica 2022</w:t>
@@ -1454,6 +1576,7 @@
       </w:pPr>
       <w:r>
         <w:rPr>
+          <w:bCs/>
           <w:b/>
         </w:rPr>
         <w:t xml:space="preserve">Statistical Institute of Jamaica</w:t>
@@ -1466,6 +1589,7 @@
       </w:r>
       <w:r>
         <w:rPr>
+          <w:iCs/>
           <w:i/>
         </w:rPr>
         <w:t xml:space="preserve">Jamaica Observer</w:t>
@@ -1495,6 +1619,7 @@
       </w:pPr>
       <w:r>
         <w:rPr>
+          <w:bCs/>
           <w:b/>
         </w:rPr>
         <w:t xml:space="preserve">METT 2022 Integrated Resource Plan.</w:t>
@@ -1512,6 +1637,7 @@
       </w:pPr>
       <w:r>
         <w:rPr>
+          <w:bCs/>
           <w:b/>
         </w:rPr>
         <w:t xml:space="preserve">Jamaica Customs Agency.</w:t>
@@ -1529,6 +1655,7 @@
       </w:pPr>
       <w:r>
         <w:rPr>
+          <w:bCs/>
           <w:b/>
         </w:rPr>
         <w:t xml:space="preserve">Government of Jamaica (2023).</w:t>
@@ -1552,6 +1679,7 @@
       </w:r>
       <w:r>
         <w:rPr>
+          <w:iCs/>
           <w:i/>
         </w:rPr>
         <w:t xml:space="preserve">Global EV Outlook 2026</w:t>
@@ -1567,21 +1695,22 @@
         </w:pict>
       </w:r>
     </w:p>
+    <w:bookmarkEnd w:id="39"/>
+    <w:bookmarkStart w:id="40" w:name="institutional-requests-outcomes"/>
     <w:p>
       <w:pPr>
         <w:pStyle w:val="Heading2"/>
       </w:pPr>
-      <w:bookmarkStart w:id="41" w:name="institutional-requests-outcomes"/>
       <w:r>
         <w:t xml:space="preserve">3.5 Institutional Requests: Outcomes</w:t>
       </w:r>
-      <w:bookmarkEnd w:id="41"/>
     </w:p>
     <w:tbl>
       <w:tblPr>
         <w:tblStyle w:val="Table"/>
-        <w:tblW w:type="pct" w:w="5000.0"/>
-        <w:tblLook w:firstRow="1"/>
+        <w:tblW w:type="pct" w:w="5000"/>
+        <w:tblLook w:firstRow="1" w:lastRow="0" w:firstColumn="0" w:lastColumn="0" w:noHBand="0" w:noVBand="0" w:val="0020"/>
+        <w:jc w:val="start"/>
       </w:tblPr>
       <w:tblGrid>
         <w:gridCol w:w="2640"/>
@@ -1590,15 +1719,10 @@
       </w:tblGrid>
       <w:tr>
         <w:trPr>
-          <w:cnfStyle w:firstRow="1"/>
+          <w:tblHeader w:val="true"/>
         </w:trPr>
         <w:tc>
-          <w:tcPr>
-            <w:tcBorders>
-              <w:bottom w:val="single"/>
-            </w:tcBorders>
-            <w:vAlign w:val="bottom"/>
-          </w:tcPr>
+          <w:tcPr/>
           <w:p>
             <w:pPr>
               <w:pStyle w:val="Compact"/>
@@ -1610,12 +1734,7 @@
           </w:p>
         </w:tc>
         <w:tc>
-          <w:tcPr>
-            <w:tcBorders>
-              <w:bottom w:val="single"/>
-            </w:tcBorders>
-            <w:vAlign w:val="bottom"/>
-          </w:tcPr>
+          <w:tcPr/>
           <w:p>
             <w:pPr>
               <w:pStyle w:val="Compact"/>
@@ -1627,12 +1746,7 @@
           </w:p>
         </w:tc>
         <w:tc>
-          <w:tcPr>
-            <w:tcBorders>
-              <w:bottom w:val="single"/>
-            </w:tcBorders>
-            <w:vAlign w:val="bottom"/>
-          </w:tcPr>
+          <w:tcPr/>
           <w:p>
             <w:pPr>
               <w:pStyle w:val="Compact"/>
@@ -1646,6 +1760,7 @@
       </w:tr>
       <w:tr>
         <w:tc>
+          <w:tcPr/>
           <w:p>
             <w:pPr>
               <w:pStyle w:val="Compact"/>
@@ -1657,6 +1772,7 @@
           </w:p>
         </w:tc>
         <w:tc>
+          <w:tcPr/>
           <w:p>
             <w:pPr>
               <w:pStyle w:val="Compact"/>
@@ -1668,6 +1784,7 @@
           </w:p>
         </w:tc>
         <w:tc>
+          <w:tcPr/>
           <w:p>
             <w:pPr>
               <w:pStyle w:val="Compact"/>
@@ -1675,6 +1792,7 @@
             </w:pPr>
             <w:r>
               <w:rPr>
+                <w:bCs/>
                 <w:b/>
               </w:rPr>
               <w:t xml:space="preserve">Answered in full</w:t>
@@ -1684,6 +1802,7 @@
       </w:tr>
       <w:tr>
         <w:tc>
+          <w:tcPr/>
           <w:p>
             <w:pPr>
               <w:pStyle w:val="Compact"/>
@@ -1695,6 +1814,7 @@
           </w:p>
         </w:tc>
         <w:tc>
+          <w:tcPr/>
           <w:p>
             <w:pPr>
               <w:pStyle w:val="Compact"/>
@@ -1706,6 +1826,7 @@
           </w:p>
         </w:tc>
         <w:tc>
+          <w:tcPr/>
           <w:p>
             <w:pPr>
               <w:pStyle w:val="Compact"/>
@@ -1713,6 +1834,7 @@
             </w:pPr>
             <w:r>
               <w:rPr>
+                <w:bCs/>
                 <w:b/>
               </w:rPr>
               <w:t xml:space="preserve">Answered</w:t>
@@ -1722,6 +1844,7 @@
       </w:tr>
       <w:tr>
         <w:tc>
+          <w:tcPr/>
           <w:p>
             <w:pPr>
               <w:pStyle w:val="Compact"/>
@@ -1733,6 +1856,7 @@
           </w:p>
         </w:tc>
         <w:tc>
+          <w:tcPr/>
           <w:p>
             <w:pPr>
               <w:pStyle w:val="Compact"/>
@@ -1744,6 +1868,7 @@
           </w:p>
         </w:tc>
         <w:tc>
+          <w:tcPr/>
           <w:p>
             <w:pPr>
               <w:pStyle w:val="Compact"/>
@@ -1757,6 +1882,7 @@
       </w:tr>
       <w:tr>
         <w:tc>
+          <w:tcPr/>
           <w:p>
             <w:pPr>
               <w:pStyle w:val="Compact"/>
@@ -1768,6 +1894,7 @@
           </w:p>
         </w:tc>
         <w:tc>
+          <w:tcPr/>
           <w:p>
             <w:pPr>
               <w:pStyle w:val="Compact"/>
@@ -1779,6 +1906,7 @@
           </w:p>
         </w:tc>
         <w:tc>
+          <w:tcPr/>
           <w:p>
             <w:pPr>
               <w:pStyle w:val="Compact"/>
@@ -1786,6 +1914,7 @@
             </w:pPr>
             <w:r>
               <w:rPr>
+                <w:bCs/>
                 <w:b/>
               </w:rPr>
               <w:t xml:space="preserve">No response</w:t>
@@ -1795,6 +1924,7 @@
       </w:tr>
       <w:tr>
         <w:tc>
+          <w:tcPr/>
           <w:p>
             <w:pPr>
               <w:pStyle w:val="Compact"/>
@@ -1806,6 +1936,7 @@
           </w:p>
         </w:tc>
         <w:tc>
+          <w:tcPr/>
           <w:p>
             <w:pPr>
               <w:pStyle w:val="Compact"/>
@@ -1817,6 +1948,7 @@
           </w:p>
         </w:tc>
         <w:tc>
+          <w:tcPr/>
           <w:p>
             <w:pPr>
               <w:pStyle w:val="Compact"/>
@@ -1830,6 +1962,7 @@
       </w:tr>
       <w:tr>
         <w:tc>
+          <w:tcPr/>
           <w:p>
             <w:pPr>
               <w:pStyle w:val="Compact"/>
@@ -1841,6 +1974,7 @@
           </w:p>
         </w:tc>
         <w:tc>
+          <w:tcPr/>
           <w:p>
             <w:pPr>
               <w:pStyle w:val="Compact"/>
@@ -1852,6 +1986,7 @@
           </w:p>
         </w:tc>
         <w:tc>
+          <w:tcPr/>
           <w:p>
             <w:pPr>
               <w:pStyle w:val="Compact"/>
@@ -1865,6 +2000,7 @@
       </w:tr>
       <w:tr>
         <w:tc>
+          <w:tcPr/>
           <w:p>
             <w:pPr>
               <w:pStyle w:val="Compact"/>
@@ -1876,6 +2012,7 @@
           </w:p>
         </w:tc>
         <w:tc>
+          <w:tcPr/>
           <w:p>
             <w:pPr>
               <w:pStyle w:val="Compact"/>
@@ -1887,6 +2024,7 @@
           </w:p>
         </w:tc>
         <w:tc>
+          <w:tcPr/>
           <w:p>
             <w:pPr>
               <w:pStyle w:val="Compact"/>
@@ -1900,6 +2038,7 @@
       </w:tr>
       <w:tr>
         <w:tc>
+          <w:tcPr/>
           <w:p>
             <w:pPr>
               <w:pStyle w:val="Compact"/>
@@ -1911,6 +2050,7 @@
           </w:p>
         </w:tc>
         <w:tc>
+          <w:tcPr/>
           <w:p>
             <w:pPr>
               <w:pStyle w:val="Compact"/>
@@ -1922,6 +2062,7 @@
           </w:p>
         </w:tc>
         <w:tc>
+          <w:tcPr/>
           <w:p>
             <w:pPr>
               <w:pStyle w:val="Compact"/>
@@ -1957,15 +2098,15 @@
         </w:pict>
       </w:r>
     </w:p>
+    <w:bookmarkEnd w:id="40"/>
+    <w:bookmarkStart w:id="41" w:name="X43de3c633c857736c04599b62b2903b7d9c9467"/>
     <w:p>
       <w:pPr>
         <w:pStyle w:val="Heading2"/>
       </w:pPr>
-      <w:bookmarkStart w:id="42" w:name="X43de3c633c857736c04599b62b2903b7d9c9467"/>
       <w:r>
         <w:t xml:space="preserve">3.6 Fuel Prices: Published but Not Machine-Readable</w:t>
       </w:r>
-      <w:bookmarkEnd w:id="42"/>
     </w:p>
     <w:p>
       <w:pPr>
@@ -2035,6 +2176,7 @@
       </w:r>
       <w:r>
         <w:rPr>
+          <w:iCs/>
           <w:i/>
         </w:rPr>
         <w:t xml:space="preserve">different</w:t>
@@ -2053,15 +2195,15 @@
         </w:pict>
       </w:r>
     </w:p>
+    <w:bookmarkEnd w:id="41"/>
+    <w:bookmarkStart w:id="42" w:name="data-not-obtained"/>
     <w:p>
       <w:pPr>
         <w:pStyle w:val="Heading2"/>
       </w:pPr>
-      <w:bookmarkStart w:id="43" w:name="data-not-obtained"/>
       <w:r>
         <w:t xml:space="preserve">3.7 Data Not Obtained</w:t>
       </w:r>
-      <w:bookmarkEnd w:id="43"/>
     </w:p>
     <w:p>
       <w:pPr>
@@ -2158,15 +2300,16 @@
         </w:pict>
       </w:r>
     </w:p>
+    <w:bookmarkEnd w:id="42"/>
+    <w:bookmarkEnd w:id="43"/>
+    <w:bookmarkStart w:id="50" w:name="section-4-ev-policy-gap-analysis"/>
     <w:p>
       <w:pPr>
         <w:pStyle w:val="Heading1"/>
       </w:pPr>
-      <w:bookmarkStart w:id="44" w:name="section-4-ev-policy-gap-analysis"/>
       <w:r>
         <w:t xml:space="preserve">Section 4: EV Policy Gap Analysis</w:t>
       </w:r>
-      <w:bookmarkEnd w:id="44"/>
     </w:p>
     <w:p>
       <w:r>
@@ -2175,15 +2318,14 @@
         </w:pict>
       </w:r>
     </w:p>
+    <w:bookmarkStart w:id="44" w:name="method"/>
     <w:p>
       <w:pPr>
         <w:pStyle w:val="Heading2"/>
       </w:pPr>
-      <w:bookmarkStart w:id="45" w:name="method"/>
       <w:r>
         <w:t xml:space="preserve">4.1 Method</w:t>
       </w:r>
-      <w:bookmarkEnd w:id="45"/>
     </w:p>
     <w:p>
       <w:pPr>
@@ -2204,21 +2346,20 @@
     <w:tbl>
       <w:tblPr>
         <w:tblStyle w:val="Table"/>
-        <w:tblW w:type="pct" w:w="0.0"/>
-        <w:tblLook w:firstRow="1"/>
+        <w:tblW w:type="auto" w:w="0"/>
+        <w:tblLook w:firstRow="1" w:lastRow="0" w:firstColumn="0" w:lastColumn="0" w:noHBand="0" w:noVBand="0" w:val="0020"/>
+        <w:jc w:val="start"/>
       </w:tblPr>
-      <w:tblGrid/>
+      <w:tblGrid>
+        <w:gridCol w:w="3960"/>
+        <w:gridCol w:w="3960"/>
+      </w:tblGrid>
       <w:tr>
         <w:trPr>
-          <w:cnfStyle w:firstRow="1"/>
+          <w:tblHeader w:val="true"/>
         </w:trPr>
         <w:tc>
-          <w:tcPr>
-            <w:tcBorders>
-              <w:bottom w:val="single"/>
-            </w:tcBorders>
-            <w:vAlign w:val="bottom"/>
-          </w:tcPr>
+          <w:tcPr/>
           <w:p>
             <w:pPr>
               <w:pStyle w:val="Compact"/>
@@ -2230,12 +2371,7 @@
           </w:p>
         </w:tc>
         <w:tc>
-          <w:tcPr>
-            <w:tcBorders>
-              <w:bottom w:val="single"/>
-            </w:tcBorders>
-            <w:vAlign w:val="bottom"/>
-          </w:tcPr>
+          <w:tcPr/>
           <w:p>
             <w:pPr>
               <w:pStyle w:val="Compact"/>
@@ -2249,6 +2385,7 @@
       </w:tr>
       <w:tr>
         <w:tc>
+          <w:tcPr/>
           <w:p>
             <w:pPr>
               <w:pStyle w:val="Compact"/>
@@ -2260,6 +2397,7 @@
           </w:p>
         </w:tc>
         <w:tc>
+          <w:tcPr/>
           <w:p>
             <w:pPr>
               <w:pStyle w:val="Compact"/>
@@ -2273,6 +2411,7 @@
       </w:tr>
       <w:tr>
         <w:tc>
+          <w:tcPr/>
           <w:p>
             <w:pPr>
               <w:pStyle w:val="Compact"/>
@@ -2284,6 +2423,7 @@
           </w:p>
         </w:tc>
         <w:tc>
+          <w:tcPr/>
           <w:p>
             <w:pPr>
               <w:pStyle w:val="Compact"/>
@@ -2297,6 +2437,7 @@
       </w:tr>
       <w:tr>
         <w:tc>
+          <w:tcPr/>
           <w:p>
             <w:pPr>
               <w:pStyle w:val="Compact"/>
@@ -2308,6 +2449,7 @@
           </w:p>
         </w:tc>
         <w:tc>
+          <w:tcPr/>
           <w:p>
             <w:pPr>
               <w:pStyle w:val="Compact"/>
@@ -2321,6 +2463,7 @@
       </w:tr>
       <w:tr>
         <w:tc>
+          <w:tcPr/>
           <w:p>
             <w:pPr>
               <w:pStyle w:val="Compact"/>
@@ -2332,6 +2475,7 @@
           </w:p>
         </w:tc>
         <w:tc>
+          <w:tcPr/>
           <w:p>
             <w:pPr>
               <w:pStyle w:val="Compact"/>
@@ -2345,6 +2489,7 @@
       </w:tr>
       <w:tr>
         <w:tc>
+          <w:tcPr/>
           <w:p>
             <w:pPr>
               <w:pStyle w:val="Compact"/>
@@ -2356,6 +2501,7 @@
           </w:p>
         </w:tc>
         <w:tc>
+          <w:tcPr/>
           <w:p>
             <w:pPr>
               <w:pStyle w:val="Compact"/>
@@ -2369,6 +2515,7 @@
       </w:tr>
       <w:tr>
         <w:tc>
+          <w:tcPr/>
           <w:p>
             <w:pPr>
               <w:pStyle w:val="Compact"/>
@@ -2380,6 +2527,7 @@
           </w:p>
         </w:tc>
         <w:tc>
+          <w:tcPr/>
           <w:p>
             <w:pPr>
               <w:pStyle w:val="Compact"/>
@@ -2454,15 +2602,15 @@
         <w:t xml:space="preserve">reports an absence of public evidence, which is not the same as evidence of absence. Where this study checked a specific document and found the relevant content missing, that is stated as such and carries more weight.</w:t>
       </w:r>
     </w:p>
+    <w:bookmarkEnd w:id="44"/>
+    <w:bookmarkStart w:id="45" w:name="overall-position"/>
     <w:p>
       <w:pPr>
         <w:pStyle w:val="Heading2"/>
       </w:pPr>
-      <w:bookmarkStart w:id="46" w:name="overall-position"/>
       <w:r>
         <w:t xml:space="preserve">4.2 Overall Position</w:t>
       </w:r>
-      <w:bookmarkEnd w:id="46"/>
     </w:p>
     <w:p>
       <w:pPr>
@@ -2475,21 +2623,20 @@
     <w:tbl>
       <w:tblPr>
         <w:tblStyle w:val="Table"/>
-        <w:tblW w:type="pct" w:w="0.0"/>
-        <w:tblLook w:firstRow="1"/>
+        <w:tblW w:type="auto" w:w="0"/>
+        <w:tblLook w:firstRow="1" w:lastRow="0" w:firstColumn="0" w:lastColumn="0" w:noHBand="0" w:noVBand="0" w:val="0020"/>
+        <w:jc w:val="start"/>
       </w:tblPr>
-      <w:tblGrid/>
+      <w:tblGrid>
+        <w:gridCol w:w="3960"/>
+        <w:gridCol w:w="3960"/>
+      </w:tblGrid>
       <w:tr>
         <w:trPr>
-          <w:cnfStyle w:firstRow="1"/>
+          <w:tblHeader w:val="true"/>
         </w:trPr>
         <w:tc>
-          <w:tcPr>
-            <w:tcBorders>
-              <w:bottom w:val="single"/>
-            </w:tcBorders>
-            <w:vAlign w:val="bottom"/>
-          </w:tcPr>
+          <w:tcPr/>
           <w:p>
             <w:pPr>
               <w:pStyle w:val="Compact"/>
@@ -2501,12 +2648,7 @@
           </w:p>
         </w:tc>
         <w:tc>
-          <w:tcPr>
-            <w:tcBorders>
-              <w:bottom w:val="single"/>
-            </w:tcBorders>
-            <w:vAlign w:val="bottom"/>
-          </w:tcPr>
+          <w:tcPr/>
           <w:p>
             <w:pPr>
               <w:pStyle w:val="Compact"/>
@@ -2520,6 +2662,7 @@
       </w:tr>
       <w:tr>
         <w:tc>
+          <w:tcPr/>
           <w:p>
             <w:pPr>
               <w:pStyle w:val="Compact"/>
@@ -2531,6 +2674,7 @@
           </w:p>
         </w:tc>
         <w:tc>
+          <w:tcPr/>
           <w:p>
             <w:pPr>
               <w:pStyle w:val="Compact"/>
@@ -2544,6 +2688,7 @@
       </w:tr>
       <w:tr>
         <w:tc>
+          <w:tcPr/>
           <w:p>
             <w:pPr>
               <w:pStyle w:val="Compact"/>
@@ -2555,6 +2700,7 @@
           </w:p>
         </w:tc>
         <w:tc>
+          <w:tcPr/>
           <w:p>
             <w:pPr>
               <w:pStyle w:val="Compact"/>
@@ -2568,6 +2714,7 @@
       </w:tr>
       <w:tr>
         <w:tc>
+          <w:tcPr/>
           <w:p>
             <w:pPr>
               <w:pStyle w:val="Compact"/>
@@ -2579,6 +2726,7 @@
           </w:p>
         </w:tc>
         <w:tc>
+          <w:tcPr/>
           <w:p>
             <w:pPr>
               <w:pStyle w:val="Compact"/>
@@ -2592,6 +2740,7 @@
       </w:tr>
       <w:tr>
         <w:tc>
+          <w:tcPr/>
           <w:p>
             <w:pPr>
               <w:pStyle w:val="Compact"/>
@@ -2603,6 +2752,7 @@
           </w:p>
         </w:tc>
         <w:tc>
+          <w:tcPr/>
           <w:p>
             <w:pPr>
               <w:pStyle w:val="Compact"/>
@@ -2616,6 +2766,7 @@
       </w:tr>
       <w:tr>
         <w:tc>
+          <w:tcPr/>
           <w:p>
             <w:pPr>
               <w:pStyle w:val="Compact"/>
@@ -2627,6 +2778,7 @@
           </w:p>
         </w:tc>
         <w:tc>
+          <w:tcPr/>
           <w:p>
             <w:pPr>
               <w:pStyle w:val="Compact"/>
@@ -2640,6 +2792,7 @@
       </w:tr>
       <w:tr>
         <w:tc>
+          <w:tcPr/>
           <w:p>
             <w:pPr>
               <w:pStyle w:val="Compact"/>
@@ -2651,6 +2804,7 @@
           </w:p>
         </w:tc>
         <w:tc>
+          <w:tcPr/>
           <w:p>
             <w:pPr>
               <w:pStyle w:val="Compact"/>
@@ -2671,15 +2825,15 @@
         <w:t xml:space="preserve">Fifteen of the 26 carry a cited source. The remaining eleven rest on unsuccessful searches.</w:t>
       </w:r>
     </w:p>
+    <w:bookmarkEnd w:id="45"/>
+    <w:bookmarkStart w:id="46" w:name="goal-by-goal"/>
     <w:p>
       <w:pPr>
         <w:pStyle w:val="Heading2"/>
       </w:pPr>
-      <w:bookmarkStart w:id="47" w:name="goal-by-goal"/>
       <w:r>
         <w:t xml:space="preserve">4.3 Goal-by-Goal</w:t>
       </w:r>
-      <w:bookmarkEnd w:id="47"/>
     </w:p>
     <w:p>
       <w:pPr>
@@ -2687,6 +2841,7 @@
       </w:pPr>
       <w:r>
         <w:rPr>
+          <w:bCs/>
           <w:b/>
         </w:rPr>
         <w:t xml:space="preserve">Goal 1: Import standards and registration.</w:t>
@@ -2722,6 +2877,7 @@
       </w:pPr>
       <w:r>
         <w:rPr>
+          <w:bCs/>
           <w:b/>
         </w:rPr>
         <w:t xml:space="preserve">Goal 2: Charging infrastructure.</w:t>
@@ -2739,6 +2895,7 @@
       </w:pPr>
       <w:r>
         <w:rPr>
+          <w:bCs/>
           <w:b/>
         </w:rPr>
         <w:t xml:space="preserve">Goal 3: Charging network operation.</w:t>
@@ -2756,6 +2913,7 @@
       </w:pPr>
       <w:r>
         <w:rPr>
+          <w:bCs/>
           <w:b/>
         </w:rPr>
         <w:t xml:space="preserve">Goal 4: Battery end-of-life.</w:t>
@@ -2781,6 +2939,7 @@
       </w:pPr>
       <w:r>
         <w:rPr>
+          <w:bCs/>
           <w:b/>
         </w:rPr>
         <w:t xml:space="preserve">Goal 5: Skills and training.</w:t>
@@ -2798,6 +2957,7 @@
       </w:pPr>
       <w:r>
         <w:rPr>
+          <w:bCs/>
           <w:b/>
         </w:rPr>
         <w:t xml:space="preserve">Goal 6: Adoption, incentives and targets.</w:t>
@@ -2809,15 +2969,15 @@
         <w:t xml:space="preserve">One partial, four not confirmed, one not implemented. The Low Emission Zone commitment is the single item recorded as not implemented, its June 2024 deadline passed with no gazette notice located.</w:t>
       </w:r>
     </w:p>
+    <w:bookmarkEnd w:id="46"/>
+    <w:bookmarkStart w:id="47" w:name="the-four-structural-gaps"/>
     <w:p>
       <w:pPr>
         <w:pStyle w:val="Heading2"/>
       </w:pPr>
-      <w:bookmarkStart w:id="48" w:name="the-four-structural-gaps"/>
       <w:r>
         <w:t xml:space="preserve">4.4 The Four Structural Gaps</w:t>
       </w:r>
-      <w:bookmarkEnd w:id="48"/>
     </w:p>
     <w:p>
       <w:pPr>
@@ -2833,6 +2993,7 @@
       </w:pPr>
       <w:r>
         <w:rPr>
+          <w:bCs/>
           <w:b/>
         </w:rPr>
         <w:t xml:space="preserve">Measurement.</w:t>
@@ -2850,6 +3011,7 @@
       </w:pPr>
       <w:r>
         <w:rPr>
+          <w:bCs/>
           <w:b/>
         </w:rPr>
         <w:t xml:space="preserve">Standards not issued.</w:t>
@@ -2867,6 +3029,7 @@
       </w:pPr>
       <w:r>
         <w:rPr>
+          <w:bCs/>
           <w:b/>
         </w:rPr>
         <w:t xml:space="preserve">Delivery by others.</w:t>
@@ -2884,6 +3047,7 @@
       </w:pPr>
       <w:r>
         <w:rPr>
+          <w:bCs/>
           <w:b/>
         </w:rPr>
         <w:t xml:space="preserve">Design limits.</w:t>
@@ -2899,6 +3063,7 @@
       </w:r>
       <w:r>
         <w:rPr>
+          <w:iCs/>
           <w:i/>
         </w:rPr>
         <w:t xml:space="preserve">Jamaica Observer</w:t>
@@ -2910,15 +3075,15 @@
         <w:t xml:space="preserve">reported importing vehicles that proved not to qualify for the concession, discovering this only on arrival, which is the predictable consequence of the missing import guideline.</w:t>
       </w:r>
     </w:p>
+    <w:bookmarkEnd w:id="47"/>
+    <w:bookmarkStart w:id="48" w:name="what-can-actually-be-measured"/>
     <w:p>
       <w:pPr>
         <w:pStyle w:val="Heading2"/>
       </w:pPr>
-      <w:bookmarkStart w:id="49" w:name="what-can-actually-be-measured"/>
       <w:r>
         <w:t xml:space="preserve">4.5 What Can Actually Be Measured</w:t>
       </w:r>
-      <w:bookmarkEnd w:id="49"/>
     </w:p>
     <w:p>
       <w:pPr>
@@ -2932,6 +3097,7 @@
       </w:r>
       <w:r>
         <w:rPr>
+          <w:iCs/>
           <w:i/>
         </w:rPr>
         <w:t xml:space="preserve">Economic and Social Survey Jamaica 2022</w:t>
@@ -2949,6 +3115,7 @@
       </w:pPr>
       <w:r>
         <w:rPr>
+          <w:bCs/>
           <w:b/>
         </w:rPr>
         <w:t xml:space="preserve">Public transport, 16% by 2030.</w:t>
@@ -2964,6 +3131,7 @@
       </w:r>
       <w:r>
         <w:rPr>
+          <w:bCs/>
           <w:b/>
         </w:rPr>
         <w:t xml:space="preserve">0.014%</w:t>
@@ -2979,6 +3147,7 @@
       </w:r>
       <w:r>
         <w:rPr>
+          <w:bCs/>
           <w:b/>
         </w:rPr>
         <w:t xml:space="preserve">1.4%</w:t>
@@ -2993,6 +3162,7 @@
       </w:pPr>
       <w:r>
         <w:rPr>
+          <w:bCs/>
           <w:b/>
         </w:rPr>
         <w:t xml:space="preserve">Private vehicles, 12% by 2030.</w:t>
@@ -3010,6 +3180,7 @@
       </w:pPr>
       <w:r>
         <w:rPr>
+          <w:bCs/>
           <w:b/>
         </w:rPr>
         <w:t xml:space="preserve">Government fleet, 100% by 2030.</w:t>
@@ -3021,15 +3192,15 @@
         <w:t xml:space="preserve">Neither numerator nor denominator is public.</w:t>
       </w:r>
     </w:p>
+    <w:bookmarkEnd w:id="48"/>
+    <w:bookmarkStart w:id="49" w:name="assessment"/>
     <w:p>
       <w:pPr>
         <w:pStyle w:val="Heading2"/>
       </w:pPr>
-      <w:bookmarkStart w:id="50" w:name="assessment"/>
       <w:r>
         <w:t xml:space="preserve">4.6 Assessment</w:t>
       </w:r>
-      <w:bookmarkEnd w:id="50"/>
     </w:p>
     <w:p>
       <w:pPr>
@@ -3043,6 +3214,7 @@
       </w:r>
       <w:r>
         <w:rPr>
+          <w:bCs/>
           <w:b/>
         </w:rPr>
         <w:t xml:space="preserve">fiscally active and administratively stalled</w:t>
@@ -3074,15 +3246,16 @@
         </w:pict>
       </w:r>
     </w:p>
+    <w:bookmarkEnd w:id="49"/>
+    <w:bookmarkEnd w:id="50"/>
+    <w:bookmarkStart w:id="65" w:name="section-5-methods"/>
     <w:p>
       <w:pPr>
         <w:pStyle w:val="Heading1"/>
       </w:pPr>
-      <w:bookmarkStart w:id="51" w:name="section-5-methods"/>
       <w:r>
         <w:t xml:space="preserve">Section 5: Methods</w:t>
       </w:r>
-      <w:bookmarkEnd w:id="51"/>
     </w:p>
     <w:p>
       <w:r>
@@ -3091,15 +3264,14 @@
         </w:pict>
       </w:r>
     </w:p>
+    <w:bookmarkStart w:id="51" w:name="currency-and-price-basis"/>
     <w:p>
       <w:pPr>
         <w:pStyle w:val="Heading2"/>
       </w:pPr>
-      <w:bookmarkStart w:id="52" w:name="currency-and-price-basis"/>
       <w:r>
         <w:t xml:space="preserve">5.1 Currency and Price Basis</w:t>
       </w:r>
-      <w:bookmarkEnd w:id="52"/>
     </w:p>
     <w:p>
       <w:pPr>
@@ -3121,6 +3293,7 @@
       </w:r>
       <w:r>
         <w:rPr>
+          <w:bCs/>
           <w:b/>
         </w:rPr>
         <w:t xml:space="preserve">US dollars</w:t>
@@ -3135,6 +3308,7 @@
       </w:pPr>
       <w:r>
         <w:rPr>
+          <w:bCs/>
           <w:b/>
         </w:rPr>
         <w:t xml:space="preserve">Effective retail fuel price</w:t>
@@ -3165,15 +3339,15 @@
         <w:t xml:space="preserve">The Petrojam reference already includes Special Consumption Tax. Markup is taken either from the user’s own entered pump price, a specific surveyed station, or the Kingston survey average. For 90 octane in mid-2026 this gives approximately J$247 per litre against a Petrojam reference of J$213.</w:t>
       </w:r>
     </w:p>
+    <w:bookmarkEnd w:id="51"/>
+    <w:bookmarkStart w:id="52" w:name="total-cost-of-ownership"/>
     <w:p>
       <w:pPr>
         <w:pStyle w:val="Heading2"/>
       </w:pPr>
-      <w:bookmarkStart w:id="53" w:name="total-cost-of-ownership"/>
       <w:r>
         <w:t xml:space="preserve">5.2 Total Cost of Ownership</w:t>
       </w:r>
-      <w:bookmarkEnd w:id="53"/>
     </w:p>
     <w:p>
       <w:pPr>
@@ -3187,6 +3361,7 @@
       </w:r>
       <w:r>
         <w:rPr>
+          <w:iCs/>
           <w:i/>
         </w:rPr>
         <w:t xml:space="preserve">y</w:t>
@@ -3229,6 +3404,7 @@
       </w:r>
       <w:r>
         <w:rPr>
+          <w:bCs/>
           <w:b/>
         </w:rPr>
         <w:t xml:space="preserve">crossover point</w:t>
@@ -3240,15 +3416,15 @@
         <w:t xml:space="preserve">is found by linear interpolation between the years bracketing the sign change in the cost difference, and reported in years and months.</w:t>
       </w:r>
     </w:p>
+    <w:bookmarkEnd w:id="52"/>
+    <w:bookmarkStart w:id="54" w:name="emissions"/>
     <w:p>
       <w:pPr>
         <w:pStyle w:val="Heading2"/>
       </w:pPr>
-      <w:bookmarkStart w:id="54" w:name="emissions"/>
       <w:r>
         <w:t xml:space="preserve">5.3 Emissions</w:t>
       </w:r>
-      <w:bookmarkEnd w:id="54"/>
     </w:p>
     <w:p>
       <w:pPr>
@@ -3286,15 +3462,14 @@
         <w:t xml:space="preserve">using 2.31 kg CO₂ per litre for petrol and 2.68 for automotive diesel, with grid intensity selected from the three IRP scenarios.</w:t>
       </w:r>
     </w:p>
+    <w:bookmarkStart w:id="53" w:name="battery-manufacturing-premium"/>
     <w:p>
       <w:pPr>
         <w:pStyle w:val="Heading3"/>
       </w:pPr>
-      <w:bookmarkStart w:id="55" w:name="battery-manufacturing-premium"/>
       <w:r>
         <w:t xml:space="preserve">5.3.1 Battery Manufacturing Premium</w:t>
       </w:r>
-      <w:bookmarkEnd w:id="55"/>
     </w:p>
     <w:p>
       <w:pPr>
@@ -3308,6 +3483,7 @@
       </w:r>
       <w:r>
         <w:rPr>
+          <w:iCs/>
           <w:i/>
         </w:rPr>
         <w:t xml:space="preserve">difference</w:t>
@@ -3352,6 +3528,7 @@
       </w:pPr>
       <w:r>
         <w:rPr>
+          <w:bCs/>
           <w:b/>
         </w:rPr>
         <w:t xml:space="preserve">Limitation.</w:t>
@@ -3369,6 +3546,7 @@
       </w:pPr>
       <w:r>
         <w:rPr>
+          <w:bCs/>
           <w:b/>
         </w:rPr>
         <w:t xml:space="preserve">Used vehicles.</w:t>
@@ -3380,15 +3558,16 @@
         <w:t xml:space="preserve">Manufacturing emissions for a used import are amortised by remaining service life, on an assumed 15-year vehicle life, on the reasoning that a 2019 vehicle imported in 2026 did not cause its battery to be manufactured in 2026. A seven-year-old Nissan Leaf therefore carries 8/15 of its full 2.40 tonne premium, or 1.28 tonnes. Fleet-level calculations use the unamortised figure, because those vehicles are being newly manufactured somewhere in the world.</w:t>
       </w:r>
     </w:p>
+    <w:bookmarkEnd w:id="53"/>
+    <w:bookmarkEnd w:id="54"/>
+    <w:bookmarkStart w:id="55" w:name="taxi-feasibility"/>
     <w:p>
       <w:pPr>
         <w:pStyle w:val="Heading2"/>
       </w:pPr>
-      <w:bookmarkStart w:id="56" w:name="taxi-feasibility"/>
       <w:r>
         <w:t xml:space="preserve">5.4 Taxi Feasibility</w:t>
       </w:r>
-      <w:bookmarkEnd w:id="56"/>
     </w:p>
     <w:p>
       <w:pPr>
@@ -3404,6 +3583,7 @@
       </w:pPr>
       <w:r>
         <w:rPr>
+          <w:bCs/>
           <w:b/>
         </w:rPr>
         <w:t xml:space="preserve">Consumption basis.</w:t>
@@ -3421,6 +3601,7 @@
       </w:pPr>
       <w:r>
         <w:rPr>
+          <w:bCs/>
           <w:b/>
         </w:rPr>
         <w:t xml:space="preserve">These uplifts are assumptions</w:t>
@@ -3429,15 +3610,15 @@
         <w:t xml:space="preserve">, and the petrol factor rests on a single vehicle. Nine of twelve vehicles in this module carry derived rather than measured consumption, and are marked as such in the interface with dotted rather than solid plot lines.</w:t>
       </w:r>
     </w:p>
+    <w:bookmarkEnd w:id="55"/>
+    <w:bookmarkStart w:id="56" w:name="national-fleet-projection"/>
     <w:p>
       <w:pPr>
         <w:pStyle w:val="Heading2"/>
       </w:pPr>
-      <w:bookmarkStart w:id="57" w:name="national-fleet-projection"/>
       <w:r>
         <w:t xml:space="preserve">5.5 National Fleet Projection</w:t>
       </w:r>
-      <w:bookmarkEnd w:id="57"/>
     </w:p>
     <w:p>
       <w:pPr>
@@ -3455,15 +3636,15 @@
         <w:t xml:space="preserve">The three streams use different fuel chemistry: petrol at 2.31 kg CO₂/L for private and government, diesel at 2.68 for public transport, and separate consumption figures for each. Section 6.4 explains why this matters more than it appears to.</w:t>
       </w:r>
     </w:p>
+    <w:bookmarkEnd w:id="56"/>
+    <w:bookmarkStart w:id="57" w:name="fleet-emissions-counterfactual"/>
     <w:p>
       <w:pPr>
         <w:pStyle w:val="Heading2"/>
       </w:pPr>
-      <w:bookmarkStart w:id="58" w:name="fleet-emissions-counterfactual"/>
       <w:r>
         <w:t xml:space="preserve">5.6 Fleet Emissions Counterfactual</w:t>
       </w:r>
-      <w:bookmarkEnd w:id="58"/>
     </w:p>
     <w:p>
       <w:pPr>
@@ -3479,6 +3660,7 @@
       </w:pPr>
       <w:r>
         <w:rPr>
+          <w:bCs/>
           <w:b/>
         </w:rPr>
         <w:t xml:space="preserve">Retrospective</w:t>
@@ -3493,6 +3675,7 @@
       </w:pPr>
       <w:r>
         <w:rPr>
+          <w:bCs/>
           <w:b/>
         </w:rPr>
         <w:t xml:space="preserve">Forward</w:t>
@@ -3515,6 +3698,7 @@
       </w:pPr>
       <w:r>
         <w:rPr>
+          <w:bCs/>
           <w:b/>
         </w:rPr>
         <w:t xml:space="preserve">Limitation.</w:t>
@@ -3526,15 +3710,15 @@
         <w:t xml:space="preserve">Grid intensity is held at the 2022 value of 0.474 for all pre-2022 years, because no year-by-year Jamaican series was obtained. The pre-LNG grid was dirtier, so retrospective avoided emissions are an upper bound. A UNEP DTU and OLADE study places Jamaica’s 2015 grid at 0.7324 t CO₂/MWh on an operating-margin basis; substituting a declining series reduces avoided emissions by approximately 13%.</w:t>
       </w:r>
     </w:p>
+    <w:bookmarkEnd w:id="57"/>
+    <w:bookmarkStart w:id="58" w:name="regional-comparison"/>
     <w:p>
       <w:pPr>
         <w:pStyle w:val="Heading2"/>
       </w:pPr>
-      <w:bookmarkStart w:id="59" w:name="regional-comparison"/>
       <w:r>
         <w:t xml:space="preserve">5.7 Regional Comparison</w:t>
       </w:r>
-      <w:bookmarkEnd w:id="59"/>
     </w:p>
     <w:p>
       <w:pPr>
@@ -3544,15 +3728,193 @@
         <w:t xml:space="preserve">Nineteen countries, fourteen Caribbean. Fields are left empty rather than estimated where no source exists, which is why nine countries appear in the summary table but not on the charts. Caribbean fuel prices all come from a single May 2026 compilation, because pump prices are only comparable if collected on the same date on the same basis.</w:t>
       </w:r>
     </w:p>
+    <w:bookmarkEnd w:id="58"/>
+    <w:bookmarkStart w:id="63" w:name="route-cost-map"/>
     <w:p>
       <w:pPr>
         <w:pStyle w:val="Heading2"/>
       </w:pPr>
-      <w:bookmarkStart w:id="60" w:name="implementation"/>
-      <w:r>
-        <w:t xml:space="preserve">5.8 Implementation</w:t>
-      </w:r>
-      <w:bookmarkEnd w:id="60"/>
+      <w:r>
+        <w:t xml:space="preserve">5.8 Route Cost Map</w:t>
+      </w:r>
+    </w:p>
+    <w:p>
+      <w:pPr>
+        <w:pStyle w:val="FirstParagraph"/>
+      </w:pPr>
+      <w:r>
+        <w:t xml:space="preserve">The Route Cost Map costs a single journey over a corridor that was driven during data collection. It joins two layers with different provenance, and the interface labels which is which. Energy over the route comes from EVRange, an external model built by a colleague from the same field runs. Money and emissions are computed by this study from the prices in Sections 5.1 and 5.3.</w:t>
+      </w:r>
+    </w:p>
+    <w:bookmarkStart w:id="59" w:name="energy-model"/>
+    <w:p>
+      <w:pPr>
+        <w:pStyle w:val="Heading3"/>
+      </w:pPr>
+      <w:r>
+        <w:t xml:space="preserve">5.8.1 Energy Model</w:t>
+      </w:r>
+    </w:p>
+    <w:p>
+      <w:pPr>
+        <w:pStyle w:val="FirstParagraph"/>
+      </w:pPr>
+      <w:r>
+        <w:t xml:space="preserve">EVRange (2026) is a physics-based range model calibrated on the Jamaican road network. It is unpublished, and the description below is a summary of the account its author supplied for this report (R. Brown, personal communication, August 7, 2026), reproduced in full in Appendix A.</w:t>
+      </w:r>
+    </w:p>
+    <w:p>
+      <w:pPr>
+        <w:pStyle w:val="BodyText"/>
+      </w:pPr>
+      <w:r>
+        <w:t xml:space="preserve">The model divides a route into segments of roughly 500 m on long road steps, or down to individual waypoints on steps shorter than 3 km, and sums the energy demand of each. Per segment it evaluates aerodynamic drag, rolling resistance, the work done against gravity on a climb, and the energy recovered by regenerative braking both on descents and when decelerating to a stop. Cabin cooling is treated as a load that rises with ambient temperature, from nothing at 22 °C to full capacity at 38 °C. Stop-start overhead is represented by an idle fraction tied to segment speed, from 0.35 below 20 km/h down to 0.02 at highway speed.</w:t>
+      </w:r>
+    </w:p>
+    <w:p>
+      <w:pPr>
+        <w:pStyle w:val="BodyText"/>
+      </w:pPr>
+      <w:r>
+        <w:t xml:space="preserve">The physics output is then scaled by a piecewise terrain correction fitted to measured BYD Yuan Plus runs on three Jamaican corridors: the T1 highway, Red Hills, and Spur Tree Hill. On near-flat gradients the correction interpolates between an urban anchor of 0.70, fitted on Kingston runs, and a highway anchor of 1.09, fitted on the T4 run at 83 km/h. The four conditions exposed as controls in the interface act on the model as follows: ambient temperature scales the cooling load; driving mode multiplies the final consumption by 0.93 for eco, 1.00 for normal or 1.10 for sport; cargo mass and passenger count enter the vehicle mass in every force term; and the tyre pressure factor scales the rolling resistance coefficient.</w:t>
+      </w:r>
+    </w:p>
+    <w:p>
+      <w:pPr>
+        <w:pStyle w:val="BodyText"/>
+      </w:pPr>
+      <w:r>
+        <w:t xml:space="preserve">Two points follow from this for how the results should be read. First, the terrain correction was fitted on one vehicle. Results for the BYD Yuan Plus carry the least model uncertainty of anything the module can produce. Results for the Nissan Leaf use the Leaf’s own mass and drag terms but inherit a correction fitted on a different car, and the interface says so beside the vehicle selector. Whether the Leaf has a calibration of its own is a question that has been put to the model’s author and not yet answered. Second, the model reports energy at the wheels. A charging tariff bills energy into the vehicle, and the difference between the two is charger and pack loss of roughly 10 to 15 per cent, which this study has not measured. No loss factor is applied, so the electric cost is a lower bound and the interface states this beneath every result.</w:t>
+      </w:r>
+    </w:p>
+    <w:bookmarkEnd w:id="59"/>
+    <w:bookmarkStart w:id="60" w:name="cost-and-emissions-layer"/>
+    <w:p>
+      <w:pPr>
+        <w:pStyle w:val="Heading3"/>
+      </w:pPr>
+      <w:r>
+        <w:t xml:space="preserve">5.8.2 Cost and Emissions Layer</w:t>
+      </w:r>
+    </w:p>
+    <w:p>
+      <w:pPr>
+        <w:pStyle w:val="FirstParagraph"/>
+      </w:pPr>
+      <w:r>
+        <w:t xml:space="preserve">For the electric vehicle:</w:t>
+      </w:r>
+    </w:p>
+    <w:p>
+      <w:pPr>
+        <w:pStyle w:val="SourceCode"/>
+      </w:pPr>
+      <w:r>
+        <w:rPr>
+          <w:rStyle w:val="VerbatimChar"/>
+        </w:rPr>
+        <w:t xml:space="preserve">energy (kWh) = distance (km) × consumption (Wh/km) ÷ 1000</w:t>
+      </w:r>
+      <w:r>
+        <w:br/>
+      </w:r>
+      <w:r>
+        <w:rPr>
+          <w:rStyle w:val="VerbatimChar"/>
+        </w:rPr>
+        <w:t xml:space="preserve">electric cost = energy × charging rate</w:t>
+      </w:r>
+    </w:p>
+    <w:p>
+      <w:pPr>
+        <w:pStyle w:val="FirstParagraph"/>
+      </w:pPr>
+      <w:r>
+        <w:t xml:space="preserve">where the charging rate is the home tariff or the public rate chosen in the global settings, so that the same journey cannot cost a different amount here and in the calculator of Section 5.2. For the petrol comparison:</w:t>
+      </w:r>
+    </w:p>
+    <w:p>
+      <w:pPr>
+        <w:pStyle w:val="SourceCode"/>
+      </w:pPr>
+      <w:r>
+        <w:rPr>
+          <w:rStyle w:val="VerbatimChar"/>
+        </w:rPr>
+        <w:t xml:space="preserve">litres = distance × (L/100km ÷ 100)</w:t>
+      </w:r>
+      <w:r>
+        <w:br/>
+      </w:r>
+      <w:r>
+        <w:rPr>
+          <w:rStyle w:val="VerbatimChar"/>
+        </w:rPr>
+        <w:t xml:space="preserve">petrol cost = litres × effective retail price</w:t>
+      </w:r>
+    </w:p>
+    <w:p>
+      <w:pPr>
+        <w:pStyle w:val="FirstParagraph"/>
+      </w:pPr>
+      <w:r>
+        <w:t xml:space="preserve">using the effective retail price of Section 5.1 and a Toyota Probox consumption figure that is an editable input, defaulting to 7.6 L/100km combined with 10.7 urban offered as the alternative. Emissions follow Section 5.3. The comparison is asymmetric by construction: the electric figure varies with gradient, speed and temperature through the model, while the petrol figure is one consumption value applied to the whole route. On a steep or congested corridor this understates petrol consumption and therefore understates the saving; on a flat highway run it overstates both. The interface records which petrol figure was used with every result.</w:t>
+      </w:r>
+    </w:p>
+    <w:bookmarkEnd w:id="60"/>
+    <w:bookmarkStart w:id="61" w:name="tolls"/>
+    <w:p>
+      <w:pPr>
+        <w:pStyle w:val="Heading3"/>
+      </w:pPr>
+      <w:r>
+        <w:t xml:space="preserve">5.8.3 Tolls</w:t>
+      </w:r>
+    </w:p>
+    <w:p>
+      <w:pPr>
+        <w:pStyle w:val="FirstParagraph"/>
+      </w:pPr>
+      <w:r>
+        <w:t xml:space="preserve">EVRange reports whether a route touches a Highway 2000 toll corridor. The detection is geometric, by bounding boxes over the T1 (Portmore) and T2 (May Pen) corridors, not from a live toll feed, and the model returns only a flag, not an amount or a plaza. Toll cost is therefore this study’s addition. The only rate verified is the Portmore plaza Class 1 non-tag rate of J$400, effective 1 August 2026 (Jamaica Observer, 2026; TransJamaican Highway, 2026), and it is applied only on the one preset corridor known to cross that plaza, added equally to both vehicles. A route flagged by the model that is not known to cross Portmore is costed at zero, and the result says so, because the rates at the Vineyards, May Pen and Williamsfield plazas have not been sourced and charging a rate from the wrong plaza would be worse than charging none.</w:t>
+      </w:r>
+    </w:p>
+    <w:bookmarkEnd w:id="61"/>
+    <w:bookmarkStart w:id="62" w:name="availability-and-caching"/>
+    <w:p>
+      <w:pPr>
+        <w:pStyle w:val="Heading3"/>
+      </w:pPr>
+      <w:r>
+        <w:t xml:space="preserve">5.8.4 Availability and Caching</w:t>
+      </w:r>
+    </w:p>
+    <w:p>
+      <w:pPr>
+        <w:pStyle w:val="FirstParagraph"/>
+      </w:pPr>
+      <w:r>
+        <w:t xml:space="preserve">The model runs on its author’s own hardware with no guarantee of uptime, and its author asked that requests be kept under 20 per minute. The dashboard therefore does not depend on the model being reachable. Responses for every preset corridor and vehicle at the default conditions are fetched once, stored in the repository, and served from disk. The model is called live only for input combinations that were not pre-fetched, with calls spaced to stay under the limit across all server processes, and each live response is added to the cache. When neither cache nor model is available, the page shows synthetic placeholder figures under a red banner stating that they must not be quoted. Placeholder output is excluded from the report by a guard in the code, and no figure in this document derives from it.</w:t>
+      </w:r>
+    </w:p>
+    <w:p>
+      <w:pPr>
+        <w:pStyle w:val="BodyText"/>
+      </w:pPr>
+      <w:r>
+        <w:t xml:space="preserve">Corridors are offered as presets rather than through a free-text search, for the reason given in Section 8.3: every corridor on offer corresponds to a run with recorded consumption, so model output can be compared against what the vehicle measured. That comparison depends on the model’s server being live and on the author’s full run sheet, neither of which had been received at the time of writing, so no such comparison is reported here.</w:t>
+      </w:r>
+    </w:p>
+    <w:bookmarkEnd w:id="62"/>
+    <w:bookmarkEnd w:id="63"/>
+    <w:bookmarkStart w:id="64" w:name="implementation"/>
+    <w:p>
+      <w:pPr>
+        <w:pStyle w:val="Heading2"/>
+      </w:pPr>
+      <w:r>
+        <w:t xml:space="preserve">5.9 Implementation</w:t>
+      </w:r>
     </w:p>
     <w:p>
       <w:pPr>
@@ -3569,15 +3931,16 @@
         </w:pict>
       </w:r>
     </w:p>
+    <w:bookmarkEnd w:id="64"/>
+    <w:bookmarkEnd w:id="65"/>
+    <w:bookmarkStart w:id="76" w:name="section-6-results"/>
     <w:p>
       <w:pPr>
         <w:pStyle w:val="Heading1"/>
       </w:pPr>
-      <w:bookmarkStart w:id="61" w:name="section-6-results"/>
       <w:r>
         <w:t xml:space="preserve">Section 6: Results</w:t>
       </w:r>
-      <w:bookmarkEnd w:id="61"/>
     </w:p>
     <w:p>
       <w:r>
@@ -3586,15 +3949,14 @@
         </w:pict>
       </w:r>
     </w:p>
+    <w:bookmarkStart w:id="66" w:name="consumer-cost-comparison"/>
     <w:p>
       <w:pPr>
         <w:pStyle w:val="Heading2"/>
       </w:pPr>
-      <w:bookmarkStart w:id="62" w:name="consumer-cost-comparison"/>
       <w:r>
         <w:t xml:space="preserve">6.1 Consumer Cost Comparison</w:t>
       </w:r>
-      <w:bookmarkEnd w:id="62"/>
     </w:p>
     <w:p>
       <w:pPr>
@@ -3622,6 +3984,7 @@
       </w:pPr>
       <w:r>
         <w:rPr>
+          <w:bCs/>
           <w:b/>
         </w:rPr>
         <w:t xml:space="preserve">Distance.</w:t>
@@ -3643,6 +4006,7 @@
       </w:pPr>
       <w:r>
         <w:rPr>
+          <w:bCs/>
           <w:b/>
         </w:rPr>
         <w:t xml:space="preserve">Charging split.</w:t>
@@ -3664,6 +4028,7 @@
       </w:pPr>
       <w:r>
         <w:rPr>
+          <w:bCs/>
           <w:b/>
         </w:rPr>
         <w:t xml:space="preserve">Vehicle pairing.</w:t>
@@ -3683,15 +4048,15 @@
         <w:t xml:space="preserve">The finding for the private buyer is therefore conditional rather than categorical, and the honest answer is that it depends on the buyer. This is why the module is built as a calculator rather than as a verdict.</w:t>
       </w:r>
     </w:p>
+    <w:bookmarkEnd w:id="66"/>
+    <w:bookmarkStart w:id="67" w:name="regional-comparison-1"/>
     <w:p>
       <w:pPr>
         <w:pStyle w:val="Heading2"/>
       </w:pPr>
-      <w:bookmarkStart w:id="63" w:name="regional-comparison-1"/>
       <w:r>
         <w:t xml:space="preserve">6.2 Regional Comparison</w:t>
       </w:r>
-      <w:bookmarkEnd w:id="63"/>
     </w:p>
     <w:p>
       <w:pPr>
@@ -3707,6 +4072,7 @@
       </w:pPr>
       <w:r>
         <w:rPr>
+          <w:bCs/>
           <w:b/>
         </w:rPr>
         <w:t xml:space="preserve">Jamaica and The Bahamas both pay US$1.46 per litre.</w:t>
@@ -3724,6 +4090,7 @@
       </w:pPr>
       <w:r>
         <w:rPr>
+          <w:bCs/>
           <w:b/>
         </w:rPr>
         <w:t xml:space="preserve">Jamaica and Barbados both levy 10% import duty.</w:t>
@@ -3747,6 +4114,7 @@
       </w:r>
       <w:r>
         <w:rPr>
+          <w:bCs/>
           <w:b/>
         </w:rPr>
         <w:t xml:space="preserve">alternate fuel levy</w:t>
@@ -3774,15 +4142,15 @@
         <w:t xml:space="preserve">Caveat: the Barbadian figures are dealer-reported rather than registry data, and Barbados has a substantial used-import channel, so they are not strictly the same measure as the IEA sales-share figures used elsewhere in the module.</w:t>
       </w:r>
     </w:p>
+    <w:bookmarkEnd w:id="67"/>
+    <w:bookmarkStart w:id="69" w:name="taxi-feasibility-1"/>
     <w:p>
       <w:pPr>
         <w:pStyle w:val="Heading2"/>
       </w:pPr>
-      <w:bookmarkStart w:id="64" w:name="taxi-feasibility-1"/>
       <w:r>
         <w:t xml:space="preserve">6.3 Taxi Feasibility</w:t>
       </w:r>
-      <w:bookmarkEnd w:id="64"/>
     </w:p>
     <w:p>
       <w:pPr>
@@ -3803,1723 +4171,9 @@
     <w:tbl>
       <w:tblPr>
         <w:tblStyle w:val="Table"/>
-        <w:tblW w:type="pct" w:w="0.0"/>
-        <w:tblLook w:firstRow="1"/>
-      </w:tblPr>
-      <w:tblGrid/>
-      <w:tr>
-        <w:trPr>
-          <w:cnfStyle w:firstRow="1"/>
-        </w:trPr>
-        <w:tc>
-          <w:tcPr>
-            <w:tcBorders>
-              <w:bottom w:val="single"/>
-            </w:tcBorders>
-            <w:vAlign w:val="bottom"/>
-          </w:tcPr>
-          <w:p>
-            <w:pPr>
-              <w:pStyle w:val="Compact"/>
-              <w:jc w:val="left"/>
-            </w:pPr>
-            <w:r>
-              <w:t xml:space="preserve">Charging</w:t>
-            </w:r>
-          </w:p>
-        </w:tc>
-        <w:tc>
-          <w:tcPr>
-            <w:tcBorders>
-              <w:bottom w:val="single"/>
-            </w:tcBorders>
-            <w:vAlign w:val="bottom"/>
-          </w:tcPr>
-          <w:p>
-            <w:pPr>
-              <w:pStyle w:val="Compact"/>
-              <w:jc w:val="left"/>
-            </w:pPr>
-            <w:r>
-              <w:t xml:space="preserve">Rate (J$/kWh)</w:t>
-            </w:r>
-          </w:p>
-        </w:tc>
-        <w:tc>
-          <w:tcPr>
-            <w:tcBorders>
-              <w:bottom w:val="single"/>
-            </w:tcBorders>
-            <w:vAlign w:val="bottom"/>
-          </w:tcPr>
-          <w:p>
-            <w:pPr>
-              <w:pStyle w:val="Compact"/>
-              <w:jc w:val="left"/>
-            </w:pPr>
-            <w:r>
-              <w:t xml:space="preserve">5-year cumulative net</w:t>
-            </w:r>
-          </w:p>
-        </w:tc>
-      </w:tr>
-      <w:tr>
-        <w:tc>
-          <w:p>
-            <w:pPr>
-              <w:pStyle w:val="Compact"/>
-              <w:jc w:val="left"/>
-            </w:pPr>
-            <w:r>
-              <w:t xml:space="preserve">Home, JPS residential</w:t>
-            </w:r>
-          </w:p>
-        </w:tc>
-        <w:tc>
-          <w:p>
-            <w:pPr>
-              <w:pStyle w:val="Compact"/>
-              <w:jc w:val="left"/>
-            </w:pPr>
-            <w:r>
-              <w:t xml:space="preserve">42.00</w:t>
-            </w:r>
-          </w:p>
-        </w:tc>
-        <w:tc>
-          <w:p>
-            <w:pPr>
-              <w:pStyle w:val="Compact"/>
-              <w:jc w:val="left"/>
-            </w:pPr>
-            <w:r>
-              <w:rPr>
-                <w:b/>
-              </w:rPr>
-              <w:t xml:space="preserve">+J$4,367,089</w:t>
-            </w:r>
-          </w:p>
-        </w:tc>
-      </w:tr>
-      <w:tr>
-        <w:tc>
-          <w:p>
-            <w:pPr>
-              <w:pStyle w:val="Compact"/>
-              <w:jc w:val="left"/>
-            </w:pPr>
-            <w:r>
-              <w:t xml:space="preserve">JPS overnight</w:t>
-            </w:r>
-          </w:p>
-        </w:tc>
-        <w:tc>
-          <w:p>
-            <w:pPr>
-              <w:pStyle w:val="Compact"/>
-              <w:jc w:val="left"/>
-            </w:pPr>
-            <w:r>
-              <w:t xml:space="preserve">50.11</w:t>
-            </w:r>
-          </w:p>
-        </w:tc>
-        <w:tc>
-          <w:p>
-            <w:pPr>
-              <w:pStyle w:val="Compact"/>
-              <w:jc w:val="left"/>
-            </w:pPr>
-            <w:r>
-              <w:t xml:space="preserve">+J$3,954,647</w:t>
-            </w:r>
-          </w:p>
-        </w:tc>
-      </w:tr>
-      <w:tr>
-        <w:tc>
-          <w:p>
-            <w:pPr>
-              <w:pStyle w:val="Compact"/>
-              <w:jc w:val="left"/>
-            </w:pPr>
-            <w:r>
-              <w:t xml:space="preserve">Evergo, flat</w:t>
-            </w:r>
-          </w:p>
-        </w:tc>
-        <w:tc>
-          <w:p>
-            <w:pPr>
-              <w:pStyle w:val="Compact"/>
-              <w:jc w:val="left"/>
-            </w:pPr>
-            <w:r>
-              <w:t xml:space="preserve">96.00</w:t>
-            </w:r>
-          </w:p>
-        </w:tc>
-        <w:tc>
-          <w:p>
-            <w:pPr>
-              <w:pStyle w:val="Compact"/>
-              <w:jc w:val="left"/>
-            </w:pPr>
-            <w:r>
-              <w:t xml:space="preserve">+J$1,620,865</w:t>
-            </w:r>
-          </w:p>
-        </w:tc>
-      </w:tr>
-      <w:tr>
-        <w:tc>
-          <w:p>
-            <w:pPr>
-              <w:pStyle w:val="Compact"/>
-              <w:jc w:val="left"/>
-            </w:pPr>
-            <w:r>
-              <w:t xml:space="preserve">JPS evening peak</w:t>
-            </w:r>
-          </w:p>
-        </w:tc>
-        <w:tc>
-          <w:p>
-            <w:pPr>
-              <w:pStyle w:val="Compact"/>
-              <w:jc w:val="left"/>
-            </w:pPr>
-            <w:r>
-              <w:t xml:space="preserve">130.63</w:t>
-            </w:r>
-          </w:p>
-        </w:tc>
-        <w:tc>
-          <w:p>
-            <w:pPr>
-              <w:pStyle w:val="Compact"/>
-              <w:jc w:val="left"/>
-            </w:pPr>
-            <w:r>
-              <w:t xml:space="preserve">−J$140,278</w:t>
-            </w:r>
-          </w:p>
-        </w:tc>
-      </w:tr>
-    </w:tbl>
-    <w:p>
-      <w:pPr>
-        <w:pStyle w:val="BodyText"/>
-      </w:pPr>
-      <w:r>
-        <w:rPr>
-          <w:b/>
-        </w:rPr>
-        <w:t xml:space="preserve">A J$4.5 million swing produced by a scheduling decision</w:t>
-      </w:r>
-      <w:r>
-        <w:t xml:space="preserve">, larger than the price difference between any two vehicles in the database.</w:t>
-      </w:r>
-    </w:p>
-    <w:p>
-      <w:pPr>
-        <w:pStyle w:val="BodyText"/>
-      </w:pPr>
-      <w:r>
-        <w:t xml:space="preserve">A driver charging on the JPS evening peak pays 2.6 times what the same driver pays overnight on the same network, and 36% more than Evergo’s flat rate.</w:t>
-      </w:r>
-    </w:p>
-    <w:p>
-      <w:pPr>
-        <w:pStyle w:val="BodyText"/>
-      </w:pPr>
-      <w:r>
-        <w:t xml:space="preserve">Petrol comparison: a used Toyota Probox returns J$3,018,547 over the same period. A</w:t>
-      </w:r>
-      <w:r>
-        <w:t xml:space="preserve"> </w:t>
-      </w:r>
-      <w:r>
-        <w:rPr>
-          <w:b/>
-        </w:rPr>
-        <w:t xml:space="preserve">late-model Probox at J$2.3 million returns J$2,533,140</w:t>
-      </w:r>
-      <w:r>
-        <w:t xml:space="preserve">, less than the older unit, because the additional J$650,000 of purchase price is not recovered by lower servicing and slower depreciation within five years. Buying a fresher petrol taxi is not a better decision than keeping an older one.</w:t>
-      </w:r>
-    </w:p>
-    <w:p>
-      <w:pPr>
-        <w:pStyle w:val="Heading3"/>
-      </w:pPr>
-      <w:bookmarkStart w:id="65" w:name="Xfde343e0d5803c22425cdab2a6a7cf198614b22"/>
-      <w:r>
-        <w:t xml:space="preserve">A correction that changed two conclusions</w:t>
-      </w:r>
-      <w:bookmarkEnd w:id="65"/>
-    </w:p>
-    <w:p>
-      <w:pPr>
-        <w:pStyle w:val="FirstParagraph"/>
-      </w:pPr>
-      <w:r>
-        <w:t xml:space="preserve">The figures above are restated. An earlier version of the taxi model tracked cash flow only and therefore treated the vehicle as worthless on the last day of the ownership period. Adding the resale value, less any loan still outstanding, raises every electric figure by J$3,587,737 and the Probox figures by J$952,657 and J$1,212,180 respectively.</w:t>
-      </w:r>
-    </w:p>
-    <w:p>
-      <w:pPr>
-        <w:pStyle w:val="BodyText"/>
-      </w:pPr>
-      <w:r>
-        <w:t xml:space="preserve">Two conclusions reverse.</w:t>
-      </w:r>
-    </w:p>
-    <w:p>
-      <w:pPr>
-        <w:pStyle w:val="BodyText"/>
-      </w:pPr>
-      <w:r>
-        <w:rPr>
-          <w:b/>
-        </w:rPr>
-        <w:t xml:space="preserve">Evergo becomes viable.</w:t>
-      </w:r>
-      <w:r>
-        <w:t xml:space="preserve"> </w:t>
-      </w:r>
-      <w:r>
-        <w:t xml:space="preserve">At a flat J$96/kWh the operator was previously J$1,966,872 down over five years. Counting the asset they still own, they are J$1,620,865 up. The earlier claim that only the two cheapest arrangements are profitable was an artefact of the omission. Only the JPS evening peak now loses money, and it loses only J$140,278, which is close enough to breakeven that it should be read as</w:t>
-      </w:r>
-      <w:r>
-        <w:t xml:space="preserve"> </w:t>
-      </w:r>
-      <w:r>
-        <w:t xml:space="preserve">“</w:t>
-      </w:r>
-      <w:r>
-        <w:t xml:space="preserve">no better than not doing it</w:t>
-      </w:r>
-      <w:r>
-        <w:t xml:space="preserve">”</w:t>
-      </w:r>
-      <w:r>
-        <w:t xml:space="preserve"> </w:t>
-      </w:r>
-      <w:r>
-        <w:t xml:space="preserve">rather than as a clear loss.</w:t>
-      </w:r>
-    </w:p>
-    <w:p>
-      <w:pPr>
-        <w:pStyle w:val="BodyText"/>
-      </w:pPr>
-      <w:r>
-        <w:rPr>
-          <w:b/>
-        </w:rPr>
-        <w:t xml:space="preserve">The electric taxi overtakes the Probox.</w:t>
-      </w:r>
-      <w:r>
-        <w:t xml:space="preserve"> </w:t>
-      </w:r>
-      <w:r>
-        <w:t xml:space="preserve">On home charging the BYD Yuan Plus returns J$4,367,089 against the used Probox’s J$3,018,547, a margin of J$1,348,542. The earlier finding that an electric taxi</w:t>
-      </w:r>
-      <w:r>
-        <w:t xml:space="preserve"> </w:t>
-      </w:r>
-      <w:r>
-        <w:t xml:space="preserve">“</w:t>
-      </w:r>
-      <w:r>
-        <w:t xml:space="preserve">does not yet beat a used Probox over five years</w:t>
-      </w:r>
-      <w:r>
-        <w:t xml:space="preserve">”</w:t>
-      </w:r>
-      <w:r>
-        <w:t xml:space="preserve"> </w:t>
-      </w:r>
-      <w:r>
-        <w:t xml:space="preserve">was wrong, and wrong in a specific direction: the omission penalised whichever vehicle cost more, and the electric vehicle costs 4.6 times the Probox.</w:t>
-      </w:r>
-    </w:p>
-    <w:p>
-      <w:pPr>
-        <w:pStyle w:val="BodyText"/>
-      </w:pPr>
-      <w:r>
-        <w:rPr>
-          <w:b/>
-        </w:rPr>
-        <w:t xml:space="preserve">What did not change is the headline.</w:t>
-      </w:r>
-      <w:r>
-        <w:t xml:space="preserve"> </w:t>
-      </w:r>
-      <w:r>
-        <w:t xml:space="preserve">The swing between best and worst charging arrangement is J$4,507,367 before the correction and J$4,507,367 after it, to the dollar. Resale value does not depend on when the operator charges, so it adds the same constant to all four rows. The study’s clearest finding is unaffected by its most consequential error, which is worth stating plainly because it would be easy to present the correction as either more or less damaging than it was.</w:t>
-      </w:r>
-    </w:p>
-    <w:p>
-      <w:pPr>
-        <w:pStyle w:val="BodyText"/>
-      </w:pPr>
-      <w:r>
-        <w:t xml:space="preserve">The revised conclusion for this audience: an electric taxi in Jamaica is profitable over five years on any charging arrangement except the evening peak, beats the used Probox baseline when charged at home or overnight, and remains acutely sensitive to charging discipline. The case for depot or home charging rests on the size of the swing, not on the alternatives being unprofitable.</w:t>
-      </w:r>
-    </w:p>
-    <w:p>
-      <w:pPr>
-        <w:pStyle w:val="BodyText"/>
-      </w:pPr>
-      <w:r>
-        <w:rPr>
-          <w:b/>
-        </w:rPr>
-        <w:t xml:space="preserve">External validation.</w:t>
-      </w:r>
-      <w:r>
-        <w:t xml:space="preserve"> </w:t>
-      </w:r>
-      <w:r>
-        <w:t xml:space="preserve">Chile’s</w:t>
-      </w:r>
-      <w:r>
-        <w:t xml:space="preserve"> </w:t>
-      </w:r>
-      <w:r>
-        <w:rPr>
-          <w:i/>
-        </w:rPr>
-        <w:t xml:space="preserve">Mi Taxi Eléctrico</w:t>
-      </w:r>
-      <w:r>
-        <w:t xml:space="preserve"> </w:t>
-      </w:r>
-      <w:r>
-        <w:t xml:space="preserve">programme reports average savings above 3 million Chilean pesos per driver per year and 9.6 tonnes of CO₂ avoided per vehicle annually across 405 vehicles. The direction and rough magnitude are consistent with the modelled Jamaican results under favourable charging.</w:t>
-      </w:r>
-    </w:p>
-    <w:p>
-      <w:pPr>
-        <w:pStyle w:val="Heading2"/>
-      </w:pPr>
-      <w:bookmarkStart w:id="66" w:name="emissions-and-a-correction"/>
-      <w:r>
-        <w:t xml:space="preserve">6.4 Emissions, and a Correction</w:t>
-      </w:r>
-      <w:bookmarkEnd w:id="66"/>
-    </w:p>
-    <w:p>
-      <w:pPr>
-        <w:pStyle w:val="Heading3"/>
-      </w:pPr>
-      <w:bookmarkStart w:id="67" w:name="carbon-payback"/>
-      <w:r>
-        <w:t xml:space="preserve">6.4.1 Carbon Payback</w:t>
-      </w:r>
-      <w:bookmarkEnd w:id="67"/>
-    </w:p>
-    <w:p>
-      <w:pPr>
-        <w:pStyle w:val="FirstParagraph"/>
-      </w:pPr>
-      <w:r>
-        <w:t xml:space="preserve">Deriving the battery manufacturing premium from battery capacity rather than using stored totals produces carbon payback periods substantially shorter than previously held within this project:</w:t>
-      </w:r>
-    </w:p>
-    <w:tbl>
-      <w:tblPr>
-        <w:tblStyle w:val="Table"/>
-        <w:tblW w:type="pct" w:w="0.0"/>
-        <w:tblLook w:firstRow="1"/>
-      </w:tblPr>
-      <w:tblGrid/>
-      <w:tr>
-        <w:trPr>
-          <w:cnfStyle w:firstRow="1"/>
-        </w:trPr>
-        <w:tc>
-          <w:tcPr>
-            <w:tcBorders>
-              <w:bottom w:val="single"/>
-            </w:tcBorders>
-            <w:vAlign w:val="bottom"/>
-          </w:tcPr>
-          <w:p>
-            <w:pPr>
-              <w:pStyle w:val="Compact"/>
-              <w:jc w:val="left"/>
-            </w:pPr>
-            <w:r>
-              <w:t xml:space="preserve">Vehicle</w:t>
-            </w:r>
-          </w:p>
-        </w:tc>
-        <w:tc>
-          <w:tcPr>
-            <w:tcBorders>
-              <w:bottom w:val="single"/>
-            </w:tcBorders>
-            <w:vAlign w:val="bottom"/>
-          </w:tcPr>
-          <w:p>
-            <w:pPr>
-              <w:pStyle w:val="Compact"/>
-              <w:jc w:val="left"/>
-            </w:pPr>
-            <w:r>
-              <w:t xml:space="preserve">Payback</w:t>
-            </w:r>
-          </w:p>
-        </w:tc>
-      </w:tr>
-      <w:tr>
-        <w:tc>
-          <w:p>
-            <w:pPr>
-              <w:pStyle w:val="Compact"/>
-              <w:jc w:val="left"/>
-            </w:pPr>
-            <w:r>
-              <w:t xml:space="preserve">BYD Yuan Plus</w:t>
-            </w:r>
-          </w:p>
-        </w:tc>
-        <w:tc>
-          <w:p>
-            <w:pPr>
-              <w:pStyle w:val="Compact"/>
-              <w:jc w:val="left"/>
-            </w:pPr>
-            <w:r>
-              <w:t xml:space="preserve">2.0 years</w:t>
-            </w:r>
-          </w:p>
-        </w:tc>
-      </w:tr>
-      <w:tr>
-        <w:tc>
-          <w:p>
-            <w:pPr>
-              <w:pStyle w:val="Compact"/>
-              <w:jc w:val="left"/>
-            </w:pPr>
-            <w:r>
-              <w:t xml:space="preserve">Nissan Leaf (used, amortised)</w:t>
-            </w:r>
-          </w:p>
-        </w:tc>
-        <w:tc>
-          <w:p>
-            <w:pPr>
-              <w:pStyle w:val="Compact"/>
-              <w:jc w:val="left"/>
-            </w:pPr>
-            <w:r>
-              <w:t xml:space="preserve">1.5 years</w:t>
-            </w:r>
-          </w:p>
-        </w:tc>
-      </w:tr>
-      <w:tr>
-        <w:tc>
-          <w:p>
-            <w:pPr>
-              <w:pStyle w:val="Compact"/>
-              <w:jc w:val="left"/>
-            </w:pPr>
-            <w:r>
-              <w:t xml:space="preserve">BYD Seal</w:t>
-            </w:r>
-          </w:p>
-        </w:tc>
-        <w:tc>
-          <w:p>
-            <w:pPr>
-              <w:pStyle w:val="Compact"/>
-              <w:jc w:val="left"/>
-            </w:pPr>
-            <w:r>
-              <w:t xml:space="preserve">2.4 years</w:t>
-            </w:r>
-          </w:p>
-        </w:tc>
-      </w:tr>
-    </w:tbl>
-    <w:p>
-      <w:pPr>
-        <w:pStyle w:val="BodyText"/>
-      </w:pPr>
-      <w:r>
-        <w:t xml:space="preserve">These are calculated at the current grid intensity of 0.474 kg CO₂/kWh and 40 km per day.</w:t>
-      </w:r>
-    </w:p>
-    <w:p>
-      <w:pPr>
-        <w:pStyle w:val="Heading3"/>
-      </w:pPr>
-      <w:bookmarkStart w:id="68" w:name="a-corrected-finding"/>
-      <w:r>
-        <w:t xml:space="preserve">6.4.2 A Corrected Finding</w:t>
-      </w:r>
-      <w:bookmarkEnd w:id="68"/>
-    </w:p>
-    <w:p>
-      <w:pPr>
-        <w:pStyle w:val="FirstParagraph"/>
-      </w:pPr>
-      <w:r>
-        <w:t xml:space="preserve">An intermediate finding produced during this project stated that electric buses would</w:t>
-      </w:r>
-      <w:r>
-        <w:t xml:space="preserve"> </w:t>
-      </w:r>
-      <w:r>
-        <w:rPr>
-          <w:b/>
-        </w:rPr>
-        <w:t xml:space="preserve">increase</w:t>
-      </w:r>
-      <w:r>
-        <w:t xml:space="preserve"> </w:t>
-      </w:r>
-      <w:r>
-        <w:t xml:space="preserve">carbon dioxide emissions on Jamaica’s current grid. That finding was wrong, and the error is instructive.</w:t>
-      </w:r>
-    </w:p>
-    <w:p>
-      <w:pPr>
-        <w:pStyle w:val="BodyText"/>
-      </w:pPr>
-      <w:r>
-        <w:t xml:space="preserve">The fleet model originally applied 16 kWh/100 km to all three streams, a passenger car figure. Recognising that a bus cannot consume what a car consumes, this was replaced with an estimated 100 kWh/100 km, and the model then showed electric buses increasing emissions.</w:t>
-      </w:r>
-      <w:r>
-        <w:t xml:space="preserve"> </w:t>
-      </w:r>
-      <w:r>
-        <w:rPr>
-          <w:b/>
-        </w:rPr>
-        <w:t xml:space="preserve">The error was that the diesel figure sitting beside it, 10 L/100 km, is also a passenger car figure and was not checked.</w:t>
-      </w:r>
-      <w:r>
-        <w:t xml:space="preserve"> </w:t>
-      </w:r>
-      <w:r>
-        <w:t xml:space="preserve">The comparison was therefore between a realistic electric bus and a diesel bus with car-like fuel economy.</w:t>
-      </w:r>
-    </w:p>
-    <w:p>
-      <w:pPr>
-        <w:pStyle w:val="BodyText"/>
-      </w:pPr>
-      <w:r>
-        <w:t xml:space="preserve">Gao et al. (2017) supply both correct figures for the 12-metre transit class: 135 kWh/100 km for the electric bus as a real-world average, and 55.5 L/100 km for the diesel equivalent, derived from reported fuel energy of 5.52 kWh/km at 32.5% engine efficiency.</w:t>
-      </w:r>
-    </w:p>
-    <w:p>
-      <w:pPr>
-        <w:pStyle w:val="BodyText"/>
-      </w:pPr>
-      <w:r>
-        <w:t xml:space="preserve">Corrected, per bus at 40,000 km annually:</w:t>
-      </w:r>
-    </w:p>
-    <w:tbl>
-      <w:tblPr>
-        <w:tblStyle w:val="Table"/>
-        <w:tblW w:type="pct" w:w="0.0"/>
-        <w:tblLook w:firstRow="1"/>
-      </w:tblPr>
-      <w:tblGrid/>
-      <w:tr>
-        <w:trPr>
-          <w:cnfStyle w:firstRow="1"/>
-        </w:trPr>
-        <w:tc>
-          <w:tcPr>
-            <w:tcBorders>
-              <w:bottom w:val="single"/>
-            </w:tcBorders>
-            <w:vAlign w:val="bottom"/>
-          </w:tcPr>
-          <w:p/>
-        </w:tc>
-        <w:tc>
-          <w:tcPr>
-            <w:tcBorders>
-              <w:bottom w:val="single"/>
-            </w:tcBorders>
-            <w:vAlign w:val="bottom"/>
-          </w:tcPr>
-          <w:p>
-            <w:pPr>
-              <w:pStyle w:val="Compact"/>
-              <w:jc w:val="left"/>
-            </w:pPr>
-            <w:r>
-              <w:t xml:space="preserve">Annual CO₂</w:t>
-            </w:r>
-          </w:p>
-        </w:tc>
-      </w:tr>
-      <w:tr>
-        <w:tc>
-          <w:p>
-            <w:pPr>
-              <w:pStyle w:val="Compact"/>
-              <w:jc w:val="left"/>
-            </w:pPr>
-            <w:r>
-              <w:t xml:space="preserve">Diesel at 55.5 L/100 km</w:t>
-            </w:r>
-          </w:p>
-        </w:tc>
-        <w:tc>
-          <w:p>
-            <w:pPr>
-              <w:pStyle w:val="Compact"/>
-              <w:jc w:val="left"/>
-            </w:pPr>
-            <w:r>
-              <w:t xml:space="preserve">59.5 t</w:t>
-            </w:r>
-          </w:p>
-        </w:tc>
-      </w:tr>
-      <w:tr>
-        <w:tc>
-          <w:p>
-            <w:pPr>
-              <w:pStyle w:val="Compact"/>
-              <w:jc w:val="left"/>
-            </w:pPr>
-            <w:r>
-              <w:t xml:space="preserve">Electric at 135 kWh/100 km, current grid</w:t>
-            </w:r>
-          </w:p>
-        </w:tc>
-        <w:tc>
-          <w:p>
-            <w:pPr>
-              <w:pStyle w:val="Compact"/>
-              <w:jc w:val="left"/>
-            </w:pPr>
-            <w:r>
-              <w:t xml:space="preserve">25.6 t</w:t>
-            </w:r>
-          </w:p>
-        </w:tc>
-      </w:tr>
-      <w:tr>
-        <w:tc>
-          <w:p>
-            <w:pPr>
-              <w:pStyle w:val="Compact"/>
-              <w:jc w:val="left"/>
-            </w:pPr>
-            <w:r>
-              <w:t xml:space="preserve">Electric at worst-case drive cycle, 248 kWh/100 km</w:t>
-            </w:r>
-          </w:p>
-        </w:tc>
-        <w:tc>
-          <w:p>
-            <w:pPr>
-              <w:pStyle w:val="Compact"/>
-              <w:jc w:val="left"/>
-            </w:pPr>
-            <w:r>
-              <w:t xml:space="preserve">47.0 t</w:t>
-            </w:r>
-          </w:p>
-        </w:tc>
-      </w:tr>
-    </w:tbl>
-    <w:p>
-      <w:pPr>
-        <w:pStyle w:val="BodyText"/>
-      </w:pPr>
-      <w:r>
-        <w:rPr>
-          <w:b/>
-        </w:rPr>
-        <w:t xml:space="preserve">A 57% reduction, and still 21% lower on the worst-case drive cycle.</w:t>
-      </w:r>
-      <w:r>
-        <w:t xml:space="preserve"> </w:t>
-      </w:r>
-      <w:r>
-        <w:t xml:space="preserve">The public transport stream shows approximately 18,400 tonnes avoided in the final projection year on the current grid, rising to 24,300 tonnes at the 2030 grid target.</w:t>
-      </w:r>
-    </w:p>
-    <w:p>
-      <w:pPr>
-        <w:pStyle w:val="BodyText"/>
-      </w:pPr>
-      <w:r>
-        <w:t xml:space="preserve">The methodological lesson is that a partial correction can be more dangerous than no correction, because it produces a confident result from an internally inconsistent comparison.</w:t>
-      </w:r>
-    </w:p>
-    <w:p>
-      <w:pPr>
-        <w:pStyle w:val="Heading2"/>
-      </w:pPr>
-      <w:bookmarkStart w:id="69" w:name="national-fleet-counterfactual"/>
-      <w:r>
-        <w:t xml:space="preserve">6.5 National Fleet Counterfactual</w:t>
-      </w:r>
-      <w:bookmarkEnd w:id="69"/>
-    </w:p>
-    <w:p>
-      <w:pPr>
-        <w:pStyle w:val="FirstParagraph"/>
-      </w:pPr>
-      <w:r>
-        <w:t xml:space="preserve">At the 12% private fleet target applied across 2015 to 2026, using actual Petrojam annual means:</w:t>
-      </w:r>
-    </w:p>
-    <w:p>
-      <w:pPr>
-        <w:numPr>
-          <w:ilvl w:val="0"/>
-          <w:numId w:val="1005"/>
-        </w:numPr>
-        <w:pStyle w:val="Compact"/>
-      </w:pPr>
-      <w:r>
-        <w:t xml:space="preserve">Gross CO₂ avoided:</w:t>
-      </w:r>
-      <w:r>
-        <w:t xml:space="preserve"> </w:t>
-      </w:r>
-      <w:r>
-        <w:rPr>
-          <w:b/>
-        </w:rPr>
-        <w:t xml:space="preserve">418 kt</w:t>
-      </w:r>
-    </w:p>
-    <w:p>
-      <w:pPr>
-        <w:numPr>
-          <w:ilvl w:val="0"/>
-          <w:numId w:val="1005"/>
-        </w:numPr>
-        <w:pStyle w:val="Compact"/>
-      </w:pPr>
-      <w:r>
-        <w:t xml:space="preserve">Battery manufacturing debt:</w:t>
-      </w:r>
-      <w:r>
-        <w:t xml:space="preserve"> </w:t>
-      </w:r>
-      <w:r>
-        <w:rPr>
-          <w:b/>
-        </w:rPr>
-        <w:t xml:space="preserve">108 kt</w:t>
-      </w:r>
-    </w:p>
-    <w:p>
-      <w:pPr>
-        <w:numPr>
-          <w:ilvl w:val="0"/>
-          <w:numId w:val="1005"/>
-        </w:numPr>
-        <w:pStyle w:val="Compact"/>
-      </w:pPr>
-      <w:r>
-        <w:t xml:space="preserve">Net CO₂ avoided:</w:t>
-      </w:r>
-      <w:r>
-        <w:t xml:space="preserve"> </w:t>
-      </w:r>
-      <w:r>
-        <w:rPr>
-          <w:b/>
-        </w:rPr>
-        <w:t xml:space="preserve">310 kt</w:t>
-      </w:r>
-    </w:p>
-    <w:p>
-      <w:pPr>
-        <w:numPr>
-          <w:ilvl w:val="0"/>
-          <w:numId w:val="1005"/>
-        </w:numPr>
-        <w:pStyle w:val="Compact"/>
-      </w:pPr>
-      <w:r>
-        <w:t xml:space="preserve">Petrol not burned:</w:t>
-      </w:r>
-      <w:r>
-        <w:t xml:space="preserve"> </w:t>
-      </w:r>
-      <w:r>
-        <w:rPr>
-          <w:b/>
-        </w:rPr>
-        <w:t xml:space="preserve">297 million litres</w:t>
-      </w:r>
-    </w:p>
-    <w:p>
-      <w:pPr>
-        <w:numPr>
-          <w:ilvl w:val="0"/>
-          <w:numId w:val="1005"/>
-        </w:numPr>
-        <w:pStyle w:val="Compact"/>
-      </w:pPr>
-      <w:r>
-        <w:t xml:space="preserve">Fuel spend avoided:</w:t>
-      </w:r>
-      <w:r>
-        <w:t xml:space="preserve"> </w:t>
-      </w:r>
-      <w:r>
-        <w:rPr>
-          <w:b/>
-        </w:rPr>
-        <w:t xml:space="preserve">J$43.8 billion</w:t>
-      </w:r>
-    </w:p>
-    <w:p>
-      <w:pPr>
-        <w:numPr>
-          <w:ilvl w:val="0"/>
-          <w:numId w:val="1005"/>
-        </w:numPr>
-        <w:pStyle w:val="Compact"/>
-      </w:pPr>
-      <w:r>
-        <w:t xml:space="preserve">Manufacturing debt repaid by:</w:t>
-      </w:r>
-      <w:r>
-        <w:t xml:space="preserve"> </w:t>
-      </w:r>
-      <w:r>
-        <w:rPr>
-          <w:b/>
-        </w:rPr>
-        <w:t xml:space="preserve">2018</w:t>
-      </w:r>
-    </w:p>
-    <w:p>
-      <w:pPr>
-        <w:pStyle w:val="FirstParagraph"/>
-      </w:pPr>
-      <w:r>
-        <w:t xml:space="preserve">At 100% penetration the net figure rises to approximately 2,582 kt and J$364.7 billion.</w:t>
-      </w:r>
-    </w:p>
-    <w:p>
-      <w:pPr>
-        <w:pStyle w:val="BodyText"/>
-      </w:pPr>
-      <w:r>
-        <w:t xml:space="preserve">The fuel-spend figure is the most robust output in this module, because it uses real historic prices rather than an assumption. The emissions figure is an upper bound, for the grid-intensity reason set out in Section 5.6.</w:t>
-      </w:r>
-    </w:p>
-    <w:p>
-      <w:pPr>
-        <w:pStyle w:val="Heading2"/>
-      </w:pPr>
-      <w:bookmarkStart w:id="70" w:name="charging-infrastructure"/>
-      <w:r>
-        <w:t xml:space="preserve">6.6 Charging Infrastructure</w:t>
-      </w:r>
-      <w:bookmarkEnd w:id="70"/>
-    </w:p>
-    <w:p>
-      <w:pPr>
-        <w:pStyle w:val="FirstParagraph"/>
-      </w:pPr>
-      <w:r>
-        <w:t xml:space="preserve">Jamaica has</w:t>
-      </w:r>
-      <w:r>
-        <w:t xml:space="preserve"> </w:t>
-      </w:r>
-      <w:r>
-        <w:rPr>
-          <w:b/>
-        </w:rPr>
-        <w:t xml:space="preserve">two</w:t>
-      </w:r>
-      <w:r>
-        <w:t xml:space="preserve"> </w:t>
-      </w:r>
-      <w:r>
-        <w:t xml:space="preserve">public charging networks, not one, a fact absent from this project’s earlier framing.</w:t>
-      </w:r>
-    </w:p>
-    <w:p>
-      <w:pPr>
-        <w:pStyle w:val="BodyText"/>
-      </w:pPr>
-      <w:r>
-        <w:rPr>
-          <w:b/>
-        </w:rPr>
-        <w:t xml:space="preserve">Evergo:</w:t>
-      </w:r>
-      <w:r>
-        <w:t xml:space="preserve"> </w:t>
-      </w:r>
-      <w:r>
-        <w:t xml:space="preserve">71 chargers, flat J$96/kWh at any hour, average session 21.9 kWh over 51 minutes, lifetime utilisation approximately 1% with a peak individual charger near 9%.</w:t>
-      </w:r>
-    </w:p>
-    <w:p>
-      <w:pPr>
-        <w:pStyle w:val="BodyText"/>
-      </w:pPr>
-      <w:r>
-        <w:rPr>
-          <w:b/>
-        </w:rPr>
-        <w:t xml:space="preserve">JPS Charge ’n Go:</w:t>
-      </w:r>
-      <w:r>
-        <w:t xml:space="preserve"> </w:t>
-      </w:r>
-      <w:r>
-        <w:t xml:space="preserve">approximately 39 charging points across six parishes as of December 2025, on a three-band time-of-use tariff from J$50.11 to J$130.63.</w:t>
-      </w:r>
-    </w:p>
-    <w:p>
-      <w:pPr>
-        <w:pStyle w:val="BodyText"/>
-      </w:pPr>
-      <w:r>
-        <w:t xml:space="preserve">Two observations follow. First, utilisation near 1% indicates the binding constraint on adoption is not charger availability. Second, no single source shows a driver every available charger, because each operator runs its own application, which is the practical form the missing national information platform takes.</w:t>
-      </w:r>
-    </w:p>
-    <w:p>
-      <w:pPr>
-        <w:pStyle w:val="Heading2"/>
-      </w:pPr>
-      <w:bookmarkStart w:id="71" w:name="policy-implementation"/>
-      <w:r>
-        <w:t xml:space="preserve">6.7 Policy Implementation</w:t>
-      </w:r>
-      <w:bookmarkEnd w:id="71"/>
-    </w:p>
-    <w:p>
-      <w:pPr>
-        <w:pStyle w:val="FirstParagraph"/>
-      </w:pPr>
-      <w:r>
-        <w:t xml:space="preserve">Reported in full in Section 4. In summary: of 26 tracked commitments, one confirmed, one in progress, seven partial, fifteen not confirmed, one not implemented, one not started. Fifteen carry a citation.</w:t>
-      </w:r>
-    </w:p>
-    <w:p>
-      <w:pPr>
-        <w:pStyle w:val="BodyText"/>
-      </w:pPr>
-      <w:r>
-        <w:t xml:space="preserve">The single measurable target stands at approximately 0.014% against a 16% goal.</w:t>
-      </w:r>
-    </w:p>
-    <w:p>
-      <w:r>
-        <w:pict>
-          <v:rect style="width:0;height:1.5pt" o:hralign="center" o:hrstd="t" o:hr="t"/>
-        </w:pict>
-      </w:r>
-    </w:p>
-    <w:p>
-      <w:pPr>
-        <w:pStyle w:val="Heading1"/>
-      </w:pPr>
-      <w:bookmarkStart w:id="72" w:name="section-7-discussion"/>
-      <w:r>
-        <w:t xml:space="preserve">Section 7: Discussion</w:t>
-      </w:r>
-      <w:bookmarkEnd w:id="72"/>
-    </w:p>
-    <w:p>
-      <w:r>
-        <w:pict>
-          <v:rect style="width:0;height:1.5pt" o:hralign="center" o:hrstd="t" o:hr="t"/>
-        </w:pict>
-      </w:r>
-    </w:p>
-    <w:p>
-      <w:pPr>
-        <w:pStyle w:val="Heading2"/>
-      </w:pPr>
-      <w:bookmarkStart w:id="73" w:name="the-central-argument"/>
-      <w:r>
-        <w:t xml:space="preserve">7.1 The Central Argument</w:t>
-      </w:r>
-      <w:bookmarkEnd w:id="73"/>
-    </w:p>
-    <w:p>
-      <w:pPr>
-        <w:pStyle w:val="FirstParagraph"/>
-      </w:pPr>
-      <w:r>
-        <w:t xml:space="preserve">The results support a single connected argument.</w:t>
-      </w:r>
-    </w:p>
-    <w:p>
-      <w:pPr>
-        <w:pStyle w:val="BodyText"/>
-      </w:pPr>
-      <w:r>
-        <w:t xml:space="preserve">Jamaica’s electric vehicle transition is</w:t>
-      </w:r>
-      <w:r>
-        <w:t xml:space="preserve"> </w:t>
-      </w:r>
-      <w:r>
-        <w:rPr>
-          <w:b/>
-        </w:rPr>
-        <w:t xml:space="preserve">fiscally active and administratively stalled</w:t>
-      </w:r>
-      <w:r>
-        <w:t xml:space="preserve">, and the consequences of that imbalance fall hardest on the users the policy is meant to serve.</w:t>
-      </w:r>
-    </w:p>
-    <w:p>
-      <w:pPr>
-        <w:pStyle w:val="BodyText"/>
-      </w:pPr>
-      <w:r>
-        <w:t xml:space="preserve">The fiscal instruments arrived promptly and have been extended: duty reduced from 30% to 10%, licence fees waived, General Consumption Tax exempted, and the framework widened to electric bikes in December 2024. Those are real, dated, verifiable measures.</w:t>
-      </w:r>
-    </w:p>
-    <w:p>
-      <w:pPr>
-        <w:pStyle w:val="BodyText"/>
-      </w:pPr>
-      <w:r>
-        <w:t xml:space="preserve">The administrative instruments have not arrived. No import guideline, no battery standard, no charging equipment standard, no interoperability standard, no Low Emission Zone, no national deployment plan, no published implementation plan, and no requirement on the utility to disclose grid carbon intensity. Fifteen of 26 tracked commitments remain unevidenced, and the four in Goal 1 that would tell an importer what qualifies are among the oldest overdue.</w:t>
-      </w:r>
-    </w:p>
-    <w:p>
-      <w:pPr>
-        <w:pStyle w:val="BodyText"/>
-      </w:pPr>
-      <w:r>
-        <w:t xml:space="preserve">Meanwhile the progress that has occurred came from outside the state. Charging was built commercially by JPS and Evergo. Technician and first-responder training was delivered by the JPS Foundation and the Inter-American Development Bank. Battery collection is run by a private company exporting abroad. The one battery transport control that now exists arrived through a Basel Convention obligation. Four independent instances, all pointing the same way.</w:t>
-      </w:r>
-    </w:p>
-    <w:p>
-      <w:pPr>
-        <w:pStyle w:val="Heading2"/>
-      </w:pPr>
-      <w:bookmarkStart w:id="74" w:name="why-fiscal-policy-alone-has-not-worked"/>
-      <w:r>
-        <w:t xml:space="preserve">7.2 Why Fiscal Policy Alone Has Not Worked</w:t>
-      </w:r>
-      <w:bookmarkEnd w:id="74"/>
-    </w:p>
-    <w:p>
-      <w:pPr>
-        <w:pStyle w:val="FirstParagraph"/>
-      </w:pPr>
-      <w:r>
-        <w:t xml:space="preserve">The regional comparison isolates the variables unusually cleanly.</w:t>
-      </w:r>
-    </w:p>
-    <w:p>
-      <w:pPr>
-        <w:pStyle w:val="BodyText"/>
-      </w:pPr>
-      <w:r>
-        <w:t xml:space="preserve">Jamaica and The Bahamas pay the same US$1.46 per litre, and Bahamian adoption is roughly four times higher. Jamaica and Barbados levy the same 10% import duty, and Barbadian adoption is roughly seven times higher. Trinidad and Tobago charges zero duty with below-average fuel prices and has not visibly moved. Neither fuel price nor headline duty rate explains the pattern.</w:t>
-      </w:r>
-    </w:p>
-    <w:p>
-      <w:pPr>
-        <w:pStyle w:val="BodyText"/>
-      </w:pPr>
-      <w:r>
-        <w:t xml:space="preserve">Three explanations survive the comparison.</w:t>
-      </w:r>
-    </w:p>
-    <w:p>
-      <w:pPr>
-        <w:pStyle w:val="BodyText"/>
-      </w:pPr>
-      <w:r>
-        <w:rPr>
-          <w:b/>
-        </w:rPr>
-        <w:t xml:space="preserve">Depth versus headline.</w:t>
-      </w:r>
-      <w:r>
-        <w:t xml:space="preserve"> </w:t>
-      </w:r>
-      <w:r>
-        <w:t xml:space="preserve">Barbados layers a four-year excise and VAT holiday, accelerated corporate write-offs and interest-free loans for public officers on top of its 10%. Jamaica matched the headline rate and largely stopped. The next Jamaican fiscal move, if there is one, is more plausibly excise and consumption tax relief than a further duty cut.</w:t>
-      </w:r>
-    </w:p>
-    <w:p>
-      <w:pPr>
-        <w:pStyle w:val="BodyText"/>
-      </w:pPr>
-      <w:r>
-        <w:rPr>
-          <w:b/>
-        </w:rPr>
-        <w:t xml:space="preserve">The unit cap.</w:t>
-      </w:r>
-      <w:r>
-        <w:t xml:space="preserve"> </w:t>
-      </w:r>
-      <w:r>
-        <w:t xml:space="preserve">Jamaica’s concession was capped at 1,000 units, justified as limiting revenue loss to J$18 million over five years. A cap of that size cannot deliver 12% of a fleet of several hundred thousand. The principal incentive is bounded by design rather than by demand, which is a different and more tractable problem than consumer reluctance.</w:t>
-      </w:r>
-    </w:p>
-    <w:p>
-      <w:pPr>
-        <w:pStyle w:val="BodyText"/>
-      </w:pPr>
-      <w:r>
-        <w:rPr>
-          <w:b/>
-        </w:rPr>
-        <w:t xml:space="preserve">Administrative friction.</w:t>
-      </w:r>
-      <w:r>
-        <w:t xml:space="preserve"> </w:t>
-      </w:r>
-      <w:r>
-        <w:t xml:space="preserve">A dealer reported importing vehicles that proved ineligible for the concession, discovering this only on arrival, and described the concession as</w:t>
-      </w:r>
-      <w:r>
-        <w:t xml:space="preserve"> </w:t>
-      </w:r>
-      <w:r>
-        <w:t xml:space="preserve">“</w:t>
-      </w:r>
-      <w:r>
-        <w:t xml:space="preserve">a non-starter</w:t>
-      </w:r>
-      <w:r>
-        <w:t xml:space="preserve">”</w:t>
-      </w:r>
-      <w:r>
-        <w:t xml:space="preserve">. That is the predictable operational consequence of the missing import guideline. An incentive a buyer cannot confidently claim in advance is worth less than its nominal value.</w:t>
-      </w:r>
-    </w:p>
-    <w:p>
-      <w:pPr>
-        <w:pStyle w:val="Heading2"/>
-      </w:pPr>
-      <w:bookmarkStart w:id="75" w:name="the-charging-finding-and-what-it-implies"/>
-      <w:r>
-        <w:t xml:space="preserve">7.3 The Charging Finding and What It Implies</w:t>
-      </w:r>
-      <w:bookmarkEnd w:id="75"/>
-    </w:p>
-    <w:p>
-      <w:pPr>
-        <w:pStyle w:val="FirstParagraph"/>
-      </w:pPr>
-      <w:r>
-        <w:t xml:space="preserve">The taxi results show a J$4.5 million five-year swing produced entirely by when the operator charges. Home charging at J$42 and JPS overnight at J$50.11 are profitable; Evergo’s flat J$96 and JPS evening peak at J$130.63 are not.</w:t>
-      </w:r>
-    </w:p>
-    <w:p>
-      <w:pPr>
-        <w:pStyle w:val="BodyText"/>
-      </w:pPr>
-      <w:r>
-        <w:t xml:space="preserve">Three implications follow.</w:t>
-      </w:r>
-    </w:p>
-    <w:p>
-      <w:pPr>
-        <w:pStyle w:val="BodyText"/>
-      </w:pPr>
-      <w:r>
-        <w:t xml:space="preserve">For</w:t>
-      </w:r>
-      <w:r>
-        <w:t xml:space="preserve"> </w:t>
-      </w:r>
-      <w:r>
-        <w:rPr>
-          <w:b/>
-        </w:rPr>
-        <w:t xml:space="preserve">operators</w:t>
-      </w:r>
-      <w:r>
-        <w:t xml:space="preserve">, the vehicle choice matters less than the charging arrangement. An electric taxi without depot or home charging is not currently a viable proposition in Jamaica on a five-year horizon.</w:t>
-      </w:r>
-    </w:p>
-    <w:p>
-      <w:pPr>
-        <w:pStyle w:val="BodyText"/>
-      </w:pPr>
-      <w:r>
-        <w:t xml:space="preserve">For</w:t>
-      </w:r>
-      <w:r>
-        <w:t xml:space="preserve"> </w:t>
-      </w:r>
-      <w:r>
-        <w:rPr>
-          <w:b/>
-        </w:rPr>
-        <w:t xml:space="preserve">policy</w:t>
-      </w:r>
-      <w:r>
-        <w:t xml:space="preserve">, this is the most actionable finding in the study. Depot charging infrastructure for public passenger vehicle operators would do more for the 16% target than a further duty reduction, because it converts an unprofitable proposition into a profitable one without any change to vehicle price. Barbados’s low-interest revolving fund for public service vehicle operators is a precedent.</w:t>
-      </w:r>
-    </w:p>
-    <w:p>
-      <w:pPr>
-        <w:pStyle w:val="BodyText"/>
-      </w:pPr>
-      <w:r>
-        <w:t xml:space="preserve">For</w:t>
-      </w:r>
-      <w:r>
-        <w:t xml:space="preserve"> </w:t>
-      </w:r>
-      <w:r>
-        <w:rPr>
-          <w:b/>
-        </w:rPr>
-        <w:t xml:space="preserve">the tariff itself</w:t>
-      </w:r>
-      <w:r>
-        <w:t xml:space="preserve">, a 2.6-fold intraday spread is a powerful behavioural instrument that is currently invisible to most buyers. No consumer-facing tool in Jamaica exposed it before this dashboard, and a driver who does not know the spread exists cannot respond to it.</w:t>
-      </w:r>
-    </w:p>
-    <w:p>
-      <w:pPr>
-        <w:pStyle w:val="Heading2"/>
-      </w:pPr>
-      <w:bookmarkStart w:id="76" w:name="emissions-conditional-not-categorical"/>
-      <w:r>
-        <w:t xml:space="preserve">7.4 Emissions: Conditional, Not Categorical</w:t>
-      </w:r>
-      <w:bookmarkEnd w:id="76"/>
-    </w:p>
-    <w:p>
-      <w:pPr>
-        <w:pStyle w:val="FirstParagraph"/>
-      </w:pPr>
-      <w:r>
-        <w:t xml:space="preserve">Carbon payback of 2.0 years for a BYD Yuan Plus at the current grid is a robust result, and considerably better than this project believed at its midpoint. It rests on deriving the manufacturing premium from battery capacity rather than charging a whole-vehicle total.</w:t>
-      </w:r>
-    </w:p>
-    <w:p>
-      <w:pPr>
-        <w:pStyle w:val="BodyText"/>
-      </w:pPr>
-      <w:r>
-        <w:t xml:space="preserve">The corrected bus finding of a 57% reduction restores the case for public transport electrification, and holds even on the worst-case drive cycle.</w:t>
-      </w:r>
-    </w:p>
-    <w:p>
-      <w:pPr>
-        <w:pStyle w:val="BodyText"/>
-      </w:pPr>
-      <w:r>
-        <w:t xml:space="preserve">Both results, however, are conditional on grid intensity, and Jamaica has no requirement on its utility to publish it. The same electric bus can be shown as substantially cleaner or marginally worse depending on which assumption is applied. That makes the missing disclosure requirement a substantive analytical gap rather than an administrative one, and it is the reason this study reports emissions under three explicit grid scenarios rather than one headline number.</w:t>
-      </w:r>
-    </w:p>
-    <w:p>
-      <w:pPr>
-        <w:pStyle w:val="Heading2"/>
-      </w:pPr>
-      <w:bookmarkStart w:id="77" w:name="measurement-as-a-policy-failure"/>
-      <w:r>
-        <w:t xml:space="preserve">7.5 Measurement as a Policy Failure</w:t>
-      </w:r>
-      <w:bookmarkEnd w:id="77"/>
-    </w:p>
-    <w:p>
-      <w:pPr>
-        <w:pStyle w:val="FirstParagraph"/>
-      </w:pPr>
-      <w:r>
-        <w:t xml:space="preserve">Two of the three headline targets cannot be measured from public data. Not measured with difficulty: measured at all.</w:t>
-      </w:r>
-    </w:p>
-    <w:p>
-      <w:pPr>
-        <w:pStyle w:val="BodyText"/>
-      </w:pPr>
-      <w:r>
-        <w:t xml:space="preserve">Jamaica does not publish a battery electric vehicle count distinguishable from hybrids. The most cited figure, 6,606 for July 2022 to June 2023, is a twelve-month import flow explicitly covering</w:t>
-      </w:r>
-      <w:r>
-        <w:t xml:space="preserve"> </w:t>
-      </w:r>
-      <w:r>
-        <w:t xml:space="preserve">“</w:t>
-      </w:r>
-      <w:r>
-        <w:t xml:space="preserve">electric vehicles including hybrids</w:t>
-      </w:r>
-      <w:r>
-        <w:t xml:space="preserve">”</w:t>
-      </w:r>
-      <w:r>
-        <w:t xml:space="preserve">. It is neither a stock nor purely electric, yet it circulates widely as though it were both. Fleet totals are not disaggregated into private, commercial and government. Nothing at all is published about the government fleet.</w:t>
-      </w:r>
-    </w:p>
-    <w:p>
-      <w:pPr>
-        <w:pStyle w:val="BodyText"/>
-      </w:pPr>
-      <w:r>
-        <w:t xml:space="preserve">A target that cannot be measured cannot be managed, and its absence of reporting is a finding in itself. It also means any confident public claim about Jamaican electric vehicle penetration should be treated with suspicion, including claims in this report, which is why Section 6 reports what can be measured and states plainly what cannot.</w:t>
-      </w:r>
-    </w:p>
-    <w:p>
-      <w:pPr>
-        <w:pStyle w:val="Heading2"/>
-      </w:pPr>
-      <w:bookmarkStart w:id="78" w:name="recommendations"/>
-      <w:r>
-        <w:t xml:space="preserve">7.6 Recommendations</w:t>
-      </w:r>
-      <w:bookmarkEnd w:id="78"/>
-    </w:p>
-    <w:p>
-      <w:pPr>
-        <w:pStyle w:val="FirstParagraph"/>
-      </w:pPr>
-      <w:r>
-        <w:rPr>
-          <w:b/>
-        </w:rPr>
-        <w:t xml:space="preserve">For policy.</w:t>
-      </w:r>
-    </w:p>
-    <w:p>
-      <w:pPr>
-        <w:numPr>
-          <w:ilvl w:val="0"/>
-          <w:numId w:val="1006"/>
-        </w:numPr>
-        <w:pStyle w:val="Compact"/>
-      </w:pPr>
-      <w:r>
-        <w:t xml:space="preserve">Publish a battery electric vehicle count separate from hybrids, and disaggregate registered vehicles into private, commercial and government. Nothing else in the policy can be evaluated until this exists.</w:t>
-      </w:r>
-    </w:p>
-    <w:p>
-      <w:pPr>
-        <w:numPr>
-          <w:ilvl w:val="0"/>
-          <w:numId w:val="1006"/>
-        </w:numPr>
-        <w:pStyle w:val="Compact"/>
-      </w:pPr>
-      <w:r>
-        <w:t xml:space="preserve">Replace or substantially raise the 1,000-unit concession cap, which cannot deliver the target it supports.</w:t>
-      </w:r>
-    </w:p>
-    <w:p>
-      <w:pPr>
-        <w:numPr>
-          <w:ilvl w:val="0"/>
-          <w:numId w:val="1006"/>
-        </w:numPr>
-        <w:pStyle w:val="Compact"/>
-      </w:pPr>
-      <w:r>
-        <w:t xml:space="preserve">Publish the National Electric Vehicle Import Guideline. It is more than two years overdue and its absence is producing documented commercial harm.</w:t>
-      </w:r>
-    </w:p>
-    <w:p>
-      <w:pPr>
-        <w:numPr>
-          <w:ilvl w:val="0"/>
-          <w:numId w:val="1006"/>
-        </w:numPr>
-        <w:pStyle w:val="Compact"/>
-      </w:pPr>
-      <w:r>
-        <w:t xml:space="preserve">Prioritise depot charging for public passenger vehicle operators over further vehicle-side incentives. The evidence in Section 6.3 indicates this is where the 16% target is won or lost.</w:t>
-      </w:r>
-    </w:p>
-    <w:p>
-      <w:pPr>
-        <w:numPr>
-          <w:ilvl w:val="0"/>
-          <w:numId w:val="1006"/>
-        </w:numPr>
-        <w:pStyle w:val="Compact"/>
-      </w:pPr>
-      <w:r>
-        <w:t xml:space="preserve">Require the utility to publish grid carbon intensity, without which no environmental claim can be independently verified.</w:t>
-      </w:r>
-    </w:p>
-    <w:p>
-      <w:pPr>
-        <w:numPr>
-          <w:ilvl w:val="0"/>
-          <w:numId w:val="1006"/>
-        </w:numPr>
-        <w:pStyle w:val="Compact"/>
-      </w:pPr>
-      <w:r>
-        <w:t xml:space="preserve">Amend the National Solid Waste Management Act to classify electric vehicle batteries as hazardous waste, and introduce Extended Producer Responsibility, as Turnbull (2024) recommends.</w:t>
-      </w:r>
-    </w:p>
-    <w:p>
-      <w:pPr>
-        <w:pStyle w:val="FirstParagraph"/>
-      </w:pPr>
-      <w:r>
-        <w:rPr>
-          <w:b/>
-        </w:rPr>
-        <w:t xml:space="preserve">For consumers and operators.</w:t>
-      </w:r>
-    </w:p>
-    <w:p>
-      <w:pPr>
-        <w:numPr>
-          <w:ilvl w:val="0"/>
-          <w:numId w:val="1007"/>
-        </w:numPr>
-        <w:pStyle w:val="Compact"/>
-      </w:pPr>
-      <w:r>
-        <w:t xml:space="preserve">Charge overnight. On the JPS network this is the difference between a profitable and an unprofitable electric taxi.</w:t>
-      </w:r>
-    </w:p>
-    <w:p>
-      <w:pPr>
-        <w:numPr>
-          <w:ilvl w:val="0"/>
-          <w:numId w:val="1007"/>
-        </w:numPr>
-        <w:pStyle w:val="Compact"/>
-      </w:pPr>
-      <w:r>
-        <w:t xml:space="preserve">Treat charging arrangements as part of the purchase decision, not an afterthought.</w:t>
-      </w:r>
-    </w:p>
-    <w:p>
-      <w:pPr>
-        <w:pStyle w:val="Heading2"/>
-      </w:pPr>
-      <w:bookmarkStart w:id="79" w:name="contribution"/>
-      <w:r>
-        <w:t xml:space="preserve">7.7 Contribution</w:t>
-      </w:r>
-      <w:bookmarkEnd w:id="79"/>
-    </w:p>
-    <w:p>
-      <w:pPr>
-        <w:pStyle w:val="FirstParagraph"/>
-      </w:pPr>
-      <w:r>
-        <w:t xml:space="preserve">This study provides the first Jamaica-specific, current-price, user-adjustable quantification of the electric vehicle cost and emissions question, built from prices collected during the study period rather than regional averages.</w:t>
-      </w:r>
-    </w:p>
-    <w:p>
-      <w:pPr>
-        <w:pStyle w:val="BodyText"/>
-      </w:pPr>
-      <w:r>
-        <w:t xml:space="preserve">Its more durable contribution may be methodological. Several widely circulated Jamaican electric vehicle figures do not withstand checking: the 6,606 import figure is routinely presented as a fleet count, JUTC bus numbers vary between sources, and a stale Trinidad fuel price of US$0.40 supported an entirely false conclusion until corrected against a May 2026 compilation. Two errors within this project’s own analysis were caught the same way, by checking a figure against its source rather than accepting it because it was already in the dataset.</w:t>
-      </w:r>
-    </w:p>
-    <w:p>
-      <w:r>
-        <w:pict>
-          <v:rect style="width:0;height:1.5pt" o:hralign="center" o:hrstd="t" o:hr="t"/>
-        </w:pict>
-      </w:r>
-    </w:p>
-    <w:p>
-      <w:pPr>
-        <w:pStyle w:val="Heading1"/>
-      </w:pPr>
-      <w:bookmarkStart w:id="80" w:name="X6291264e401b692de12f182321f53311e958791"/>
-      <w:r>
-        <w:t xml:space="preserve">Section 8: Limitations, Conclusions and Further Work</w:t>
-      </w:r>
-      <w:bookmarkEnd w:id="80"/>
-    </w:p>
-    <w:p>
-      <w:r>
-        <w:pict>
-          <v:rect style="width:0;height:1.5pt" o:hralign="center" o:hrstd="t" o:hr="t"/>
-        </w:pict>
-      </w:r>
-    </w:p>
-    <w:p>
-      <w:pPr>
-        <w:pStyle w:val="Heading2"/>
-      </w:pPr>
-      <w:bookmarkStart w:id="81" w:name="limitations"/>
-      <w:r>
-        <w:t xml:space="preserve">8.1 Limitations</w:t>
-      </w:r>
-      <w:bookmarkEnd w:id="81"/>
-    </w:p>
-    <w:p>
-      <w:pPr>
-        <w:pStyle w:val="Heading3"/>
-      </w:pPr>
-      <w:bookmarkStart w:id="82" w:name="unverified-vehicle-prices"/>
-      <w:r>
-        <w:t xml:space="preserve">8.1.1 Unverified Vehicle Prices</w:t>
-      </w:r>
-      <w:bookmarkEnd w:id="82"/>
-    </w:p>
-    <w:p>
-      <w:pPr>
-        <w:pStyle w:val="FirstParagraph"/>
-      </w:pPr>
-      <w:r>
-        <w:t xml:space="preserve">Twelve of 21 vehicles in the database carry unverified prices: all eight used petrol vehicles and all four used electric vehicles. These are asking prices from Jacars.net, Jamaicars.com and Auto Craft Japan, not confirmed transactions. The nine verified prices are the four new Toyotas from Toyota Jamaica and five BYD models from ATL Automotive.</w:t>
-      </w:r>
-    </w:p>
-    <w:p>
-      <w:pPr>
-        <w:pStyle w:val="BodyText"/>
-      </w:pPr>
-      <w:r>
-        <w:t xml:space="preserve">Two matter more than the rest. The</w:t>
-      </w:r>
-      <w:r>
-        <w:t xml:space="preserve"> </w:t>
-      </w:r>
-      <w:r>
-        <w:rPr>
-          <w:b/>
-        </w:rPr>
-        <w:t xml:space="preserve">used Toyota Probox at J$1,650,000</w:t>
-      </w:r>
-      <w:r>
-        <w:t xml:space="preserve"> </w:t>
-      </w:r>
-      <w:r>
-        <w:t xml:space="preserve">is the baseline against which every electric vehicle in the taxi module is measured, so an error there shifts eleven comparisons at once. The</w:t>
-      </w:r>
-      <w:r>
-        <w:t xml:space="preserve"> </w:t>
-      </w:r>
-      <w:r>
-        <w:rPr>
-          <w:b/>
-        </w:rPr>
-        <w:t xml:space="preserve">Nissan Tiida at J$2,000,000</w:t>
-      </w:r>
-      <w:r>
-        <w:t xml:space="preserve"> </w:t>
-      </w:r>
-      <w:r>
-        <w:t xml:space="preserve">has no named source, only</w:t>
-      </w:r>
-      <w:r>
-        <w:t xml:space="preserve"> </w:t>
-      </w:r>
-      <w:r>
-        <w:t xml:space="preserve">“</w:t>
-      </w:r>
-      <w:r>
-        <w:t xml:space="preserve">estimated from the Jamaican used car market</w:t>
-      </w:r>
-      <w:r>
-        <w:t xml:space="preserve">”</w:t>
-      </w:r>
-      <w:r>
-        <w:t xml:space="preserve">, and serves as the second petrol taxi baseline.</w:t>
-      </w:r>
-    </w:p>
-    <w:p>
-      <w:pPr>
-        <w:pStyle w:val="Heading3"/>
-      </w:pPr>
-      <w:bookmarkStart w:id="83" w:name="derived-consumption-figures"/>
-      <w:r>
-        <w:t xml:space="preserve">8.1.2 Derived Consumption Figures</w:t>
-      </w:r>
-      <w:bookmarkEnd w:id="83"/>
-    </w:p>
-    <w:p>
-      <w:pPr>
-        <w:pStyle w:val="FirstParagraph"/>
-      </w:pPr>
-      <w:r>
-        <w:t xml:space="preserve">Nine of twelve vehicles in the taxi module use derived rather than measured consumption. Only the Toyota Probox, BYD Yuan Plus and Nissan Leaf have real urban figures. The remainder are scaled by uplift factors of 1.41 for petrol and 1.15 for electric.</w:t>
-      </w:r>
-    </w:p>
-    <w:p>
-      <w:pPr>
-        <w:pStyle w:val="BodyText"/>
-      </w:pPr>
-      <w:r>
-        <w:rPr>
-          <w:b/>
-        </w:rPr>
-        <w:t xml:space="preserve">The petrol uplift rests on a single vehicle.</w:t>
-      </w:r>
-      <w:r>
-        <w:t xml:space="preserve"> </w:t>
-      </w:r>
-      <w:r>
-        <w:t xml:space="preserve">It is applied to two others. An urban consumption measurement for the Nissan Tiida, the second most common route taxi, would be the single most valuable additional field measurement after bus consumption.</w:t>
-      </w:r>
-    </w:p>
-    <w:p>
-      <w:pPr>
-        <w:pStyle w:val="Heading3"/>
-      </w:pPr>
-      <w:bookmarkStart w:id="84" w:name="missing-denominators"/>
-      <w:r>
-        <w:t xml:space="preserve">8.1.3 Missing Denominators</w:t>
-      </w:r>
-      <w:bookmarkEnd w:id="84"/>
-    </w:p>
-    <w:p>
-      <w:pPr>
-        <w:pStyle w:val="FirstParagraph"/>
-      </w:pPr>
-      <w:r>
-        <w:t xml:space="preserve">Two of three headline targets cannot be measured. Registered vehicles are not disaggregated into private, commercial and government, so the 12% private target has no denominator. The government fleet publishes neither a total nor an electric count. The private fleet figure used in the model, 540,113, is an</w:t>
-      </w:r>
-      <w:r>
-        <w:t xml:space="preserve"> </w:t>
-      </w:r>
-      <w:r>
-        <w:rPr>
-          <w:b/>
-        </w:rPr>
-        <w:t xml:space="preserve">upper bound</w:t>
-      </w:r>
-      <w:r>
-        <w:t xml:space="preserve">, derived by subtracting public passenger vehicles from all fit-certified vehicles, and still contains commercial and government vehicles.</w:t>
-      </w:r>
-    </w:p>
-    <w:p>
-      <w:pPr>
-        <w:pStyle w:val="Heading3"/>
-      </w:pPr>
-      <w:bookmarkStart w:id="85" w:name="remaining-estimates-in-live-calculations"/>
-      <w:r>
-        <w:t xml:space="preserve">8.1.4 Remaining Estimates in Live Calculations</w:t>
-      </w:r>
-      <w:bookmarkEnd w:id="85"/>
-    </w:p>
-    <w:tbl>
-      <w:tblPr>
-        <w:tblStyle w:val="Table"/>
-        <w:tblW w:type="pct" w:w="5000.0"/>
-        <w:tblLook w:firstRow="1"/>
+        <w:tblW w:type="auto" w:w="0"/>
+        <w:tblLook w:firstRow="1" w:lastRow="0" w:firstColumn="0" w:lastColumn="0" w:noHBand="0" w:noVBand="0" w:val="0020"/>
+        <w:jc w:val="start"/>
       </w:tblPr>
       <w:tblGrid>
         <w:gridCol w:w="2640"/>
@@ -5528,62 +4182,1801 @@
       </w:tblGrid>
       <w:tr>
         <w:trPr>
-          <w:cnfStyle w:firstRow="1"/>
+          <w:tblHeader w:val="true"/>
         </w:trPr>
         <w:tc>
-          <w:tcPr>
-            <w:tcBorders>
-              <w:bottom w:val="single"/>
-            </w:tcBorders>
-            <w:vAlign w:val="bottom"/>
-          </w:tcPr>
-          <w:p>
-            <w:pPr>
-              <w:pStyle w:val="Compact"/>
-              <w:jc w:val="left"/>
-            </w:pPr>
-            <w:r>
-              <w:t xml:space="preserve">Input</w:t>
-            </w:r>
-          </w:p>
-        </w:tc>
-        <w:tc>
-          <w:tcPr>
-            <w:tcBorders>
-              <w:bottom w:val="single"/>
-            </w:tcBorders>
-            <w:vAlign w:val="bottom"/>
-          </w:tcPr>
-          <w:p>
-            <w:pPr>
-              <w:pStyle w:val="Compact"/>
-              <w:jc w:val="left"/>
-            </w:pPr>
-            <w:r>
-              <w:t xml:space="preserve">Value</w:t>
-            </w:r>
-          </w:p>
-        </w:tc>
-        <w:tc>
-          <w:tcPr>
-            <w:tcBorders>
-              <w:bottom w:val="single"/>
-            </w:tcBorders>
-            <w:vAlign w:val="bottom"/>
-          </w:tcPr>
-          <w:p>
-            <w:pPr>
-              <w:pStyle w:val="Compact"/>
-              <w:jc w:val="left"/>
-            </w:pPr>
-            <w:r>
-              <w:t xml:space="preserve">Basis</w:t>
+          <w:tcPr/>
+          <w:p>
+            <w:pPr>
+              <w:pStyle w:val="Compact"/>
+              <w:jc w:val="left"/>
+            </w:pPr>
+            <w:r>
+              <w:t xml:space="preserve">Charging</w:t>
+            </w:r>
+          </w:p>
+        </w:tc>
+        <w:tc>
+          <w:tcPr/>
+          <w:p>
+            <w:pPr>
+              <w:pStyle w:val="Compact"/>
+              <w:jc w:val="left"/>
+            </w:pPr>
+            <w:r>
+              <w:t xml:space="preserve">Rate (J$/kWh)</w:t>
+            </w:r>
+          </w:p>
+        </w:tc>
+        <w:tc>
+          <w:tcPr/>
+          <w:p>
+            <w:pPr>
+              <w:pStyle w:val="Compact"/>
+              <w:jc w:val="left"/>
+            </w:pPr>
+            <w:r>
+              <w:t xml:space="preserve">5-year cumulative net</w:t>
             </w:r>
           </w:p>
         </w:tc>
       </w:tr>
       <w:tr>
         <w:tc>
+          <w:tcPr/>
+          <w:p>
+            <w:pPr>
+              <w:pStyle w:val="Compact"/>
+              <w:jc w:val="left"/>
+            </w:pPr>
+            <w:r>
+              <w:t xml:space="preserve">Home, JPS residential</w:t>
+            </w:r>
+          </w:p>
+        </w:tc>
+        <w:tc>
+          <w:tcPr/>
+          <w:p>
+            <w:pPr>
+              <w:pStyle w:val="Compact"/>
+              <w:jc w:val="left"/>
+            </w:pPr>
+            <w:r>
+              <w:t xml:space="preserve">42.00</w:t>
+            </w:r>
+          </w:p>
+        </w:tc>
+        <w:tc>
+          <w:tcPr/>
+          <w:p>
+            <w:pPr>
+              <w:pStyle w:val="Compact"/>
+              <w:jc w:val="left"/>
+            </w:pPr>
+            <w:r>
+              <w:rPr>
+                <w:bCs/>
+                <w:b/>
+              </w:rPr>
+              <w:t xml:space="preserve">+J$4,367,089</w:t>
+            </w:r>
+          </w:p>
+        </w:tc>
+      </w:tr>
+      <w:tr>
+        <w:tc>
+          <w:tcPr/>
+          <w:p>
+            <w:pPr>
+              <w:pStyle w:val="Compact"/>
+              <w:jc w:val="left"/>
+            </w:pPr>
+            <w:r>
+              <w:t xml:space="preserve">JPS overnight</w:t>
+            </w:r>
+          </w:p>
+        </w:tc>
+        <w:tc>
+          <w:tcPr/>
+          <w:p>
+            <w:pPr>
+              <w:pStyle w:val="Compact"/>
+              <w:jc w:val="left"/>
+            </w:pPr>
+            <w:r>
+              <w:t xml:space="preserve">50.11</w:t>
+            </w:r>
+          </w:p>
+        </w:tc>
+        <w:tc>
+          <w:tcPr/>
+          <w:p>
+            <w:pPr>
+              <w:pStyle w:val="Compact"/>
+              <w:jc w:val="left"/>
+            </w:pPr>
+            <w:r>
+              <w:t xml:space="preserve">+J$3,954,647</w:t>
+            </w:r>
+          </w:p>
+        </w:tc>
+      </w:tr>
+      <w:tr>
+        <w:tc>
+          <w:tcPr/>
+          <w:p>
+            <w:pPr>
+              <w:pStyle w:val="Compact"/>
+              <w:jc w:val="left"/>
+            </w:pPr>
+            <w:r>
+              <w:t xml:space="preserve">Evergo, flat</w:t>
+            </w:r>
+          </w:p>
+        </w:tc>
+        <w:tc>
+          <w:tcPr/>
+          <w:p>
+            <w:pPr>
+              <w:pStyle w:val="Compact"/>
+              <w:jc w:val="left"/>
+            </w:pPr>
+            <w:r>
+              <w:t xml:space="preserve">96.00</w:t>
+            </w:r>
+          </w:p>
+        </w:tc>
+        <w:tc>
+          <w:tcPr/>
+          <w:p>
+            <w:pPr>
+              <w:pStyle w:val="Compact"/>
+              <w:jc w:val="left"/>
+            </w:pPr>
+            <w:r>
+              <w:t xml:space="preserve">+J$1,620,865</w:t>
+            </w:r>
+          </w:p>
+        </w:tc>
+      </w:tr>
+      <w:tr>
+        <w:tc>
+          <w:tcPr/>
+          <w:p>
+            <w:pPr>
+              <w:pStyle w:val="Compact"/>
+              <w:jc w:val="left"/>
+            </w:pPr>
+            <w:r>
+              <w:t xml:space="preserve">JPS evening peak</w:t>
+            </w:r>
+          </w:p>
+        </w:tc>
+        <w:tc>
+          <w:tcPr/>
+          <w:p>
+            <w:pPr>
+              <w:pStyle w:val="Compact"/>
+              <w:jc w:val="left"/>
+            </w:pPr>
+            <w:r>
+              <w:t xml:space="preserve">130.63</w:t>
+            </w:r>
+          </w:p>
+        </w:tc>
+        <w:tc>
+          <w:tcPr/>
+          <w:p>
+            <w:pPr>
+              <w:pStyle w:val="Compact"/>
+              <w:jc w:val="left"/>
+            </w:pPr>
+            <w:r>
+              <w:t xml:space="preserve">−J$140,278</w:t>
+            </w:r>
+          </w:p>
+        </w:tc>
+      </w:tr>
+    </w:tbl>
+    <w:p>
+      <w:pPr>
+        <w:pStyle w:val="BodyText"/>
+      </w:pPr>
+      <w:r>
+        <w:rPr>
+          <w:bCs/>
+          <w:b/>
+        </w:rPr>
+        <w:t xml:space="preserve">A J$4.5 million swing produced by a scheduling decision</w:t>
+      </w:r>
+      <w:r>
+        <w:t xml:space="preserve">, larger than the price difference between any two vehicles in the database.</w:t>
+      </w:r>
+    </w:p>
+    <w:p>
+      <w:pPr>
+        <w:pStyle w:val="BodyText"/>
+      </w:pPr>
+      <w:r>
+        <w:t xml:space="preserve">A driver charging on the JPS evening peak pays 2.6 times what the same driver pays overnight on the same network, and 36% more than Evergo’s flat rate.</w:t>
+      </w:r>
+    </w:p>
+    <w:p>
+      <w:pPr>
+        <w:pStyle w:val="BodyText"/>
+      </w:pPr>
+      <w:r>
+        <w:t xml:space="preserve">Petrol comparison: a used Toyota Probox returns J$3,018,547 over the same period. A</w:t>
+      </w:r>
+      <w:r>
+        <w:t xml:space="preserve"> </w:t>
+      </w:r>
+      <w:r>
+        <w:rPr>
+          <w:bCs/>
+          <w:b/>
+        </w:rPr>
+        <w:t xml:space="preserve">late-model Probox at J$2.3 million returns J$2,533,140</w:t>
+      </w:r>
+      <w:r>
+        <w:t xml:space="preserve">, less than the older unit, because the additional J$650,000 of purchase price is not recovered by lower servicing and slower depreciation within five years. Buying a fresher petrol taxi is not a better decision than keeping an older one.</w:t>
+      </w:r>
+    </w:p>
+    <w:bookmarkStart w:id="68" w:name="Xfde343e0d5803c22425cdab2a6a7cf198614b22"/>
+    <w:p>
+      <w:pPr>
+        <w:pStyle w:val="Heading3"/>
+      </w:pPr>
+      <w:r>
+        <w:t xml:space="preserve">A correction that changed two conclusions</w:t>
+      </w:r>
+    </w:p>
+    <w:p>
+      <w:pPr>
+        <w:pStyle w:val="FirstParagraph"/>
+      </w:pPr>
+      <w:r>
+        <w:t xml:space="preserve">The figures above are restated. An earlier version of the taxi model tracked cash flow only and therefore treated the vehicle as worthless on the last day of the ownership period. Adding the resale value, less any loan still outstanding, raises every electric figure by J$3,587,737 and the Probox figures by J$952,657 and J$1,212,180 respectively.</w:t>
+      </w:r>
+    </w:p>
+    <w:p>
+      <w:pPr>
+        <w:pStyle w:val="BodyText"/>
+      </w:pPr>
+      <w:r>
+        <w:t xml:space="preserve">Two conclusions reverse.</w:t>
+      </w:r>
+    </w:p>
+    <w:p>
+      <w:pPr>
+        <w:pStyle w:val="BodyText"/>
+      </w:pPr>
+      <w:r>
+        <w:rPr>
+          <w:bCs/>
+          <w:b/>
+        </w:rPr>
+        <w:t xml:space="preserve">Evergo becomes viable.</w:t>
+      </w:r>
+      <w:r>
+        <w:t xml:space="preserve"> </w:t>
+      </w:r>
+      <w:r>
+        <w:t xml:space="preserve">At a flat J$96/kWh the operator was previously J$1,966,872 down over five years. Counting the asset they still own, they are J$1,620,865 up. The earlier claim that only the two cheapest arrangements are profitable was an artefact of the omission. Only the JPS evening peak now loses money, and it loses only J$140,278, which is close enough to breakeven that it should be read as</w:t>
+      </w:r>
+      <w:r>
+        <w:t xml:space="preserve"> </w:t>
+      </w:r>
+      <w:r>
+        <w:t xml:space="preserve">“</w:t>
+      </w:r>
+      <w:r>
+        <w:t xml:space="preserve">no better than not doing it</w:t>
+      </w:r>
+      <w:r>
+        <w:t xml:space="preserve">”</w:t>
+      </w:r>
+      <w:r>
+        <w:t xml:space="preserve"> </w:t>
+      </w:r>
+      <w:r>
+        <w:t xml:space="preserve">rather than as a clear loss.</w:t>
+      </w:r>
+    </w:p>
+    <w:p>
+      <w:pPr>
+        <w:pStyle w:val="BodyText"/>
+      </w:pPr>
+      <w:r>
+        <w:rPr>
+          <w:bCs/>
+          <w:b/>
+        </w:rPr>
+        <w:t xml:space="preserve">The electric taxi overtakes the Probox.</w:t>
+      </w:r>
+      <w:r>
+        <w:t xml:space="preserve"> </w:t>
+      </w:r>
+      <w:r>
+        <w:t xml:space="preserve">On home charging the BYD Yuan Plus returns J$4,367,089 against the used Probox’s J$3,018,547, a margin of J$1,348,542. The earlier finding that an electric taxi</w:t>
+      </w:r>
+      <w:r>
+        <w:t xml:space="preserve"> </w:t>
+      </w:r>
+      <w:r>
+        <w:t xml:space="preserve">“</w:t>
+      </w:r>
+      <w:r>
+        <w:t xml:space="preserve">does not yet beat a used Probox over five years</w:t>
+      </w:r>
+      <w:r>
+        <w:t xml:space="preserve">”</w:t>
+      </w:r>
+      <w:r>
+        <w:t xml:space="preserve"> </w:t>
+      </w:r>
+      <w:r>
+        <w:t xml:space="preserve">was wrong, and wrong in a specific direction: the omission penalised whichever vehicle cost more, and the electric vehicle costs 4.6 times the Probox.</w:t>
+      </w:r>
+    </w:p>
+    <w:p>
+      <w:pPr>
+        <w:pStyle w:val="BodyText"/>
+      </w:pPr>
+      <w:r>
+        <w:rPr>
+          <w:bCs/>
+          <w:b/>
+        </w:rPr>
+        <w:t xml:space="preserve">What did not change is the headline.</w:t>
+      </w:r>
+      <w:r>
+        <w:t xml:space="preserve"> </w:t>
+      </w:r>
+      <w:r>
+        <w:t xml:space="preserve">The swing between best and worst charging arrangement is J$4,507,367 before the correction and J$4,507,367 after it, to the dollar. Resale value does not depend on when the operator charges, so it adds the same constant to all four rows. The study’s clearest finding is unaffected by its most consequential error, which is worth stating plainly because it would be easy to present the correction as either more or less damaging than it was.</w:t>
+      </w:r>
+    </w:p>
+    <w:p>
+      <w:pPr>
+        <w:pStyle w:val="BodyText"/>
+      </w:pPr>
+      <w:r>
+        <w:t xml:space="preserve">The revised conclusion for this audience: an electric taxi in Jamaica is profitable over five years on any charging arrangement except the evening peak, beats the used Probox baseline when charged at home or overnight, and remains acutely sensitive to charging discipline. The case for depot or home charging rests on the size of the swing, not on the alternatives being unprofitable.</w:t>
+      </w:r>
+    </w:p>
+    <w:p>
+      <w:pPr>
+        <w:pStyle w:val="BodyText"/>
+      </w:pPr>
+      <w:r>
+        <w:rPr>
+          <w:bCs/>
+          <w:b/>
+        </w:rPr>
+        <w:t xml:space="preserve">External validation.</w:t>
+      </w:r>
+      <w:r>
+        <w:t xml:space="preserve"> </w:t>
+      </w:r>
+      <w:r>
+        <w:t xml:space="preserve">Chile’s</w:t>
+      </w:r>
+      <w:r>
+        <w:t xml:space="preserve"> </w:t>
+      </w:r>
+      <w:r>
+        <w:rPr>
+          <w:iCs/>
+          <w:i/>
+        </w:rPr>
+        <w:t xml:space="preserve">Mi Taxi Eléctrico</w:t>
+      </w:r>
+      <w:r>
+        <w:t xml:space="preserve"> </w:t>
+      </w:r>
+      <w:r>
+        <w:t xml:space="preserve">programme reports average savings above 3 million Chilean pesos per driver per year and 9.6 tonnes of CO₂ avoided per vehicle annually across 405 vehicles. The direction and rough magnitude are consistent with the modelled Jamaican results under favourable charging.</w:t>
+      </w:r>
+    </w:p>
+    <w:bookmarkEnd w:id="68"/>
+    <w:bookmarkEnd w:id="69"/>
+    <w:bookmarkStart w:id="72" w:name="emissions-and-a-correction"/>
+    <w:p>
+      <w:pPr>
+        <w:pStyle w:val="Heading2"/>
+      </w:pPr>
+      <w:r>
+        <w:t xml:space="preserve">6.4 Emissions, and a Correction</w:t>
+      </w:r>
+    </w:p>
+    <w:bookmarkStart w:id="70" w:name="carbon-payback"/>
+    <w:p>
+      <w:pPr>
+        <w:pStyle w:val="Heading3"/>
+      </w:pPr>
+      <w:r>
+        <w:t xml:space="preserve">6.4.1 Carbon Payback</w:t>
+      </w:r>
+    </w:p>
+    <w:p>
+      <w:pPr>
+        <w:pStyle w:val="FirstParagraph"/>
+      </w:pPr>
+      <w:r>
+        <w:t xml:space="preserve">Deriving the battery manufacturing premium from battery capacity rather than using stored totals produces carbon payback periods substantially shorter than previously held within this project:</w:t>
+      </w:r>
+    </w:p>
+    <w:tbl>
+      <w:tblPr>
+        <w:tblStyle w:val="Table"/>
+        <w:tblW w:type="auto" w:w="0"/>
+        <w:tblLook w:firstRow="1" w:lastRow="0" w:firstColumn="0" w:lastColumn="0" w:noHBand="0" w:noVBand="0" w:val="0020"/>
+        <w:jc w:val="start"/>
+      </w:tblPr>
+      <w:tblGrid>
+        <w:gridCol w:w="3960"/>
+        <w:gridCol w:w="3960"/>
+      </w:tblGrid>
+      <w:tr>
+        <w:trPr>
+          <w:tblHeader w:val="true"/>
+        </w:trPr>
+        <w:tc>
+          <w:tcPr/>
+          <w:p>
+            <w:pPr>
+              <w:pStyle w:val="Compact"/>
+              <w:jc w:val="left"/>
+            </w:pPr>
+            <w:r>
+              <w:t xml:space="preserve">Vehicle</w:t>
+            </w:r>
+          </w:p>
+        </w:tc>
+        <w:tc>
+          <w:tcPr/>
+          <w:p>
+            <w:pPr>
+              <w:pStyle w:val="Compact"/>
+              <w:jc w:val="left"/>
+            </w:pPr>
+            <w:r>
+              <w:t xml:space="preserve">Payback</w:t>
+            </w:r>
+          </w:p>
+        </w:tc>
+      </w:tr>
+      <w:tr>
+        <w:tc>
+          <w:tcPr/>
+          <w:p>
+            <w:pPr>
+              <w:pStyle w:val="Compact"/>
+              <w:jc w:val="left"/>
+            </w:pPr>
+            <w:r>
+              <w:t xml:space="preserve">BYD Yuan Plus</w:t>
+            </w:r>
+          </w:p>
+        </w:tc>
+        <w:tc>
+          <w:tcPr/>
+          <w:p>
+            <w:pPr>
+              <w:pStyle w:val="Compact"/>
+              <w:jc w:val="left"/>
+            </w:pPr>
+            <w:r>
+              <w:t xml:space="preserve">2.0 years</w:t>
+            </w:r>
+          </w:p>
+        </w:tc>
+      </w:tr>
+      <w:tr>
+        <w:tc>
+          <w:tcPr/>
+          <w:p>
+            <w:pPr>
+              <w:pStyle w:val="Compact"/>
+              <w:jc w:val="left"/>
+            </w:pPr>
+            <w:r>
+              <w:t xml:space="preserve">Nissan Leaf (used, amortised)</w:t>
+            </w:r>
+          </w:p>
+        </w:tc>
+        <w:tc>
+          <w:tcPr/>
+          <w:p>
+            <w:pPr>
+              <w:pStyle w:val="Compact"/>
+              <w:jc w:val="left"/>
+            </w:pPr>
+            <w:r>
+              <w:t xml:space="preserve">1.5 years</w:t>
+            </w:r>
+          </w:p>
+        </w:tc>
+      </w:tr>
+      <w:tr>
+        <w:tc>
+          <w:tcPr/>
+          <w:p>
+            <w:pPr>
+              <w:pStyle w:val="Compact"/>
+              <w:jc w:val="left"/>
+            </w:pPr>
+            <w:r>
+              <w:t xml:space="preserve">BYD Seal</w:t>
+            </w:r>
+          </w:p>
+        </w:tc>
+        <w:tc>
+          <w:tcPr/>
+          <w:p>
+            <w:pPr>
+              <w:pStyle w:val="Compact"/>
+              <w:jc w:val="left"/>
+            </w:pPr>
+            <w:r>
+              <w:t xml:space="preserve">2.4 years</w:t>
+            </w:r>
+          </w:p>
+        </w:tc>
+      </w:tr>
+    </w:tbl>
+    <w:p>
+      <w:pPr>
+        <w:pStyle w:val="BodyText"/>
+      </w:pPr>
+      <w:r>
+        <w:t xml:space="preserve">These are calculated at the current grid intensity of 0.474 kg CO₂/kWh and 40 km per day.</w:t>
+      </w:r>
+    </w:p>
+    <w:bookmarkEnd w:id="70"/>
+    <w:bookmarkStart w:id="71" w:name="a-corrected-finding"/>
+    <w:p>
+      <w:pPr>
+        <w:pStyle w:val="Heading3"/>
+      </w:pPr>
+      <w:r>
+        <w:t xml:space="preserve">6.4.2 A Corrected Finding</w:t>
+      </w:r>
+    </w:p>
+    <w:p>
+      <w:pPr>
+        <w:pStyle w:val="FirstParagraph"/>
+      </w:pPr>
+      <w:r>
+        <w:t xml:space="preserve">An intermediate finding produced during this project stated that electric buses would</w:t>
+      </w:r>
+      <w:r>
+        <w:t xml:space="preserve"> </w:t>
+      </w:r>
+      <w:r>
+        <w:rPr>
+          <w:bCs/>
+          <w:b/>
+        </w:rPr>
+        <w:t xml:space="preserve">increase</w:t>
+      </w:r>
+      <w:r>
+        <w:t xml:space="preserve"> </w:t>
+      </w:r>
+      <w:r>
+        <w:t xml:space="preserve">carbon dioxide emissions on Jamaica’s current grid. That finding was wrong, and the error is instructive.</w:t>
+      </w:r>
+    </w:p>
+    <w:p>
+      <w:pPr>
+        <w:pStyle w:val="BodyText"/>
+      </w:pPr>
+      <w:r>
+        <w:t xml:space="preserve">The fleet model originally applied 16 kWh/100 km to all three streams, a passenger car figure. Recognising that a bus cannot consume what a car consumes, this was replaced with an estimated 100 kWh/100 km, and the model then showed electric buses increasing emissions.</w:t>
+      </w:r>
+      <w:r>
+        <w:t xml:space="preserve"> </w:t>
+      </w:r>
+      <w:r>
+        <w:rPr>
+          <w:bCs/>
+          <w:b/>
+        </w:rPr>
+        <w:t xml:space="preserve">The error was that the diesel figure sitting beside it, 10 L/100 km, is also a passenger car figure and was not checked.</w:t>
+      </w:r>
+      <w:r>
+        <w:t xml:space="preserve"> </w:t>
+      </w:r>
+      <w:r>
+        <w:t xml:space="preserve">The comparison was therefore between a realistic electric bus and a diesel bus with car-like fuel economy.</w:t>
+      </w:r>
+    </w:p>
+    <w:p>
+      <w:pPr>
+        <w:pStyle w:val="BodyText"/>
+      </w:pPr>
+      <w:r>
+        <w:t xml:space="preserve">Gao et al. (2017) supply both correct figures for the 12-metre transit class: 135 kWh/100 km for the electric bus as a real-world average, and 55.5 L/100 km for the diesel equivalent, derived from reported fuel energy of 5.52 kWh/km at 32.5% engine efficiency.</w:t>
+      </w:r>
+    </w:p>
+    <w:p>
+      <w:pPr>
+        <w:pStyle w:val="BodyText"/>
+      </w:pPr>
+      <w:r>
+        <w:t xml:space="preserve">Corrected, per bus at 40,000 km annually:</w:t>
+      </w:r>
+    </w:p>
+    <w:tbl>
+      <w:tblPr>
+        <w:tblStyle w:val="Table"/>
+        <w:tblW w:type="auto" w:w="0"/>
+        <w:tblLook w:firstRow="1" w:lastRow="0" w:firstColumn="0" w:lastColumn="0" w:noHBand="0" w:noVBand="0" w:val="0020"/>
+        <w:jc w:val="start"/>
+      </w:tblPr>
+      <w:tblGrid>
+        <w:gridCol w:w="3960"/>
+        <w:gridCol w:w="3960"/>
+      </w:tblGrid>
+      <w:tr>
+        <w:trPr>
+          <w:tblHeader w:val="true"/>
+        </w:trPr>
+        <w:tc>
+          <w:tcPr/>
+          <w:p>
+            <w:pPr>
+              <w:pStyle w:val="Compact"/>
+            </w:pPr>
+          </w:p>
+        </w:tc>
+        <w:tc>
+          <w:tcPr/>
+          <w:p>
+            <w:pPr>
+              <w:pStyle w:val="Compact"/>
+              <w:jc w:val="left"/>
+            </w:pPr>
+            <w:r>
+              <w:t xml:space="preserve">Annual CO₂</w:t>
+            </w:r>
+          </w:p>
+        </w:tc>
+      </w:tr>
+      <w:tr>
+        <w:tc>
+          <w:tcPr/>
+          <w:p>
+            <w:pPr>
+              <w:pStyle w:val="Compact"/>
+              <w:jc w:val="left"/>
+            </w:pPr>
+            <w:r>
+              <w:t xml:space="preserve">Diesel at 55.5 L/100 km</w:t>
+            </w:r>
+          </w:p>
+        </w:tc>
+        <w:tc>
+          <w:tcPr/>
+          <w:p>
+            <w:pPr>
+              <w:pStyle w:val="Compact"/>
+              <w:jc w:val="left"/>
+            </w:pPr>
+            <w:r>
+              <w:t xml:space="preserve">59.5 t</w:t>
+            </w:r>
+          </w:p>
+        </w:tc>
+      </w:tr>
+      <w:tr>
+        <w:tc>
+          <w:tcPr/>
+          <w:p>
+            <w:pPr>
+              <w:pStyle w:val="Compact"/>
+              <w:jc w:val="left"/>
+            </w:pPr>
+            <w:r>
+              <w:t xml:space="preserve">Electric at 135 kWh/100 km, current grid</w:t>
+            </w:r>
+          </w:p>
+        </w:tc>
+        <w:tc>
+          <w:tcPr/>
+          <w:p>
+            <w:pPr>
+              <w:pStyle w:val="Compact"/>
+              <w:jc w:val="left"/>
+            </w:pPr>
+            <w:r>
+              <w:t xml:space="preserve">25.6 t</w:t>
+            </w:r>
+          </w:p>
+        </w:tc>
+      </w:tr>
+      <w:tr>
+        <w:tc>
+          <w:tcPr/>
+          <w:p>
+            <w:pPr>
+              <w:pStyle w:val="Compact"/>
+              <w:jc w:val="left"/>
+            </w:pPr>
+            <w:r>
+              <w:t xml:space="preserve">Electric at worst-case drive cycle, 248 kWh/100 km</w:t>
+            </w:r>
+          </w:p>
+        </w:tc>
+        <w:tc>
+          <w:tcPr/>
+          <w:p>
+            <w:pPr>
+              <w:pStyle w:val="Compact"/>
+              <w:jc w:val="left"/>
+            </w:pPr>
+            <w:r>
+              <w:t xml:space="preserve">47.0 t</w:t>
+            </w:r>
+          </w:p>
+        </w:tc>
+      </w:tr>
+    </w:tbl>
+    <w:p>
+      <w:pPr>
+        <w:pStyle w:val="BodyText"/>
+      </w:pPr>
+      <w:r>
+        <w:rPr>
+          <w:bCs/>
+          <w:b/>
+        </w:rPr>
+        <w:t xml:space="preserve">A 57% reduction, and still 21% lower on the worst-case drive cycle.</w:t>
+      </w:r>
+      <w:r>
+        <w:t xml:space="preserve"> </w:t>
+      </w:r>
+      <w:r>
+        <w:t xml:space="preserve">The public transport stream shows approximately 18,400 tonnes avoided in the final projection year on the current grid, rising to 24,300 tonnes at the 2030 grid target.</w:t>
+      </w:r>
+    </w:p>
+    <w:p>
+      <w:pPr>
+        <w:pStyle w:val="BodyText"/>
+      </w:pPr>
+      <w:r>
+        <w:t xml:space="preserve">The methodological lesson is that a partial correction can be more dangerous than no correction, because it produces a confident result from an internally inconsistent comparison.</w:t>
+      </w:r>
+    </w:p>
+    <w:bookmarkEnd w:id="71"/>
+    <w:bookmarkEnd w:id="72"/>
+    <w:bookmarkStart w:id="73" w:name="national-fleet-counterfactual"/>
+    <w:p>
+      <w:pPr>
+        <w:pStyle w:val="Heading2"/>
+      </w:pPr>
+      <w:r>
+        <w:t xml:space="preserve">6.5 National Fleet Counterfactual</w:t>
+      </w:r>
+    </w:p>
+    <w:p>
+      <w:pPr>
+        <w:pStyle w:val="FirstParagraph"/>
+      </w:pPr>
+      <w:r>
+        <w:t xml:space="preserve">At the 12% private fleet target applied across 2015 to 2026, using actual Petrojam annual means:</w:t>
+      </w:r>
+    </w:p>
+    <w:p>
+      <w:pPr>
+        <w:numPr>
+          <w:ilvl w:val="0"/>
+          <w:numId w:val="1005"/>
+        </w:numPr>
+        <w:pStyle w:val="Compact"/>
+      </w:pPr>
+      <w:r>
+        <w:t xml:space="preserve">Gross CO₂ avoided:</w:t>
+      </w:r>
+      <w:r>
+        <w:t xml:space="preserve"> </w:t>
+      </w:r>
+      <w:r>
+        <w:rPr>
+          <w:bCs/>
+          <w:b/>
+        </w:rPr>
+        <w:t xml:space="preserve">418 kt</w:t>
+      </w:r>
+    </w:p>
+    <w:p>
+      <w:pPr>
+        <w:numPr>
+          <w:ilvl w:val="0"/>
+          <w:numId w:val="1005"/>
+        </w:numPr>
+        <w:pStyle w:val="Compact"/>
+      </w:pPr>
+      <w:r>
+        <w:t xml:space="preserve">Battery manufacturing debt:</w:t>
+      </w:r>
+      <w:r>
+        <w:t xml:space="preserve"> </w:t>
+      </w:r>
+      <w:r>
+        <w:rPr>
+          <w:bCs/>
+          <w:b/>
+        </w:rPr>
+        <w:t xml:space="preserve">108 kt</w:t>
+      </w:r>
+    </w:p>
+    <w:p>
+      <w:pPr>
+        <w:numPr>
+          <w:ilvl w:val="0"/>
+          <w:numId w:val="1005"/>
+        </w:numPr>
+        <w:pStyle w:val="Compact"/>
+      </w:pPr>
+      <w:r>
+        <w:t xml:space="preserve">Net CO₂ avoided:</w:t>
+      </w:r>
+      <w:r>
+        <w:t xml:space="preserve"> </w:t>
+      </w:r>
+      <w:r>
+        <w:rPr>
+          <w:bCs/>
+          <w:b/>
+        </w:rPr>
+        <w:t xml:space="preserve">310 kt</w:t>
+      </w:r>
+    </w:p>
+    <w:p>
+      <w:pPr>
+        <w:numPr>
+          <w:ilvl w:val="0"/>
+          <w:numId w:val="1005"/>
+        </w:numPr>
+        <w:pStyle w:val="Compact"/>
+      </w:pPr>
+      <w:r>
+        <w:t xml:space="preserve">Petrol not burned:</w:t>
+      </w:r>
+      <w:r>
+        <w:t xml:space="preserve"> </w:t>
+      </w:r>
+      <w:r>
+        <w:rPr>
+          <w:bCs/>
+          <w:b/>
+        </w:rPr>
+        <w:t xml:space="preserve">297 million litres</w:t>
+      </w:r>
+    </w:p>
+    <w:p>
+      <w:pPr>
+        <w:numPr>
+          <w:ilvl w:val="0"/>
+          <w:numId w:val="1005"/>
+        </w:numPr>
+        <w:pStyle w:val="Compact"/>
+      </w:pPr>
+      <w:r>
+        <w:t xml:space="preserve">Fuel spend avoided:</w:t>
+      </w:r>
+      <w:r>
+        <w:t xml:space="preserve"> </w:t>
+      </w:r>
+      <w:r>
+        <w:rPr>
+          <w:bCs/>
+          <w:b/>
+        </w:rPr>
+        <w:t xml:space="preserve">J$43.8 billion</w:t>
+      </w:r>
+    </w:p>
+    <w:p>
+      <w:pPr>
+        <w:numPr>
+          <w:ilvl w:val="0"/>
+          <w:numId w:val="1005"/>
+        </w:numPr>
+        <w:pStyle w:val="Compact"/>
+      </w:pPr>
+      <w:r>
+        <w:t xml:space="preserve">Manufacturing debt repaid by:</w:t>
+      </w:r>
+      <w:r>
+        <w:t xml:space="preserve"> </w:t>
+      </w:r>
+      <w:r>
+        <w:rPr>
+          <w:bCs/>
+          <w:b/>
+        </w:rPr>
+        <w:t xml:space="preserve">2018</w:t>
+      </w:r>
+    </w:p>
+    <w:p>
+      <w:pPr>
+        <w:pStyle w:val="FirstParagraph"/>
+      </w:pPr>
+      <w:r>
+        <w:t xml:space="preserve">At 100% penetration the net figure rises to approximately 2,582 kt and J$364.7 billion.</w:t>
+      </w:r>
+    </w:p>
+    <w:p>
+      <w:pPr>
+        <w:pStyle w:val="BodyText"/>
+      </w:pPr>
+      <w:r>
+        <w:t xml:space="preserve">The fuel-spend figure is the most robust output in this module, because it uses real historic prices rather than an assumption. The emissions figure is an upper bound, for the grid-intensity reason set out in Section 5.6.</w:t>
+      </w:r>
+    </w:p>
+    <w:bookmarkEnd w:id="73"/>
+    <w:bookmarkStart w:id="74" w:name="charging-infrastructure"/>
+    <w:p>
+      <w:pPr>
+        <w:pStyle w:val="Heading2"/>
+      </w:pPr>
+      <w:r>
+        <w:t xml:space="preserve">6.6 Charging Infrastructure</w:t>
+      </w:r>
+    </w:p>
+    <w:p>
+      <w:pPr>
+        <w:pStyle w:val="FirstParagraph"/>
+      </w:pPr>
+      <w:r>
+        <w:t xml:space="preserve">Jamaica has</w:t>
+      </w:r>
+      <w:r>
+        <w:t xml:space="preserve"> </w:t>
+      </w:r>
+      <w:r>
+        <w:rPr>
+          <w:bCs/>
+          <w:b/>
+        </w:rPr>
+        <w:t xml:space="preserve">two</w:t>
+      </w:r>
+      <w:r>
+        <w:t xml:space="preserve"> </w:t>
+      </w:r>
+      <w:r>
+        <w:t xml:space="preserve">public charging networks, not one, a fact absent from this project’s earlier framing.</w:t>
+      </w:r>
+    </w:p>
+    <w:p>
+      <w:pPr>
+        <w:pStyle w:val="BodyText"/>
+      </w:pPr>
+      <w:r>
+        <w:rPr>
+          <w:bCs/>
+          <w:b/>
+        </w:rPr>
+        <w:t xml:space="preserve">Evergo:</w:t>
+      </w:r>
+      <w:r>
+        <w:t xml:space="preserve"> </w:t>
+      </w:r>
+      <w:r>
+        <w:t xml:space="preserve">71 chargers, flat J$96/kWh at any hour, average session 21.9 kWh over 51 minutes, lifetime utilisation approximately 1% with a peak individual charger near 9%.</w:t>
+      </w:r>
+    </w:p>
+    <w:p>
+      <w:pPr>
+        <w:pStyle w:val="BodyText"/>
+      </w:pPr>
+      <w:r>
+        <w:rPr>
+          <w:bCs/>
+          <w:b/>
+        </w:rPr>
+        <w:t xml:space="preserve">JPS Charge ’n Go:</w:t>
+      </w:r>
+      <w:r>
+        <w:t xml:space="preserve"> </w:t>
+      </w:r>
+      <w:r>
+        <w:t xml:space="preserve">approximately 39 charging points across six parishes as of December 2025, on a three-band time-of-use tariff from J$50.11 to J$130.63.</w:t>
+      </w:r>
+    </w:p>
+    <w:p>
+      <w:pPr>
+        <w:pStyle w:val="BodyText"/>
+      </w:pPr>
+      <w:r>
+        <w:t xml:space="preserve">Two observations follow. First, utilisation near 1% indicates the binding constraint on adoption is not charger availability. Second, no single source shows a driver every available charger, because each operator runs its own application, which is the practical form the missing national information platform takes.</w:t>
+      </w:r>
+    </w:p>
+    <w:bookmarkEnd w:id="74"/>
+    <w:bookmarkStart w:id="75" w:name="policy-implementation"/>
+    <w:p>
+      <w:pPr>
+        <w:pStyle w:val="Heading2"/>
+      </w:pPr>
+      <w:r>
+        <w:t xml:space="preserve">6.7 Policy Implementation</w:t>
+      </w:r>
+    </w:p>
+    <w:p>
+      <w:pPr>
+        <w:pStyle w:val="FirstParagraph"/>
+      </w:pPr>
+      <w:r>
+        <w:t xml:space="preserve">Reported in full in Section 4. In summary: of 26 tracked commitments, one confirmed, one in progress, seven partial, fifteen not confirmed, one not implemented, one not started. Fifteen carry a citation.</w:t>
+      </w:r>
+    </w:p>
+    <w:p>
+      <w:pPr>
+        <w:pStyle w:val="BodyText"/>
+      </w:pPr>
+      <w:r>
+        <w:t xml:space="preserve">The single measurable target stands at approximately 0.014% against a 16% goal.</w:t>
+      </w:r>
+    </w:p>
+    <w:p>
+      <w:r>
+        <w:pict>
+          <v:rect style="width:0;height:1.5pt" o:hralign="center" o:hrstd="t" o:hr="t"/>
+        </w:pict>
+      </w:r>
+    </w:p>
+    <w:bookmarkEnd w:id="75"/>
+    <w:bookmarkEnd w:id="76"/>
+    <w:bookmarkStart w:id="84" w:name="section-7-discussion"/>
+    <w:p>
+      <w:pPr>
+        <w:pStyle w:val="Heading1"/>
+      </w:pPr>
+      <w:r>
+        <w:t xml:space="preserve">Section 7: Discussion</w:t>
+      </w:r>
+    </w:p>
+    <w:p>
+      <w:r>
+        <w:pict>
+          <v:rect style="width:0;height:1.5pt" o:hralign="center" o:hrstd="t" o:hr="t"/>
+        </w:pict>
+      </w:r>
+    </w:p>
+    <w:bookmarkStart w:id="77" w:name="the-central-argument"/>
+    <w:p>
+      <w:pPr>
+        <w:pStyle w:val="Heading2"/>
+      </w:pPr>
+      <w:r>
+        <w:t xml:space="preserve">7.1 The Central Argument</w:t>
+      </w:r>
+    </w:p>
+    <w:p>
+      <w:pPr>
+        <w:pStyle w:val="FirstParagraph"/>
+      </w:pPr>
+      <w:r>
+        <w:t xml:space="preserve">The results support a single connected argument.</w:t>
+      </w:r>
+    </w:p>
+    <w:p>
+      <w:pPr>
+        <w:pStyle w:val="BodyText"/>
+      </w:pPr>
+      <w:r>
+        <w:t xml:space="preserve">Jamaica’s electric vehicle transition is</w:t>
+      </w:r>
+      <w:r>
+        <w:t xml:space="preserve"> </w:t>
+      </w:r>
+      <w:r>
+        <w:rPr>
+          <w:bCs/>
+          <w:b/>
+        </w:rPr>
+        <w:t xml:space="preserve">fiscally active and administratively stalled</w:t>
+      </w:r>
+      <w:r>
+        <w:t xml:space="preserve">, and the consequences of that imbalance fall hardest on the users the policy is meant to serve.</w:t>
+      </w:r>
+    </w:p>
+    <w:p>
+      <w:pPr>
+        <w:pStyle w:val="BodyText"/>
+      </w:pPr>
+      <w:r>
+        <w:t xml:space="preserve">The fiscal instruments arrived promptly and have been extended: duty reduced from 30% to 10%, licence fees waived, General Consumption Tax exempted, and the framework widened to electric bikes in December 2024. Those are real, dated, verifiable measures.</w:t>
+      </w:r>
+    </w:p>
+    <w:p>
+      <w:pPr>
+        <w:pStyle w:val="BodyText"/>
+      </w:pPr>
+      <w:r>
+        <w:t xml:space="preserve">The administrative instruments have not arrived. No import guideline, no battery standard, no charging equipment standard, no interoperability standard, no Low Emission Zone, no national deployment plan, no published implementation plan, and no requirement on the utility to disclose grid carbon intensity. Fifteen of 26 tracked commitments remain unevidenced, and the four in Goal 1 that would tell an importer what qualifies are among the oldest overdue.</w:t>
+      </w:r>
+    </w:p>
+    <w:p>
+      <w:pPr>
+        <w:pStyle w:val="BodyText"/>
+      </w:pPr>
+      <w:r>
+        <w:t xml:space="preserve">Meanwhile the progress that has occurred came from outside the state. Charging was built commercially by JPS and Evergo. Technician and first-responder training was delivered by the JPS Foundation and the Inter-American Development Bank. Battery collection is run by a private company exporting abroad. The one battery transport control that now exists arrived through a Basel Convention obligation. Four independent instances, all pointing the same way.</w:t>
+      </w:r>
+    </w:p>
+    <w:bookmarkEnd w:id="77"/>
+    <w:bookmarkStart w:id="78" w:name="why-fiscal-policy-alone-has-not-worked"/>
+    <w:p>
+      <w:pPr>
+        <w:pStyle w:val="Heading2"/>
+      </w:pPr>
+      <w:r>
+        <w:t xml:space="preserve">7.2 Why Fiscal Policy Alone Has Not Worked</w:t>
+      </w:r>
+    </w:p>
+    <w:p>
+      <w:pPr>
+        <w:pStyle w:val="FirstParagraph"/>
+      </w:pPr>
+      <w:r>
+        <w:t xml:space="preserve">The regional comparison isolates the variables unusually cleanly.</w:t>
+      </w:r>
+    </w:p>
+    <w:p>
+      <w:pPr>
+        <w:pStyle w:val="BodyText"/>
+      </w:pPr>
+      <w:r>
+        <w:t xml:space="preserve">Jamaica and The Bahamas pay the same US$1.46 per litre, and Bahamian adoption is roughly four times higher. Jamaica and Barbados levy the same 10% import duty, and Barbadian adoption is roughly seven times higher. Trinidad and Tobago charges zero duty with below-average fuel prices and has not visibly moved. Neither fuel price nor headline duty rate explains the pattern.</w:t>
+      </w:r>
+    </w:p>
+    <w:p>
+      <w:pPr>
+        <w:pStyle w:val="BodyText"/>
+      </w:pPr>
+      <w:r>
+        <w:t xml:space="preserve">Three explanations survive the comparison.</w:t>
+      </w:r>
+    </w:p>
+    <w:p>
+      <w:pPr>
+        <w:pStyle w:val="BodyText"/>
+      </w:pPr>
+      <w:r>
+        <w:rPr>
+          <w:bCs/>
+          <w:b/>
+        </w:rPr>
+        <w:t xml:space="preserve">Depth versus headline.</w:t>
+      </w:r>
+      <w:r>
+        <w:t xml:space="preserve"> </w:t>
+      </w:r>
+      <w:r>
+        <w:t xml:space="preserve">Barbados layers a four-year excise and VAT holiday, accelerated corporate write-offs and interest-free loans for public officers on top of its 10%. Jamaica matched the headline rate and largely stopped. The next Jamaican fiscal move, if there is one, is more plausibly excise and consumption tax relief than a further duty cut.</w:t>
+      </w:r>
+    </w:p>
+    <w:p>
+      <w:pPr>
+        <w:pStyle w:val="BodyText"/>
+      </w:pPr>
+      <w:r>
+        <w:rPr>
+          <w:bCs/>
+          <w:b/>
+        </w:rPr>
+        <w:t xml:space="preserve">The unit cap.</w:t>
+      </w:r>
+      <w:r>
+        <w:t xml:space="preserve"> </w:t>
+      </w:r>
+      <w:r>
+        <w:t xml:space="preserve">Jamaica’s concession was capped at 1,000 units, justified as limiting revenue loss to J$18 million over five years. A cap of that size cannot deliver 12% of a fleet of several hundred thousand. The principal incentive is bounded by design rather than by demand, which is a different and more tractable problem than consumer reluctance.</w:t>
+      </w:r>
+    </w:p>
+    <w:p>
+      <w:pPr>
+        <w:pStyle w:val="BodyText"/>
+      </w:pPr>
+      <w:r>
+        <w:rPr>
+          <w:bCs/>
+          <w:b/>
+        </w:rPr>
+        <w:t xml:space="preserve">Administrative friction.</w:t>
+      </w:r>
+      <w:r>
+        <w:t xml:space="preserve"> </w:t>
+      </w:r>
+      <w:r>
+        <w:t xml:space="preserve">A dealer reported importing vehicles that proved ineligible for the concession, discovering this only on arrival, and described the concession as</w:t>
+      </w:r>
+      <w:r>
+        <w:t xml:space="preserve"> </w:t>
+      </w:r>
+      <w:r>
+        <w:t xml:space="preserve">“</w:t>
+      </w:r>
+      <w:r>
+        <w:t xml:space="preserve">a non-starter</w:t>
+      </w:r>
+      <w:r>
+        <w:t xml:space="preserve">”</w:t>
+      </w:r>
+      <w:r>
+        <w:t xml:space="preserve">. That is the predictable operational consequence of the missing import guideline. An incentive a buyer cannot confidently claim in advance is worth less than its nominal value.</w:t>
+      </w:r>
+    </w:p>
+    <w:bookmarkEnd w:id="78"/>
+    <w:bookmarkStart w:id="79" w:name="the-charging-finding-and-what-it-implies"/>
+    <w:p>
+      <w:pPr>
+        <w:pStyle w:val="Heading2"/>
+      </w:pPr>
+      <w:r>
+        <w:t xml:space="preserve">7.3 The Charging Finding and What It Implies</w:t>
+      </w:r>
+    </w:p>
+    <w:p>
+      <w:pPr>
+        <w:pStyle w:val="FirstParagraph"/>
+      </w:pPr>
+      <w:r>
+        <w:t xml:space="preserve">The taxi results show a J$4.5 million five-year swing produced entirely by when the operator charges. Home charging at J$42 and JPS overnight at J$50.11 are profitable; Evergo’s flat J$96 and JPS evening peak at J$130.63 are not.</w:t>
+      </w:r>
+    </w:p>
+    <w:p>
+      <w:pPr>
+        <w:pStyle w:val="BodyText"/>
+      </w:pPr>
+      <w:r>
+        <w:t xml:space="preserve">Three implications follow.</w:t>
+      </w:r>
+    </w:p>
+    <w:p>
+      <w:pPr>
+        <w:pStyle w:val="BodyText"/>
+      </w:pPr>
+      <w:r>
+        <w:t xml:space="preserve">For</w:t>
+      </w:r>
+      <w:r>
+        <w:t xml:space="preserve"> </w:t>
+      </w:r>
+      <w:r>
+        <w:rPr>
+          <w:bCs/>
+          <w:b/>
+        </w:rPr>
+        <w:t xml:space="preserve">operators</w:t>
+      </w:r>
+      <w:r>
+        <w:t xml:space="preserve">, the vehicle choice matters less than the charging arrangement. An electric taxi without depot or home charging is not currently a viable proposition in Jamaica on a five-year horizon.</w:t>
+      </w:r>
+    </w:p>
+    <w:p>
+      <w:pPr>
+        <w:pStyle w:val="BodyText"/>
+      </w:pPr>
+      <w:r>
+        <w:t xml:space="preserve">For</w:t>
+      </w:r>
+      <w:r>
+        <w:t xml:space="preserve"> </w:t>
+      </w:r>
+      <w:r>
+        <w:rPr>
+          <w:bCs/>
+          <w:b/>
+        </w:rPr>
+        <w:t xml:space="preserve">policy</w:t>
+      </w:r>
+      <w:r>
+        <w:t xml:space="preserve">, this is the most actionable finding in the study. Depot charging infrastructure for public passenger vehicle operators would do more for the 16% target than a further duty reduction, because it converts an unprofitable proposition into a profitable one without any change to vehicle price. Barbados’s low-interest revolving fund for public service vehicle operators is a precedent.</w:t>
+      </w:r>
+    </w:p>
+    <w:p>
+      <w:pPr>
+        <w:pStyle w:val="BodyText"/>
+      </w:pPr>
+      <w:r>
+        <w:t xml:space="preserve">For</w:t>
+      </w:r>
+      <w:r>
+        <w:t xml:space="preserve"> </w:t>
+      </w:r>
+      <w:r>
+        <w:rPr>
+          <w:bCs/>
+          <w:b/>
+        </w:rPr>
+        <w:t xml:space="preserve">the tariff itself</w:t>
+      </w:r>
+      <w:r>
+        <w:t xml:space="preserve">, a 2.6-fold intraday spread is a powerful behavioural instrument that is currently invisible to most buyers. No consumer-facing tool in Jamaica exposed it before this dashboard, and a driver who does not know the spread exists cannot respond to it.</w:t>
+      </w:r>
+    </w:p>
+    <w:bookmarkEnd w:id="79"/>
+    <w:bookmarkStart w:id="80" w:name="emissions-conditional-not-categorical"/>
+    <w:p>
+      <w:pPr>
+        <w:pStyle w:val="Heading2"/>
+      </w:pPr>
+      <w:r>
+        <w:t xml:space="preserve">7.4 Emissions: Conditional, Not Categorical</w:t>
+      </w:r>
+    </w:p>
+    <w:p>
+      <w:pPr>
+        <w:pStyle w:val="FirstParagraph"/>
+      </w:pPr>
+      <w:r>
+        <w:t xml:space="preserve">Carbon payback of 2.0 years for a BYD Yuan Plus at the current grid is a robust result, and considerably better than this project believed at its midpoint. It rests on deriving the manufacturing premium from battery capacity rather than charging a whole-vehicle total.</w:t>
+      </w:r>
+    </w:p>
+    <w:p>
+      <w:pPr>
+        <w:pStyle w:val="BodyText"/>
+      </w:pPr>
+      <w:r>
+        <w:t xml:space="preserve">The corrected bus finding of a 57% reduction restores the case for public transport electrification, and holds even on the worst-case drive cycle.</w:t>
+      </w:r>
+    </w:p>
+    <w:p>
+      <w:pPr>
+        <w:pStyle w:val="BodyText"/>
+      </w:pPr>
+      <w:r>
+        <w:t xml:space="preserve">Both results, however, are conditional on grid intensity, and Jamaica has no requirement on its utility to publish it. The same electric bus can be shown as substantially cleaner or marginally worse depending on which assumption is applied. That makes the missing disclosure requirement a substantive analytical gap rather than an administrative one, and it is the reason this study reports emissions under three explicit grid scenarios rather than one headline number.</w:t>
+      </w:r>
+    </w:p>
+    <w:bookmarkEnd w:id="80"/>
+    <w:bookmarkStart w:id="81" w:name="measurement-as-a-policy-failure"/>
+    <w:p>
+      <w:pPr>
+        <w:pStyle w:val="Heading2"/>
+      </w:pPr>
+      <w:r>
+        <w:t xml:space="preserve">7.5 Measurement as a Policy Failure</w:t>
+      </w:r>
+    </w:p>
+    <w:p>
+      <w:pPr>
+        <w:pStyle w:val="FirstParagraph"/>
+      </w:pPr>
+      <w:r>
+        <w:t xml:space="preserve">Two of the three headline targets cannot be measured from public data. Not measured with difficulty: measured at all.</w:t>
+      </w:r>
+    </w:p>
+    <w:p>
+      <w:pPr>
+        <w:pStyle w:val="BodyText"/>
+      </w:pPr>
+      <w:r>
+        <w:t xml:space="preserve">Jamaica does not publish a battery electric vehicle count distinguishable from hybrids. The most cited figure, 6,606 for July 2022 to June 2023, is a twelve-month import flow explicitly covering</w:t>
+      </w:r>
+      <w:r>
+        <w:t xml:space="preserve"> </w:t>
+      </w:r>
+      <w:r>
+        <w:t xml:space="preserve">“</w:t>
+      </w:r>
+      <w:r>
+        <w:t xml:space="preserve">electric vehicles including hybrids</w:t>
+      </w:r>
+      <w:r>
+        <w:t xml:space="preserve">”</w:t>
+      </w:r>
+      <w:r>
+        <w:t xml:space="preserve">. It is neither a stock nor purely electric, yet it circulates widely as though it were both. Fleet totals are not disaggregated into private, commercial and government. Nothing at all is published about the government fleet.</w:t>
+      </w:r>
+    </w:p>
+    <w:p>
+      <w:pPr>
+        <w:pStyle w:val="BodyText"/>
+      </w:pPr>
+      <w:r>
+        <w:t xml:space="preserve">A target that cannot be measured cannot be managed, and its absence of reporting is a finding in itself. It also means any confident public claim about Jamaican electric vehicle penetration should be treated with suspicion, including claims in this report, which is why Section 6 reports what can be measured and states plainly what cannot.</w:t>
+      </w:r>
+    </w:p>
+    <w:bookmarkEnd w:id="81"/>
+    <w:bookmarkStart w:id="82" w:name="recommendations"/>
+    <w:p>
+      <w:pPr>
+        <w:pStyle w:val="Heading2"/>
+      </w:pPr>
+      <w:r>
+        <w:t xml:space="preserve">7.6 Recommendations</w:t>
+      </w:r>
+    </w:p>
+    <w:p>
+      <w:pPr>
+        <w:pStyle w:val="FirstParagraph"/>
+      </w:pPr>
+      <w:r>
+        <w:rPr>
+          <w:bCs/>
+          <w:b/>
+        </w:rPr>
+        <w:t xml:space="preserve">For policy.</w:t>
+      </w:r>
+    </w:p>
+    <w:p>
+      <w:pPr>
+        <w:numPr>
+          <w:ilvl w:val="0"/>
+          <w:numId w:val="1006"/>
+        </w:numPr>
+        <w:pStyle w:val="Compact"/>
+      </w:pPr>
+      <w:r>
+        <w:t xml:space="preserve">Publish a battery electric vehicle count separate from hybrids, and disaggregate registered vehicles into private, commercial and government. Nothing else in the policy can be evaluated until this exists.</w:t>
+      </w:r>
+    </w:p>
+    <w:p>
+      <w:pPr>
+        <w:numPr>
+          <w:ilvl w:val="0"/>
+          <w:numId w:val="1006"/>
+        </w:numPr>
+        <w:pStyle w:val="Compact"/>
+      </w:pPr>
+      <w:r>
+        <w:t xml:space="preserve">Replace or substantially raise the 1,000-unit concession cap, which cannot deliver the target it supports.</w:t>
+      </w:r>
+    </w:p>
+    <w:p>
+      <w:pPr>
+        <w:numPr>
+          <w:ilvl w:val="0"/>
+          <w:numId w:val="1006"/>
+        </w:numPr>
+        <w:pStyle w:val="Compact"/>
+      </w:pPr>
+      <w:r>
+        <w:t xml:space="preserve">Publish the National Electric Vehicle Import Guideline. It is more than two years overdue and its absence is producing documented commercial harm.</w:t>
+      </w:r>
+    </w:p>
+    <w:p>
+      <w:pPr>
+        <w:numPr>
+          <w:ilvl w:val="0"/>
+          <w:numId w:val="1006"/>
+        </w:numPr>
+        <w:pStyle w:val="Compact"/>
+      </w:pPr>
+      <w:r>
+        <w:t xml:space="preserve">Prioritise depot charging for public passenger vehicle operators over further vehicle-side incentives. The evidence in Section 6.3 indicates this is where the 16% target is won or lost.</w:t>
+      </w:r>
+    </w:p>
+    <w:p>
+      <w:pPr>
+        <w:numPr>
+          <w:ilvl w:val="0"/>
+          <w:numId w:val="1006"/>
+        </w:numPr>
+        <w:pStyle w:val="Compact"/>
+      </w:pPr>
+      <w:r>
+        <w:t xml:space="preserve">Require the utility to publish grid carbon intensity, without which no environmental claim can be independently verified.</w:t>
+      </w:r>
+    </w:p>
+    <w:p>
+      <w:pPr>
+        <w:numPr>
+          <w:ilvl w:val="0"/>
+          <w:numId w:val="1006"/>
+        </w:numPr>
+        <w:pStyle w:val="Compact"/>
+      </w:pPr>
+      <w:r>
+        <w:t xml:space="preserve">Amend the National Solid Waste Management Act to classify electric vehicle batteries as hazardous waste, and introduce Extended Producer Responsibility, as Turnbull (2024) recommends.</w:t>
+      </w:r>
+    </w:p>
+    <w:p>
+      <w:pPr>
+        <w:pStyle w:val="FirstParagraph"/>
+      </w:pPr>
+      <w:r>
+        <w:rPr>
+          <w:bCs/>
+          <w:b/>
+        </w:rPr>
+        <w:t xml:space="preserve">For consumers and operators.</w:t>
+      </w:r>
+    </w:p>
+    <w:p>
+      <w:pPr>
+        <w:numPr>
+          <w:ilvl w:val="0"/>
+          <w:numId w:val="1007"/>
+        </w:numPr>
+        <w:pStyle w:val="Compact"/>
+      </w:pPr>
+      <w:r>
+        <w:t xml:space="preserve">Charge overnight. On the JPS network this is the difference between a profitable and an unprofitable electric taxi.</w:t>
+      </w:r>
+    </w:p>
+    <w:p>
+      <w:pPr>
+        <w:numPr>
+          <w:ilvl w:val="0"/>
+          <w:numId w:val="1007"/>
+        </w:numPr>
+        <w:pStyle w:val="Compact"/>
+      </w:pPr>
+      <w:r>
+        <w:t xml:space="preserve">Treat charging arrangements as part of the purchase decision, not an afterthought.</w:t>
+      </w:r>
+    </w:p>
+    <w:bookmarkEnd w:id="82"/>
+    <w:bookmarkStart w:id="83" w:name="contribution"/>
+    <w:p>
+      <w:pPr>
+        <w:pStyle w:val="Heading2"/>
+      </w:pPr>
+      <w:r>
+        <w:t xml:space="preserve">7.7 Contribution</w:t>
+      </w:r>
+    </w:p>
+    <w:p>
+      <w:pPr>
+        <w:pStyle w:val="FirstParagraph"/>
+      </w:pPr>
+      <w:r>
+        <w:t xml:space="preserve">This study provides the first Jamaica-specific, current-price, user-adjustable quantification of the electric vehicle cost and emissions question, built from prices collected during the study period rather than regional averages.</w:t>
+      </w:r>
+    </w:p>
+    <w:p>
+      <w:pPr>
+        <w:pStyle w:val="BodyText"/>
+      </w:pPr>
+      <w:r>
+        <w:t xml:space="preserve">Its more durable contribution may be methodological. Several widely circulated Jamaican electric vehicle figures do not withstand checking: the 6,606 import figure is routinely presented as a fleet count, JUTC bus numbers vary between sources, and a stale Trinidad fuel price of US$0.40 supported an entirely false conclusion until corrected against a May 2026 compilation. Two errors within this project’s own analysis were caught the same way, by checking a figure against its source rather than accepting it because it was already in the dataset.</w:t>
+      </w:r>
+    </w:p>
+    <w:p>
+      <w:r>
+        <w:pict>
+          <v:rect style="width:0;height:1.5pt" o:hralign="center" o:hrstd="t" o:hr="t"/>
+        </w:pict>
+      </w:r>
+    </w:p>
+    <w:bookmarkEnd w:id="83"/>
+    <w:bookmarkEnd w:id="84"/>
+    <w:bookmarkStart w:id="97" w:name="X6291264e401b692de12f182321f53311e958791"/>
+    <w:p>
+      <w:pPr>
+        <w:pStyle w:val="Heading1"/>
+      </w:pPr>
+      <w:r>
+        <w:t xml:space="preserve">Section 8: Limitations, Conclusions and Further Work</w:t>
+      </w:r>
+    </w:p>
+    <w:p>
+      <w:r>
+        <w:pict>
+          <v:rect style="width:0;height:1.5pt" o:hralign="center" o:hrstd="t" o:hr="t"/>
+        </w:pict>
+      </w:r>
+    </w:p>
+    <w:bookmarkStart w:id="93" w:name="limitations"/>
+    <w:p>
+      <w:pPr>
+        <w:pStyle w:val="Heading2"/>
+      </w:pPr>
+      <w:r>
+        <w:t xml:space="preserve">8.1 Limitations</w:t>
+      </w:r>
+    </w:p>
+    <w:bookmarkStart w:id="85" w:name="unverified-vehicle-prices"/>
+    <w:p>
+      <w:pPr>
+        <w:pStyle w:val="Heading3"/>
+      </w:pPr>
+      <w:r>
+        <w:t xml:space="preserve">8.1.1 Unverified Vehicle Prices</w:t>
+      </w:r>
+    </w:p>
+    <w:p>
+      <w:pPr>
+        <w:pStyle w:val="FirstParagraph"/>
+      </w:pPr>
+      <w:r>
+        <w:t xml:space="preserve">Twelve of 21 vehicles in the database carry unverified prices: all eight used petrol vehicles and all four used electric vehicles. These are asking prices from Jacars.net, Jamaicars.com and Auto Craft Japan, not confirmed transactions. The nine verified prices are the four new Toyotas from Toyota Jamaica and five BYD models from ATL Automotive.</w:t>
+      </w:r>
+    </w:p>
+    <w:p>
+      <w:pPr>
+        <w:pStyle w:val="BodyText"/>
+      </w:pPr>
+      <w:r>
+        <w:t xml:space="preserve">Two matter more than the rest. The</w:t>
+      </w:r>
+      <w:r>
+        <w:t xml:space="preserve"> </w:t>
+      </w:r>
+      <w:r>
+        <w:rPr>
+          <w:bCs/>
+          <w:b/>
+        </w:rPr>
+        <w:t xml:space="preserve">used Toyota Probox at J$1,650,000</w:t>
+      </w:r>
+      <w:r>
+        <w:t xml:space="preserve"> </w:t>
+      </w:r>
+      <w:r>
+        <w:t xml:space="preserve">is the baseline against which every electric vehicle in the taxi module is measured, so an error there shifts eleven comparisons at once. The</w:t>
+      </w:r>
+      <w:r>
+        <w:t xml:space="preserve"> </w:t>
+      </w:r>
+      <w:r>
+        <w:rPr>
+          <w:bCs/>
+          <w:b/>
+        </w:rPr>
+        <w:t xml:space="preserve">Nissan Tiida at J$2,000,000</w:t>
+      </w:r>
+      <w:r>
+        <w:t xml:space="preserve"> </w:t>
+      </w:r>
+      <w:r>
+        <w:t xml:space="preserve">has no named source, only</w:t>
+      </w:r>
+      <w:r>
+        <w:t xml:space="preserve"> </w:t>
+      </w:r>
+      <w:r>
+        <w:t xml:space="preserve">“</w:t>
+      </w:r>
+      <w:r>
+        <w:t xml:space="preserve">estimated from the Jamaican used car market</w:t>
+      </w:r>
+      <w:r>
+        <w:t xml:space="preserve">”</w:t>
+      </w:r>
+      <w:r>
+        <w:t xml:space="preserve">, and serves as the second petrol taxi baseline.</w:t>
+      </w:r>
+    </w:p>
+    <w:bookmarkEnd w:id="85"/>
+    <w:bookmarkStart w:id="86" w:name="derived-consumption-figures"/>
+    <w:p>
+      <w:pPr>
+        <w:pStyle w:val="Heading3"/>
+      </w:pPr>
+      <w:r>
+        <w:t xml:space="preserve">8.1.2 Derived Consumption Figures</w:t>
+      </w:r>
+    </w:p>
+    <w:p>
+      <w:pPr>
+        <w:pStyle w:val="FirstParagraph"/>
+      </w:pPr>
+      <w:r>
+        <w:t xml:space="preserve">Nine of twelve vehicles in the taxi module use derived rather than measured consumption. Only the Toyota Probox, BYD Yuan Plus and Nissan Leaf have real urban figures. The remainder are scaled by uplift factors of 1.41 for petrol and 1.15 for electric.</w:t>
+      </w:r>
+    </w:p>
+    <w:p>
+      <w:pPr>
+        <w:pStyle w:val="BodyText"/>
+      </w:pPr>
+      <w:r>
+        <w:rPr>
+          <w:bCs/>
+          <w:b/>
+        </w:rPr>
+        <w:t xml:space="preserve">The petrol uplift rests on a single vehicle.</w:t>
+      </w:r>
+      <w:r>
+        <w:t xml:space="preserve"> </w:t>
+      </w:r>
+      <w:r>
+        <w:t xml:space="preserve">It is applied to two others. An urban consumption measurement for the Nissan Tiida, the second most common route taxi, would be the single most valuable additional field measurement after bus consumption.</w:t>
+      </w:r>
+    </w:p>
+    <w:bookmarkEnd w:id="86"/>
+    <w:bookmarkStart w:id="87" w:name="missing-denominators"/>
+    <w:p>
+      <w:pPr>
+        <w:pStyle w:val="Heading3"/>
+      </w:pPr>
+      <w:r>
+        <w:t xml:space="preserve">8.1.3 Missing Denominators</w:t>
+      </w:r>
+    </w:p>
+    <w:p>
+      <w:pPr>
+        <w:pStyle w:val="FirstParagraph"/>
+      </w:pPr>
+      <w:r>
+        <w:t xml:space="preserve">Two of three headline targets cannot be measured. Registered vehicles are not disaggregated into private, commercial and government, so the 12% private target has no denominator. The government fleet publishes neither a total nor an electric count. The private fleet figure used in the model, 540,113, is an</w:t>
+      </w:r>
+      <w:r>
+        <w:t xml:space="preserve"> </w:t>
+      </w:r>
+      <w:r>
+        <w:rPr>
+          <w:bCs/>
+          <w:b/>
+        </w:rPr>
+        <w:t xml:space="preserve">upper bound</w:t>
+      </w:r>
+      <w:r>
+        <w:t xml:space="preserve">, derived by subtracting public passenger vehicles from all fit-certified vehicles, and still contains commercial and government vehicles.</w:t>
+      </w:r>
+    </w:p>
+    <w:bookmarkEnd w:id="87"/>
+    <w:bookmarkStart w:id="88" w:name="remaining-estimates-in-live-calculations"/>
+    <w:p>
+      <w:pPr>
+        <w:pStyle w:val="Heading3"/>
+      </w:pPr>
+      <w:r>
+        <w:t xml:space="preserve">8.1.4 Remaining Estimates in Live Calculations</w:t>
+      </w:r>
+    </w:p>
+    <w:tbl>
+      <w:tblPr>
+        <w:tblStyle w:val="Table"/>
+        <w:tblW w:type="pct" w:w="5000"/>
+        <w:tblLook w:firstRow="1" w:lastRow="0" w:firstColumn="0" w:lastColumn="0" w:noHBand="0" w:noVBand="0" w:val="0020"/>
+        <w:jc w:val="start"/>
+      </w:tblPr>
+      <w:tblGrid>
+        <w:gridCol w:w="2640"/>
+        <w:gridCol w:w="2640"/>
+        <w:gridCol w:w="2640"/>
+      </w:tblGrid>
+      <w:tr>
+        <w:trPr>
+          <w:tblHeader w:val="true"/>
+        </w:trPr>
+        <w:tc>
+          <w:tcPr/>
+          <w:p>
+            <w:pPr>
+              <w:pStyle w:val="Compact"/>
+              <w:jc w:val="left"/>
+            </w:pPr>
+            <w:r>
+              <w:t xml:space="preserve">Input</w:t>
+            </w:r>
+          </w:p>
+        </w:tc>
+        <w:tc>
+          <w:tcPr/>
+          <w:p>
+            <w:pPr>
+              <w:pStyle w:val="Compact"/>
+              <w:jc w:val="left"/>
+            </w:pPr>
+            <w:r>
+              <w:t xml:space="preserve">Value</w:t>
+            </w:r>
+          </w:p>
+        </w:tc>
+        <w:tc>
+          <w:tcPr/>
+          <w:p>
+            <w:pPr>
+              <w:pStyle w:val="Compact"/>
+              <w:jc w:val="left"/>
+            </w:pPr>
+            <w:r>
+              <w:t xml:space="preserve">Basis</w:t>
+            </w:r>
+          </w:p>
+        </w:tc>
+      </w:tr>
+      <w:tr>
+        <w:tc>
+          <w:tcPr/>
           <w:p>
             <w:pPr>
               <w:pStyle w:val="Compact"/>
@@ -5595,6 +5988,7 @@
           </w:p>
         </w:tc>
         <w:tc>
+          <w:tcPr/>
           <w:p>
             <w:pPr>
               <w:pStyle w:val="Compact"/>
@@ -5606,6 +6000,7 @@
           </w:p>
         </w:tc>
         <w:tc>
+          <w:tcPr/>
           <w:p>
             <w:pPr>
               <w:pStyle w:val="Compact"/>
@@ -5613,6 +6008,7 @@
             </w:pPr>
             <w:r>
               <w:rPr>
+                <w:bCs/>
                 <w:b/>
               </w:rPr>
               <w:t xml:space="preserve">Unsourced estimate</w:t>
@@ -5622,6 +6018,7 @@
       </w:tr>
       <w:tr>
         <w:tc>
+          <w:tcPr/>
           <w:p>
             <w:pPr>
               <w:pStyle w:val="Compact"/>
@@ -5633,6 +6030,7 @@
           </w:p>
         </w:tc>
         <w:tc>
+          <w:tcPr/>
           <w:p>
             <w:pPr>
               <w:pStyle w:val="Compact"/>
@@ -5644,6 +6042,7 @@
           </w:p>
         </w:tc>
         <w:tc>
+          <w:tcPr/>
           <w:p>
             <w:pPr>
               <w:pStyle w:val="Compact"/>
@@ -5657,6 +6056,7 @@
       </w:tr>
       <w:tr>
         <w:tc>
+          <w:tcPr/>
           <w:p>
             <w:pPr>
               <w:pStyle w:val="Compact"/>
@@ -5668,6 +6068,7 @@
           </w:p>
         </w:tc>
         <w:tc>
+          <w:tcPr/>
           <w:p>
             <w:pPr>
               <w:pStyle w:val="Compact"/>
@@ -5679,6 +6080,7 @@
           </w:p>
         </w:tc>
         <w:tc>
+          <w:tcPr/>
           <w:p>
             <w:pPr>
               <w:pStyle w:val="Compact"/>
@@ -5692,6 +6094,7 @@
       </w:tr>
       <w:tr>
         <w:tc>
+          <w:tcPr/>
           <w:p>
             <w:pPr>
               <w:pStyle w:val="Compact"/>
@@ -5703,6 +6106,7 @@
           </w:p>
         </w:tc>
         <w:tc>
+          <w:tcPr/>
           <w:p>
             <w:pPr>
               <w:pStyle w:val="Compact"/>
@@ -5714,6 +6118,7 @@
           </w:p>
         </w:tc>
         <w:tc>
+          <w:tcPr/>
           <w:p>
             <w:pPr>
               <w:pStyle w:val="Compact"/>
@@ -5734,15 +6139,15 @@
         <w:t xml:space="preserve">The government fleet figure is the weakest input in any live calculation and drives the entire government stream of the fleet model.</w:t>
       </w:r>
     </w:p>
+    <w:bookmarkEnd w:id="88"/>
+    <w:bookmarkStart w:id="89" w:name="X5937f68ff4f85586a7df059535b42eac29f692b"/>
     <w:p>
       <w:pPr>
         <w:pStyle w:val="Heading3"/>
       </w:pPr>
-      <w:bookmarkStart w:id="86" w:name="X5937f68ff4f85586a7df059535b42eac29f692b"/>
       <w:r>
         <w:t xml:space="preserve">8.1.5 Maintenance Risk in the Fuel Price Series</w:t>
       </w:r>
-      <w:bookmarkEnd w:id="86"/>
     </w:p>
     <w:p>
       <w:pPr>
@@ -5768,15 +6173,15 @@
         <w:t xml:space="preserve">The dependency ends if Petrojam grants access or supplies the series directly. Until then it should be treated as a standing obligation attached to the dashboard rather than as a solved problem.</w:t>
       </w:r>
     </w:p>
+    <w:bookmarkEnd w:id="89"/>
+    <w:bookmarkStart w:id="90" w:name="methodological-limitations"/>
     <w:p>
       <w:pPr>
         <w:pStyle w:val="Heading3"/>
       </w:pPr>
-      <w:bookmarkStart w:id="87" w:name="methodological-limitations"/>
       <w:r>
         <w:t xml:space="preserve">8.1.6 Methodological Limitations</w:t>
       </w:r>
-      <w:bookmarkEnd w:id="87"/>
     </w:p>
     <w:p>
       <w:pPr>
@@ -5784,6 +6189,7 @@
       </w:pPr>
       <w:r>
         <w:rPr>
+          <w:bCs/>
           <w:b/>
         </w:rPr>
         <w:t xml:space="preserve">Glider parity.</w:t>
@@ -5801,6 +6207,7 @@
       </w:pPr>
       <w:r>
         <w:rPr>
+          <w:bCs/>
           <w:b/>
         </w:rPr>
         <w:t xml:space="preserve">Historic grid intensity.</w:t>
@@ -5818,6 +6225,7 @@
       </w:pPr>
       <w:r>
         <w:rPr>
+          <w:bCs/>
           <w:b/>
         </w:rPr>
         <w:t xml:space="preserve">Bus figures are not Jamaican.</w:t>
@@ -5835,6 +6243,7 @@
       </w:pPr>
       <w:r>
         <w:rPr>
+          <w:bCs/>
           <w:b/>
         </w:rPr>
         <w:t xml:space="preserve">Barbadian adoption figures are dealer-reported</w:t>
@@ -5843,15 +6252,15 @@
         <w:t xml:space="preserve">, not registry data, and Barbados has a substantial used-import channel. They are not strictly the same measure as the IEA sales-share figures used for other countries.</w:t>
       </w:r>
     </w:p>
+    <w:bookmarkEnd w:id="90"/>
+    <w:bookmarkStart w:id="91" w:name="regional-data-sparsity"/>
     <w:p>
       <w:pPr>
         <w:pStyle w:val="Heading3"/>
       </w:pPr>
-      <w:bookmarkStart w:id="88" w:name="regional-data-sparsity"/>
       <w:r>
         <w:t xml:space="preserve">8.1.7 Regional Data Sparsity</w:t>
       </w:r>
-      <w:bookmarkEnd w:id="88"/>
     </w:p>
     <w:p>
       <w:pPr>
@@ -5861,15 +6270,15 @@
         <w:t xml:space="preserve">Nine of nineteen countries appear in the summary table but on neither chart, because no published battery electric vehicle sales share exists for them. Caribbean vehicle registries do not generally publish it. Fields were left empty rather than estimated, which is why the regional charts look sparser than the table.</w:t>
       </w:r>
     </w:p>
+    <w:bookmarkEnd w:id="91"/>
+    <w:bookmarkStart w:id="92" w:name="Xb07c9d3b4ffa89405384fffaab1ca42c61be216"/>
     <w:p>
       <w:pPr>
         <w:pStyle w:val="Heading3"/>
       </w:pPr>
-      <w:bookmarkStart w:id="89" w:name="Xb07c9d3b4ffa89405384fffaab1ca42c61be216"/>
       <w:r>
         <w:t xml:space="preserve">8.1.8 Errors Identified and Corrected During the Study</w:t>
       </w:r>
-      <w:bookmarkEnd w:id="89"/>
     </w:p>
     <w:p>
       <w:pPr>
@@ -5885,6 +6294,7 @@
       </w:pPr>
       <w:r>
         <w:rPr>
+          <w:bCs/>
           <w:b/>
         </w:rPr>
         <w:t xml:space="preserve">The electric bus error.</w:t>
@@ -5900,6 +6310,7 @@
       </w:r>
       <w:r>
         <w:rPr>
+          <w:bCs/>
           <w:b/>
         </w:rPr>
         <w:t xml:space="preserve">A partial correction produced a confident result from an internally inconsistent comparison, which is more dangerous than no correction.</w:t>
@@ -5911,6 +6322,7 @@
       </w:pPr>
       <w:r>
         <w:rPr>
+          <w:bCs/>
           <w:b/>
         </w:rPr>
         <w:t xml:space="preserve">The manufacturing CO₂ conflation.</w:t>
@@ -5928,6 +6340,7 @@
       </w:pPr>
       <w:r>
         <w:rPr>
+          <w:bCs/>
           <w:b/>
         </w:rPr>
         <w:t xml:space="preserve">The 6,606 figure.</w:t>
@@ -5945,6 +6358,7 @@
       </w:pPr>
       <w:r>
         <w:rPr>
+          <w:bCs/>
           <w:b/>
         </w:rPr>
         <w:t xml:space="preserve">A stale Trinidad fuel price.</w:t>
@@ -5962,6 +6376,7 @@
       </w:pPr>
       <w:r>
         <w:rPr>
+          <w:bCs/>
           <w:b/>
         </w:rPr>
         <w:t xml:space="preserve">Corrupt scraped fuel prices.</w:t>
@@ -6010,6 +6425,7 @@
       </w:r>
       <w:r>
         <w:rPr>
+          <w:bCs/>
           <w:b/>
         </w:rPr>
         <w:t xml:space="preserve">Partially correct output is the hardest kind to notice: two of the four fields were right, which is exactly what makes the other two easy to accept.</w:t>
@@ -6021,6 +6437,7 @@
       </w:pPr>
       <w:r>
         <w:rPr>
+          <w:bCs/>
           <w:b/>
         </w:rPr>
         <w:t xml:space="preserve">Omitted resale value in the taxi model.</w:t>
@@ -6036,6 +6453,7 @@
       </w:r>
       <w:r>
         <w:rPr>
+          <w:bCs/>
           <w:b/>
         </w:rPr>
         <w:t xml:space="preserve">The omission favoured no vehicle deliberately; it simply penalised whichever cost more, which in this comparison is always the electric one.</w:t>
@@ -6056,15 +6474,16 @@
         </w:pict>
       </w:r>
     </w:p>
+    <w:bookmarkEnd w:id="92"/>
+    <w:bookmarkEnd w:id="93"/>
+    <w:bookmarkStart w:id="94" w:name="conclusions"/>
     <w:p>
       <w:pPr>
         <w:pStyle w:val="Heading2"/>
       </w:pPr>
-      <w:bookmarkStart w:id="90" w:name="conclusions"/>
       <w:r>
         <w:t xml:space="preserve">8.2 Conclusions</w:t>
       </w:r>
-      <w:bookmarkEnd w:id="90"/>
     </w:p>
     <w:p>
       <w:pPr>
@@ -6072,6 +6491,7 @@
       </w:pPr>
       <w:r>
         <w:rPr>
+          <w:bCs/>
           <w:b/>
         </w:rPr>
         <w:t xml:space="preserve">1.</w:t>
@@ -6089,6 +6509,7 @@
       </w:pPr>
       <w:r>
         <w:rPr>
+          <w:bCs/>
           <w:b/>
         </w:rPr>
         <w:t xml:space="preserve">2.</w:t>
@@ -6106,6 +6527,7 @@
       </w:pPr>
       <w:r>
         <w:rPr>
+          <w:bCs/>
           <w:b/>
         </w:rPr>
         <w:t xml:space="preserve">3.</w:t>
@@ -6123,6 +6545,7 @@
       </w:pPr>
       <w:r>
         <w:rPr>
+          <w:bCs/>
           <w:b/>
         </w:rPr>
         <w:t xml:space="preserve">4.</w:t>
@@ -6140,6 +6563,7 @@
       </w:pPr>
       <w:r>
         <w:rPr>
+          <w:bCs/>
           <w:b/>
         </w:rPr>
         <w:t xml:space="preserve">5.</w:t>
@@ -6157,6 +6581,7 @@
       </w:pPr>
       <w:r>
         <w:rPr>
+          <w:bCs/>
           <w:b/>
         </w:rPr>
         <w:t xml:space="preserve">6.</w:t>
@@ -6175,15 +6600,15 @@
         </w:pict>
       </w:r>
     </w:p>
+    <w:bookmarkEnd w:id="94"/>
+    <w:bookmarkStart w:id="95" w:name="further-work"/>
     <w:p>
       <w:pPr>
         <w:pStyle w:val="Heading2"/>
       </w:pPr>
-      <w:bookmarkStart w:id="91" w:name="further-work"/>
       <w:r>
         <w:t xml:space="preserve">8.3 Further Work</w:t>
       </w:r>
-      <w:bookmarkEnd w:id="91"/>
     </w:p>
     <w:p>
       <w:pPr>
@@ -6191,6 +6616,7 @@
       </w:pPr>
       <w:r>
         <w:rPr>
+          <w:bCs/>
           <w:b/>
         </w:rPr>
         <w:t xml:space="preserve">Immediate, and low cost.</w:t>
@@ -6238,6 +6664,7 @@
       </w:pPr>
       <w:r>
         <w:rPr>
+          <w:bCs/>
           <w:b/>
         </w:rPr>
         <w:t xml:space="preserve">Data collection.</w:t>
@@ -6285,6 +6712,7 @@
       </w:pPr>
       <w:r>
         <w:rPr>
+          <w:bCs/>
           <w:b/>
         </w:rPr>
         <w:t xml:space="preserve">Dashboard.</w:t>
@@ -6299,7 +6727,7 @@
         <w:pStyle w:val="Compact"/>
       </w:pPr>
       <w:r>
-        <w:t xml:space="preserve">Build the Route Cost Map, which was scoped in week 2 as an eighth module and subsequently dropped rather than shipped empty. It was to show operating cost per kilometre across six Kingston route-taxi corridors: Half Way Tree to Papine, Red Hills, Three Miles, Downtown Crossroads, Manor Park, and Backgate to Spanish Town. Two things blocked it. No mapping data source was agreed, and no measured corridor distances were ever collected, so the module could not have been populated without inventing the distances it displayed. The underlying cost per kilometre arithmetic already exists in the Taxi Feasibility Tool, so the work needed is data collection rather than modelling.</w:t>
+        <w:t xml:space="preserve">Settle the consumption basis for the Route Cost Map. The module was scoped in week 2, set aside rather than shipped empty when no measured corridor distances existed, and built once sixteen route-taxi runs had been recorded in a battery electric vehicle over the Kingston corridors named above. It now draws real road geometry for all sixteen runs and reports operating cost per kilometre. What remains open is which distance basis the aggregate consumption figure should rest on. Aggregating energy over the distances recorded in the vehicle gives 173 Wh/km, quoted with a band of 151 to 204 Wh/km reflecting the distance uncertainty discussed in Section 5. Road distances retrieved for the same sixteen runs total 92.2 km against the recorded 80.2 km, 15 per cent higher, and aggregating on those gives 153 Wh/km. That figure falls inside the quoted band, so no result in this report changes on the choice. The discrepancy is nonetheless one-sided rather than symmetric: if the road distances are the more accurate of the two, the central value lies below 173 rather than either side of it, and the band as quoted is correspondingly conservative on the upper side. Resolving this requires either a distance measurement independent of both sources or a decision, with the supervisor, to adopt the road-network basis throughout.</w:t>
       </w:r>
     </w:p>
     <w:p>
@@ -6311,6 +6739,18 @@
         <w:pStyle w:val="Compact"/>
       </w:pPr>
       <w:r>
+        <w:t xml:space="preserve">Compare EVRange output against the recorded runs. The Route Cost Map is built so that every corridor it offers has a measured consumption to check the model against, but the check itself has not been made: the model’s server was not live at the time of writing, and its author’s full sheet of runs with coordinates and consumption had not been received. When both arrive, the cache population script prints the model’s distance and consumption beside the recorded figures for each run, and the outcome belongs in Section 5.8 rather than here.</w:t>
+      </w:r>
+    </w:p>
+    <w:p>
+      <w:pPr>
+        <w:numPr>
+          <w:ilvl w:val="0"/>
+          <w:numId w:val="1010"/>
+        </w:numPr>
+        <w:pStyle w:val="Compact"/>
+      </w:pPr>
+      <w:r>
         <w:t xml:space="preserve">Add the Chilean benchmark of 9.6 tonnes CO₂ avoided per taxi per year as a validation reference.</w:t>
       </w:r>
     </w:p>
@@ -6320,6 +6760,7 @@
       </w:pPr>
       <w:r>
         <w:rPr>
+          <w:bCs/>
           <w:b/>
         </w:rPr>
         <w:t xml:space="preserve">Analysis.</w:t>
@@ -6368,15 +6809,15 @@
         </w:pict>
       </w:r>
     </w:p>
+    <w:bookmarkEnd w:id="95"/>
+    <w:bookmarkStart w:id="96" w:name="closing"/>
     <w:p>
       <w:pPr>
         <w:pStyle w:val="Heading2"/>
       </w:pPr>
-      <w:bookmarkStart w:id="92" w:name="closing"/>
       <w:r>
         <w:t xml:space="preserve">8.4 Closing</w:t>
       </w:r>
-      <w:bookmarkEnd w:id="92"/>
     </w:p>
     <w:p>
       <w:pPr>
@@ -6394,6 +6835,1189 @@
         <w:t xml:space="preserve">They are limited by a bounded incentive, by administrative commitments that have not been delivered, and by an inability to measure progress at all. The most consequential single finding is not any cost or emissions figure. It is that two of the three targets Jamaica set itself cannot be evaluated from anything Jamaica publishes.</w:t>
       </w:r>
     </w:p>
+    <w:p>
+      <w:r>
+        <w:pict>
+          <v:rect style="width:0;height:1.5pt" o:hralign="center" o:hrstd="t" o:hr="t"/>
+        </w:pict>
+      </w:r>
+    </w:p>
+    <w:bookmarkEnd w:id="96"/>
+    <w:bookmarkEnd w:id="97"/>
+    <w:bookmarkStart w:id="101" w:name="appendix-a-the-evrange-energy-model"/>
+    <w:p>
+      <w:pPr>
+        <w:pStyle w:val="Heading1"/>
+      </w:pPr>
+      <w:r>
+        <w:t xml:space="preserve">Appendix A: The EVRange Energy Model</w:t>
+      </w:r>
+    </w:p>
+    <w:p>
+      <w:r>
+        <w:pict>
+          <v:rect style="width:0;height:1.5pt" o:hralign="center" o:hrstd="t" o:hr="t"/>
+        </w:pict>
+      </w:r>
+    </w:p>
+    <w:p>
+      <w:pPr>
+        <w:pStyle w:val="FirstParagraph"/>
+      </w:pPr>
+      <w:r>
+        <w:t xml:space="preserve">The Route Cost Map (Section 5.8) takes its energy figures from EVRange, an unpublished model built by a colleague from the field runs this study also drew on. Because the model cannot be inspected by a reader, its author’s own description is reproduced here in full, as supplied for this report on 7 August 2026 (R. Brown, personal communication, August 7, 2026). Nothing in it has been edited. The interpretation in Section 5.8 is this study’s.</w:t>
+      </w:r>
+    </w:p>
+    <w:bookmarkStart w:id="98" w:name="a.1-model-description-as-supplied"/>
+    <w:p>
+      <w:pPr>
+        <w:pStyle w:val="Heading2"/>
+      </w:pPr>
+      <w:r>
+        <w:t xml:space="preserve">A.1 Model Description, as Supplied</w:t>
+      </w:r>
+    </w:p>
+    <w:p>
+      <w:pPr>
+        <w:pStyle w:val="BlockText"/>
+      </w:pPr>
+      <w:r>
+        <w:t xml:space="preserve">Energy consumption is computed per micro-segment (approximately 500m spacing on long steps, full waypoint resolution on steps under 3km) using a physics-based model. Each segment calculates aerodynamic drag power (½ρCdAv³), rolling resistance (Crr × m × g × v), gravitational climb power (mg sin θ × v), and regenerative braking recovery from both gravity on descent and kinetic energy at stops. HVAC load is modelled as a function of ambient temperature, ramping from 0W at 22°C to full cooling capacity at 38°C. An idle fraction derived from step speed (0.35 at &lt;20 km/h, down to 0.02 at highway speed) captures stop-start overhead. A piecewise terrain correction function, calibrated from measured BYD Yuan Plus runs on Jamaican roads (T1 highway, Red Hills, Spur Tree Hill), scales the physics output to match observed consumption. At near-flat gradients the correction additionally interpolates between a low-speed urban anchor (0.70, calibrated from Kingston urban runs) and a highway anchor (1.09, calibrated from T4 at 83 km/h). The inputs ambientTempC directly scales HVAC load; drivingMode applies a multiplier of 0.93 (eco), 1.00 (normal), or 1.10 (sport) to final Wh/km; cargoKg and passengerCount enter the mass term in all force calculations; tyrePressureMult scales rolling resistance coefficient.</w:t>
+      </w:r>
+    </w:p>
+    <w:p>
+      <w:pPr>
+        <w:pStyle w:val="FirstParagraph"/>
+      </w:pPr>
+      <w:r>
+        <w:t xml:space="preserve">On toll detection, from the same correspondence:</w:t>
+      </w:r>
+    </w:p>
+    <w:p>
+      <w:pPr>
+        <w:pStyle w:val="BlockText"/>
+      </w:pPr>
+      <w:r>
+        <w:t xml:space="preserve">It currently detects the T1 (Portmore) and T2 (May Pen) Highway 2000 corridors by bounding box. It returns a boolean, not a toll amount.</w:t>
+      </w:r>
+    </w:p>
+    <w:p>
+      <w:pPr>
+        <w:pStyle w:val="FirstParagraph"/>
+      </w:pPr>
+      <w:r>
+        <w:t xml:space="preserve">The author asked that requests be limited to 20 per minute per IP address, and that the model be cited as: EVRange (2026), physics-based EV range model calibrated on Jamaican road network, unpublished. Route energy estimates via /api/routing/calculate.</w:t>
+      </w:r>
+    </w:p>
+    <w:bookmarkEnd w:id="98"/>
+    <w:bookmarkStart w:id="99" w:name="a.2-interface"/>
+    <w:p>
+      <w:pPr>
+        <w:pStyle w:val="Heading2"/>
+      </w:pPr>
+      <w:r>
+        <w:t xml:space="preserve">A.2 Interface</w:t>
+      </w:r>
+    </w:p>
+    <w:p>
+      <w:pPr>
+        <w:pStyle w:val="FirstParagraph"/>
+      </w:pPr>
+      <w:r>
+        <w:t xml:space="preserve">The dashboard calls one endpoint,</w:t>
+      </w:r>
+      <w:r>
+        <w:t xml:space="preserve"> </w:t>
+      </w:r>
+      <w:r>
+        <w:rPr>
+          <w:rStyle w:val="VerbatimChar"/>
+        </w:rPr>
+        <w:t xml:space="preserve">POST /api/routing/calculate</w:t>
+      </w:r>
+      <w:r>
+        <w:t xml:space="preserve">, from the server side, with the access key held in an environment variable. The request and response fields, as documented by the author, are:</w:t>
+      </w:r>
+    </w:p>
+    <w:tbl>
+      <w:tblPr>
+        <w:tblStyle w:val="Table"/>
+        <w:tblW w:type="pct" w:w="5000"/>
+        <w:tblLook w:firstRow="1" w:lastRow="0" w:firstColumn="0" w:lastColumn="0" w:noHBand="0" w:noVBand="0" w:val="0020"/>
+        <w:jc w:val="start"/>
+      </w:tblPr>
+      <w:tblGrid>
+        <w:gridCol w:w="2640"/>
+        <w:gridCol w:w="2640"/>
+        <w:gridCol w:w="2640"/>
+      </w:tblGrid>
+      <w:tr>
+        <w:trPr>
+          <w:tblHeader w:val="true"/>
+        </w:trPr>
+        <w:tc>
+          <w:tcPr/>
+          <w:p>
+            <w:pPr>
+              <w:pStyle w:val="Compact"/>
+              <w:jc w:val="left"/>
+            </w:pPr>
+            <w:r>
+              <w:t xml:space="preserve">Request field</w:t>
+            </w:r>
+          </w:p>
+        </w:tc>
+        <w:tc>
+          <w:tcPr/>
+          <w:p>
+            <w:pPr>
+              <w:pStyle w:val="Compact"/>
+              <w:jc w:val="left"/>
+            </w:pPr>
+            <w:r>
+              <w:t xml:space="preserve">Meaning</w:t>
+            </w:r>
+          </w:p>
+        </w:tc>
+        <w:tc>
+          <w:tcPr/>
+          <w:p>
+            <w:pPr>
+              <w:pStyle w:val="Compact"/>
+              <w:jc w:val="left"/>
+            </w:pPr>
+            <w:r>
+              <w:t xml:space="preserve">Dashboard control</w:t>
+            </w:r>
+          </w:p>
+        </w:tc>
+      </w:tr>
+      <w:tr>
+        <w:tc>
+          <w:tcPr/>
+          <w:p>
+            <w:pPr>
+              <w:pStyle w:val="Compact"/>
+              <w:jc w:val="left"/>
+            </w:pPr>
+            <w:r>
+              <w:rPr>
+                <w:rStyle w:val="VerbatimChar"/>
+              </w:rPr>
+              <w:t xml:space="preserve">evSpecId</w:t>
+            </w:r>
+          </w:p>
+        </w:tc>
+        <w:tc>
+          <w:tcPr/>
+          <w:p>
+            <w:pPr>
+              <w:pStyle w:val="Compact"/>
+              <w:jc w:val="left"/>
+            </w:pPr>
+            <w:r>
+              <w:t xml:space="preserve">Vehicle identifier from</w:t>
+            </w:r>
+            <w:r>
+              <w:t xml:space="preserve"> </w:t>
+            </w:r>
+            <w:r>
+              <w:rPr>
+                <w:rStyle w:val="VerbatimChar"/>
+              </w:rPr>
+              <w:t xml:space="preserve">/api/ev-models</w:t>
+            </w:r>
+          </w:p>
+        </w:tc>
+        <w:tc>
+          <w:tcPr/>
+          <w:p>
+            <w:pPr>
+              <w:pStyle w:val="Compact"/>
+              <w:jc w:val="left"/>
+            </w:pPr>
+            <w:r>
+              <w:t xml:space="preserve">Vehicle selector</w:t>
+            </w:r>
+          </w:p>
+        </w:tc>
+      </w:tr>
+      <w:tr>
+        <w:tc>
+          <w:tcPr/>
+          <w:p>
+            <w:pPr>
+              <w:pStyle w:val="Compact"/>
+              <w:jc w:val="left"/>
+            </w:pPr>
+            <w:r>
+              <w:rPr>
+                <w:rStyle w:val="VerbatimChar"/>
+              </w:rPr>
+              <w:t xml:space="preserve">startCoords</w:t>
+            </w:r>
+            <w:r>
+              <w:t xml:space="preserve">,</w:t>
+            </w:r>
+            <w:r>
+              <w:t xml:space="preserve"> </w:t>
+            </w:r>
+            <w:r>
+              <w:rPr>
+                <w:rStyle w:val="VerbatimChar"/>
+              </w:rPr>
+              <w:t xml:space="preserve">endCoords</w:t>
+            </w:r>
+          </w:p>
+        </w:tc>
+        <w:tc>
+          <w:tcPr/>
+          <w:p>
+            <w:pPr>
+              <w:pStyle w:val="Compact"/>
+              <w:jc w:val="left"/>
+            </w:pPr>
+            <w:r>
+              <w:t xml:space="preserve">Longitude, latitude</w:t>
+            </w:r>
+          </w:p>
+        </w:tc>
+        <w:tc>
+          <w:tcPr/>
+          <w:p>
+            <w:pPr>
+              <w:pStyle w:val="Compact"/>
+              <w:jc w:val="left"/>
+            </w:pPr>
+            <w:r>
+              <w:t xml:space="preserve">Corridor preset or custom entry</w:t>
+            </w:r>
+          </w:p>
+        </w:tc>
+      </w:tr>
+      <w:tr>
+        <w:tc>
+          <w:tcPr/>
+          <w:p>
+            <w:pPr>
+              <w:pStyle w:val="Compact"/>
+              <w:jc w:val="left"/>
+            </w:pPr>
+            <w:r>
+              <w:rPr>
+                <w:rStyle w:val="VerbatimChar"/>
+              </w:rPr>
+              <w:t xml:space="preserve">passengerCount</w:t>
+            </w:r>
+          </w:p>
+        </w:tc>
+        <w:tc>
+          <w:tcPr/>
+          <w:p>
+            <w:pPr>
+              <w:pStyle w:val="Compact"/>
+              <w:jc w:val="left"/>
+            </w:pPr>
+            <w:r>
+              <w:t xml:space="preserve">Occupants, enters the mass term</w:t>
+            </w:r>
+          </w:p>
+        </w:tc>
+        <w:tc>
+          <w:tcPr/>
+          <w:p>
+            <w:pPr>
+              <w:pStyle w:val="Compact"/>
+              <w:jc w:val="left"/>
+            </w:pPr>
+            <w:r>
+              <w:t xml:space="preserve">Conditions, passengers</w:t>
+            </w:r>
+          </w:p>
+        </w:tc>
+      </w:tr>
+      <w:tr>
+        <w:tc>
+          <w:tcPr/>
+          <w:p>
+            <w:pPr>
+              <w:pStyle w:val="Compact"/>
+              <w:jc w:val="left"/>
+            </w:pPr>
+            <w:r>
+              <w:rPr>
+                <w:rStyle w:val="VerbatimChar"/>
+              </w:rPr>
+              <w:t xml:space="preserve">cargoKg</w:t>
+            </w:r>
+          </w:p>
+        </w:tc>
+        <w:tc>
+          <w:tcPr/>
+          <w:p>
+            <w:pPr>
+              <w:pStyle w:val="Compact"/>
+              <w:jc w:val="left"/>
+            </w:pPr>
+            <w:r>
+              <w:t xml:space="preserve">Load, enters the mass term</w:t>
+            </w:r>
+          </w:p>
+        </w:tc>
+        <w:tc>
+          <w:tcPr/>
+          <w:p>
+            <w:pPr>
+              <w:pStyle w:val="Compact"/>
+              <w:jc w:val="left"/>
+            </w:pPr>
+            <w:r>
+              <w:t xml:space="preserve">Conditions, cargo</w:t>
+            </w:r>
+          </w:p>
+        </w:tc>
+      </w:tr>
+      <w:tr>
+        <w:tc>
+          <w:tcPr/>
+          <w:p>
+            <w:pPr>
+              <w:pStyle w:val="Compact"/>
+              <w:jc w:val="left"/>
+            </w:pPr>
+            <w:r>
+              <w:rPr>
+                <w:rStyle w:val="VerbatimChar"/>
+              </w:rPr>
+              <w:t xml:space="preserve">tyrePressureMult</w:t>
+            </w:r>
+          </w:p>
+        </w:tc>
+        <w:tc>
+          <w:tcPr/>
+          <w:p>
+            <w:pPr>
+              <w:pStyle w:val="Compact"/>
+              <w:jc w:val="left"/>
+            </w:pPr>
+            <w:r>
+              <w:t xml:space="preserve">Scales rolling resistance</w:t>
+            </w:r>
+          </w:p>
+        </w:tc>
+        <w:tc>
+          <w:tcPr/>
+          <w:p>
+            <w:pPr>
+              <w:pStyle w:val="Compact"/>
+              <w:jc w:val="left"/>
+            </w:pPr>
+            <w:r>
+              <w:t xml:space="preserve">Held at 1.0</w:t>
+            </w:r>
+          </w:p>
+        </w:tc>
+      </w:tr>
+      <w:tr>
+        <w:tc>
+          <w:tcPr/>
+          <w:p>
+            <w:pPr>
+              <w:pStyle w:val="Compact"/>
+              <w:jc w:val="left"/>
+            </w:pPr>
+            <w:r>
+              <w:rPr>
+                <w:rStyle w:val="VerbatimChar"/>
+              </w:rPr>
+              <w:t xml:space="preserve">ambientTempC</w:t>
+            </w:r>
+          </w:p>
+        </w:tc>
+        <w:tc>
+          <w:tcPr/>
+          <w:p>
+            <w:pPr>
+              <w:pStyle w:val="Compact"/>
+              <w:jc w:val="left"/>
+            </w:pPr>
+            <w:r>
+              <w:t xml:space="preserve">Scales cooling load</w:t>
+            </w:r>
+          </w:p>
+        </w:tc>
+        <w:tc>
+          <w:tcPr/>
+          <w:p>
+            <w:pPr>
+              <w:pStyle w:val="Compact"/>
+              <w:jc w:val="left"/>
+            </w:pPr>
+            <w:r>
+              <w:t xml:space="preserve">Conditions, temperature</w:t>
+            </w:r>
+          </w:p>
+        </w:tc>
+      </w:tr>
+      <w:tr>
+        <w:tc>
+          <w:tcPr/>
+          <w:p>
+            <w:pPr>
+              <w:pStyle w:val="Compact"/>
+              <w:jc w:val="left"/>
+            </w:pPr>
+            <w:r>
+              <w:rPr>
+                <w:rStyle w:val="VerbatimChar"/>
+              </w:rPr>
+              <w:t xml:space="preserve">drivingMode</w:t>
+            </w:r>
+          </w:p>
+        </w:tc>
+        <w:tc>
+          <w:tcPr/>
+          <w:p>
+            <w:pPr>
+              <w:pStyle w:val="Compact"/>
+              <w:jc w:val="left"/>
+            </w:pPr>
+            <w:r>
+              <w:t xml:space="preserve">eco, normal or sport multiplier</w:t>
+            </w:r>
+          </w:p>
+        </w:tc>
+        <w:tc>
+          <w:tcPr/>
+          <w:p>
+            <w:pPr>
+              <w:pStyle w:val="Compact"/>
+              <w:jc w:val="left"/>
+            </w:pPr>
+            <w:r>
+              <w:t xml:space="preserve">Conditions, driving mode</w:t>
+            </w:r>
+          </w:p>
+        </w:tc>
+      </w:tr>
+      <w:tr>
+        <w:tc>
+          <w:tcPr/>
+          <w:p>
+            <w:pPr>
+              <w:pStyle w:val="Compact"/>
+              <w:jc w:val="left"/>
+            </w:pPr>
+            <w:r>
+              <w:rPr>
+                <w:rStyle w:val="VerbatimChar"/>
+              </w:rPr>
+              <w:t xml:space="preserve">currentSocPct</w:t>
+            </w:r>
+          </w:p>
+        </w:tc>
+        <w:tc>
+          <w:tcPr/>
+          <w:p>
+            <w:pPr>
+              <w:pStyle w:val="Compact"/>
+              <w:jc w:val="left"/>
+            </w:pPr>
+            <w:r>
+              <w:t xml:space="preserve">Battery state of charge at departure</w:t>
+            </w:r>
+          </w:p>
+        </w:tc>
+        <w:tc>
+          <w:tcPr/>
+          <w:p>
+            <w:pPr>
+              <w:pStyle w:val="Compact"/>
+              <w:jc w:val="left"/>
+            </w:pPr>
+            <w:r>
+              <w:t xml:space="preserve">Battery slider</w:t>
+            </w:r>
+          </w:p>
+        </w:tc>
+      </w:tr>
+      <w:tr>
+        <w:tc>
+          <w:tcPr/>
+          <w:p>
+            <w:pPr>
+              <w:pStyle w:val="Compact"/>
+              <w:jc w:val="left"/>
+            </w:pPr>
+            <w:r>
+              <w:rPr>
+                <w:rStyle w:val="VerbatimChar"/>
+              </w:rPr>
+              <w:t xml:space="preserve">returnTrip</w:t>
+            </w:r>
+          </w:p>
+        </w:tc>
+        <w:tc>
+          <w:tcPr/>
+          <w:p>
+            <w:pPr>
+              <w:pStyle w:val="Compact"/>
+              <w:jc w:val="left"/>
+            </w:pPr>
+            <w:r>
+              <w:t xml:space="preserve">Out and back</w:t>
+            </w:r>
+          </w:p>
+        </w:tc>
+        <w:tc>
+          <w:tcPr/>
+          <w:p>
+            <w:pPr>
+              <w:pStyle w:val="Compact"/>
+              <w:jc w:val="left"/>
+            </w:pPr>
+            <w:r>
+              <w:t xml:space="preserve">Return trip checkbox</w:t>
+            </w:r>
+          </w:p>
+        </w:tc>
+      </w:tr>
+    </w:tbl>
+    <w:p/>
+    <w:tbl>
+      <w:tblPr>
+        <w:tblStyle w:val="Table"/>
+        <w:tblW w:type="pct" w:w="5000"/>
+        <w:tblLook w:firstRow="1" w:lastRow="0" w:firstColumn="0" w:lastColumn="0" w:noHBand="0" w:noVBand="0" w:val="0020"/>
+        <w:jc w:val="start"/>
+      </w:tblPr>
+      <w:tblGrid>
+        <w:gridCol w:w="2640"/>
+        <w:gridCol w:w="2640"/>
+        <w:gridCol w:w="2640"/>
+      </w:tblGrid>
+      <w:tr>
+        <w:trPr>
+          <w:tblHeader w:val="true"/>
+        </w:trPr>
+        <w:tc>
+          <w:tcPr/>
+          <w:p>
+            <w:pPr>
+              <w:pStyle w:val="Compact"/>
+              <w:jc w:val="left"/>
+            </w:pPr>
+            <w:r>
+              <w:t xml:space="preserve">Response field</w:t>
+            </w:r>
+          </w:p>
+        </w:tc>
+        <w:tc>
+          <w:tcPr/>
+          <w:p>
+            <w:pPr>
+              <w:pStyle w:val="Compact"/>
+              <w:jc w:val="left"/>
+            </w:pPr>
+            <w:r>
+              <w:t xml:space="preserve">Meaning</w:t>
+            </w:r>
+          </w:p>
+        </w:tc>
+        <w:tc>
+          <w:tcPr/>
+          <w:p>
+            <w:pPr>
+              <w:pStyle w:val="Compact"/>
+              <w:jc w:val="left"/>
+            </w:pPr>
+            <w:r>
+              <w:t xml:space="preserve">Where it appears</w:t>
+            </w:r>
+          </w:p>
+        </w:tc>
+      </w:tr>
+      <w:tr>
+        <w:tc>
+          <w:tcPr/>
+          <w:p>
+            <w:pPr>
+              <w:pStyle w:val="Compact"/>
+              <w:jc w:val="left"/>
+            </w:pPr>
+            <w:r>
+              <w:rPr>
+                <w:rStyle w:val="VerbatimChar"/>
+              </w:rPr>
+              <w:t xml:space="preserve">evModel</w:t>
+            </w:r>
+            <w:r>
+              <w:t xml:space="preserve">,</w:t>
+            </w:r>
+            <w:r>
+              <w:t xml:space="preserve"> </w:t>
+            </w:r>
+            <w:r>
+              <w:rPr>
+                <w:rStyle w:val="VerbatimChar"/>
+              </w:rPr>
+              <w:t xml:space="preserve">batteryUsableKwh</w:t>
+            </w:r>
+          </w:p>
+        </w:tc>
+        <w:tc>
+          <w:tcPr/>
+          <w:p>
+            <w:pPr>
+              <w:pStyle w:val="Compact"/>
+              <w:jc w:val="left"/>
+            </w:pPr>
+            <w:r>
+              <w:t xml:space="preserve">Vehicle as modelled</w:t>
+            </w:r>
+          </w:p>
+        </w:tc>
+        <w:tc>
+          <w:tcPr/>
+          <w:p>
+            <w:pPr>
+              <w:pStyle w:val="Compact"/>
+              <w:jc w:val="left"/>
+            </w:pPr>
+            <w:r>
+              <w:t xml:space="preserve">Basis panel</w:t>
+            </w:r>
+          </w:p>
+        </w:tc>
+      </w:tr>
+      <w:tr>
+        <w:tc>
+          <w:tcPr/>
+          <w:p>
+            <w:pPr>
+              <w:pStyle w:val="Compact"/>
+              <w:jc w:val="left"/>
+            </w:pPr>
+            <w:r>
+              <w:rPr>
+                <w:rStyle w:val="VerbatimChar"/>
+              </w:rPr>
+              <w:t xml:space="preserve">distanceKm</w:t>
+            </w:r>
+            <w:r>
+              <w:t xml:space="preserve">,</w:t>
+            </w:r>
+            <w:r>
+              <w:t xml:space="preserve"> </w:t>
+            </w:r>
+            <w:r>
+              <w:rPr>
+                <w:rStyle w:val="VerbatimChar"/>
+              </w:rPr>
+              <w:t xml:space="preserve">durationMin</w:t>
+            </w:r>
+          </w:p>
+        </w:tc>
+        <w:tc>
+          <w:tcPr/>
+          <w:p>
+            <w:pPr>
+              <w:pStyle w:val="Compact"/>
+              <w:jc w:val="left"/>
+            </w:pPr>
+            <w:r>
+              <w:t xml:space="preserve">Routed distance and time</w:t>
+            </w:r>
+          </w:p>
+        </w:tc>
+        <w:tc>
+          <w:tcPr/>
+          <w:p>
+            <w:pPr>
+              <w:pStyle w:val="Compact"/>
+              <w:jc w:val="left"/>
+            </w:pPr>
+            <w:r>
+              <w:t xml:space="preserve">Distance card</w:t>
+            </w:r>
+          </w:p>
+        </w:tc>
+      </w:tr>
+      <w:tr>
+        <w:tc>
+          <w:tcPr/>
+          <w:p>
+            <w:pPr>
+              <w:pStyle w:val="Compact"/>
+              <w:jc w:val="left"/>
+            </w:pPr>
+            <w:r>
+              <w:rPr>
+                <w:rStyle w:val="VerbatimChar"/>
+              </w:rPr>
+              <w:t xml:space="preserve">avgWhkm</w:t>
+            </w:r>
+          </w:p>
+        </w:tc>
+        <w:tc>
+          <w:tcPr/>
+          <w:p>
+            <w:pPr>
+              <w:pStyle w:val="Compact"/>
+              <w:jc w:val="left"/>
+            </w:pPr>
+            <w:r>
+              <w:t xml:space="preserve">Mean consumption over the route</w:t>
+            </w:r>
+          </w:p>
+        </w:tc>
+        <w:tc>
+          <w:tcPr/>
+          <w:p>
+            <w:pPr>
+              <w:pStyle w:val="Compact"/>
+              <w:jc w:val="left"/>
+            </w:pPr>
+            <w:r>
+              <w:t xml:space="preserve">Electric cost card and basis</w:t>
+            </w:r>
+          </w:p>
+        </w:tc>
+      </w:tr>
+      <w:tr>
+        <w:tc>
+          <w:tcPr/>
+          <w:p>
+            <w:pPr>
+              <w:pStyle w:val="Compact"/>
+              <w:jc w:val="left"/>
+            </w:pPr>
+            <w:r>
+              <w:rPr>
+                <w:rStyle w:val="VerbatimChar"/>
+              </w:rPr>
+              <w:t xml:space="preserve">socNeededPct</w:t>
+            </w:r>
+            <w:r>
+              <w:t xml:space="preserve">,</w:t>
+            </w:r>
+            <w:r>
+              <w:t xml:space="preserve"> </w:t>
+            </w:r>
+            <w:r>
+              <w:rPr>
+                <w:rStyle w:val="VerbatimChar"/>
+              </w:rPr>
+              <w:t xml:space="preserve">socAfterTripPct</w:t>
+            </w:r>
+          </w:p>
+        </w:tc>
+        <w:tc>
+          <w:tcPr/>
+          <w:p>
+            <w:pPr>
+              <w:pStyle w:val="Compact"/>
+              <w:jc w:val="left"/>
+            </w:pPr>
+            <w:r>
+              <w:t xml:space="preserve">Battery used and remaining</w:t>
+            </w:r>
+          </w:p>
+        </w:tc>
+        <w:tc>
+          <w:tcPr/>
+          <w:p>
+            <w:pPr>
+              <w:pStyle w:val="Compact"/>
+              <w:jc w:val="left"/>
+            </w:pPr>
+            <w:r>
+              <w:t xml:space="preserve">Battery card</w:t>
+            </w:r>
+          </w:p>
+        </w:tc>
+      </w:tr>
+      <w:tr>
+        <w:tc>
+          <w:tcPr/>
+          <w:p>
+            <w:pPr>
+              <w:pStyle w:val="Compact"/>
+              <w:jc w:val="left"/>
+            </w:pPr>
+            <w:r>
+              <w:rPr>
+                <w:rStyle w:val="VerbatimChar"/>
+              </w:rPr>
+              <w:t xml:space="preserve">chargeNeeded</w:t>
+            </w:r>
+            <w:r>
+              <w:t xml:space="preserve">,</w:t>
+            </w:r>
+            <w:r>
+              <w:t xml:space="preserve"> </w:t>
+            </w:r>
+            <w:r>
+              <w:rPr>
+                <w:rStyle w:val="VerbatimChar"/>
+              </w:rPr>
+              <w:t xml:space="preserve">chargeWarning</w:t>
+            </w:r>
+          </w:p>
+        </w:tc>
+        <w:tc>
+          <w:tcPr/>
+          <w:p>
+            <w:pPr>
+              <w:pStyle w:val="Compact"/>
+              <w:jc w:val="left"/>
+            </w:pPr>
+            <w:r>
+              <w:t xml:space="preserve">Whether the trip fits in the charge available</w:t>
+            </w:r>
+          </w:p>
+        </w:tc>
+        <w:tc>
+          <w:tcPr/>
+          <w:p>
+            <w:pPr>
+              <w:pStyle w:val="Compact"/>
+              <w:jc w:val="left"/>
+            </w:pPr>
+            <w:r>
+              <w:t xml:space="preserve">Battery card and warning strip</w:t>
+            </w:r>
+          </w:p>
+        </w:tc>
+      </w:tr>
+      <w:tr>
+        <w:tc>
+          <w:tcPr/>
+          <w:p>
+            <w:pPr>
+              <w:pStyle w:val="Compact"/>
+              <w:jc w:val="left"/>
+            </w:pPr>
+            <w:r>
+              <w:rPr>
+                <w:rStyle w:val="VerbatimChar"/>
+              </w:rPr>
+              <w:t xml:space="preserve">hasTolls</w:t>
+            </w:r>
+          </w:p>
+        </w:tc>
+        <w:tc>
+          <w:tcPr/>
+          <w:p>
+            <w:pPr>
+              <w:pStyle w:val="Compact"/>
+              <w:jc w:val="left"/>
+            </w:pPr>
+            <w:r>
+              <w:t xml:space="preserve">Toll corridor touched, geometric detection</w:t>
+            </w:r>
+          </w:p>
+        </w:tc>
+        <w:tc>
+          <w:tcPr/>
+          <w:p>
+            <w:pPr>
+              <w:pStyle w:val="Compact"/>
+              <w:jc w:val="left"/>
+            </w:pPr>
+            <w:r>
+              <w:t xml:space="preserve">Toll line in the basis panel</w:t>
+            </w:r>
+          </w:p>
+        </w:tc>
+      </w:tr>
+      <w:tr>
+        <w:tc>
+          <w:tcPr/>
+          <w:p>
+            <w:pPr>
+              <w:pStyle w:val="Compact"/>
+              <w:jc w:val="left"/>
+            </w:pPr>
+            <w:r>
+              <w:rPr>
+                <w:rStyle w:val="VerbatimChar"/>
+              </w:rPr>
+              <w:t xml:space="preserve">geometry</w:t>
+            </w:r>
+          </w:p>
+        </w:tc>
+        <w:tc>
+          <w:tcPr/>
+          <w:p>
+            <w:pPr>
+              <w:pStyle w:val="Compact"/>
+              <w:jc w:val="left"/>
+            </w:pPr>
+            <w:r>
+              <w:t xml:space="preserve">Route as a GeoJSON LineString</w:t>
+            </w:r>
+          </w:p>
+        </w:tc>
+        <w:tc>
+          <w:tcPr/>
+          <w:p>
+            <w:pPr>
+              <w:pStyle w:val="Compact"/>
+              <w:jc w:val="left"/>
+            </w:pPr>
+            <w:r>
+              <w:t xml:space="preserve">Map</w:t>
+            </w:r>
+          </w:p>
+        </w:tc>
+      </w:tr>
+    </w:tbl>
+    <w:bookmarkEnd w:id="99"/>
+    <w:bookmarkStart w:id="100" w:name="a.3-corridors-supplied-by-the-author"/>
+    <w:p>
+      <w:pPr>
+        <w:pStyle w:val="Heading2"/>
+      </w:pPr>
+      <w:r>
+        <w:t xml:space="preserve">A.3 Corridors Supplied by the Author</w:t>
+      </w:r>
+    </w:p>
+    <w:p>
+      <w:pPr>
+        <w:pStyle w:val="FirstParagraph"/>
+      </w:pPr>
+      <w:r>
+        <w:t xml:space="preserve">Three measured corridors with usable start and end pairs were supplied on 7 August 2026 and are loaded as presets. Coordinates are longitude then latitude, as the model expects.</w:t>
+      </w:r>
+    </w:p>
+    <w:tbl>
+      <w:tblPr>
+        <w:tblStyle w:val="Table"/>
+        <w:tblW w:type="pct" w:w="5000"/>
+        <w:tblLook w:firstRow="1" w:lastRow="0" w:firstColumn="0" w:lastColumn="0" w:noHBand="0" w:noVBand="0" w:val="0020"/>
+        <w:jc w:val="start"/>
+      </w:tblPr>
+      <w:tblGrid>
+        <w:gridCol w:w="1980"/>
+        <w:gridCol w:w="1980"/>
+        <w:gridCol w:w="1980"/>
+        <w:gridCol w:w="1980"/>
+      </w:tblGrid>
+      <w:tr>
+        <w:trPr>
+          <w:tblHeader w:val="true"/>
+        </w:trPr>
+        <w:tc>
+          <w:tcPr/>
+          <w:p>
+            <w:pPr>
+              <w:pStyle w:val="Compact"/>
+              <w:jc w:val="left"/>
+            </w:pPr>
+            <w:r>
+              <w:t xml:space="preserve">Run</w:t>
+            </w:r>
+          </w:p>
+        </w:tc>
+        <w:tc>
+          <w:tcPr/>
+          <w:p>
+            <w:pPr>
+              <w:pStyle w:val="Compact"/>
+              <w:jc w:val="left"/>
+            </w:pPr>
+            <w:r>
+              <w:t xml:space="preserve">Corridor</w:t>
+            </w:r>
+          </w:p>
+        </w:tc>
+        <w:tc>
+          <w:tcPr/>
+          <w:p>
+            <w:pPr>
+              <w:pStyle w:val="Compact"/>
+              <w:jc w:val="left"/>
+            </w:pPr>
+            <w:r>
+              <w:t xml:space="preserve">Start</w:t>
+            </w:r>
+          </w:p>
+        </w:tc>
+        <w:tc>
+          <w:tcPr/>
+          <w:p>
+            <w:pPr>
+              <w:pStyle w:val="Compact"/>
+              <w:jc w:val="left"/>
+            </w:pPr>
+            <w:r>
+              <w:t xml:space="preserve">End</w:t>
+            </w:r>
+          </w:p>
+        </w:tc>
+      </w:tr>
+      <w:tr>
+        <w:tc>
+          <w:tcPr/>
+          <w:p>
+            <w:pPr>
+              <w:pStyle w:val="Compact"/>
+              <w:jc w:val="left"/>
+            </w:pPr>
+            <w:r>
+              <w:t xml:space="preserve">T4</w:t>
+            </w:r>
+          </w:p>
+        </w:tc>
+        <w:tc>
+          <w:tcPr/>
+          <w:p>
+            <w:pPr>
+              <w:pStyle w:val="Compact"/>
+              <w:jc w:val="left"/>
+            </w:pPr>
+            <w:r>
+              <w:t xml:space="preserve">Portmore to UWI Mona, T1 highway</w:t>
+            </w:r>
+          </w:p>
+        </w:tc>
+        <w:tc>
+          <w:tcPr/>
+          <w:p>
+            <w:pPr>
+              <w:pStyle w:val="Compact"/>
+              <w:jc w:val="left"/>
+            </w:pPr>
+            <w:r>
+              <w:t xml:space="preserve">[-76.9876, 17.9488]</w:t>
+            </w:r>
+          </w:p>
+        </w:tc>
+        <w:tc>
+          <w:tcPr/>
+          <w:p>
+            <w:pPr>
+              <w:pStyle w:val="Compact"/>
+              <w:jc w:val="left"/>
+            </w:pPr>
+            <w:r>
+              <w:t xml:space="preserve">[-76.7467, 17.9958]</w:t>
+            </w:r>
+          </w:p>
+        </w:tc>
+      </w:tr>
+      <w:tr>
+        <w:tc>
+          <w:tcPr/>
+          <w:p>
+            <w:pPr>
+              <w:pStyle w:val="Compact"/>
+              <w:jc w:val="left"/>
+            </w:pPr>
+            <w:r>
+              <w:t xml:space="preserve">T7 and T8</w:t>
+            </w:r>
+          </w:p>
+        </w:tc>
+        <w:tc>
+          <w:tcPr/>
+          <w:p>
+            <w:pPr>
+              <w:pStyle w:val="Compact"/>
+              <w:jc w:val="left"/>
+            </w:pPr>
+            <w:r>
+              <w:t xml:space="preserve">Spur Tree Hill, descent and ascent</w:t>
+            </w:r>
+          </w:p>
+        </w:tc>
+        <w:tc>
+          <w:tcPr/>
+          <w:p>
+            <w:pPr>
+              <w:pStyle w:val="Compact"/>
+              <w:jc w:val="left"/>
+            </w:pPr>
+            <w:r>
+              <w:t xml:space="preserve">[-77.5085, 18.0447]</w:t>
+            </w:r>
+          </w:p>
+        </w:tc>
+        <w:tc>
+          <w:tcPr/>
+          <w:p>
+            <w:pPr>
+              <w:pStyle w:val="Compact"/>
+              <w:jc w:val="left"/>
+            </w:pPr>
+            <w:r>
+              <w:t xml:space="preserve">[-77.4237, 17.9882]</w:t>
+            </w:r>
+          </w:p>
+        </w:tc>
+      </w:tr>
+      <w:tr>
+        <w:tc>
+          <w:tcPr/>
+          <w:p>
+            <w:pPr>
+              <w:pStyle w:val="Compact"/>
+              <w:jc w:val="left"/>
+            </w:pPr>
+            <w:r>
+              <w:t xml:space="preserve">Red Hills</w:t>
+            </w:r>
+          </w:p>
+        </w:tc>
+        <w:tc>
+          <w:tcPr/>
+          <w:p>
+            <w:pPr>
+              <w:pStyle w:val="Compact"/>
+              <w:jc w:val="left"/>
+            </w:pPr>
+            <w:r>
+              <w:t xml:space="preserve">Kingston to Red Hills</w:t>
+            </w:r>
+          </w:p>
+        </w:tc>
+        <w:tc>
+          <w:tcPr/>
+          <w:p>
+            <w:pPr>
+              <w:pStyle w:val="Compact"/>
+              <w:jc w:val="left"/>
+            </w:pPr>
+            <w:r>
+              <w:t xml:space="preserve">[-76.8072, 18.0089]</w:t>
+            </w:r>
+          </w:p>
+        </w:tc>
+        <w:tc>
+          <w:tcPr/>
+          <w:p>
+            <w:pPr>
+              <w:pStyle w:val="Compact"/>
+              <w:jc w:val="left"/>
+            </w:pPr>
+            <w:r>
+              <w:t xml:space="preserve">[-76.8334, 18.0812]</w:t>
+            </w:r>
+          </w:p>
+        </w:tc>
+      </w:tr>
+    </w:tbl>
+    <w:p>
+      <w:pPr>
+        <w:pStyle w:val="BodyText"/>
+      </w:pPr>
+      <w:r>
+        <w:t xml:space="preserve">The author holds further runs with coordinates and measured consumption, which had not been received at the time of writing.</w:t>
+      </w:r>
+    </w:p>
+    <w:bookmarkEnd w:id="100"/>
+    <w:bookmarkEnd w:id="101"/>
     <w:sectPr/>
   </w:body>
 </w:document>
@@ -6425,17 +8049,14 @@
 <file path=word/numbering.xml><?xml version="1.0" encoding="utf-8"?>
 <w:numbering xmlns:w="http://schemas.openxmlformats.org/wordprocessingml/2006/main">
   <w:abstractNum w:abstractNumId="990">
-    <w:nsid w:val="2c1ae401"/>
+    <w:nsid w:val="A990"/>
     <w:multiLevelType w:val="multilevel"/>
     <w:lvl w:ilvl="0">
       <w:numFmt w:val="bullet"/>
       <w:lvlText w:val=" "/>
       <w:lvlJc w:val="left"/>
       <w:pPr>
-        <w:tabs>
-          <w:tab w:val="num" w:pos="0"/>
-        </w:tabs>
-        <w:ind w:left="480" w:hanging="480"/>
+        <w:ind w:left="720" w:hanging="480"/>
       </w:pPr>
     </w:lvl>
     <w:lvl w:ilvl="1">
@@ -6443,10 +8064,7 @@
       <w:lvlText w:val=" "/>
       <w:lvlJc w:val="left"/>
       <w:pPr>
-        <w:tabs>
-          <w:tab w:val="num" w:pos="720"/>
-        </w:tabs>
-        <w:ind w:left="1200" w:hanging="480"/>
+        <w:ind w:left="1440" w:hanging="480"/>
       </w:pPr>
     </w:lvl>
     <w:lvl w:ilvl="2">
@@ -6454,10 +8072,7 @@
       <w:lvlText w:val=" "/>
       <w:lvlJc w:val="left"/>
       <w:pPr>
-        <w:tabs>
-          <w:tab w:val="num" w:pos="1440"/>
-        </w:tabs>
-        <w:ind w:left="1920" w:hanging="480"/>
+        <w:ind w:left="2160" w:hanging="480"/>
       </w:pPr>
     </w:lvl>
     <w:lvl w:ilvl="3">
@@ -6465,10 +8080,7 @@
       <w:lvlText w:val=" "/>
       <w:lvlJc w:val="left"/>
       <w:pPr>
-        <w:tabs>
-          <w:tab w:val="num" w:pos="2160"/>
-        </w:tabs>
-        <w:ind w:left="2640" w:hanging="480"/>
+        <w:ind w:left="2880" w:hanging="480"/>
       </w:pPr>
     </w:lvl>
     <w:lvl w:ilvl="4">
@@ -6476,10 +8088,7 @@
       <w:lvlText w:val=" "/>
       <w:lvlJc w:val="left"/>
       <w:pPr>
-        <w:tabs>
-          <w:tab w:val="num" w:pos="2880"/>
-        </w:tabs>
-        <w:ind w:left="3360" w:hanging="480"/>
+        <w:ind w:left="3600" w:hanging="480"/>
       </w:pPr>
     </w:lvl>
     <w:lvl w:ilvl="5">
@@ -6487,10 +8096,7 @@
       <w:lvlText w:val=" "/>
       <w:lvlJc w:val="left"/>
       <w:pPr>
-        <w:tabs>
-          <w:tab w:val="num" w:pos="3600"/>
-        </w:tabs>
-        <w:ind w:left="4080" w:hanging="480"/>
+        <w:ind w:left="4320" w:hanging="480"/>
       </w:pPr>
     </w:lvl>
     <w:lvl w:ilvl="6">
@@ -6498,10 +8104,7 @@
       <w:lvlText w:val=" "/>
       <w:lvlJc w:val="left"/>
       <w:pPr>
-        <w:tabs>
-          <w:tab w:val="num" w:pos="4320"/>
-        </w:tabs>
-        <w:ind w:left="4800" w:hanging="480"/>
+        <w:ind w:left="5040" w:hanging="480"/>
       </w:pPr>
     </w:lvl>
     <w:lvl w:ilvl="7">
@@ -6509,10 +8112,7 @@
       <w:lvlText w:val=" "/>
       <w:lvlJc w:val="left"/>
       <w:pPr>
-        <w:tabs>
-          <w:tab w:val="num" w:pos="5040"/>
-        </w:tabs>
-        <w:ind w:left="5520" w:hanging="480"/>
+        <w:ind w:left="5760" w:hanging="480"/>
       </w:pPr>
     </w:lvl>
     <w:lvl w:ilvl="8">
@@ -6520,15 +8120,12 @@
       <w:lvlText w:val=" "/>
       <w:lvlJc w:val="left"/>
       <w:pPr>
-        <w:tabs>
-          <w:tab w:val="num" w:pos="5760"/>
-        </w:tabs>
-        <w:ind w:left="6240" w:hanging="480"/>
+        <w:ind w:left="6480" w:hanging="480"/>
       </w:pPr>
     </w:lvl>
   </w:abstractNum>
   <w:abstractNum w:abstractNumId="99411">
-    <w:nsid w:val="ea454b4c"/>
+    <w:nsid w:val="A99411"/>
     <w:multiLevelType w:val="multilevel"/>
     <w:lvl w:ilvl="0">
       <w:start w:val="1"/>
@@ -6536,10 +8133,7 @@
       <w:lvlText w:val="%1."/>
       <w:lvlJc w:val="left"/>
       <w:pPr>
-        <w:tabs>
-          <w:tab w:val="num" w:pos="0"/>
-        </w:tabs>
-        <w:ind w:left="480" w:hanging="480"/>
+        <w:ind w:left="720" w:hanging="480"/>
       </w:pPr>
     </w:lvl>
     <w:lvl w:ilvl="1">
@@ -6548,10 +8142,7 @@
       <w:lvlText w:val="%2."/>
       <w:lvlJc w:val="left"/>
       <w:pPr>
-        <w:tabs>
-          <w:tab w:val="num" w:pos="720"/>
-        </w:tabs>
-        <w:ind w:left="1200" w:hanging="480"/>
+        <w:ind w:left="1440" w:hanging="480"/>
       </w:pPr>
     </w:lvl>
     <w:lvl w:ilvl="2">
@@ -6560,10 +8151,7 @@
       <w:lvlText w:val="%3."/>
       <w:lvlJc w:val="left"/>
       <w:pPr>
-        <w:tabs>
-          <w:tab w:val="num" w:pos="1440"/>
-        </w:tabs>
-        <w:ind w:left="1920" w:hanging="480"/>
+        <w:ind w:left="2160" w:hanging="480"/>
       </w:pPr>
     </w:lvl>
     <w:lvl w:ilvl="3">
@@ -6572,10 +8160,7 @@
       <w:lvlText w:val="%4."/>
       <w:lvlJc w:val="left"/>
       <w:pPr>
-        <w:tabs>
-          <w:tab w:val="num" w:pos="2160"/>
-        </w:tabs>
-        <w:ind w:left="2640" w:hanging="480"/>
+        <w:ind w:left="2880" w:hanging="480"/>
       </w:pPr>
     </w:lvl>
     <w:lvl w:ilvl="4">
@@ -6584,10 +8169,7 @@
       <w:lvlText w:val="%5."/>
       <w:lvlJc w:val="left"/>
       <w:pPr>
-        <w:tabs>
-          <w:tab w:val="num" w:pos="2880"/>
-        </w:tabs>
-        <w:ind w:left="3360" w:hanging="480"/>
+        <w:ind w:left="3600" w:hanging="480"/>
       </w:pPr>
     </w:lvl>
     <w:lvl w:ilvl="5">
@@ -6596,10 +8178,7 @@
       <w:lvlText w:val="%6."/>
       <w:lvlJc w:val="left"/>
       <w:pPr>
-        <w:tabs>
-          <w:tab w:val="num" w:pos="3600"/>
-        </w:tabs>
-        <w:ind w:left="4080" w:hanging="480"/>
+        <w:ind w:left="4320" w:hanging="480"/>
       </w:pPr>
     </w:lvl>
     <w:lvl w:ilvl="6">
@@ -6608,10 +8187,7 @@
       <w:lvlText w:val="%7."/>
       <w:lvlJc w:val="left"/>
       <w:pPr>
-        <w:tabs>
-          <w:tab w:val="num" w:pos="4320"/>
-        </w:tabs>
-        <w:ind w:left="4800" w:hanging="480"/>
+        <w:ind w:left="5040" w:hanging="480"/>
       </w:pPr>
     </w:lvl>
     <w:lvl w:ilvl="7">
@@ -6620,10 +8196,7 @@
       <w:lvlText w:val="%8."/>
       <w:lvlJc w:val="left"/>
       <w:pPr>
-        <w:tabs>
-          <w:tab w:val="num" w:pos="5040"/>
-        </w:tabs>
-        <w:ind w:left="5520" w:hanging="480"/>
+        <w:ind w:left="5760" w:hanging="480"/>
       </w:pPr>
     </w:lvl>
     <w:lvl w:ilvl="8">
@@ -6632,25 +8205,19 @@
       <w:lvlText w:val="%9."/>
       <w:lvlJc w:val="left"/>
       <w:pPr>
-        <w:tabs>
-          <w:tab w:val="num" w:pos="5760"/>
-        </w:tabs>
-        <w:ind w:left="6240" w:hanging="480"/>
+        <w:ind w:left="6480" w:hanging="480"/>
       </w:pPr>
     </w:lvl>
   </w:abstractNum>
   <w:abstractNum w:abstractNumId="991">
-    <w:nsid w:val="71315dca"/>
+    <w:nsid w:val="A991"/>
     <w:multiLevelType w:val="multilevel"/>
     <w:lvl w:ilvl="0">
       <w:numFmt w:val="bullet"/>
       <w:lvlText w:val="•"/>
       <w:lvlJc w:val="left"/>
       <w:pPr>
-        <w:tabs>
-          <w:tab w:val="num" w:pos="0"/>
-        </w:tabs>
-        <w:ind w:left="480" w:hanging="480"/>
+        <w:ind w:left="720" w:hanging="480"/>
       </w:pPr>
     </w:lvl>
     <w:lvl w:ilvl="1">
@@ -6658,10 +8225,7 @@
       <w:lvlText w:val="–"/>
       <w:lvlJc w:val="left"/>
       <w:pPr>
-        <w:tabs>
-          <w:tab w:val="num" w:pos="720"/>
-        </w:tabs>
-        <w:ind w:left="1200" w:hanging="480"/>
+        <w:ind w:left="1440" w:hanging="480"/>
       </w:pPr>
     </w:lvl>
     <w:lvl w:ilvl="2">
@@ -6669,10 +8233,7 @@
       <w:lvlText w:val="•"/>
       <w:lvlJc w:val="left"/>
       <w:pPr>
-        <w:tabs>
-          <w:tab w:val="num" w:pos="1440"/>
-        </w:tabs>
-        <w:ind w:left="1920" w:hanging="480"/>
+        <w:ind w:left="2160" w:hanging="480"/>
       </w:pPr>
     </w:lvl>
     <w:lvl w:ilvl="3">
@@ -6680,10 +8241,7 @@
       <w:lvlText w:val="–"/>
       <w:lvlJc w:val="left"/>
       <w:pPr>
-        <w:tabs>
-          <w:tab w:val="num" w:pos="2160"/>
-        </w:tabs>
-        <w:ind w:left="2640" w:hanging="480"/>
+        <w:ind w:left="2880" w:hanging="480"/>
       </w:pPr>
     </w:lvl>
     <w:lvl w:ilvl="4">
@@ -6691,10 +8249,7 @@
       <w:lvlText w:val="•"/>
       <w:lvlJc w:val="left"/>
       <w:pPr>
-        <w:tabs>
-          <w:tab w:val="num" w:pos="2880"/>
-        </w:tabs>
-        <w:ind w:left="3360" w:hanging="480"/>
+        <w:ind w:left="3600" w:hanging="480"/>
       </w:pPr>
     </w:lvl>
     <w:lvl w:ilvl="5">
@@ -6702,10 +8257,7 @@
       <w:lvlText w:val="–"/>
       <w:lvlJc w:val="left"/>
       <w:pPr>
-        <w:tabs>
-          <w:tab w:val="num" w:pos="3600"/>
-        </w:tabs>
-        <w:ind w:left="4080" w:hanging="480"/>
+        <w:ind w:left="4320" w:hanging="480"/>
       </w:pPr>
     </w:lvl>
     <w:lvl w:ilvl="6">
@@ -6713,10 +8265,7 @@
       <w:lvlText w:val="•"/>
       <w:lvlJc w:val="left"/>
       <w:pPr>
-        <w:tabs>
-          <w:tab w:val="num" w:pos="4320"/>
-        </w:tabs>
-        <w:ind w:left="4800" w:hanging="480"/>
+        <w:ind w:left="5040" w:hanging="480"/>
       </w:pPr>
     </w:lvl>
     <w:lvl w:ilvl="7">
@@ -6724,10 +8273,7 @@
       <w:lvlText w:val="–"/>
       <w:lvlJc w:val="left"/>
       <w:pPr>
-        <w:tabs>
-          <w:tab w:val="num" w:pos="5040"/>
-        </w:tabs>
-        <w:ind w:left="5520" w:hanging="480"/>
+        <w:ind w:left="5760" w:hanging="480"/>
       </w:pPr>
     </w:lvl>
     <w:lvl w:ilvl="8">
@@ -6735,15 +8281,12 @@
       <w:lvlText w:val="•"/>
       <w:lvlJc w:val="left"/>
       <w:pPr>
-        <w:tabs>
-          <w:tab w:val="num" w:pos="5760"/>
-        </w:tabs>
-        <w:ind w:left="6240" w:hanging="480"/>
+        <w:ind w:left="6480" w:hanging="480"/>
       </w:pPr>
     </w:lvl>
   </w:abstractNum>
   <w:abstractNum w:abstractNumId="99417">
-    <w:nsid w:val="47261bad"/>
+    <w:nsid w:val="A99417"/>
     <w:multiLevelType w:val="multilevel"/>
     <w:lvl w:ilvl="0">
       <w:start w:val="7"/>
@@ -6751,10 +8294,7 @@
       <w:lvlText w:val="%1."/>
       <w:lvlJc w:val="left"/>
       <w:pPr>
-        <w:tabs>
-          <w:tab w:val="num" w:pos="0"/>
-        </w:tabs>
-        <w:ind w:left="480" w:hanging="480"/>
+        <w:ind w:left="720" w:hanging="480"/>
       </w:pPr>
     </w:lvl>
     <w:lvl w:ilvl="1">
@@ -6763,10 +8303,7 @@
       <w:lvlText w:val="%2."/>
       <w:lvlJc w:val="left"/>
       <w:pPr>
-        <w:tabs>
-          <w:tab w:val="num" w:pos="720"/>
-        </w:tabs>
-        <w:ind w:left="1200" w:hanging="480"/>
+        <w:ind w:left="1440" w:hanging="480"/>
       </w:pPr>
     </w:lvl>
     <w:lvl w:ilvl="2">
@@ -6775,10 +8312,7 @@
       <w:lvlText w:val="%3."/>
       <w:lvlJc w:val="left"/>
       <w:pPr>
-        <w:tabs>
-          <w:tab w:val="num" w:pos="1440"/>
-        </w:tabs>
-        <w:ind w:left="1920" w:hanging="480"/>
+        <w:ind w:left="2160" w:hanging="480"/>
       </w:pPr>
     </w:lvl>
     <w:lvl w:ilvl="3">
@@ -6787,10 +8321,7 @@
       <w:lvlText w:val="%4."/>
       <w:lvlJc w:val="left"/>
       <w:pPr>
-        <w:tabs>
-          <w:tab w:val="num" w:pos="2160"/>
-        </w:tabs>
-        <w:ind w:left="2640" w:hanging="480"/>
+        <w:ind w:left="2880" w:hanging="480"/>
       </w:pPr>
     </w:lvl>
     <w:lvl w:ilvl="4">
@@ -6799,10 +8330,7 @@
       <w:lvlText w:val="%5."/>
       <w:lvlJc w:val="left"/>
       <w:pPr>
-        <w:tabs>
-          <w:tab w:val="num" w:pos="2880"/>
-        </w:tabs>
-        <w:ind w:left="3360" w:hanging="480"/>
+        <w:ind w:left="3600" w:hanging="480"/>
       </w:pPr>
     </w:lvl>
     <w:lvl w:ilvl="5">
@@ -6811,10 +8339,7 @@
       <w:lvlText w:val="%6."/>
       <w:lvlJc w:val="left"/>
       <w:pPr>
-        <w:tabs>
-          <w:tab w:val="num" w:pos="3600"/>
-        </w:tabs>
-        <w:ind w:left="4080" w:hanging="480"/>
+        <w:ind w:left="4320" w:hanging="480"/>
       </w:pPr>
     </w:lvl>
     <w:lvl w:ilvl="6">
@@ -6823,10 +8348,7 @@
       <w:lvlText w:val="%7."/>
       <w:lvlJc w:val="left"/>
       <w:pPr>
-        <w:tabs>
-          <w:tab w:val="num" w:pos="4320"/>
-        </w:tabs>
-        <w:ind w:left="4800" w:hanging="480"/>
+        <w:ind w:left="5040" w:hanging="480"/>
       </w:pPr>
     </w:lvl>
     <w:lvl w:ilvl="7">
@@ -6835,10 +8357,7 @@
       <w:lvlText w:val="%8."/>
       <w:lvlJc w:val="left"/>
       <w:pPr>
-        <w:tabs>
-          <w:tab w:val="num" w:pos="5040"/>
-        </w:tabs>
-        <w:ind w:left="5520" w:hanging="480"/>
+        <w:ind w:left="5760" w:hanging="480"/>
       </w:pPr>
     </w:lvl>
     <w:lvl w:ilvl="8">
@@ -6847,10 +8366,7 @@
       <w:lvlText w:val="%9."/>
       <w:lvlJc w:val="left"/>
       <w:pPr>
-        <w:tabs>
-          <w:tab w:val="num" w:pos="5760"/>
-        </w:tabs>
-        <w:ind w:left="6240" w:hanging="480"/>
+        <w:ind w:left="6480" w:hanging="480"/>
       </w:pPr>
     </w:lvl>
   </w:abstractNum>
@@ -7006,10 +8522,10 @@
   <w:docDefaults>
     <w:rPrDefault>
       <w:rPr>
-        <w:rFonts w:asciiTheme="minorHAnsi" w:eastAsiaTheme="minorHAnsi" w:hAnsiTheme="minorHAnsi" w:cstheme="minorBidi"/>
+        <w:rFonts w:asciiTheme="minorHAnsi" w:cstheme="minorBidi" w:eastAsiaTheme="minorHAnsi" w:hAnsiTheme="minorHAnsi"/>
         <w:sz w:val="24"/>
         <w:szCs w:val="24"/>
-        <w:lang w:val="en-US" w:eastAsia="en-US" w:bidi="ar-SA"/>
+        <w:lang w:bidi="ar-SA" w:eastAsia="en-US" w:val="en-US"/>
       </w:rPr>
     </w:rPrDefault>
     <w:pPrDefault>
@@ -7018,35 +8534,35 @@
       </w:pPr>
     </w:pPrDefault>
   </w:docDefaults>
-  <w:latentStyles w:defLockedState="0" w:defUIPriority="0" w:defSemiHidden="0" w:defUnhideWhenUsed="0" w:defQFormat="0" w:count="276"/>
-  <w:style w:type="paragraph" w:default="1" w:styleId="Normal">
+  <w:latentStyles w:count="276" w:defLockedState="0" w:defQFormat="0" w:defSemiHidden="0" w:defUIPriority="0" w:defUnhideWhenUsed="0"/>
+  <w:style w:default="1" w:styleId="Normal" w:type="paragraph">
     <w:name w:val="Normal"/>
     <w:qFormat/>
   </w:style>
-  <w:style w:type="paragraph" w:styleId="BodyText">
+  <w:style w:styleId="BodyText" w:type="paragraph">
     <w:name w:val="Body Text"/>
     <w:basedOn w:val="Normal"/>
     <w:link w:val="BodyTextChar"/>
     <w:pPr>
-      <w:spacing w:before="180" w:after="180"/>
+      <w:spacing w:after="180" w:before="180"/>
     </w:pPr>
     <w:qFormat/>
   </w:style>
-  <w:style w:type="paragraph" w:customStyle="1" w:styleId="FirstParagraph">
+  <w:style w:customStyle="1" w:styleId="FirstParagraph" w:type="paragraph">
     <w:name w:val="First Paragraph"/>
     <w:basedOn w:val="BodyText"/>
     <w:next w:val="BodyText"/>
     <w:qFormat/>
   </w:style>
-  <w:style w:type="paragraph" w:customStyle="1" w:styleId="Compact">
+  <w:style w:customStyle="1" w:styleId="Compact" w:type="paragraph">
     <w:name w:val="Compact"/>
     <w:basedOn w:val="BodyText"/>
     <w:qFormat/>
     <w:pPr>
-      <w:spacing w:before="36" w:after="36"/>
+      <w:spacing w:after="36" w:before="36"/>
     </w:pPr>
   </w:style>
-  <w:style w:type="paragraph" w:styleId="Title">
+  <w:style w:styleId="Title" w:type="paragraph">
     <w:name w:val="Title"/>
     <w:basedOn w:val="Normal"/>
     <w:next w:val="BodyText"/>
@@ -7054,19 +8570,19 @@
     <w:pPr>
       <w:keepNext/>
       <w:keepLines/>
-      <w:spacing w:before="480" w:after="240"/>
+      <w:spacing w:after="240" w:before="480"/>
       <w:jc w:val="center"/>
     </w:pPr>
     <w:rPr>
-      <w:rFonts w:asciiTheme="majorHAnsi" w:eastAsiaTheme="majorEastAsia" w:hAnsiTheme="majorHAnsi" w:cstheme="majorBidi"/>
+      <w:rFonts w:asciiTheme="majorHAnsi" w:cstheme="majorBidi" w:eastAsiaTheme="majorEastAsia" w:hAnsiTheme="majorHAnsi"/>
       <w:b/>
       <w:bCs/>
-      <w:color w:val="345A8A" w:themeColor="accent1" w:themeShade="B5"/>
+      <w:color w:themeColor="accent1" w:themeShade="B5" w:val="345A8A"/>
       <w:sz w:val="36"/>
       <w:szCs w:val="36"/>
     </w:rPr>
   </w:style>
-  <w:style w:type="paragraph" w:styleId="Subtitle">
+  <w:style w:styleId="Subtitle" w:type="paragraph">
     <w:name w:val="Subtitle"/>
     <w:basedOn w:val="Title"/>
     <w:next w:val="BodyText"/>
@@ -7074,7 +8590,7 @@
     <w:pPr>
       <w:keepNext/>
       <w:keepLines/>
-      <w:spacing w:before="240" w:after="240"/>
+      <w:spacing w:after="240" w:before="240"/>
       <w:jc w:val="center"/>
     </w:pPr>
     <w:rPr>
@@ -7082,7 +8598,7 @@
       <w:szCs w:val="30"/>
     </w:rPr>
   </w:style>
-  <w:style w:type="paragraph" w:customStyle="1" w:styleId="Author">
+  <w:style w:customStyle="1" w:styleId="Author" w:type="paragraph">
     <w:name w:val="Author"/>
     <w:next w:val="BodyText"/>
     <w:qFormat/>
@@ -7092,7 +8608,7 @@
       <w:jc w:val="center"/>
     </w:pPr>
   </w:style>
-  <w:style w:type="paragraph" w:styleId="Date">
+  <w:style w:styleId="Date" w:type="paragraph">
     <w:name w:val="Date"/>
     <w:next w:val="BodyText"/>
     <w:qFormat/>
@@ -7102,7 +8618,26 @@
       <w:jc w:val="center"/>
     </w:pPr>
   </w:style>
-  <w:style w:type="paragraph" w:customStyle="1" w:styleId="Abstract">
+  <w:style w:customStyle="1" w:styleId="AbstractTitle" w:type="paragraph">
+    <w:name w:val="Abstract Title"/>
+    <w:basedOn w:val="Normal"/>
+    <w:next w:val="Abstract"/>
+    <w:qFormat/>
+    <w:pPr>
+      <w:keepNext/>
+      <w:keepLines/>
+      <w:jc w:val="center"/>
+      <w:spacing w:after="0" w:before="300"/>
+    </w:pPr>
+    <w:rPr>
+      <w:sz w:val="20"/>
+      <w:szCs w:val="20"/>
+      <w:b/>
+      <w:color w:val="345A8A"/>
+      &gt;
+    </w:rPr>
+  </w:style>
+  <w:style w:customStyle="1" w:styleId="Abstract" w:type="paragraph">
     <w:name w:val="Abstract"/>
     <w:basedOn w:val="Normal"/>
     <w:next w:val="BodyText"/>
@@ -7110,14 +8645,14 @@
     <w:pPr>
       <w:keepNext/>
       <w:keepLines/>
-      <w:spacing w:before="300" w:after="300"/>
+      <w:spacing w:after="300" w:before="100"/>
     </w:pPr>
     <w:rPr>
       <w:sz w:val="20"/>
       <w:szCs w:val="20"/>
     </w:rPr>
   </w:style>
-  <w:style w:type="paragraph" w:styleId="Bibliography">
+  <w:style w:styleId="Bibliography" w:type="paragraph">
     <w:name w:val="Bibliography"/>
     <w:basedOn w:val="Normal"/>
     <w:next w:val="Bibliography"/>
@@ -7125,7 +8660,7 @@
     <w:pPr/>
     <w:rPr/>
   </w:style>
-  <w:style w:type="paragraph" w:styleId="Heading1">
+  <w:style w:styleId="Heading1" w:type="paragraph">
     <w:name w:val="Heading 1"/>
     <w:basedOn w:val="Normal"/>
     <w:next w:val="BodyText"/>
@@ -7134,19 +8669,19 @@
     <w:pPr>
       <w:keepNext/>
       <w:keepLines/>
-      <w:spacing w:before="480" w:after="0"/>
+      <w:spacing w:after="0" w:before="480"/>
       <w:outlineLvl w:val="0"/>
     </w:pPr>
     <w:rPr>
-      <w:rFonts w:asciiTheme="majorHAnsi" w:eastAsiaTheme="majorEastAsia" w:hAnsiTheme="majorHAnsi" w:cstheme="majorBidi"/>
+      <w:rFonts w:asciiTheme="majorHAnsi" w:cstheme="majorBidi" w:eastAsiaTheme="majorEastAsia" w:hAnsiTheme="majorHAnsi"/>
       <w:b/>
       <w:bCs/>
-      <w:color w:val="4F81BD" w:themeColor="accent1"/>
+      <w:color w:themeColor="accent1" w:val="4F81BD"/>
       <w:sz w:val="32"/>
       <w:szCs w:val="32"/>
     </w:rPr>
   </w:style>
-  <w:style w:type="paragraph" w:styleId="Heading2">
+  <w:style w:styleId="Heading2" w:type="paragraph">
     <w:name w:val="Heading 2"/>
     <w:basedOn w:val="Normal"/>
     <w:next w:val="BodyText"/>
@@ -7156,19 +8691,19 @@
     <w:pPr>
       <w:keepNext/>
       <w:keepLines/>
-      <w:spacing w:before="200" w:after="0"/>
+      <w:spacing w:after="0" w:before="200"/>
       <w:outlineLvl w:val="1"/>
     </w:pPr>
     <w:rPr>
-      <w:rFonts w:asciiTheme="majorHAnsi" w:eastAsiaTheme="majorEastAsia" w:hAnsiTheme="majorHAnsi" w:cstheme="majorBidi"/>
+      <w:rFonts w:asciiTheme="majorHAnsi" w:cstheme="majorBidi" w:eastAsiaTheme="majorEastAsia" w:hAnsiTheme="majorHAnsi"/>
       <w:b/>
       <w:bCs/>
-      <w:color w:val="4F81BD" w:themeColor="accent1"/>
+      <w:color w:themeColor="accent1" w:val="4F81BD"/>
       <w:sz w:val="28"/>
       <w:szCs w:val="28"/>
     </w:rPr>
   </w:style>
-  <w:style w:type="paragraph" w:styleId="Heading3">
+  <w:style w:styleId="Heading3" w:type="paragraph">
     <w:name w:val="Heading 3"/>
     <w:basedOn w:val="Normal"/>
     <w:next w:val="BodyText"/>
@@ -7178,19 +8713,19 @@
     <w:pPr>
       <w:keepNext/>
       <w:keepLines/>
-      <w:spacing w:before="200" w:after="0"/>
+      <w:spacing w:after="0" w:before="200"/>
       <w:outlineLvl w:val="2"/>
     </w:pPr>
     <w:rPr>
-      <w:rFonts w:asciiTheme="majorHAnsi" w:eastAsiaTheme="majorEastAsia" w:hAnsiTheme="majorHAnsi" w:cstheme="majorBidi"/>
+      <w:rFonts w:asciiTheme="majorHAnsi" w:cstheme="majorBidi" w:eastAsiaTheme="majorEastAsia" w:hAnsiTheme="majorHAnsi"/>
       <w:b/>
       <w:bCs/>
-      <w:color w:val="4F81BD" w:themeColor="accent1"/>
+      <w:color w:themeColor="accent1" w:val="4F81BD"/>
       <w:sz w:val="24"/>
       <w:szCs w:val="24"/>
     </w:rPr>
   </w:style>
-  <w:style w:type="paragraph" w:styleId="Heading4">
+  <w:style w:styleId="Heading4" w:type="paragraph">
     <w:name w:val="Heading 4"/>
     <w:basedOn w:val="Normal"/>
     <w:next w:val="BodyText"/>
@@ -7200,19 +8735,19 @@
     <w:pPr>
       <w:keepNext/>
       <w:keepLines/>
-      <w:spacing w:before="200" w:after="0"/>
+      <w:spacing w:after="0" w:before="200"/>
       <w:outlineLvl w:val="3"/>
     </w:pPr>
     <w:rPr>
-      <w:rFonts w:asciiTheme="majorHAnsi" w:eastAsiaTheme="majorEastAsia" w:hAnsiTheme="majorHAnsi" w:cstheme="majorBidi"/>
+      <w:rFonts w:asciiTheme="majorHAnsi" w:cstheme="majorBidi" w:eastAsiaTheme="majorEastAsia" w:hAnsiTheme="majorHAnsi"/>
       <w:i/>
       <w:bCs/>
-      <w:color w:val="4F81BD" w:themeColor="accent1"/>
+      <w:color w:themeColor="accent1" w:val="4F81BD"/>
       <w:sz w:val="24"/>
       <w:szCs w:val="24"/>
     </w:rPr>
   </w:style>
-  <w:style w:type="paragraph" w:styleId="Heading5">
+  <w:style w:styleId="Heading5" w:type="paragraph">
     <w:name w:val="Heading 5"/>
     <w:basedOn w:val="Normal"/>
     <w:next w:val="BodyText"/>
@@ -7222,18 +8757,18 @@
     <w:pPr>
       <w:keepNext/>
       <w:keepLines/>
-      <w:spacing w:before="200" w:after="0"/>
+      <w:spacing w:after="0" w:before="200"/>
       <w:outlineLvl w:val="4"/>
     </w:pPr>
     <w:rPr>
-      <w:rFonts w:asciiTheme="majorHAnsi" w:eastAsiaTheme="majorEastAsia" w:hAnsiTheme="majorHAnsi" w:cstheme="majorBidi"/>
+      <w:rFonts w:asciiTheme="majorHAnsi" w:cstheme="majorBidi" w:eastAsiaTheme="majorEastAsia" w:hAnsiTheme="majorHAnsi"/>
       <w:iCs/>
-      <w:color w:val="4F81BD" w:themeColor="accent1"/>
+      <w:color w:themeColor="accent1" w:val="4F81BD"/>
       <w:sz w:val="24"/>
       <w:szCs w:val="24"/>
     </w:rPr>
   </w:style>
-  <w:style w:type="paragraph" w:styleId="Heading6">
+  <w:style w:styleId="Heading6" w:type="paragraph">
     <w:name w:val="Heading 6"/>
     <w:basedOn w:val="Normal"/>
     <w:next w:val="BodyText"/>
@@ -7243,17 +8778,17 @@
     <w:pPr>
       <w:keepNext/>
       <w:keepLines/>
-      <w:spacing w:before="200" w:after="0"/>
+      <w:spacing w:after="0" w:before="200"/>
       <w:outlineLvl w:val="5"/>
     </w:pPr>
     <w:rPr>
-      <w:rFonts w:asciiTheme="majorHAnsi" w:eastAsiaTheme="majorEastAsia" w:hAnsiTheme="majorHAnsi" w:cstheme="majorBidi"/>
-      <w:color w:val="4F81BD" w:themeColor="accent1"/>
+      <w:rFonts w:asciiTheme="majorHAnsi" w:cstheme="majorBidi" w:eastAsiaTheme="majorEastAsia" w:hAnsiTheme="majorHAnsi"/>
+      <w:color w:themeColor="accent1" w:val="4F81BD"/>
       <w:sz w:val="24"/>
       <w:szCs w:val="24"/>
     </w:rPr>
   </w:style>
-  <w:style w:type="paragraph" w:styleId="Heading7">
+  <w:style w:styleId="Heading7" w:type="paragraph">
     <w:name w:val="Heading 7"/>
     <w:basedOn w:val="Normal"/>
     <w:next w:val="BodyText"/>
@@ -7263,17 +8798,17 @@
     <w:pPr>
       <w:keepNext/>
       <w:keepLines/>
-      <w:spacing w:before="200" w:after="0"/>
+      <w:spacing w:after="0" w:before="200"/>
       <w:outlineLvl w:val="6"/>
     </w:pPr>
     <w:rPr>
-      <w:rFonts w:asciiTheme="majorHAnsi" w:eastAsiaTheme="majorEastAsia" w:hAnsiTheme="majorHAnsi" w:cstheme="majorBidi"/>
-      <w:color w:val="4F81BD" w:themeColor="accent1"/>
+      <w:rFonts w:asciiTheme="majorHAnsi" w:cstheme="majorBidi" w:eastAsiaTheme="majorEastAsia" w:hAnsiTheme="majorHAnsi"/>
+      <w:color w:themeColor="accent1" w:val="4F81BD"/>
       <w:sz w:val="24"/>
       <w:szCs w:val="24"/>
     </w:rPr>
   </w:style>
-  <w:style w:type="paragraph" w:styleId="Heading8">
+  <w:style w:styleId="Heading8" w:type="paragraph">
     <w:name w:val="Heading 8"/>
     <w:basedOn w:val="Normal"/>
     <w:next w:val="BodyText"/>
@@ -7283,17 +8818,17 @@
     <w:pPr>
       <w:keepNext/>
       <w:keepLines/>
-      <w:spacing w:before="200" w:after="0"/>
+      <w:spacing w:after="0" w:before="200"/>
       <w:outlineLvl w:val="7"/>
     </w:pPr>
     <w:rPr>
-      <w:rFonts w:asciiTheme="majorHAnsi" w:eastAsiaTheme="majorEastAsia" w:hAnsiTheme="majorHAnsi" w:cstheme="majorBidi"/>
-      <w:color w:val="4F81BD" w:themeColor="accent1"/>
+      <w:rFonts w:asciiTheme="majorHAnsi" w:cstheme="majorBidi" w:eastAsiaTheme="majorEastAsia" w:hAnsiTheme="majorHAnsi"/>
+      <w:color w:themeColor="accent1" w:val="4F81BD"/>
       <w:sz w:val="24"/>
       <w:szCs w:val="24"/>
     </w:rPr>
   </w:style>
-  <w:style w:type="paragraph" w:styleId="Heading9">
+  <w:style w:styleId="Heading9" w:type="paragraph">
     <w:name w:val="Heading 9"/>
     <w:basedOn w:val="Normal"/>
     <w:next w:val="BodyText"/>
@@ -7303,17 +8838,17 @@
     <w:pPr>
       <w:keepNext/>
       <w:keepLines/>
-      <w:spacing w:before="200" w:after="0"/>
+      <w:spacing w:after="0" w:before="200"/>
       <w:outlineLvl w:val="8"/>
     </w:pPr>
     <w:rPr>
-      <w:rFonts w:asciiTheme="majorHAnsi" w:eastAsiaTheme="majorEastAsia" w:hAnsiTheme="majorHAnsi" w:cstheme="majorBidi"/>
-      <w:color w:val="4F81BD" w:themeColor="accent1"/>
+      <w:rFonts w:asciiTheme="majorHAnsi" w:cstheme="majorBidi" w:eastAsiaTheme="majorEastAsia" w:hAnsiTheme="majorHAnsi"/>
+      <w:color w:themeColor="accent1" w:val="4F81BD"/>
       <w:sz w:val="24"/>
       <w:szCs w:val="24"/>
     </w:rPr>
   </w:style>
-  <w:style w:type="paragraph" w:styleId="BlockText">
+  <w:style w:styleId="BlockText" w:type="paragraph">
     <w:name w:val="Block Text"/>
     <w:basedOn w:val="BodyText"/>
     <w:next w:val="BodyText"/>
@@ -7321,11 +8856,11 @@
     <w:unhideWhenUsed/>
     <w:qFormat/>
     <w:pPr>
-      <w:spacing w:before="100" w:after="100"/>
+      <w:spacing w:after="100" w:before="100"/>
       <w:ind w:firstLine="0" w:left="480" w:right="480"/>
     </w:pPr>
   </w:style>
-  <w:style w:type="paragraph" w:styleId="FootnoteText">
+  <w:style w:styleId="FootnoteText" w:type="paragraph">
     <w:name w:val="Footnote Text"/>
     <w:basedOn w:val="Normal"/>
     <w:next w:val="FootnoteText"/>
@@ -7333,28 +8868,43 @@
     <w:unhideWhenUsed/>
     <w:qFormat/>
   </w:style>
-  <w:style w:type="character" w:default="1" w:styleId="DefaultParagraphFont">
+  <w:style w:default="1" w:styleId="DefaultParagraphFont" w:type="character">
     <w:name w:val="Default Paragraph Font"/>
     <w:semiHidden/>
     <w:unhideWhenUsed/>
   </w:style>
-  <w:style w:type="table" w:default="1" w:styleId="Table">
+  <w:style w:default="1" w:styleId="Table" w:type="table">
     <w:name w:val="Table"/>
     <w:basedOn w:val="TableNormal"/>
     <w:semiHidden/>
     <w:unhideWhenUsed/>
     <w:qFormat/>
     <w:tblPr>
-      <w:tblInd w:w="0" w:type="dxa"/>
+      <w:tblInd w:type="dxa" w:w="0"/>
       <w:tblCellMar>
-        <w:top w:w="0" w:type="dxa"/>
-        <w:left w:w="108" w:type="dxa"/>
-        <w:bottom w:w="0" w:type="dxa"/>
-        <w:right w:w="108" w:type="dxa"/>
+        <w:top w:type="dxa" w:w="0"/>
+        <w:left w:type="dxa" w:w="108"/>
+        <w:bottom w:type="dxa" w:w="0"/>
+        <w:right w:type="dxa" w:w="108"/>
       </w:tblCellMar>
     </w:tblPr>
+    <w:tblStylePr w:type="firstRow">
+      <w:tblPr>
+        <w:jc w:val="left"/>
+        <w:tblInd w:type="dxa" w:w="0"/>
+      </w:tblPr>
+      <w:trPr>
+        <w:jc w:val="left"/>
+      </w:trPr>
+      <w:tcPr>
+        <w:vAlign w:val="bottom"/>
+        <w:tcBorders>
+          <w:bottom w:val="single"/>
+        </w:tcBorders>
+      </w:tcPr>
+    </w:tblStylePr>
   </w:style>
-  <w:style w:type="paragraph" w:customStyle="1" w:styleId="DefinitionTerm">
+  <w:style w:customStyle="1" w:styleId="DefinitionTerm" w:type="paragraph">
     <w:name w:val="Definition Term"/>
     <w:basedOn w:val="Normal"/>
     <w:next w:val="Definition"/>
@@ -7367,49 +8917,49 @@
       <w:b/>
     </w:rPr>
   </w:style>
-  <w:style w:type="paragraph" w:customStyle="1" w:styleId="Definition">
+  <w:style w:customStyle="1" w:styleId="Definition" w:type="paragraph">
     <w:name w:val="Definition"/>
     <w:basedOn w:val="Normal"/>
   </w:style>
-  <w:style w:type="paragraph" w:styleId="Caption">
+  <w:style w:styleId="Caption" w:type="paragraph">
     <w:name w:val="Caption"/>
     <w:basedOn w:val="Normal"/>
     <w:link w:val="BodyTextChar"/>
     <w:pPr>
-      <w:spacing w:before="0" w:after="120"/>
+      <w:spacing w:after="120" w:before="0"/>
     </w:pPr>
     <w:rPr>
       <w:i/>
     </w:rPr>
   </w:style>
-  <w:style w:type="paragraph" w:customStyle="1" w:styleId="TableCaption">
+  <w:style w:customStyle="1" w:styleId="TableCaption" w:type="paragraph">
     <w:name w:val="Table Caption"/>
     <w:basedOn w:val="Caption"/>
     <w:pPr>
       <w:keepNext/>
     </w:pPr>
   </w:style>
-  <w:style w:type="paragraph" w:customStyle="1" w:styleId="ImageCaption">
+  <w:style w:customStyle="1" w:styleId="ImageCaption" w:type="paragraph">
     <w:name w:val="Image Caption"/>
     <w:basedOn w:val="Caption"/>
   </w:style>
-  <w:style w:type="paragraph" w:customStyle="1" w:styleId="Figure">
+  <w:style w:customStyle="1" w:styleId="Figure" w:type="paragraph">
     <w:name w:val="Figure"/>
     <w:basedOn w:val="Normal"/>
   </w:style>
-  <w:style w:type="paragraph" w:customStyle="1" w:styleId="CaptionedFigure">
+  <w:style w:customStyle="1" w:styleId="CaptionedFigure" w:type="paragraph">
     <w:name w:val="Captioned Figure"/>
     <w:basedOn w:val="Figure"/>
     <w:pPr>
       <w:keepNext/>
     </w:pPr>
   </w:style>
-  <w:style w:type="character" w:customStyle="1" w:styleId="BodyTextChar">
+  <w:style w:customStyle="1" w:styleId="BodyTextChar" w:type="character">
     <w:name w:val="Body Text Char"/>
     <w:basedOn w:val="DefaultParagraphFont"/>
     <w:link w:val="BodyText"/>
   </w:style>
-  <w:style w:type="character" w:customStyle="1" w:styleId="VerbatimChar">
+  <w:style w:customStyle="1" w:styleId="VerbatimChar" w:type="character">
     <w:name w:val="Verbatim Char"/>
     <w:basedOn w:val="BodyTextChar"/>
     <w:rPr>
@@ -7417,21 +8967,25 @@
       <w:sz w:val="22"/>
     </w:rPr>
   </w:style>
-  <w:style w:type="character" w:styleId="FootnoteReference">
+  <w:style w:customStyle="1" w:styleId="SectionNumber" w:type="character">
+    <w:name w:val="Section Number"/>
+    <w:basedOn w:val="BodyTextChar"/>
+  </w:style>
+  <w:style w:styleId="FootnoteReference" w:type="character">
     <w:name w:val="Footnote Reference"/>
     <w:basedOn w:val="BodyTextChar"/>
     <w:rPr>
       <w:vertAlign w:val="superscript"/>
     </w:rPr>
   </w:style>
-  <w:style w:type="character" w:styleId="Hyperlink">
+  <w:style w:styleId="Hyperlink" w:type="character">
     <w:name w:val="Hyperlink"/>
     <w:basedOn w:val="BodyTextChar"/>
     <w:rPr>
-      <w:color w:val="4F81BD" w:themeColor="accent1"/>
+      <w:color w:themeColor="accent1" w:val="4F81BD"/>
     </w:rPr>
   </w:style>
-  <w:style w:type="paragraph" w:styleId="TOCHeading">
+  <w:style w:styleId="TOCHeading" w:type="paragraph">
     <w:name w:val="TOC Heading"/>
     <w:basedOn w:val="Heading1"/>
     <w:next w:val="BodyText"/>
@@ -7443,10 +8997,10 @@
       <w:outlineLvl w:val="9"/>
     </w:pPr>
     <w:rPr>
-      <w:rFonts w:asciiTheme="majorHAnsi" w:eastAsiaTheme="majorEastAsia" w:hAnsiTheme="majorHAnsi" w:cstheme="majorBidi"/>
+      <w:rFonts w:asciiTheme="majorHAnsi" w:cstheme="majorBidi" w:eastAsiaTheme="majorEastAsia" w:hAnsiTheme="majorHAnsi"/>
       <w:b w:val="0"/>
       <w:bCs w:val="0"/>
-      <w:color w:val="365F91" w:themeColor="accent1" w:themeShade="BF"/>
+      <w:color w:themeColor="accent1" w:themeShade="BF" w:val="365F91"/>
     </w:rPr>
   </w:style>
   <w:style w:type="paragraph" w:customStyle="1" w:styleId="SourceCode">
@@ -7538,7 +9092,10 @@
   <w:style w:type="character" w:customStyle="1" w:styleId="ImportTok">
     <w:name w:val="ImportTok"/>
     <w:basedOn w:val="VerbatimChar"/>
-    <w:rPr/>
+    <w:rPr>
+      <w:color w:val="008000"/>
+      <w:b/>
+    </w:rPr>
   </w:style>
   <w:style w:type="character" w:customStyle="1" w:styleId="CommentTok">
     <w:name w:val="CommentTok"/>
@@ -7613,7 +9170,9 @@
   <w:style w:type="character" w:customStyle="1" w:styleId="BuiltInTok">
     <w:name w:val="BuiltInTok"/>
     <w:basedOn w:val="VerbatimChar"/>
-    <w:rPr/>
+    <w:rPr>
+      <w:color w:val="008000"/>
+    </w:rPr>
   </w:style>
   <w:style w:type="character" w:customStyle="1" w:styleId="ExtensionTok">
     <w:name w:val="ExtensionTok"/>
